--- a/docs/gost/out/04_П5_Описание_информационного_обеспечения.docx
+++ b/docs/gost/out/04_П5_Описание_информационного_обеспечения.docx
@@ -306,7 +306,7 @@
       <w:r>
         <w:fldChar w:fldCharType="separate"/>
       </w:r>
-      <w:hyperlink w:anchor="_Toc242103812" w:history="1">
+      <w:hyperlink w:anchor="_Toc242105715" w:history="1">
         <w:r>
           <w:rPr>
             <w:rStyle w:val="aff8"/>
@@ -333,7 +333,7 @@
             <w:noProof/>
             <w:webHidden/>
           </w:rPr>
-          <w:instrText xml:space="preserve"> PAGEREF _Toc242103812 \h </w:instrText>
+          <w:instrText xml:space="preserve"> PAGEREF _Toc242105715 \h </w:instrText>
         </w:r>
         <w:r>
           <w:rPr>
@@ -379,7 +379,7 @@
           <w14:ligatures w14:val="standardContextual"/>
         </w:rPr>
       </w:pPr>
-      <w:hyperlink w:anchor="_Toc242103813" w:history="1">
+      <w:hyperlink w:anchor="_Toc242105716" w:history="1">
         <w:r>
           <w:rPr>
             <w:rStyle w:val="aff8"/>
@@ -406,7 +406,7 @@
             <w:noProof/>
             <w:webHidden/>
           </w:rPr>
-          <w:instrText xml:space="preserve"> PAGEREF _Toc242103813 \h </w:instrText>
+          <w:instrText xml:space="preserve"> PAGEREF _Toc242105716 \h </w:instrText>
         </w:r>
         <w:r>
           <w:rPr>
@@ -452,7 +452,7 @@
           <w14:ligatures w14:val="standardContextual"/>
         </w:rPr>
       </w:pPr>
-      <w:hyperlink w:anchor="_Toc242103814" w:history="1">
+      <w:hyperlink w:anchor="_Toc242105717" w:history="1">
         <w:r>
           <w:rPr>
             <w:rStyle w:val="aff8"/>
@@ -479,7 +479,7 @@
             <w:noProof/>
             <w:webHidden/>
           </w:rPr>
-          <w:instrText xml:space="preserve"> PAGEREF _Toc242103814 \h </w:instrText>
+          <w:instrText xml:space="preserve"> PAGEREF _Toc242105717 \h </w:instrText>
         </w:r>
         <w:r>
           <w:rPr>
@@ -525,7 +525,7 @@
           <w14:ligatures w14:val="standardContextual"/>
         </w:rPr>
       </w:pPr>
-      <w:hyperlink w:anchor="_Toc242103815" w:history="1">
+      <w:hyperlink w:anchor="_Toc242105718" w:history="1">
         <w:r>
           <w:rPr>
             <w:rStyle w:val="aff8"/>
@@ -552,7 +552,7 @@
             <w:noProof/>
             <w:webHidden/>
           </w:rPr>
-          <w:instrText xml:space="preserve"> PAGEREF _Toc242103815 \h </w:instrText>
+          <w:instrText xml:space="preserve"> PAGEREF _Toc242105718 \h </w:instrText>
         </w:r>
         <w:r>
           <w:rPr>
@@ -598,7 +598,7 @@
           <w14:ligatures w14:val="standardContextual"/>
         </w:rPr>
       </w:pPr>
-      <w:hyperlink w:anchor="_Toc242103816" w:history="1">
+      <w:hyperlink w:anchor="_Toc242105719" w:history="1">
         <w:r>
           <w:rPr>
             <w:rStyle w:val="aff8"/>
@@ -625,7 +625,7 @@
             <w:noProof/>
             <w:webHidden/>
           </w:rPr>
-          <w:instrText xml:space="preserve"> PAGEREF _Toc242103816 \h </w:instrText>
+          <w:instrText xml:space="preserve"> PAGEREF _Toc242105719 \h </w:instrText>
         </w:r>
         <w:r>
           <w:rPr>
@@ -671,7 +671,7 @@
           <w14:ligatures w14:val="standardContextual"/>
         </w:rPr>
       </w:pPr>
-      <w:hyperlink w:anchor="_Toc242103817" w:history="1">
+      <w:hyperlink w:anchor="_Toc242105720" w:history="1">
         <w:r>
           <w:rPr>
             <w:rStyle w:val="aff8"/>
@@ -698,7 +698,7 @@
             <w:noProof/>
             <w:webHidden/>
           </w:rPr>
-          <w:instrText xml:space="preserve"> PAGEREF _Toc242103817 \h </w:instrText>
+          <w:instrText xml:space="preserve"> PAGEREF _Toc242105720 \h </w:instrText>
         </w:r>
         <w:r>
           <w:rPr>
@@ -744,7 +744,7 @@
           <w14:ligatures w14:val="standardContextual"/>
         </w:rPr>
       </w:pPr>
-      <w:hyperlink w:anchor="_Toc242103818" w:history="1">
+      <w:hyperlink w:anchor="_Toc242105721" w:history="1">
         <w:r>
           <w:rPr>
             <w:rStyle w:val="aff8"/>
@@ -771,7 +771,7 @@
             <w:noProof/>
             <w:webHidden/>
           </w:rPr>
-          <w:instrText xml:space="preserve"> PAGEREF _Toc242103818 \h </w:instrText>
+          <w:instrText xml:space="preserve"> PAGEREF _Toc242105721 \h </w:instrText>
         </w:r>
         <w:r>
           <w:rPr>
@@ -817,7 +817,7 @@
           <w14:ligatures w14:val="standardContextual"/>
         </w:rPr>
       </w:pPr>
-      <w:hyperlink w:anchor="_Toc242103819" w:history="1">
+      <w:hyperlink w:anchor="_Toc242105722" w:history="1">
         <w:r>
           <w:rPr>
             <w:rStyle w:val="aff8"/>
@@ -844,7 +844,7 @@
             <w:noProof/>
             <w:webHidden/>
           </w:rPr>
-          <w:instrText xml:space="preserve"> PAGEREF _Toc242103819 \h </w:instrText>
+          <w:instrText xml:space="preserve"> PAGEREF _Toc242105722 \h </w:instrText>
         </w:r>
         <w:r>
           <w:rPr>
@@ -890,7 +890,7 @@
           <w14:ligatures w14:val="standardContextual"/>
         </w:rPr>
       </w:pPr>
-      <w:hyperlink w:anchor="_Toc242103820" w:history="1">
+      <w:hyperlink w:anchor="_Toc242105723" w:history="1">
         <w:r>
           <w:rPr>
             <w:rStyle w:val="aff8"/>
@@ -917,7 +917,7 @@
             <w:noProof/>
             <w:webHidden/>
           </w:rPr>
-          <w:instrText xml:space="preserve"> PAGEREF _Toc242103820 \h </w:instrText>
+          <w:instrText xml:space="preserve"> PAGEREF _Toc242105723 \h </w:instrText>
         </w:r>
         <w:r>
           <w:rPr>
@@ -963,7 +963,7 @@
           <w14:ligatures w14:val="standardContextual"/>
         </w:rPr>
       </w:pPr>
-      <w:hyperlink w:anchor="_Toc242103821" w:history="1">
+      <w:hyperlink w:anchor="_Toc242105724" w:history="1">
         <w:r>
           <w:rPr>
             <w:rStyle w:val="aff8"/>
@@ -990,7 +990,7 @@
             <w:noProof/>
             <w:webHidden/>
           </w:rPr>
-          <w:instrText xml:space="preserve"> PAGEREF _Toc242103821 \h </w:instrText>
+          <w:instrText xml:space="preserve"> PAGEREF _Toc242105724 \h </w:instrText>
         </w:r>
         <w:r>
           <w:rPr>
@@ -1036,7 +1036,7 @@
           <w14:ligatures w14:val="standardContextual"/>
         </w:rPr>
       </w:pPr>
-      <w:hyperlink w:anchor="_Toc242103822" w:history="1">
+      <w:hyperlink w:anchor="_Toc242105725" w:history="1">
         <w:r>
           <w:rPr>
             <w:rStyle w:val="aff8"/>
@@ -1063,7 +1063,7 @@
             <w:noProof/>
             <w:webHidden/>
           </w:rPr>
-          <w:instrText xml:space="preserve"> PAGEREF _Toc242103822 \h </w:instrText>
+          <w:instrText xml:space="preserve"> PAGEREF _Toc242105725 \h </w:instrText>
         </w:r>
         <w:r>
           <w:rPr>
@@ -1109,7 +1109,7 @@
           <w14:ligatures w14:val="standardContextual"/>
         </w:rPr>
       </w:pPr>
-      <w:hyperlink w:anchor="_Toc242103823" w:history="1">
+      <w:hyperlink w:anchor="_Toc242105726" w:history="1">
         <w:r>
           <w:rPr>
             <w:rStyle w:val="aff8"/>
@@ -1136,7 +1136,7 @@
             <w:noProof/>
             <w:webHidden/>
           </w:rPr>
-          <w:instrText xml:space="preserve"> PAGEREF _Toc242103823 \h </w:instrText>
+          <w:instrText xml:space="preserve"> PAGEREF _Toc242105726 \h </w:instrText>
         </w:r>
         <w:r>
           <w:rPr>
@@ -1182,7 +1182,7 @@
           <w14:ligatures w14:val="standardContextual"/>
         </w:rPr>
       </w:pPr>
-      <w:hyperlink w:anchor="_Toc242103824" w:history="1">
+      <w:hyperlink w:anchor="_Toc242105727" w:history="1">
         <w:r>
           <w:rPr>
             <w:rStyle w:val="aff8"/>
@@ -1209,7 +1209,7 @@
             <w:noProof/>
             <w:webHidden/>
           </w:rPr>
-          <w:instrText xml:space="preserve"> PAGEREF _Toc242103824 \h </w:instrText>
+          <w:instrText xml:space="preserve"> PAGEREF _Toc242105727 \h </w:instrText>
         </w:r>
         <w:r>
           <w:rPr>
@@ -1255,7 +1255,7 @@
           <w14:ligatures w14:val="standardContextual"/>
         </w:rPr>
       </w:pPr>
-      <w:hyperlink w:anchor="_Toc242103825" w:history="1">
+      <w:hyperlink w:anchor="_Toc242105728" w:history="1">
         <w:r>
           <w:rPr>
             <w:rStyle w:val="aff8"/>
@@ -1282,7 +1282,7 @@
             <w:noProof/>
             <w:webHidden/>
           </w:rPr>
-          <w:instrText xml:space="preserve"> PAGEREF _Toc242103825 \h </w:instrText>
+          <w:instrText xml:space="preserve"> PAGEREF _Toc242105728 \h </w:instrText>
         </w:r>
         <w:r>
           <w:rPr>
@@ -1328,7 +1328,7 @@
           <w14:ligatures w14:val="standardContextual"/>
         </w:rPr>
       </w:pPr>
-      <w:hyperlink w:anchor="_Toc242103826" w:history="1">
+      <w:hyperlink w:anchor="_Toc242105729" w:history="1">
         <w:r>
           <w:rPr>
             <w:rStyle w:val="aff8"/>
@@ -1355,7 +1355,7 @@
             <w:noProof/>
             <w:webHidden/>
           </w:rPr>
-          <w:instrText xml:space="preserve"> PAGEREF _Toc242103826 \h </w:instrText>
+          <w:instrText xml:space="preserve"> PAGEREF _Toc242105729 \h </w:instrText>
         </w:r>
         <w:r>
           <w:rPr>
@@ -1401,7 +1401,7 @@
           <w14:ligatures w14:val="standardContextual"/>
         </w:rPr>
       </w:pPr>
-      <w:hyperlink w:anchor="_Toc242103827" w:history="1">
+      <w:hyperlink w:anchor="_Toc242105730" w:history="1">
         <w:r>
           <w:rPr>
             <w:rStyle w:val="aff8"/>
@@ -1428,7 +1428,7 @@
             <w:noProof/>
             <w:webHidden/>
           </w:rPr>
-          <w:instrText xml:space="preserve"> PAGEREF _Toc242103827 \h </w:instrText>
+          <w:instrText xml:space="preserve"> PAGEREF _Toc242105730 \h </w:instrText>
         </w:r>
         <w:r>
           <w:rPr>
@@ -1474,7 +1474,7 @@
           <w14:ligatures w14:val="standardContextual"/>
         </w:rPr>
       </w:pPr>
-      <w:hyperlink w:anchor="_Toc242103828" w:history="1">
+      <w:hyperlink w:anchor="_Toc242105731" w:history="1">
         <w:r>
           <w:rPr>
             <w:rStyle w:val="aff8"/>
@@ -1501,7 +1501,7 @@
             <w:noProof/>
             <w:webHidden/>
           </w:rPr>
-          <w:instrText xml:space="preserve"> PAGEREF _Toc242103828 \h </w:instrText>
+          <w:instrText xml:space="preserve"> PAGEREF _Toc242105731 \h </w:instrText>
         </w:r>
         <w:r>
           <w:rPr>
@@ -1547,7 +1547,7 @@
           <w14:ligatures w14:val="standardContextual"/>
         </w:rPr>
       </w:pPr>
-      <w:hyperlink w:anchor="_Toc242103829" w:history="1">
+      <w:hyperlink w:anchor="_Toc242105732" w:history="1">
         <w:r>
           <w:rPr>
             <w:rStyle w:val="aff8"/>
@@ -1574,7 +1574,7 @@
             <w:noProof/>
             <w:webHidden/>
           </w:rPr>
-          <w:instrText xml:space="preserve"> PAGEREF _Toc242103829 \h </w:instrText>
+          <w:instrText xml:space="preserve"> PAGEREF _Toc242105732 \h </w:instrText>
         </w:r>
         <w:r>
           <w:rPr>
@@ -1620,7 +1620,7 @@
           <w14:ligatures w14:val="standardContextual"/>
         </w:rPr>
       </w:pPr>
-      <w:hyperlink w:anchor="_Toc242103830" w:history="1">
+      <w:hyperlink w:anchor="_Toc242105733" w:history="1">
         <w:r>
           <w:rPr>
             <w:rStyle w:val="aff8"/>
@@ -1647,7 +1647,7 @@
             <w:noProof/>
             <w:webHidden/>
           </w:rPr>
-          <w:instrText xml:space="preserve"> PAGEREF _Toc242103830 \h </w:instrText>
+          <w:instrText xml:space="preserve"> PAGEREF _Toc242105733 \h </w:instrText>
         </w:r>
         <w:r>
           <w:rPr>
@@ -1693,7 +1693,7 @@
           <w14:ligatures w14:val="standardContextual"/>
         </w:rPr>
       </w:pPr>
-      <w:hyperlink w:anchor="_Toc242103831" w:history="1">
+      <w:hyperlink w:anchor="_Toc242105734" w:history="1">
         <w:r>
           <w:rPr>
             <w:rStyle w:val="aff8"/>
@@ -1720,7 +1720,7 @@
             <w:noProof/>
             <w:webHidden/>
           </w:rPr>
-          <w:instrText xml:space="preserve"> PAGEREF _Toc242103831 \h </w:instrText>
+          <w:instrText xml:space="preserve"> PAGEREF _Toc242105734 \h </w:instrText>
         </w:r>
         <w:r>
           <w:rPr>
@@ -1766,7 +1766,7 @@
           <w14:ligatures w14:val="standardContextual"/>
         </w:rPr>
       </w:pPr>
-      <w:hyperlink w:anchor="_Toc242103832" w:history="1">
+      <w:hyperlink w:anchor="_Toc242105735" w:history="1">
         <w:r>
           <w:rPr>
             <w:rStyle w:val="aff8"/>
@@ -1793,7 +1793,7 @@
             <w:noProof/>
             <w:webHidden/>
           </w:rPr>
-          <w:instrText xml:space="preserve"> PAGEREF _Toc242103832 \h </w:instrText>
+          <w:instrText xml:space="preserve"> PAGEREF _Toc242105735 \h </w:instrText>
         </w:r>
         <w:r>
           <w:rPr>
@@ -1839,7 +1839,7 @@
           <w14:ligatures w14:val="standardContextual"/>
         </w:rPr>
       </w:pPr>
-      <w:hyperlink w:anchor="_Toc242103833" w:history="1">
+      <w:hyperlink w:anchor="_Toc242105736" w:history="1">
         <w:r>
           <w:rPr>
             <w:rStyle w:val="aff8"/>
@@ -1866,7 +1866,7 @@
             <w:noProof/>
             <w:webHidden/>
           </w:rPr>
-          <w:instrText xml:space="preserve"> PAGEREF _Toc242103833 \h </w:instrText>
+          <w:instrText xml:space="preserve"> PAGEREF _Toc242105736 \h </w:instrText>
         </w:r>
         <w:r>
           <w:rPr>
@@ -1912,7 +1912,7 @@
           <w14:ligatures w14:val="standardContextual"/>
         </w:rPr>
       </w:pPr>
-      <w:hyperlink w:anchor="_Toc242103834" w:history="1">
+      <w:hyperlink w:anchor="_Toc242105737" w:history="1">
         <w:r>
           <w:rPr>
             <w:rStyle w:val="aff8"/>
@@ -1939,7 +1939,7 @@
             <w:noProof/>
             <w:webHidden/>
           </w:rPr>
-          <w:instrText xml:space="preserve"> PAGEREF _Toc242103834 \h </w:instrText>
+          <w:instrText xml:space="preserve"> PAGEREF _Toc242105737 \h </w:instrText>
         </w:r>
         <w:r>
           <w:rPr>
@@ -1985,7 +1985,7 @@
           <w14:ligatures w14:val="standardContextual"/>
         </w:rPr>
       </w:pPr>
-      <w:hyperlink w:anchor="_Toc242103835" w:history="1">
+      <w:hyperlink w:anchor="_Toc242105738" w:history="1">
         <w:r>
           <w:rPr>
             <w:rStyle w:val="aff8"/>
@@ -2012,7 +2012,7 @@
             <w:noProof/>
             <w:webHidden/>
           </w:rPr>
-          <w:instrText xml:space="preserve"> PAGEREF _Toc242103835 \h </w:instrText>
+          <w:instrText xml:space="preserve"> PAGEREF _Toc242105738 \h </w:instrText>
         </w:r>
         <w:r>
           <w:rPr>
@@ -2058,7 +2058,7 @@
           <w14:ligatures w14:val="standardContextual"/>
         </w:rPr>
       </w:pPr>
-      <w:hyperlink w:anchor="_Toc242103836" w:history="1">
+      <w:hyperlink w:anchor="_Toc242105739" w:history="1">
         <w:r>
           <w:rPr>
             <w:rStyle w:val="aff8"/>
@@ -2085,7 +2085,7 @@
             <w:noProof/>
             <w:webHidden/>
           </w:rPr>
-          <w:instrText xml:space="preserve"> PAGEREF _Toc242103836 \h </w:instrText>
+          <w:instrText xml:space="preserve"> PAGEREF _Toc242105739 \h </w:instrText>
         </w:r>
         <w:r>
           <w:rPr>
@@ -2131,7 +2131,7 @@
           <w14:ligatures w14:val="standardContextual"/>
         </w:rPr>
       </w:pPr>
-      <w:hyperlink w:anchor="_Toc242103837" w:history="1">
+      <w:hyperlink w:anchor="_Toc242105740" w:history="1">
         <w:r>
           <w:rPr>
             <w:rStyle w:val="aff8"/>
@@ -2158,7 +2158,7 @@
             <w:noProof/>
             <w:webHidden/>
           </w:rPr>
-          <w:instrText xml:space="preserve"> PAGEREF _Toc242103837 \h </w:instrText>
+          <w:instrText xml:space="preserve"> PAGEREF _Toc242105740 \h </w:instrText>
         </w:r>
         <w:r>
           <w:rPr>
@@ -2204,7 +2204,7 @@
           <w14:ligatures w14:val="standardContextual"/>
         </w:rPr>
       </w:pPr>
-      <w:hyperlink w:anchor="_Toc242103838" w:history="1">
+      <w:hyperlink w:anchor="_Toc242105741" w:history="1">
         <w:r>
           <w:rPr>
             <w:rStyle w:val="aff8"/>
@@ -2231,7 +2231,7 @@
             <w:noProof/>
             <w:webHidden/>
           </w:rPr>
-          <w:instrText xml:space="preserve"> PAGEREF _Toc242103838 \h </w:instrText>
+          <w:instrText xml:space="preserve"> PAGEREF _Toc242105741 \h </w:instrText>
         </w:r>
         <w:r>
           <w:rPr>
@@ -2277,7 +2277,7 @@
           <w14:ligatures w14:val="standardContextual"/>
         </w:rPr>
       </w:pPr>
-      <w:hyperlink w:anchor="_Toc242103839" w:history="1">
+      <w:hyperlink w:anchor="_Toc242105742" w:history="1">
         <w:r>
           <w:rPr>
             <w:rStyle w:val="aff8"/>
@@ -2304,7 +2304,7 @@
             <w:noProof/>
             <w:webHidden/>
           </w:rPr>
-          <w:instrText xml:space="preserve"> PAGEREF _Toc242103839 \h </w:instrText>
+          <w:instrText xml:space="preserve"> PAGEREF _Toc242105742 \h </w:instrText>
         </w:r>
         <w:r>
           <w:rPr>
@@ -2350,7 +2350,7 @@
           <w14:ligatures w14:val="standardContextual"/>
         </w:rPr>
       </w:pPr>
-      <w:hyperlink w:anchor="_Toc242103840" w:history="1">
+      <w:hyperlink w:anchor="_Toc242105743" w:history="1">
         <w:r>
           <w:rPr>
             <w:rStyle w:val="aff8"/>
@@ -2377,7 +2377,7 @@
             <w:noProof/>
             <w:webHidden/>
           </w:rPr>
-          <w:instrText xml:space="preserve"> PAGEREF _Toc242103840 \h </w:instrText>
+          <w:instrText xml:space="preserve"> PAGEREF _Toc242105743 \h </w:instrText>
         </w:r>
         <w:r>
           <w:rPr>
@@ -2423,7 +2423,7 @@
           <w14:ligatures w14:val="standardContextual"/>
         </w:rPr>
       </w:pPr>
-      <w:hyperlink w:anchor="_Toc242103841" w:history="1">
+      <w:hyperlink w:anchor="_Toc242105744" w:history="1">
         <w:r>
           <w:rPr>
             <w:rStyle w:val="aff8"/>
@@ -2450,7 +2450,7 @@
             <w:noProof/>
             <w:webHidden/>
           </w:rPr>
-          <w:instrText xml:space="preserve"> PAGEREF _Toc242103841 \h </w:instrText>
+          <w:instrText xml:space="preserve"> PAGEREF _Toc242105744 \h </w:instrText>
         </w:r>
         <w:r>
           <w:rPr>
@@ -2496,7 +2496,7 @@
           <w14:ligatures w14:val="standardContextual"/>
         </w:rPr>
       </w:pPr>
-      <w:hyperlink w:anchor="_Toc242103842" w:history="1">
+      <w:hyperlink w:anchor="_Toc242105745" w:history="1">
         <w:r>
           <w:rPr>
             <w:rStyle w:val="aff8"/>
@@ -2523,7 +2523,7 @@
             <w:noProof/>
             <w:webHidden/>
           </w:rPr>
-          <w:instrText xml:space="preserve"> PAGEREF _Toc242103842 \h </w:instrText>
+          <w:instrText xml:space="preserve"> PAGEREF _Toc242105745 \h </w:instrText>
         </w:r>
         <w:r>
           <w:rPr>
@@ -2569,7 +2569,7 @@
           <w14:ligatures w14:val="standardContextual"/>
         </w:rPr>
       </w:pPr>
-      <w:hyperlink w:anchor="_Toc242103843" w:history="1">
+      <w:hyperlink w:anchor="_Toc242105746" w:history="1">
         <w:r>
           <w:rPr>
             <w:rStyle w:val="aff8"/>
@@ -2596,7 +2596,7 @@
             <w:noProof/>
             <w:webHidden/>
           </w:rPr>
-          <w:instrText xml:space="preserve"> PAGEREF _Toc242103843 \h </w:instrText>
+          <w:instrText xml:space="preserve"> PAGEREF _Toc242105746 \h </w:instrText>
         </w:r>
         <w:r>
           <w:rPr>
@@ -2642,7 +2642,7 @@
           <w14:ligatures w14:val="standardContextual"/>
         </w:rPr>
       </w:pPr>
-      <w:hyperlink w:anchor="_Toc242103844" w:history="1">
+      <w:hyperlink w:anchor="_Toc242105747" w:history="1">
         <w:r>
           <w:rPr>
             <w:rStyle w:val="aff8"/>
@@ -2669,7 +2669,7 @@
             <w:noProof/>
             <w:webHidden/>
           </w:rPr>
-          <w:instrText xml:space="preserve"> PAGEREF _Toc242103844 \h </w:instrText>
+          <w:instrText xml:space="preserve"> PAGEREF _Toc242105747 \h </w:instrText>
         </w:r>
         <w:r>
           <w:rPr>
@@ -2715,7 +2715,7 @@
           <w14:ligatures w14:val="standardContextual"/>
         </w:rPr>
       </w:pPr>
-      <w:hyperlink w:anchor="_Toc242103845" w:history="1">
+      <w:hyperlink w:anchor="_Toc242105748" w:history="1">
         <w:r>
           <w:rPr>
             <w:rStyle w:val="aff8"/>
@@ -2742,7 +2742,7 @@
             <w:noProof/>
             <w:webHidden/>
           </w:rPr>
-          <w:instrText xml:space="preserve"> PAGEREF _Toc242103845 \h </w:instrText>
+          <w:instrText xml:space="preserve"> PAGEREF _Toc242105748 \h </w:instrText>
         </w:r>
         <w:r>
           <w:rPr>
@@ -2788,7 +2788,7 @@
           <w14:ligatures w14:val="standardContextual"/>
         </w:rPr>
       </w:pPr>
-      <w:hyperlink w:anchor="_Toc242103846" w:history="1">
+      <w:hyperlink w:anchor="_Toc242105749" w:history="1">
         <w:r>
           <w:rPr>
             <w:rStyle w:val="aff8"/>
@@ -2815,7 +2815,7 @@
             <w:noProof/>
             <w:webHidden/>
           </w:rPr>
-          <w:instrText xml:space="preserve"> PAGEREF _Toc242103846 \h </w:instrText>
+          <w:instrText xml:space="preserve"> PAGEREF _Toc242105749 \h </w:instrText>
         </w:r>
         <w:r>
           <w:rPr>
@@ -2861,7 +2861,7 @@
           <w14:ligatures w14:val="standardContextual"/>
         </w:rPr>
       </w:pPr>
-      <w:hyperlink w:anchor="_Toc242103847" w:history="1">
+      <w:hyperlink w:anchor="_Toc242105750" w:history="1">
         <w:r>
           <w:rPr>
             <w:rStyle w:val="aff8"/>
@@ -2888,7 +2888,7 @@
             <w:noProof/>
             <w:webHidden/>
           </w:rPr>
-          <w:instrText xml:space="preserve"> PAGEREF _Toc242103847 \h </w:instrText>
+          <w:instrText xml:space="preserve"> PAGEREF _Toc242105750 \h </w:instrText>
         </w:r>
         <w:r>
           <w:rPr>
@@ -2934,7 +2934,7 @@
           <w14:ligatures w14:val="standardContextual"/>
         </w:rPr>
       </w:pPr>
-      <w:hyperlink w:anchor="_Toc242103848" w:history="1">
+      <w:hyperlink w:anchor="_Toc242105751" w:history="1">
         <w:r>
           <w:rPr>
             <w:rStyle w:val="aff8"/>
@@ -2961,7 +2961,7 @@
             <w:noProof/>
             <w:webHidden/>
           </w:rPr>
-          <w:instrText xml:space="preserve"> PAGEREF _Toc242103848 \h </w:instrText>
+          <w:instrText xml:space="preserve"> PAGEREF _Toc242105751 \h </w:instrText>
         </w:r>
         <w:r>
           <w:rPr>
@@ -3007,7 +3007,7 @@
           <w14:ligatures w14:val="standardContextual"/>
         </w:rPr>
       </w:pPr>
-      <w:hyperlink w:anchor="_Toc242103849" w:history="1">
+      <w:hyperlink w:anchor="_Toc242105752" w:history="1">
         <w:r>
           <w:rPr>
             <w:rStyle w:val="aff8"/>
@@ -3034,7 +3034,7 @@
             <w:noProof/>
             <w:webHidden/>
           </w:rPr>
-          <w:instrText xml:space="preserve"> PAGEREF _Toc242103849 \h </w:instrText>
+          <w:instrText xml:space="preserve"> PAGEREF _Toc242105752 \h </w:instrText>
         </w:r>
         <w:r>
           <w:rPr>
@@ -3080,7 +3080,7 @@
           <w14:ligatures w14:val="standardContextual"/>
         </w:rPr>
       </w:pPr>
-      <w:hyperlink w:anchor="_Toc242103850" w:history="1">
+      <w:hyperlink w:anchor="_Toc242105753" w:history="1">
         <w:r>
           <w:rPr>
             <w:rStyle w:val="aff8"/>
@@ -3107,7 +3107,7 @@
             <w:noProof/>
             <w:webHidden/>
           </w:rPr>
-          <w:instrText xml:space="preserve"> PAGEREF _Toc242103850 \h </w:instrText>
+          <w:instrText xml:space="preserve"> PAGEREF _Toc242105753 \h </w:instrText>
         </w:r>
         <w:r>
           <w:rPr>
@@ -3153,7 +3153,7 @@
           <w14:ligatures w14:val="standardContextual"/>
         </w:rPr>
       </w:pPr>
-      <w:hyperlink w:anchor="_Toc242103851" w:history="1">
+      <w:hyperlink w:anchor="_Toc242105754" w:history="1">
         <w:r>
           <w:rPr>
             <w:rStyle w:val="aff8"/>
@@ -3180,7 +3180,7 @@
             <w:noProof/>
             <w:webHidden/>
           </w:rPr>
-          <w:instrText xml:space="preserve"> PAGEREF _Toc242103851 \h </w:instrText>
+          <w:instrText xml:space="preserve"> PAGEREF _Toc242105754 \h </w:instrText>
         </w:r>
         <w:r>
           <w:rPr>
@@ -3226,7 +3226,7 @@
           <w14:ligatures w14:val="standardContextual"/>
         </w:rPr>
       </w:pPr>
-      <w:hyperlink w:anchor="_Toc242103852" w:history="1">
+      <w:hyperlink w:anchor="_Toc242105755" w:history="1">
         <w:r>
           <w:rPr>
             <w:rStyle w:val="aff8"/>
@@ -3253,7 +3253,7 @@
             <w:noProof/>
             <w:webHidden/>
           </w:rPr>
-          <w:instrText xml:space="preserve"> PAGEREF _Toc242103852 \h </w:instrText>
+          <w:instrText xml:space="preserve"> PAGEREF _Toc242105755 \h </w:instrText>
         </w:r>
         <w:r>
           <w:rPr>
@@ -3299,7 +3299,7 @@
           <w14:ligatures w14:val="standardContextual"/>
         </w:rPr>
       </w:pPr>
-      <w:hyperlink w:anchor="_Toc242103853" w:history="1">
+      <w:hyperlink w:anchor="_Toc242105756" w:history="1">
         <w:r>
           <w:rPr>
             <w:rStyle w:val="aff8"/>
@@ -3326,7 +3326,7 @@
             <w:noProof/>
             <w:webHidden/>
           </w:rPr>
-          <w:instrText xml:space="preserve"> PAGEREF _Toc242103853 \h </w:instrText>
+          <w:instrText xml:space="preserve"> PAGEREF _Toc242105756 \h </w:instrText>
         </w:r>
         <w:r>
           <w:rPr>
@@ -3372,7 +3372,7 @@
           <w14:ligatures w14:val="standardContextual"/>
         </w:rPr>
       </w:pPr>
-      <w:hyperlink w:anchor="_Toc242103854" w:history="1">
+      <w:hyperlink w:anchor="_Toc242105757" w:history="1">
         <w:r>
           <w:rPr>
             <w:rStyle w:val="aff8"/>
@@ -3399,7 +3399,7 @@
             <w:noProof/>
             <w:webHidden/>
           </w:rPr>
-          <w:instrText xml:space="preserve"> PAGEREF _Toc242103854 \h </w:instrText>
+          <w:instrText xml:space="preserve"> PAGEREF _Toc242105757 \h </w:instrText>
         </w:r>
         <w:r>
           <w:rPr>
@@ -3445,7 +3445,7 @@
           <w14:ligatures w14:val="standardContextual"/>
         </w:rPr>
       </w:pPr>
-      <w:hyperlink w:anchor="_Toc242103855" w:history="1">
+      <w:hyperlink w:anchor="_Toc242105758" w:history="1">
         <w:r>
           <w:rPr>
             <w:rStyle w:val="aff8"/>
@@ -3472,7 +3472,7 @@
             <w:noProof/>
             <w:webHidden/>
           </w:rPr>
-          <w:instrText xml:space="preserve"> PAGEREF _Toc242103855 \h </w:instrText>
+          <w:instrText xml:space="preserve"> PAGEREF _Toc242105758 \h </w:instrText>
         </w:r>
         <w:r>
           <w:rPr>
@@ -3518,7 +3518,7 @@
           <w14:ligatures w14:val="standardContextual"/>
         </w:rPr>
       </w:pPr>
-      <w:hyperlink w:anchor="_Toc242103856" w:history="1">
+      <w:hyperlink w:anchor="_Toc242105759" w:history="1">
         <w:r>
           <w:rPr>
             <w:rStyle w:val="aff8"/>
@@ -3545,7 +3545,7 @@
             <w:noProof/>
             <w:webHidden/>
           </w:rPr>
-          <w:instrText xml:space="preserve"> PAGEREF _Toc242103856 \h </w:instrText>
+          <w:instrText xml:space="preserve"> PAGEREF _Toc242105759 \h </w:instrText>
         </w:r>
         <w:r>
           <w:rPr>
@@ -3591,7 +3591,7 @@
           <w14:ligatures w14:val="standardContextual"/>
         </w:rPr>
       </w:pPr>
-      <w:hyperlink w:anchor="_Toc242103857" w:history="1">
+      <w:hyperlink w:anchor="_Toc242105760" w:history="1">
         <w:r>
           <w:rPr>
             <w:rStyle w:val="aff8"/>
@@ -3618,7 +3618,7 @@
             <w:noProof/>
             <w:webHidden/>
           </w:rPr>
-          <w:instrText xml:space="preserve"> PAGEREF _Toc242103857 \h </w:instrText>
+          <w:instrText xml:space="preserve"> PAGEREF _Toc242105760 \h </w:instrText>
         </w:r>
         <w:r>
           <w:rPr>
@@ -3664,7 +3664,7 @@
           <w14:ligatures w14:val="standardContextual"/>
         </w:rPr>
       </w:pPr>
-      <w:hyperlink w:anchor="_Toc242103858" w:history="1">
+      <w:hyperlink w:anchor="_Toc242105761" w:history="1">
         <w:r>
           <w:rPr>
             <w:rStyle w:val="aff8"/>
@@ -3691,7 +3691,7 @@
             <w:noProof/>
             <w:webHidden/>
           </w:rPr>
-          <w:instrText xml:space="preserve"> PAGEREF _Toc242103858 \h </w:instrText>
+          <w:instrText xml:space="preserve"> PAGEREF _Toc242105761 \h </w:instrText>
         </w:r>
         <w:r>
           <w:rPr>
@@ -3737,7 +3737,7 @@
           <w14:ligatures w14:val="standardContextual"/>
         </w:rPr>
       </w:pPr>
-      <w:hyperlink w:anchor="_Toc242103859" w:history="1">
+      <w:hyperlink w:anchor="_Toc242105762" w:history="1">
         <w:r>
           <w:rPr>
             <w:rStyle w:val="aff8"/>
@@ -3764,7 +3764,7 @@
             <w:noProof/>
             <w:webHidden/>
           </w:rPr>
-          <w:instrText xml:space="preserve"> PAGEREF _Toc242103859 \h </w:instrText>
+          <w:instrText xml:space="preserve"> PAGEREF _Toc242105762 \h </w:instrText>
         </w:r>
         <w:r>
           <w:rPr>
@@ -3810,7 +3810,7 @@
           <w14:ligatures w14:val="standardContextual"/>
         </w:rPr>
       </w:pPr>
-      <w:hyperlink w:anchor="_Toc242103860" w:history="1">
+      <w:hyperlink w:anchor="_Toc242105763" w:history="1">
         <w:r>
           <w:rPr>
             <w:rStyle w:val="aff8"/>
@@ -3837,7 +3837,7 @@
             <w:noProof/>
             <w:webHidden/>
           </w:rPr>
-          <w:instrText xml:space="preserve"> PAGEREF _Toc242103860 \h </w:instrText>
+          <w:instrText xml:space="preserve"> PAGEREF _Toc242105763 \h </w:instrText>
         </w:r>
         <w:r>
           <w:rPr>
@@ -3883,7 +3883,7 @@
           <w14:ligatures w14:val="standardContextual"/>
         </w:rPr>
       </w:pPr>
-      <w:hyperlink w:anchor="_Toc242103861" w:history="1">
+      <w:hyperlink w:anchor="_Toc242105764" w:history="1">
         <w:r>
           <w:rPr>
             <w:rStyle w:val="aff8"/>
@@ -3910,7 +3910,7 @@
             <w:noProof/>
             <w:webHidden/>
           </w:rPr>
-          <w:instrText xml:space="preserve"> PAGEREF _Toc242103861 \h </w:instrText>
+          <w:instrText xml:space="preserve"> PAGEREF _Toc242105764 \h </w:instrText>
         </w:r>
         <w:r>
           <w:rPr>
@@ -3956,7 +3956,7 @@
           <w14:ligatures w14:val="standardContextual"/>
         </w:rPr>
       </w:pPr>
-      <w:hyperlink w:anchor="_Toc242103862" w:history="1">
+      <w:hyperlink w:anchor="_Toc242105765" w:history="1">
         <w:r>
           <w:rPr>
             <w:rStyle w:val="aff8"/>
@@ -3983,7 +3983,7 @@
             <w:noProof/>
             <w:webHidden/>
           </w:rPr>
-          <w:instrText xml:space="preserve"> PAGEREF _Toc242103862 \h </w:instrText>
+          <w:instrText xml:space="preserve"> PAGEREF _Toc242105765 \h </w:instrText>
         </w:r>
         <w:r>
           <w:rPr>
@@ -4029,7 +4029,7 @@
           <w14:ligatures w14:val="standardContextual"/>
         </w:rPr>
       </w:pPr>
-      <w:hyperlink w:anchor="_Toc242103863" w:history="1">
+      <w:hyperlink w:anchor="_Toc242105766" w:history="1">
         <w:r>
           <w:rPr>
             <w:rStyle w:val="aff8"/>
@@ -4056,7 +4056,7 @@
             <w:noProof/>
             <w:webHidden/>
           </w:rPr>
-          <w:instrText xml:space="preserve"> PAGEREF _Toc242103863 \h </w:instrText>
+          <w:instrText xml:space="preserve"> PAGEREF _Toc242105766 \h </w:instrText>
         </w:r>
         <w:r>
           <w:rPr>
@@ -4102,7 +4102,7 @@
           <w14:ligatures w14:val="standardContextual"/>
         </w:rPr>
       </w:pPr>
-      <w:hyperlink w:anchor="_Toc242103864" w:history="1">
+      <w:hyperlink w:anchor="_Toc242105767" w:history="1">
         <w:r>
           <w:rPr>
             <w:rStyle w:val="aff8"/>
@@ -4129,7 +4129,7 @@
             <w:noProof/>
             <w:webHidden/>
           </w:rPr>
-          <w:instrText xml:space="preserve"> PAGEREF _Toc242103864 \h </w:instrText>
+          <w:instrText xml:space="preserve"> PAGEREF _Toc242105767 \h </w:instrText>
         </w:r>
         <w:r>
           <w:rPr>
@@ -4175,7 +4175,7 @@
           <w14:ligatures w14:val="standardContextual"/>
         </w:rPr>
       </w:pPr>
-      <w:hyperlink w:anchor="_Toc242103865" w:history="1">
+      <w:hyperlink w:anchor="_Toc242105768" w:history="1">
         <w:r>
           <w:rPr>
             <w:rStyle w:val="aff8"/>
@@ -4202,7 +4202,7 @@
             <w:noProof/>
             <w:webHidden/>
           </w:rPr>
-          <w:instrText xml:space="preserve"> PAGEREF _Toc242103865 \h </w:instrText>
+          <w:instrText xml:space="preserve"> PAGEREF _Toc242105768 \h </w:instrText>
         </w:r>
         <w:r>
           <w:rPr>
@@ -4248,7 +4248,7 @@
           <w14:ligatures w14:val="standardContextual"/>
         </w:rPr>
       </w:pPr>
-      <w:hyperlink w:anchor="_Toc242103866" w:history="1">
+      <w:hyperlink w:anchor="_Toc242105769" w:history="1">
         <w:r>
           <w:rPr>
             <w:rStyle w:val="aff8"/>
@@ -4275,7 +4275,7 @@
             <w:noProof/>
             <w:webHidden/>
           </w:rPr>
-          <w:instrText xml:space="preserve"> PAGEREF _Toc242103866 \h </w:instrText>
+          <w:instrText xml:space="preserve"> PAGEREF _Toc242105769 \h </w:instrText>
         </w:r>
         <w:r>
           <w:rPr>
@@ -4321,7 +4321,7 @@
           <w14:ligatures w14:val="standardContextual"/>
         </w:rPr>
       </w:pPr>
-      <w:hyperlink w:anchor="_Toc242103867" w:history="1">
+      <w:hyperlink w:anchor="_Toc242105770" w:history="1">
         <w:r>
           <w:rPr>
             <w:rStyle w:val="aff8"/>
@@ -4348,7 +4348,7 @@
             <w:noProof/>
             <w:webHidden/>
           </w:rPr>
-          <w:instrText xml:space="preserve"> PAGEREF _Toc242103867 \h </w:instrText>
+          <w:instrText xml:space="preserve"> PAGEREF _Toc242105770 \h </w:instrText>
         </w:r>
         <w:r>
           <w:rPr>
@@ -4394,7 +4394,7 @@
           <w14:ligatures w14:val="standardContextual"/>
         </w:rPr>
       </w:pPr>
-      <w:hyperlink w:anchor="_Toc242103868" w:history="1">
+      <w:hyperlink w:anchor="_Toc242105771" w:history="1">
         <w:r>
           <w:rPr>
             <w:rStyle w:val="aff8"/>
@@ -4421,7 +4421,7 @@
             <w:noProof/>
             <w:webHidden/>
           </w:rPr>
-          <w:instrText xml:space="preserve"> PAGEREF _Toc242103868 \h </w:instrText>
+          <w:instrText xml:space="preserve"> PAGEREF _Toc242105771 \h </w:instrText>
         </w:r>
         <w:r>
           <w:rPr>
@@ -4467,7 +4467,7 @@
           <w14:ligatures w14:val="standardContextual"/>
         </w:rPr>
       </w:pPr>
-      <w:hyperlink w:anchor="_Toc242103869" w:history="1">
+      <w:hyperlink w:anchor="_Toc242105772" w:history="1">
         <w:r>
           <w:rPr>
             <w:rStyle w:val="aff8"/>
@@ -4494,7 +4494,7 @@
             <w:noProof/>
             <w:webHidden/>
           </w:rPr>
-          <w:instrText xml:space="preserve"> PAGEREF _Toc242103869 \h </w:instrText>
+          <w:instrText xml:space="preserve"> PAGEREF _Toc242105772 \h </w:instrText>
         </w:r>
         <w:r>
           <w:rPr>
@@ -4540,7 +4540,7 @@
           <w14:ligatures w14:val="standardContextual"/>
         </w:rPr>
       </w:pPr>
-      <w:hyperlink w:anchor="_Toc242103870" w:history="1">
+      <w:hyperlink w:anchor="_Toc242105773" w:history="1">
         <w:r>
           <w:rPr>
             <w:rStyle w:val="aff8"/>
@@ -4567,7 +4567,7 @@
             <w:noProof/>
             <w:webHidden/>
           </w:rPr>
-          <w:instrText xml:space="preserve"> PAGEREF _Toc242103870 \h </w:instrText>
+          <w:instrText xml:space="preserve"> PAGEREF _Toc242105773 \h </w:instrText>
         </w:r>
         <w:r>
           <w:rPr>
@@ -4613,7 +4613,7 @@
           <w14:ligatures w14:val="standardContextual"/>
         </w:rPr>
       </w:pPr>
-      <w:hyperlink w:anchor="_Toc242103871" w:history="1">
+      <w:hyperlink w:anchor="_Toc242105774" w:history="1">
         <w:r>
           <w:rPr>
             <w:rStyle w:val="aff8"/>
@@ -4640,7 +4640,7 @@
             <w:noProof/>
             <w:webHidden/>
           </w:rPr>
-          <w:instrText xml:space="preserve"> PAGEREF _Toc242103871 \h </w:instrText>
+          <w:instrText xml:space="preserve"> PAGEREF _Toc242105774 \h </w:instrText>
         </w:r>
         <w:r>
           <w:rPr>
@@ -4686,7 +4686,7 @@
           <w14:ligatures w14:val="standardContextual"/>
         </w:rPr>
       </w:pPr>
-      <w:hyperlink w:anchor="_Toc242103872" w:history="1">
+      <w:hyperlink w:anchor="_Toc242105775" w:history="1">
         <w:r>
           <w:rPr>
             <w:rStyle w:val="aff8"/>
@@ -4713,7 +4713,7 @@
             <w:noProof/>
             <w:webHidden/>
           </w:rPr>
-          <w:instrText xml:space="preserve"> PAGEREF _Toc242103872 \h </w:instrText>
+          <w:instrText xml:space="preserve"> PAGEREF _Toc242105775 \h </w:instrText>
         </w:r>
         <w:r>
           <w:rPr>
@@ -4759,7 +4759,7 @@
           <w14:ligatures w14:val="standardContextual"/>
         </w:rPr>
       </w:pPr>
-      <w:hyperlink w:anchor="_Toc242103873" w:history="1">
+      <w:hyperlink w:anchor="_Toc242105776" w:history="1">
         <w:r>
           <w:rPr>
             <w:rStyle w:val="aff8"/>
@@ -4786,7 +4786,7 @@
             <w:noProof/>
             <w:webHidden/>
           </w:rPr>
-          <w:instrText xml:space="preserve"> PAGEREF _Toc242103873 \h </w:instrText>
+          <w:instrText xml:space="preserve"> PAGEREF _Toc242105776 \h </w:instrText>
         </w:r>
         <w:r>
           <w:rPr>
@@ -4832,7 +4832,7 @@
           <w14:ligatures w14:val="standardContextual"/>
         </w:rPr>
       </w:pPr>
-      <w:hyperlink w:anchor="_Toc242103874" w:history="1">
+      <w:hyperlink w:anchor="_Toc242105777" w:history="1">
         <w:r>
           <w:rPr>
             <w:rStyle w:val="aff8"/>
@@ -4859,7 +4859,7 @@
             <w:noProof/>
             <w:webHidden/>
           </w:rPr>
-          <w:instrText xml:space="preserve"> PAGEREF _Toc242103874 \h </w:instrText>
+          <w:instrText xml:space="preserve"> PAGEREF _Toc242105777 \h </w:instrText>
         </w:r>
         <w:r>
           <w:rPr>
@@ -4905,7 +4905,7 @@
           <w14:ligatures w14:val="standardContextual"/>
         </w:rPr>
       </w:pPr>
-      <w:hyperlink w:anchor="_Toc242103875" w:history="1">
+      <w:hyperlink w:anchor="_Toc242105778" w:history="1">
         <w:r>
           <w:rPr>
             <w:rStyle w:val="aff8"/>
@@ -4932,7 +4932,7 @@
             <w:noProof/>
             <w:webHidden/>
           </w:rPr>
-          <w:instrText xml:space="preserve"> PAGEREF _Toc242103875 \h </w:instrText>
+          <w:instrText xml:space="preserve"> PAGEREF _Toc242105778 \h </w:instrText>
         </w:r>
         <w:r>
           <w:rPr>
@@ -4978,7 +4978,7 @@
           <w14:ligatures w14:val="standardContextual"/>
         </w:rPr>
       </w:pPr>
-      <w:hyperlink w:anchor="_Toc242103876" w:history="1">
+      <w:hyperlink w:anchor="_Toc242105779" w:history="1">
         <w:r>
           <w:rPr>
             <w:rStyle w:val="aff8"/>
@@ -5005,7 +5005,7 @@
             <w:noProof/>
             <w:webHidden/>
           </w:rPr>
-          <w:instrText xml:space="preserve"> PAGEREF _Toc242103876 \h </w:instrText>
+          <w:instrText xml:space="preserve"> PAGEREF _Toc242105779 \h </w:instrText>
         </w:r>
         <w:r>
           <w:rPr>
@@ -5051,7 +5051,7 @@
           <w14:ligatures w14:val="standardContextual"/>
         </w:rPr>
       </w:pPr>
-      <w:hyperlink w:anchor="_Toc242103877" w:history="1">
+      <w:hyperlink w:anchor="_Toc242105780" w:history="1">
         <w:r>
           <w:rPr>
             <w:rStyle w:val="aff8"/>
@@ -5078,7 +5078,7 @@
             <w:noProof/>
             <w:webHidden/>
           </w:rPr>
-          <w:instrText xml:space="preserve"> PAGEREF _Toc242103877 \h </w:instrText>
+          <w:instrText xml:space="preserve"> PAGEREF _Toc242105780 \h </w:instrText>
         </w:r>
         <w:r>
           <w:rPr>
@@ -5124,7 +5124,7 @@
           <w14:ligatures w14:val="standardContextual"/>
         </w:rPr>
       </w:pPr>
-      <w:hyperlink w:anchor="_Toc242103878" w:history="1">
+      <w:hyperlink w:anchor="_Toc242105781" w:history="1">
         <w:r>
           <w:rPr>
             <w:rStyle w:val="aff8"/>
@@ -5151,7 +5151,7 @@
             <w:noProof/>
             <w:webHidden/>
           </w:rPr>
-          <w:instrText xml:space="preserve"> PAGEREF _Toc242103878 \h </w:instrText>
+          <w:instrText xml:space="preserve"> PAGEREF _Toc242105781 \h </w:instrText>
         </w:r>
         <w:r>
           <w:rPr>
@@ -5197,7 +5197,7 @@
           <w14:ligatures w14:val="standardContextual"/>
         </w:rPr>
       </w:pPr>
-      <w:hyperlink w:anchor="_Toc242103879" w:history="1">
+      <w:hyperlink w:anchor="_Toc242105782" w:history="1">
         <w:r>
           <w:rPr>
             <w:rStyle w:val="aff8"/>
@@ -5224,7 +5224,7 @@
             <w:noProof/>
             <w:webHidden/>
           </w:rPr>
-          <w:instrText xml:space="preserve"> PAGEREF _Toc242103879 \h </w:instrText>
+          <w:instrText xml:space="preserve"> PAGEREF _Toc242105782 \h </w:instrText>
         </w:r>
         <w:r>
           <w:rPr>
@@ -5270,7 +5270,7 @@
           <w14:ligatures w14:val="standardContextual"/>
         </w:rPr>
       </w:pPr>
-      <w:hyperlink w:anchor="_Toc242103880" w:history="1">
+      <w:hyperlink w:anchor="_Toc242105783" w:history="1">
         <w:r>
           <w:rPr>
             <w:rStyle w:val="aff8"/>
@@ -5297,7 +5297,7 @@
             <w:noProof/>
             <w:webHidden/>
           </w:rPr>
-          <w:instrText xml:space="preserve"> PAGEREF _Toc242103880 \h </w:instrText>
+          <w:instrText xml:space="preserve"> PAGEREF _Toc242105783 \h </w:instrText>
         </w:r>
         <w:r>
           <w:rPr>
@@ -5343,7 +5343,7 @@
           <w14:ligatures w14:val="standardContextual"/>
         </w:rPr>
       </w:pPr>
-      <w:hyperlink w:anchor="_Toc242103881" w:history="1">
+      <w:hyperlink w:anchor="_Toc242105784" w:history="1">
         <w:r>
           <w:rPr>
             <w:rStyle w:val="aff8"/>
@@ -5370,7 +5370,7 @@
             <w:noProof/>
             <w:webHidden/>
           </w:rPr>
-          <w:instrText xml:space="preserve"> PAGEREF _Toc242103881 \h </w:instrText>
+          <w:instrText xml:space="preserve"> PAGEREF _Toc242105784 \h </w:instrText>
         </w:r>
         <w:r>
           <w:rPr>
@@ -5416,7 +5416,7 @@
           <w14:ligatures w14:val="standardContextual"/>
         </w:rPr>
       </w:pPr>
-      <w:hyperlink w:anchor="_Toc242103882" w:history="1">
+      <w:hyperlink w:anchor="_Toc242105785" w:history="1">
         <w:r>
           <w:rPr>
             <w:rStyle w:val="aff8"/>
@@ -5443,7 +5443,7 @@
             <w:noProof/>
             <w:webHidden/>
           </w:rPr>
-          <w:instrText xml:space="preserve"> PAGEREF _Toc242103882 \h </w:instrText>
+          <w:instrText xml:space="preserve"> PAGEREF _Toc242105785 \h </w:instrText>
         </w:r>
         <w:r>
           <w:rPr>
@@ -5489,7 +5489,7 @@
           <w14:ligatures w14:val="standardContextual"/>
         </w:rPr>
       </w:pPr>
-      <w:hyperlink w:anchor="_Toc242103883" w:history="1">
+      <w:hyperlink w:anchor="_Toc242105786" w:history="1">
         <w:r>
           <w:rPr>
             <w:rStyle w:val="aff8"/>
@@ -5516,7 +5516,7 @@
             <w:noProof/>
             <w:webHidden/>
           </w:rPr>
-          <w:instrText xml:space="preserve"> PAGEREF _Toc242103883 \h </w:instrText>
+          <w:instrText xml:space="preserve"> PAGEREF _Toc242105786 \h </w:instrText>
         </w:r>
         <w:r>
           <w:rPr>
@@ -5562,7 +5562,7 @@
           <w14:ligatures w14:val="standardContextual"/>
         </w:rPr>
       </w:pPr>
-      <w:hyperlink w:anchor="_Toc242103884" w:history="1">
+      <w:hyperlink w:anchor="_Toc242105787" w:history="1">
         <w:r>
           <w:rPr>
             <w:rStyle w:val="aff8"/>
@@ -5589,7 +5589,7 @@
             <w:noProof/>
             <w:webHidden/>
           </w:rPr>
-          <w:instrText xml:space="preserve"> PAGEREF _Toc242103884 \h </w:instrText>
+          <w:instrText xml:space="preserve"> PAGEREF _Toc242105787 \h </w:instrText>
         </w:r>
         <w:r>
           <w:rPr>
@@ -5635,7 +5635,7 @@
         <w:ind w:firstLine="0"/>
         <w:jc w:val="center"/>
       </w:pPr>
-      <w:bookmarkStart w:id="0" w:name="_Toc242103812"/>
+      <w:bookmarkStart w:id="0" w:name="_Toc242105715"/>
       <w:r>
         <w:lastRenderedPageBreak/>
         <w:t>ПЕРЕЧЕНЬ ТЕРМИНОВ И СОКРАЩЕНИЙ</w:t>
@@ -6897,7 +6897,7 @@
         <w:pStyle w:val="1"/>
         <w:pageBreakBefore/>
       </w:pPr>
-      <w:bookmarkStart w:id="1" w:name="_Toc242103813"/>
+      <w:bookmarkStart w:id="1" w:name="_Toc242105716"/>
       <w:r>
         <w:lastRenderedPageBreak/>
         <w:t>1 Состав информационного обеспечения</w:t>
@@ -6949,7 +6949,7 @@
         <w:pStyle w:val="1"/>
         <w:pageBreakBefore/>
       </w:pPr>
-      <w:bookmarkStart w:id="2" w:name="_Toc242103814"/>
+      <w:bookmarkStart w:id="2" w:name="_Toc242105717"/>
       <w:r>
         <w:lastRenderedPageBreak/>
         <w:t>2 Организация информационного обеспечения</w:t>
@@ -7051,7 +7051,7 @@
         <w:pStyle w:val="1"/>
         <w:pageBreakBefore/>
       </w:pPr>
-      <w:bookmarkStart w:id="3" w:name="_Toc242103815"/>
+      <w:bookmarkStart w:id="3" w:name="_Toc242105718"/>
       <w:r>
         <w:lastRenderedPageBreak/>
         <w:t>3 Организация сбора и передачи информации</w:t>
@@ -7588,7 +7588,7 @@
         <w:pStyle w:val="1"/>
         <w:pageBreakBefore/>
       </w:pPr>
-      <w:bookmarkStart w:id="4" w:name="_Toc242103816"/>
+      <w:bookmarkStart w:id="4" w:name="_Toc242105719"/>
       <w:r>
         <w:lastRenderedPageBreak/>
         <w:t>4 Построение системы классификации и кодирования</w:t>
@@ -7665,7 +7665,7 @@
         <w:pStyle w:val="1"/>
         <w:pageBreakBefore/>
       </w:pPr>
-      <w:bookmarkStart w:id="5" w:name="_Toc242103817"/>
+      <w:bookmarkStart w:id="5" w:name="_Toc242105720"/>
       <w:r>
         <w:lastRenderedPageBreak/>
         <w:t>5 Организация внутримашинной информационной базы</w:t>
@@ -7676,7 +7676,7 @@
       <w:pPr>
         <w:pStyle w:val="21"/>
       </w:pPr>
-      <w:bookmarkStart w:id="6" w:name="_Toc242103818"/>
+      <w:bookmarkStart w:id="6" w:name="_Toc242105721"/>
       <w:r>
         <w:t>5.1 Общие сведения</w:t>
       </w:r>
@@ -10613,7 +10613,7 @@
       <w:pPr>
         <w:pStyle w:val="21"/>
       </w:pPr>
-      <w:bookmarkStart w:id="7" w:name="_Toc242103819"/>
+      <w:bookmarkStart w:id="7" w:name="_Toc242105722"/>
       <w:r>
         <w:t>5.2 Основные связи данных</w:t>
       </w:r>
@@ -10857,7 +10857,7 @@
       <w:pPr>
         <w:pStyle w:val="21"/>
       </w:pPr>
-      <w:bookmarkStart w:id="8" w:name="_Toc242103820"/>
+      <w:bookmarkStart w:id="8" w:name="_Toc242105723"/>
       <w:r>
         <w:t>5.3 Мягкое удаление и архивирование</w:t>
       </w:r>
@@ -10912,7 +10912,7 @@
       <w:pPr>
         <w:pStyle w:val="21"/>
       </w:pPr>
-      <w:bookmarkStart w:id="9" w:name="_Toc242103821"/>
+      <w:bookmarkStart w:id="9" w:name="_Toc242105724"/>
       <w:r>
         <w:t>5.4 Журналы изменений</w:t>
       </w:r>
@@ -11017,7 +11017,7 @@
       <w:pPr>
         <w:pStyle w:val="21"/>
       </w:pPr>
-      <w:bookmarkStart w:id="10" w:name="_Toc242103822"/>
+      <w:bookmarkStart w:id="10" w:name="_Toc242105725"/>
       <w:r>
         <w:t>5.5 Объём данных</w:t>
       </w:r>
@@ -11033,7 +11033,7 @@
         <w:pStyle w:val="1"/>
         <w:pageBreakBefore/>
       </w:pPr>
-      <w:bookmarkStart w:id="11" w:name="_Toc242103823"/>
+      <w:bookmarkStart w:id="11" w:name="_Toc242105726"/>
       <w:r>
         <w:lastRenderedPageBreak/>
         <w:t>6 Организация внемашинной информационной базы</w:t>
@@ -11044,7 +11044,7 @@
       <w:pPr>
         <w:pStyle w:val="21"/>
       </w:pPr>
-      <w:bookmarkStart w:id="12" w:name="_Toc242103824"/>
+      <w:bookmarkStart w:id="12" w:name="_Toc242105727"/>
       <w:r>
         <w:t>6.1 Файловое хранилище</w:t>
       </w:r>
@@ -11556,7 +11556,7 @@
       <w:pPr>
         <w:pStyle w:val="21"/>
       </w:pPr>
-      <w:bookmarkStart w:id="13" w:name="_Toc242103825"/>
+      <w:bookmarkStart w:id="13" w:name="_Toc242105728"/>
       <w:r>
         <w:t>6.2 Резервные копии</w:t>
       </w:r>
@@ -11591,7 +11591,7 @@
       <w:pPr>
         <w:pStyle w:val="21"/>
       </w:pPr>
-      <w:bookmarkStart w:id="14" w:name="_Toc242103826"/>
+      <w:bookmarkStart w:id="14" w:name="_Toc242105729"/>
       <w:r>
         <w:t>6.3 Документы на бумажных носителях</w:t>
       </w:r>
@@ -11609,7 +11609,7 @@
         <w:ind w:firstLine="0"/>
         <w:jc w:val="center"/>
       </w:pPr>
-      <w:bookmarkStart w:id="15" w:name="_Toc242103827"/>
+      <w:bookmarkStart w:id="15" w:name="_Toc242105730"/>
       <w:r>
         <w:lastRenderedPageBreak/>
         <w:t>Приложение А</w:t>
@@ -11633,7 +11633,7 @@
       <w:pPr>
         <w:pStyle w:val="21"/>
       </w:pPr>
-      <w:bookmarkStart w:id="16" w:name="_Toc242103828"/>
+      <w:bookmarkStart w:id="16" w:name="_Toc242105731"/>
       <w:r>
         <w:t>А.1 Общие сведения</w:t>
       </w:r>
@@ -11658,7 +11658,7 @@
       <w:pPr>
         <w:pStyle w:val="21"/>
       </w:pPr>
-      <w:bookmarkStart w:id="17" w:name="_Toc242103829"/>
+      <w:bookmarkStart w:id="17" w:name="_Toc242105732"/>
       <w:r>
         <w:t>А.2 Каталог недвижимости (приложение realty)</w:t>
       </w:r>
@@ -11668,7 +11668,7 @@
       <w:pPr>
         <w:pStyle w:val="31"/>
       </w:pPr>
-      <w:bookmarkStart w:id="18" w:name="_Toc242103830"/>
+      <w:bookmarkStart w:id="18" w:name="_Toc242105733"/>
       <w:r>
         <w:t>А.2.1 Таблица realty_building — Дом</w:t>
       </w:r>
@@ -12889,7 +12889,7 @@
       <w:pPr>
         <w:pStyle w:val="31"/>
       </w:pPr>
-      <w:bookmarkStart w:id="19" w:name="_Toc242103831"/>
+      <w:bookmarkStart w:id="19" w:name="_Toc242105734"/>
       <w:r>
         <w:lastRenderedPageBreak/>
         <w:t>А.2.2 Таблица realty_buildingimage — Фотография дома</w:t>
@@ -13243,7 +13243,7 @@
       <w:pPr>
         <w:pStyle w:val="31"/>
       </w:pPr>
-      <w:bookmarkStart w:id="20" w:name="_Toc242103832"/>
+      <w:bookmarkStart w:id="20" w:name="_Toc242105735"/>
       <w:r>
         <w:t>А.2.3 Таблица realty_buildinglog — Лог дома</w:t>
       </w:r>
@@ -13658,7 +13658,7 @@
       <w:pPr>
         <w:pStyle w:val="31"/>
       </w:pPr>
-      <w:bookmarkStart w:id="21" w:name="_Toc242103833"/>
+      <w:bookmarkStart w:id="21" w:name="_Toc242105736"/>
       <w:r>
         <w:t>А.2.4 Таблица realty_buildingtype — Тип дома</w:t>
       </w:r>
@@ -13954,7 +13954,7 @@
       <w:pPr>
         <w:pStyle w:val="31"/>
       </w:pPr>
-      <w:bookmarkStart w:id="22" w:name="_Toc242103834"/>
+      <w:bookmarkStart w:id="22" w:name="_Toc242105737"/>
       <w:r>
         <w:t>А.2.5 Таблица realty_discount — Скидка</w:t>
       </w:r>
@@ -14928,7 +14928,7 @@
       <w:pPr>
         <w:pStyle w:val="31"/>
       </w:pPr>
-      <w:bookmarkStart w:id="23" w:name="_Toc242103835"/>
+      <w:bookmarkStart w:id="23" w:name="_Toc242105738"/>
       <w:r>
         <w:t>А.2.6 Таблица realty_discountlog — Лог скидки</w:t>
       </w:r>
@@ -15343,7 +15343,7 @@
       <w:pPr>
         <w:pStyle w:val="31"/>
       </w:pPr>
-      <w:bookmarkStart w:id="24" w:name="_Toc242103836"/>
+      <w:bookmarkStart w:id="24" w:name="_Toc242105739"/>
       <w:r>
         <w:t>А.2.7 Таблица realty_layout — Планировка</w:t>
       </w:r>
@@ -15887,7 +15887,7 @@
       <w:pPr>
         <w:pStyle w:val="31"/>
       </w:pPr>
-      <w:bookmarkStart w:id="25" w:name="_Toc242103837"/>
+      <w:bookmarkStart w:id="25" w:name="_Toc242105740"/>
       <w:r>
         <w:t>А.2.8 Таблица realty_project — Проект</w:t>
       </w:r>
@@ -17109,7 +17109,7 @@
       <w:pPr>
         <w:pStyle w:val="31"/>
       </w:pPr>
-      <w:bookmarkStart w:id="26" w:name="_Toc242103838"/>
+      <w:bookmarkStart w:id="26" w:name="_Toc242105741"/>
       <w:r>
         <w:t>А.2.9 Таблица realty_projectimage — Фотография проекта</w:t>
       </w:r>
@@ -17462,7 +17462,7 @@
       <w:pPr>
         <w:pStyle w:val="31"/>
       </w:pPr>
-      <w:bookmarkStart w:id="27" w:name="_Toc242103839"/>
+      <w:bookmarkStart w:id="27" w:name="_Toc242105742"/>
       <w:r>
         <w:t>А.2.10 Таблица realty_property — Объект недвижимости</w:t>
       </w:r>
@@ -18626,7 +18626,7 @@
       <w:pPr>
         <w:pStyle w:val="21"/>
       </w:pPr>
-      <w:bookmarkStart w:id="28" w:name="_Toc242103840"/>
+      <w:bookmarkStart w:id="28" w:name="_Toc242105743"/>
       <w:r>
         <w:lastRenderedPageBreak/>
         <w:t>А.3 Работа с клиентами (приложение crm)</w:t>
@@ -18637,7 +18637,7 @@
       <w:pPr>
         <w:pStyle w:val="31"/>
       </w:pPr>
-      <w:bookmarkStart w:id="29" w:name="_Toc242103841"/>
+      <w:bookmarkStart w:id="29" w:name="_Toc242105744"/>
       <w:r>
         <w:t>А.3.1 Таблица crm_application — Заявка</w:t>
       </w:r>
@@ -19987,7 +19987,7 @@
       <w:pPr>
         <w:pStyle w:val="31"/>
       </w:pPr>
-      <w:bookmarkStart w:id="30" w:name="_Toc242103842"/>
+      <w:bookmarkStart w:id="30" w:name="_Toc242105745"/>
       <w:r>
         <w:t>А.3.2 Таблица crm_applicationlog — Лог заявки</w:t>
       </w:r>
@@ -20402,7 +20402,7 @@
       <w:pPr>
         <w:pStyle w:val="31"/>
       </w:pPr>
-      <w:bookmarkStart w:id="31" w:name="_Toc242103843"/>
+      <w:bookmarkStart w:id="31" w:name="_Toc242105746"/>
       <w:r>
         <w:lastRenderedPageBreak/>
         <w:t>А.3.3 Таблица crm_applicationstatus — Статус заявки</w:t>
@@ -21071,7 +21071,7 @@
       <w:pPr>
         <w:pStyle w:val="31"/>
       </w:pPr>
-      <w:bookmarkStart w:id="32" w:name="_Toc242103844"/>
+      <w:bookmarkStart w:id="32" w:name="_Toc242105747"/>
       <w:r>
         <w:t>А.3.4 Таблица crm_client — Клиент</w:t>
       </w:r>
@@ -22488,7 +22488,7 @@
       <w:pPr>
         <w:pStyle w:val="31"/>
       </w:pPr>
-      <w:bookmarkStart w:id="33" w:name="_Toc242103845"/>
+      <w:bookmarkStart w:id="33" w:name="_Toc242105748"/>
       <w:r>
         <w:lastRenderedPageBreak/>
         <w:t>А.3.5 Таблица crm_clientfile — Файл клиента</w:t>
@@ -22966,7 +22966,7 @@
       <w:pPr>
         <w:pStyle w:val="31"/>
       </w:pPr>
-      <w:bookmarkStart w:id="34" w:name="_Toc242103846"/>
+      <w:bookmarkStart w:id="34" w:name="_Toc242105749"/>
       <w:r>
         <w:t>А.3.6 Таблица crm_clientlog — Лог клиента</w:t>
       </w:r>
@@ -23381,7 +23381,7 @@
       <w:pPr>
         <w:pStyle w:val="31"/>
       </w:pPr>
-      <w:bookmarkStart w:id="35" w:name="_Toc242103847"/>
+      <w:bookmarkStart w:id="35" w:name="_Toc242105750"/>
       <w:r>
         <w:t>А.3.7 Таблица crm_clientphonenumber — Номер телефона клиента</w:t>
       </w:r>
@@ -23744,7 +23744,7 @@
       <w:pPr>
         <w:pStyle w:val="31"/>
       </w:pPr>
-      <w:bookmarkStart w:id="36" w:name="_Toc242103848"/>
+      <w:bookmarkStart w:id="36" w:name="_Toc242105751"/>
       <w:r>
         <w:t>А.3.8 Таблица crm_meeting — Встреча</w:t>
       </w:r>
@@ -24971,7 +24971,7 @@
       <w:pPr>
         <w:pStyle w:val="31"/>
       </w:pPr>
-      <w:bookmarkStart w:id="37" w:name="_Toc242103849"/>
+      <w:bookmarkStart w:id="37" w:name="_Toc242105752"/>
       <w:r>
         <w:t>А.3.9 Таблица crm_meetinglog — Лог встречи</w:t>
       </w:r>
@@ -25386,7 +25386,7 @@
       <w:pPr>
         <w:pStyle w:val="31"/>
       </w:pPr>
-      <w:bookmarkStart w:id="38" w:name="_Toc242103850"/>
+      <w:bookmarkStart w:id="38" w:name="_Toc242105753"/>
       <w:r>
         <w:t>А.3.10 Таблица crm_precisesource — Точный источник</w:t>
       </w:r>
@@ -25806,7 +25806,7 @@
       <w:pPr>
         <w:pStyle w:val="31"/>
       </w:pPr>
-      <w:bookmarkStart w:id="39" w:name="_Toc242103851"/>
+      <w:bookmarkStart w:id="39" w:name="_Toc242105754"/>
       <w:r>
         <w:t>А.3.11 Таблица crm_rejectionreason — Причина отказа</w:t>
       </w:r>
@@ -26227,7 +26227,7 @@
       <w:pPr>
         <w:pStyle w:val="21"/>
       </w:pPr>
-      <w:bookmarkStart w:id="40" w:name="_Toc242103852"/>
+      <w:bookmarkStart w:id="40" w:name="_Toc242105755"/>
       <w:r>
         <w:t>А.4 Сделки (приложение deals)</w:t>
       </w:r>
@@ -26237,7 +26237,7 @@
       <w:pPr>
         <w:pStyle w:val="31"/>
       </w:pPr>
-      <w:bookmarkStart w:id="41" w:name="_Toc242103853"/>
+      <w:bookmarkStart w:id="41" w:name="_Toc242105756"/>
       <w:r>
         <w:t>А.4.1 Таблица deals_deal — Сделка</w:t>
       </w:r>
@@ -28275,7 +28275,7 @@
       <w:pPr>
         <w:pStyle w:val="31"/>
       </w:pPr>
-      <w:bookmarkStart w:id="42" w:name="_Toc242103854"/>
+      <w:bookmarkStart w:id="42" w:name="_Toc242105757"/>
       <w:r>
         <w:t>А.4.2 Таблица deals_deallog — Лог сделки</w:t>
       </w:r>
@@ -28690,7 +28690,7 @@
       <w:pPr>
         <w:pStyle w:val="31"/>
       </w:pPr>
-      <w:bookmarkStart w:id="43" w:name="_Toc242103855"/>
+      <w:bookmarkStart w:id="43" w:name="_Toc242105758"/>
       <w:r>
         <w:t>А.4.3 Таблица deals_paymenttype — Тип оплаты</w:t>
       </w:r>
@@ -28986,7 +28986,7 @@
       <w:pPr>
         <w:pStyle w:val="31"/>
       </w:pPr>
-      <w:bookmarkStart w:id="44" w:name="_Toc242103856"/>
+      <w:bookmarkStart w:id="44" w:name="_Toc242105759"/>
       <w:r>
         <w:t>А.4.4 Таблица deals_purchasepurpose — Цель приобретения</w:t>
       </w:r>
@@ -29282,7 +29282,7 @@
       <w:pPr>
         <w:pStyle w:val="21"/>
       </w:pPr>
-      <w:bookmarkStart w:id="45" w:name="_Toc242103857"/>
+      <w:bookmarkStart w:id="45" w:name="_Toc242105760"/>
       <w:r>
         <w:t>А.5 Финансы (приложение finances)</w:t>
       </w:r>
@@ -29292,7 +29292,7 @@
       <w:pPr>
         <w:pStyle w:val="31"/>
       </w:pPr>
-      <w:bookmarkStart w:id="46" w:name="_Toc242103858"/>
+      <w:bookmarkStart w:id="46" w:name="_Toc242105761"/>
       <w:r>
         <w:t>А.5.1 Таблица finances_beneficiaryaccount — Счёт получателя</w:t>
       </w:r>
@@ -29708,7 +29708,7 @@
       <w:pPr>
         <w:pStyle w:val="31"/>
       </w:pPr>
-      <w:bookmarkStart w:id="47" w:name="_Toc242103859"/>
+      <w:bookmarkStart w:id="47" w:name="_Toc242105762"/>
       <w:r>
         <w:t>А.5.2 Таблица finances_exchangerate — Курс валюты</w:t>
       </w:r>
@@ -30319,7 +30319,7 @@
       <w:pPr>
         <w:pStyle w:val="31"/>
       </w:pPr>
-      <w:bookmarkStart w:id="48" w:name="_Toc242103860"/>
+      <w:bookmarkStart w:id="48" w:name="_Toc242105763"/>
       <w:r>
         <w:t>А.5.3 Таблица finances_payment — Платёж</w:t>
       </w:r>
@@ -31608,7 +31608,7 @@
       <w:pPr>
         <w:pStyle w:val="31"/>
       </w:pPr>
-      <w:bookmarkStart w:id="49" w:name="_Toc242103861"/>
+      <w:bookmarkStart w:id="49" w:name="_Toc242105764"/>
       <w:r>
         <w:t>А.5.4 Таблица finances_paymentlog — Лог платежа</w:t>
       </w:r>
@@ -32023,7 +32023,7 @@
       <w:pPr>
         <w:pStyle w:val="31"/>
       </w:pPr>
-      <w:bookmarkStart w:id="50" w:name="_Toc242103862"/>
+      <w:bookmarkStart w:id="50" w:name="_Toc242105765"/>
       <w:r>
         <w:t>А.5.5 Таблица finances_paymenttype — Тип платежа</w:t>
       </w:r>
@@ -32319,7 +32319,7 @@
       <w:pPr>
         <w:pStyle w:val="21"/>
       </w:pPr>
-      <w:bookmarkStart w:id="51" w:name="_Toc242103863"/>
+      <w:bookmarkStart w:id="51" w:name="_Toc242105766"/>
       <w:r>
         <w:t>А.6 Задачи (приложение tasks)</w:t>
       </w:r>
@@ -32329,7 +32329,7 @@
       <w:pPr>
         <w:pStyle w:val="31"/>
       </w:pPr>
-      <w:bookmarkStart w:id="52" w:name="_Toc242103864"/>
+      <w:bookmarkStart w:id="52" w:name="_Toc242105767"/>
       <w:r>
         <w:t>А.6.1 Таблица tasks_task — Задача</w:t>
       </w:r>
@@ -33680,7 +33680,7 @@
       <w:pPr>
         <w:pStyle w:val="31"/>
       </w:pPr>
-      <w:bookmarkStart w:id="53" w:name="_Toc242103865"/>
+      <w:bookmarkStart w:id="53" w:name="_Toc242105768"/>
       <w:r>
         <w:t>А.6.2 Таблица tasks_taskcomment — Комментарий к задаче</w:t>
       </w:r>
@@ -34219,7 +34219,7 @@
       <w:pPr>
         <w:pStyle w:val="31"/>
       </w:pPr>
-      <w:bookmarkStart w:id="54" w:name="_Toc242103866"/>
+      <w:bookmarkStart w:id="54" w:name="_Toc242105769"/>
       <w:r>
         <w:t>А.6.3 Таблица tasks_tasklog — Лог задачи</w:t>
       </w:r>
@@ -34763,7 +34763,7 @@
       <w:pPr>
         <w:pStyle w:val="21"/>
       </w:pPr>
-      <w:bookmarkStart w:id="55" w:name="_Toc242103867"/>
+      <w:bookmarkStart w:id="55" w:name="_Toc242105770"/>
       <w:r>
         <w:lastRenderedPageBreak/>
         <w:t>А.7 Документы (приложение documents)</w:t>
@@ -34774,7 +34774,7 @@
       <w:pPr>
         <w:pStyle w:val="31"/>
       </w:pPr>
-      <w:bookmarkStart w:id="56" w:name="_Toc242103868"/>
+      <w:bookmarkStart w:id="56" w:name="_Toc242105771"/>
       <w:r>
         <w:t>А.7.1 Таблица documents_template — Шаблон документа</w:t>
       </w:r>
@@ -35499,7 +35499,7 @@
       <w:pPr>
         <w:pStyle w:val="21"/>
       </w:pPr>
-      <w:bookmarkStart w:id="57" w:name="_Toc242103869"/>
+      <w:bookmarkStart w:id="57" w:name="_Toc242105772"/>
       <w:r>
         <w:t>А.8 Планы и отчёты (приложение reports)</w:t>
       </w:r>
@@ -35509,7 +35509,7 @@
       <w:pPr>
         <w:pStyle w:val="31"/>
       </w:pPr>
-      <w:bookmarkStart w:id="58" w:name="_Toc242103870"/>
+      <w:bookmarkStart w:id="58" w:name="_Toc242105773"/>
       <w:r>
         <w:t>А.8.1 Таблица reports_employeeplan — План продаж (по сотрудникам)</w:t>
       </w:r>
@@ -36053,7 +36053,7 @@
       <w:pPr>
         <w:pStyle w:val="31"/>
       </w:pPr>
-      <w:bookmarkStart w:id="59" w:name="_Toc242103871"/>
+      <w:bookmarkStart w:id="59" w:name="_Toc242105774"/>
       <w:r>
         <w:t>А.8.2 Таблица reports_plan — План продаж (по проектам)</w:t>
       </w:r>
@@ -36598,7 +36598,7 @@
       <w:pPr>
         <w:pStyle w:val="21"/>
       </w:pPr>
-      <w:bookmarkStart w:id="60" w:name="_Toc242103872"/>
+      <w:bookmarkStart w:id="60" w:name="_Toc242105775"/>
       <w:r>
         <w:t>А.9 Организационная структура и права доступа (приложение permissions)</w:t>
       </w:r>
@@ -36608,7 +36608,7 @@
       <w:pPr>
         <w:pStyle w:val="31"/>
       </w:pPr>
-      <w:bookmarkStart w:id="61" w:name="_Toc242103873"/>
+      <w:bookmarkStart w:id="61" w:name="_Toc242105776"/>
       <w:r>
         <w:t>А.9.1 Таблица permissions_company — Компания</w:t>
       </w:r>
@@ -37271,7 +37271,7 @@
       <w:pPr>
         <w:pStyle w:val="31"/>
       </w:pPr>
-      <w:bookmarkStart w:id="62" w:name="_Toc242103874"/>
+      <w:bookmarkStart w:id="62" w:name="_Toc242105777"/>
       <w:r>
         <w:t>А.9.2 Таблица permissions_department — Отдел</w:t>
       </w:r>
@@ -37939,7 +37939,7 @@
       <w:pPr>
         <w:pStyle w:val="31"/>
       </w:pPr>
-      <w:bookmarkStart w:id="63" w:name="_Toc242103875"/>
+      <w:bookmarkStart w:id="63" w:name="_Toc242105778"/>
       <w:r>
         <w:t>А.9.3 Таблица permissions_partnerapikey — API ключ партнёра</w:t>
       </w:r>
@@ -38913,7 +38913,7 @@
       <w:pPr>
         <w:pStyle w:val="31"/>
       </w:pPr>
-      <w:bookmarkStart w:id="64" w:name="_Toc242103876"/>
+      <w:bookmarkStart w:id="64" w:name="_Toc242105779"/>
       <w:r>
         <w:t>А.9.4 Таблица permissions_permission — Разрешение</w:t>
       </w:r>
@@ -39643,7 +39643,7 @@
       <w:pPr>
         <w:pStyle w:val="31"/>
       </w:pPr>
-      <w:bookmarkStart w:id="65" w:name="_Toc242103877"/>
+      <w:bookmarkStart w:id="65" w:name="_Toc242105780"/>
       <w:r>
         <w:t>А.9.5 Таблица permissions_permissionlog — Лог разрешений</w:t>
       </w:r>
@@ -40249,7 +40249,7 @@
       <w:pPr>
         <w:pStyle w:val="31"/>
       </w:pPr>
-      <w:bookmarkStart w:id="66" w:name="_Toc242103878"/>
+      <w:bookmarkStart w:id="66" w:name="_Toc242105781"/>
       <w:r>
         <w:t>А.9.6 Таблица permissions_role — Роль</w:t>
       </w:r>
@@ -41160,7 +41160,7 @@
       <w:pPr>
         <w:pStyle w:val="31"/>
       </w:pPr>
-      <w:bookmarkStart w:id="67" w:name="_Toc242103879"/>
+      <w:bookmarkStart w:id="67" w:name="_Toc242105782"/>
       <w:r>
         <w:t>А.9.7 Таблица permissions_userprofile — Профиль пользователя</w:t>
       </w:r>
@@ -42074,7 +42074,7 @@
         <w:ind w:firstLine="0"/>
         <w:jc w:val="center"/>
       </w:pPr>
-      <w:bookmarkStart w:id="68" w:name="_Toc242103880"/>
+      <w:bookmarkStart w:id="68" w:name="_Toc242105783"/>
       <w:r>
         <w:lastRenderedPageBreak/>
         <w:t>Приложение Б</w:t>
@@ -42098,7 +42098,7 @@
       <w:pPr>
         <w:pStyle w:val="21"/>
       </w:pPr>
-      <w:bookmarkStart w:id="69" w:name="_Toc242103881"/>
+      <w:bookmarkStart w:id="69" w:name="_Toc242105784"/>
       <w:r>
         <w:t>Б.1 Классификаторы, заданные в программе</w:t>
       </w:r>
@@ -44748,7 +44748,7 @@
       <w:pPr>
         <w:pStyle w:val="21"/>
       </w:pPr>
-      <w:bookmarkStart w:id="70" w:name="_Toc242103882"/>
+      <w:bookmarkStart w:id="70" w:name="_Toc242105785"/>
       <w:r>
         <w:t>Б.2 Состав разрешений</w:t>
       </w:r>
@@ -46510,7 +46510,7 @@
         <w:ind w:firstLine="0"/>
         <w:jc w:val="center"/>
       </w:pPr>
-      <w:bookmarkStart w:id="71" w:name="_Toc242103883"/>
+      <w:bookmarkStart w:id="71" w:name="_Toc242105786"/>
       <w:r>
         <w:lastRenderedPageBreak/>
         <w:t>Приложение В</w:t>
@@ -47579,7 +47579,7 @@
         <w:ind w:firstLine="0"/>
         <w:jc w:val="center"/>
       </w:pPr>
-      <w:bookmarkStart w:id="72" w:name="_Toc242103884"/>
+      <w:bookmarkStart w:id="72" w:name="_Toc242105787"/>
       <w:r>
         <w:lastRenderedPageBreak/>
         <w:t>ЛИСТ РЕГИСТРАЦИИ ИЗМЕНЕНИЙ</w:t>
@@ -49641,31 +49641,31 @@
       </w:rPr>
     </w:lvl>
   </w:abstractNum>
-  <w:num w:numId="1" w16cid:durableId="1978681823">
+  <w:num w:numId="1" w16cid:durableId="852260130">
     <w:abstractNumId w:val="8"/>
   </w:num>
-  <w:num w:numId="2" w16cid:durableId="1215000365">
+  <w:num w:numId="2" w16cid:durableId="1069184305">
     <w:abstractNumId w:val="6"/>
   </w:num>
-  <w:num w:numId="3" w16cid:durableId="1912688555">
+  <w:num w:numId="3" w16cid:durableId="747574473">
     <w:abstractNumId w:val="5"/>
   </w:num>
-  <w:num w:numId="4" w16cid:durableId="1386637683">
+  <w:num w:numId="4" w16cid:durableId="1766728407">
     <w:abstractNumId w:val="4"/>
   </w:num>
-  <w:num w:numId="5" w16cid:durableId="1158574471">
+  <w:num w:numId="5" w16cid:durableId="1109592355">
     <w:abstractNumId w:val="7"/>
   </w:num>
-  <w:num w:numId="6" w16cid:durableId="1947152178">
+  <w:num w:numId="6" w16cid:durableId="2070107334">
     <w:abstractNumId w:val="3"/>
   </w:num>
-  <w:num w:numId="7" w16cid:durableId="1318072291">
+  <w:num w:numId="7" w16cid:durableId="962539363">
     <w:abstractNumId w:val="2"/>
   </w:num>
-  <w:num w:numId="8" w16cid:durableId="1259870183">
+  <w:num w:numId="8" w16cid:durableId="1553226288">
     <w:abstractNumId w:val="1"/>
   </w:num>
-  <w:num w:numId="9" w16cid:durableId="446122351">
+  <w:num w:numId="9" w16cid:durableId="755516994">
     <w:abstractNumId w:val="0"/>
   </w:num>
 </w:numbering>
@@ -61198,7 +61198,7 @@
     <w:autoRedefine/>
     <w:uiPriority w:val="39"/>
     <w:unhideWhenUsed/>
-    <w:rsid w:val="00E34E77"/>
+    <w:rsid w:val="007A3492"/>
     <w:pPr>
       <w:spacing w:after="100"/>
     </w:pPr>
@@ -61210,7 +61210,7 @@
     <w:autoRedefine/>
     <w:uiPriority w:val="39"/>
     <w:unhideWhenUsed/>
-    <w:rsid w:val="00E34E77"/>
+    <w:rsid w:val="007A3492"/>
     <w:pPr>
       <w:spacing w:after="100"/>
       <w:ind w:left="240"/>
@@ -61223,7 +61223,7 @@
     <w:autoRedefine/>
     <w:uiPriority w:val="39"/>
     <w:unhideWhenUsed/>
-    <w:rsid w:val="00E34E77"/>
+    <w:rsid w:val="007A3492"/>
     <w:pPr>
       <w:spacing w:after="100"/>
       <w:ind w:left="480"/>
@@ -61234,7 +61234,7 @@
     <w:basedOn w:val="a2"/>
     <w:uiPriority w:val="99"/>
     <w:unhideWhenUsed/>
-    <w:rsid w:val="00E34E77"/>
+    <w:rsid w:val="007A3492"/>
     <w:rPr>
       <w:color w:val="0000FF" w:themeColor="hyperlink"/>
       <w:u w:val="single"/>

--- a/docs/gost/out/04_П5_Описание_информационного_обеспечения.docx
+++ b/docs/gost/out/04_П5_Описание_информационного_обеспечения.docx
@@ -306,7 +306,7 @@
       <w:r>
         <w:fldChar w:fldCharType="separate"/>
       </w:r>
-      <w:hyperlink w:anchor="_Toc242175223" w:history="1">
+      <w:hyperlink w:anchor="_Toc242192521" w:history="1">
         <w:r>
           <w:rPr>
             <w:rStyle w:val="aff8"/>
@@ -333,7 +333,7 @@
             <w:noProof/>
             <w:webHidden/>
           </w:rPr>
-          <w:instrText xml:space="preserve"> PAGEREF _Toc242175223 \h </w:instrText>
+          <w:instrText xml:space="preserve"> PAGEREF _Toc242192521 \h </w:instrText>
         </w:r>
         <w:r>
           <w:rPr>
@@ -379,7 +379,7 @@
           <w14:ligatures w14:val="standardContextual"/>
         </w:rPr>
       </w:pPr>
-      <w:hyperlink w:anchor="_Toc242175224" w:history="1">
+      <w:hyperlink w:anchor="_Toc242192522" w:history="1">
         <w:r>
           <w:rPr>
             <w:rStyle w:val="aff8"/>
@@ -406,7 +406,7 @@
             <w:noProof/>
             <w:webHidden/>
           </w:rPr>
-          <w:instrText xml:space="preserve"> PAGEREF _Toc242175224 \h </w:instrText>
+          <w:instrText xml:space="preserve"> PAGEREF _Toc242192522 \h </w:instrText>
         </w:r>
         <w:r>
           <w:rPr>
@@ -452,7 +452,7 @@
           <w14:ligatures w14:val="standardContextual"/>
         </w:rPr>
       </w:pPr>
-      <w:hyperlink w:anchor="_Toc242175225" w:history="1">
+      <w:hyperlink w:anchor="_Toc242192523" w:history="1">
         <w:r>
           <w:rPr>
             <w:rStyle w:val="aff8"/>
@@ -479,7 +479,7 @@
             <w:noProof/>
             <w:webHidden/>
           </w:rPr>
-          <w:instrText xml:space="preserve"> PAGEREF _Toc242175225 \h </w:instrText>
+          <w:instrText xml:space="preserve"> PAGEREF _Toc242192523 \h </w:instrText>
         </w:r>
         <w:r>
           <w:rPr>
@@ -525,7 +525,7 @@
           <w14:ligatures w14:val="standardContextual"/>
         </w:rPr>
       </w:pPr>
-      <w:hyperlink w:anchor="_Toc242175226" w:history="1">
+      <w:hyperlink w:anchor="_Toc242192524" w:history="1">
         <w:r>
           <w:rPr>
             <w:rStyle w:val="aff8"/>
@@ -552,7 +552,7 @@
             <w:noProof/>
             <w:webHidden/>
           </w:rPr>
-          <w:instrText xml:space="preserve"> PAGEREF _Toc242175226 \h </w:instrText>
+          <w:instrText xml:space="preserve"> PAGEREF _Toc242192524 \h </w:instrText>
         </w:r>
         <w:r>
           <w:rPr>
@@ -598,7 +598,7 @@
           <w14:ligatures w14:val="standardContextual"/>
         </w:rPr>
       </w:pPr>
-      <w:hyperlink w:anchor="_Toc242175227" w:history="1">
+      <w:hyperlink w:anchor="_Toc242192525" w:history="1">
         <w:r>
           <w:rPr>
             <w:rStyle w:val="aff8"/>
@@ -625,7 +625,7 @@
             <w:noProof/>
             <w:webHidden/>
           </w:rPr>
-          <w:instrText xml:space="preserve"> PAGEREF _Toc242175227 \h </w:instrText>
+          <w:instrText xml:space="preserve"> PAGEREF _Toc242192525 \h </w:instrText>
         </w:r>
         <w:r>
           <w:rPr>
@@ -671,7 +671,7 @@
           <w14:ligatures w14:val="standardContextual"/>
         </w:rPr>
       </w:pPr>
-      <w:hyperlink w:anchor="_Toc242175228" w:history="1">
+      <w:hyperlink w:anchor="_Toc242192526" w:history="1">
         <w:r>
           <w:rPr>
             <w:rStyle w:val="aff8"/>
@@ -698,7 +698,7 @@
             <w:noProof/>
             <w:webHidden/>
           </w:rPr>
-          <w:instrText xml:space="preserve"> PAGEREF _Toc242175228 \h </w:instrText>
+          <w:instrText xml:space="preserve"> PAGEREF _Toc242192526 \h </w:instrText>
         </w:r>
         <w:r>
           <w:rPr>
@@ -744,7 +744,7 @@
           <w14:ligatures w14:val="standardContextual"/>
         </w:rPr>
       </w:pPr>
-      <w:hyperlink w:anchor="_Toc242175229" w:history="1">
+      <w:hyperlink w:anchor="_Toc242192527" w:history="1">
         <w:r>
           <w:rPr>
             <w:rStyle w:val="aff8"/>
@@ -771,7 +771,7 @@
             <w:noProof/>
             <w:webHidden/>
           </w:rPr>
-          <w:instrText xml:space="preserve"> PAGEREF _Toc242175229 \h </w:instrText>
+          <w:instrText xml:space="preserve"> PAGEREF _Toc242192527 \h </w:instrText>
         </w:r>
         <w:r>
           <w:rPr>
@@ -817,7 +817,7 @@
           <w14:ligatures w14:val="standardContextual"/>
         </w:rPr>
       </w:pPr>
-      <w:hyperlink w:anchor="_Toc242175230" w:history="1">
+      <w:hyperlink w:anchor="_Toc242192528" w:history="1">
         <w:r>
           <w:rPr>
             <w:rStyle w:val="aff8"/>
@@ -844,7 +844,7 @@
             <w:noProof/>
             <w:webHidden/>
           </w:rPr>
-          <w:instrText xml:space="preserve"> PAGEREF _Toc242175230 \h </w:instrText>
+          <w:instrText xml:space="preserve"> PAGEREF _Toc242192528 \h </w:instrText>
         </w:r>
         <w:r>
           <w:rPr>
@@ -890,7 +890,7 @@
           <w14:ligatures w14:val="standardContextual"/>
         </w:rPr>
       </w:pPr>
-      <w:hyperlink w:anchor="_Toc242175231" w:history="1">
+      <w:hyperlink w:anchor="_Toc242192529" w:history="1">
         <w:r>
           <w:rPr>
             <w:rStyle w:val="aff8"/>
@@ -917,7 +917,7 @@
             <w:noProof/>
             <w:webHidden/>
           </w:rPr>
-          <w:instrText xml:space="preserve"> PAGEREF _Toc242175231 \h </w:instrText>
+          <w:instrText xml:space="preserve"> PAGEREF _Toc242192529 \h </w:instrText>
         </w:r>
         <w:r>
           <w:rPr>
@@ -963,7 +963,7 @@
           <w14:ligatures w14:val="standardContextual"/>
         </w:rPr>
       </w:pPr>
-      <w:hyperlink w:anchor="_Toc242175232" w:history="1">
+      <w:hyperlink w:anchor="_Toc242192530" w:history="1">
         <w:r>
           <w:rPr>
             <w:rStyle w:val="aff8"/>
@@ -990,7 +990,7 @@
             <w:noProof/>
             <w:webHidden/>
           </w:rPr>
-          <w:instrText xml:space="preserve"> PAGEREF _Toc242175232 \h </w:instrText>
+          <w:instrText xml:space="preserve"> PAGEREF _Toc242192530 \h </w:instrText>
         </w:r>
         <w:r>
           <w:rPr>
@@ -1036,7 +1036,7 @@
           <w14:ligatures w14:val="standardContextual"/>
         </w:rPr>
       </w:pPr>
-      <w:hyperlink w:anchor="_Toc242175233" w:history="1">
+      <w:hyperlink w:anchor="_Toc242192531" w:history="1">
         <w:r>
           <w:rPr>
             <w:rStyle w:val="aff8"/>
@@ -1063,7 +1063,7 @@
             <w:noProof/>
             <w:webHidden/>
           </w:rPr>
-          <w:instrText xml:space="preserve"> PAGEREF _Toc242175233 \h </w:instrText>
+          <w:instrText xml:space="preserve"> PAGEREF _Toc242192531 \h </w:instrText>
         </w:r>
         <w:r>
           <w:rPr>
@@ -1109,7 +1109,7 @@
           <w14:ligatures w14:val="standardContextual"/>
         </w:rPr>
       </w:pPr>
-      <w:hyperlink w:anchor="_Toc242175234" w:history="1">
+      <w:hyperlink w:anchor="_Toc242192532" w:history="1">
         <w:r>
           <w:rPr>
             <w:rStyle w:val="aff8"/>
@@ -1136,7 +1136,7 @@
             <w:noProof/>
             <w:webHidden/>
           </w:rPr>
-          <w:instrText xml:space="preserve"> PAGEREF _Toc242175234 \h </w:instrText>
+          <w:instrText xml:space="preserve"> PAGEREF _Toc242192532 \h </w:instrText>
         </w:r>
         <w:r>
           <w:rPr>
@@ -1182,7 +1182,7 @@
           <w14:ligatures w14:val="standardContextual"/>
         </w:rPr>
       </w:pPr>
-      <w:hyperlink w:anchor="_Toc242175235" w:history="1">
+      <w:hyperlink w:anchor="_Toc242192533" w:history="1">
         <w:r>
           <w:rPr>
             <w:rStyle w:val="aff8"/>
@@ -1209,7 +1209,7 @@
             <w:noProof/>
             <w:webHidden/>
           </w:rPr>
-          <w:instrText xml:space="preserve"> PAGEREF _Toc242175235 \h </w:instrText>
+          <w:instrText xml:space="preserve"> PAGEREF _Toc242192533 \h </w:instrText>
         </w:r>
         <w:r>
           <w:rPr>
@@ -1255,7 +1255,7 @@
           <w14:ligatures w14:val="standardContextual"/>
         </w:rPr>
       </w:pPr>
-      <w:hyperlink w:anchor="_Toc242175236" w:history="1">
+      <w:hyperlink w:anchor="_Toc242192534" w:history="1">
         <w:r>
           <w:rPr>
             <w:rStyle w:val="aff8"/>
@@ -1282,7 +1282,7 @@
             <w:noProof/>
             <w:webHidden/>
           </w:rPr>
-          <w:instrText xml:space="preserve"> PAGEREF _Toc242175236 \h </w:instrText>
+          <w:instrText xml:space="preserve"> PAGEREF _Toc242192534 \h </w:instrText>
         </w:r>
         <w:r>
           <w:rPr>
@@ -1328,7 +1328,7 @@
           <w14:ligatures w14:val="standardContextual"/>
         </w:rPr>
       </w:pPr>
-      <w:hyperlink w:anchor="_Toc242175237" w:history="1">
+      <w:hyperlink w:anchor="_Toc242192535" w:history="1">
         <w:r>
           <w:rPr>
             <w:rStyle w:val="aff8"/>
@@ -1355,7 +1355,7 @@
             <w:noProof/>
             <w:webHidden/>
           </w:rPr>
-          <w:instrText xml:space="preserve"> PAGEREF _Toc242175237 \h </w:instrText>
+          <w:instrText xml:space="preserve"> PAGEREF _Toc242192535 \h </w:instrText>
         </w:r>
         <w:r>
           <w:rPr>
@@ -1401,7 +1401,7 @@
           <w14:ligatures w14:val="standardContextual"/>
         </w:rPr>
       </w:pPr>
-      <w:hyperlink w:anchor="_Toc242175238" w:history="1">
+      <w:hyperlink w:anchor="_Toc242192536" w:history="1">
         <w:r>
           <w:rPr>
             <w:rStyle w:val="aff8"/>
@@ -1428,7 +1428,7 @@
             <w:noProof/>
             <w:webHidden/>
           </w:rPr>
-          <w:instrText xml:space="preserve"> PAGEREF _Toc242175238 \h </w:instrText>
+          <w:instrText xml:space="preserve"> PAGEREF _Toc242192536 \h </w:instrText>
         </w:r>
         <w:r>
           <w:rPr>
@@ -1474,7 +1474,7 @@
           <w14:ligatures w14:val="standardContextual"/>
         </w:rPr>
       </w:pPr>
-      <w:hyperlink w:anchor="_Toc242175239" w:history="1">
+      <w:hyperlink w:anchor="_Toc242192537" w:history="1">
         <w:r>
           <w:rPr>
             <w:rStyle w:val="aff8"/>
@@ -1501,7 +1501,7 @@
             <w:noProof/>
             <w:webHidden/>
           </w:rPr>
-          <w:instrText xml:space="preserve"> PAGEREF _Toc242175239 \h </w:instrText>
+          <w:instrText xml:space="preserve"> PAGEREF _Toc242192537 \h </w:instrText>
         </w:r>
         <w:r>
           <w:rPr>
@@ -1547,7 +1547,7 @@
           <w14:ligatures w14:val="standardContextual"/>
         </w:rPr>
       </w:pPr>
-      <w:hyperlink w:anchor="_Toc242175240" w:history="1">
+      <w:hyperlink w:anchor="_Toc242192538" w:history="1">
         <w:r>
           <w:rPr>
             <w:rStyle w:val="aff8"/>
@@ -1574,7 +1574,7 @@
             <w:noProof/>
             <w:webHidden/>
           </w:rPr>
-          <w:instrText xml:space="preserve"> PAGEREF _Toc242175240 \h </w:instrText>
+          <w:instrText xml:space="preserve"> PAGEREF _Toc242192538 \h </w:instrText>
         </w:r>
         <w:r>
           <w:rPr>
@@ -1620,7 +1620,7 @@
           <w14:ligatures w14:val="standardContextual"/>
         </w:rPr>
       </w:pPr>
-      <w:hyperlink w:anchor="_Toc242175241" w:history="1">
+      <w:hyperlink w:anchor="_Toc242192539" w:history="1">
         <w:r>
           <w:rPr>
             <w:rStyle w:val="aff8"/>
@@ -1647,7 +1647,7 @@
             <w:noProof/>
             <w:webHidden/>
           </w:rPr>
-          <w:instrText xml:space="preserve"> PAGEREF _Toc242175241 \h </w:instrText>
+          <w:instrText xml:space="preserve"> PAGEREF _Toc242192539 \h </w:instrText>
         </w:r>
         <w:r>
           <w:rPr>
@@ -1693,7 +1693,7 @@
           <w14:ligatures w14:val="standardContextual"/>
         </w:rPr>
       </w:pPr>
-      <w:hyperlink w:anchor="_Toc242175242" w:history="1">
+      <w:hyperlink w:anchor="_Toc242192540" w:history="1">
         <w:r>
           <w:rPr>
             <w:rStyle w:val="aff8"/>
@@ -1720,7 +1720,7 @@
             <w:noProof/>
             <w:webHidden/>
           </w:rPr>
-          <w:instrText xml:space="preserve"> PAGEREF _Toc242175242 \h </w:instrText>
+          <w:instrText xml:space="preserve"> PAGEREF _Toc242192540 \h </w:instrText>
         </w:r>
         <w:r>
           <w:rPr>
@@ -1766,7 +1766,7 @@
           <w14:ligatures w14:val="standardContextual"/>
         </w:rPr>
       </w:pPr>
-      <w:hyperlink w:anchor="_Toc242175243" w:history="1">
+      <w:hyperlink w:anchor="_Toc242192541" w:history="1">
         <w:r>
           <w:rPr>
             <w:rStyle w:val="aff8"/>
@@ -1793,7 +1793,7 @@
             <w:noProof/>
             <w:webHidden/>
           </w:rPr>
-          <w:instrText xml:space="preserve"> PAGEREF _Toc242175243 \h </w:instrText>
+          <w:instrText xml:space="preserve"> PAGEREF _Toc242192541 \h </w:instrText>
         </w:r>
         <w:r>
           <w:rPr>
@@ -1839,7 +1839,7 @@
           <w14:ligatures w14:val="standardContextual"/>
         </w:rPr>
       </w:pPr>
-      <w:hyperlink w:anchor="_Toc242175244" w:history="1">
+      <w:hyperlink w:anchor="_Toc242192542" w:history="1">
         <w:r>
           <w:rPr>
             <w:rStyle w:val="aff8"/>
@@ -1866,7 +1866,7 @@
             <w:noProof/>
             <w:webHidden/>
           </w:rPr>
-          <w:instrText xml:space="preserve"> PAGEREF _Toc242175244 \h </w:instrText>
+          <w:instrText xml:space="preserve"> PAGEREF _Toc242192542 \h </w:instrText>
         </w:r>
         <w:r>
           <w:rPr>
@@ -1912,7 +1912,7 @@
           <w14:ligatures w14:val="standardContextual"/>
         </w:rPr>
       </w:pPr>
-      <w:hyperlink w:anchor="_Toc242175245" w:history="1">
+      <w:hyperlink w:anchor="_Toc242192543" w:history="1">
         <w:r>
           <w:rPr>
             <w:rStyle w:val="aff8"/>
@@ -1939,7 +1939,7 @@
             <w:noProof/>
             <w:webHidden/>
           </w:rPr>
-          <w:instrText xml:space="preserve"> PAGEREF _Toc242175245 \h </w:instrText>
+          <w:instrText xml:space="preserve"> PAGEREF _Toc242192543 \h </w:instrText>
         </w:r>
         <w:r>
           <w:rPr>
@@ -1985,7 +1985,7 @@
           <w14:ligatures w14:val="standardContextual"/>
         </w:rPr>
       </w:pPr>
-      <w:hyperlink w:anchor="_Toc242175246" w:history="1">
+      <w:hyperlink w:anchor="_Toc242192544" w:history="1">
         <w:r>
           <w:rPr>
             <w:rStyle w:val="aff8"/>
@@ -2012,7 +2012,7 @@
             <w:noProof/>
             <w:webHidden/>
           </w:rPr>
-          <w:instrText xml:space="preserve"> PAGEREF _Toc242175246 \h </w:instrText>
+          <w:instrText xml:space="preserve"> PAGEREF _Toc242192544 \h </w:instrText>
         </w:r>
         <w:r>
           <w:rPr>
@@ -2058,7 +2058,7 @@
           <w14:ligatures w14:val="standardContextual"/>
         </w:rPr>
       </w:pPr>
-      <w:hyperlink w:anchor="_Toc242175247" w:history="1">
+      <w:hyperlink w:anchor="_Toc242192545" w:history="1">
         <w:r>
           <w:rPr>
             <w:rStyle w:val="aff8"/>
@@ -2085,7 +2085,7 @@
             <w:noProof/>
             <w:webHidden/>
           </w:rPr>
-          <w:instrText xml:space="preserve"> PAGEREF _Toc242175247 \h </w:instrText>
+          <w:instrText xml:space="preserve"> PAGEREF _Toc242192545 \h </w:instrText>
         </w:r>
         <w:r>
           <w:rPr>
@@ -2131,7 +2131,7 @@
           <w14:ligatures w14:val="standardContextual"/>
         </w:rPr>
       </w:pPr>
-      <w:hyperlink w:anchor="_Toc242175248" w:history="1">
+      <w:hyperlink w:anchor="_Toc242192546" w:history="1">
         <w:r>
           <w:rPr>
             <w:rStyle w:val="aff8"/>
@@ -2158,7 +2158,7 @@
             <w:noProof/>
             <w:webHidden/>
           </w:rPr>
-          <w:instrText xml:space="preserve"> PAGEREF _Toc242175248 \h </w:instrText>
+          <w:instrText xml:space="preserve"> PAGEREF _Toc242192546 \h </w:instrText>
         </w:r>
         <w:r>
           <w:rPr>
@@ -2204,7 +2204,7 @@
           <w14:ligatures w14:val="standardContextual"/>
         </w:rPr>
       </w:pPr>
-      <w:hyperlink w:anchor="_Toc242175249" w:history="1">
+      <w:hyperlink w:anchor="_Toc242192547" w:history="1">
         <w:r>
           <w:rPr>
             <w:rStyle w:val="aff8"/>
@@ -2231,7 +2231,7 @@
             <w:noProof/>
             <w:webHidden/>
           </w:rPr>
-          <w:instrText xml:space="preserve"> PAGEREF _Toc242175249 \h </w:instrText>
+          <w:instrText xml:space="preserve"> PAGEREF _Toc242192547 \h </w:instrText>
         </w:r>
         <w:r>
           <w:rPr>
@@ -2277,7 +2277,7 @@
           <w14:ligatures w14:val="standardContextual"/>
         </w:rPr>
       </w:pPr>
-      <w:hyperlink w:anchor="_Toc242175250" w:history="1">
+      <w:hyperlink w:anchor="_Toc242192548" w:history="1">
         <w:r>
           <w:rPr>
             <w:rStyle w:val="aff8"/>
@@ -2304,7 +2304,7 @@
             <w:noProof/>
             <w:webHidden/>
           </w:rPr>
-          <w:instrText xml:space="preserve"> PAGEREF _Toc242175250 \h </w:instrText>
+          <w:instrText xml:space="preserve"> PAGEREF _Toc242192548 \h </w:instrText>
         </w:r>
         <w:r>
           <w:rPr>
@@ -2350,7 +2350,7 @@
           <w14:ligatures w14:val="standardContextual"/>
         </w:rPr>
       </w:pPr>
-      <w:hyperlink w:anchor="_Toc242175251" w:history="1">
+      <w:hyperlink w:anchor="_Toc242192549" w:history="1">
         <w:r>
           <w:rPr>
             <w:rStyle w:val="aff8"/>
@@ -2377,7 +2377,7 @@
             <w:noProof/>
             <w:webHidden/>
           </w:rPr>
-          <w:instrText xml:space="preserve"> PAGEREF _Toc242175251 \h </w:instrText>
+          <w:instrText xml:space="preserve"> PAGEREF _Toc242192549 \h </w:instrText>
         </w:r>
         <w:r>
           <w:rPr>
@@ -2423,7 +2423,7 @@
           <w14:ligatures w14:val="standardContextual"/>
         </w:rPr>
       </w:pPr>
-      <w:hyperlink w:anchor="_Toc242175252" w:history="1">
+      <w:hyperlink w:anchor="_Toc242192550" w:history="1">
         <w:r>
           <w:rPr>
             <w:rStyle w:val="aff8"/>
@@ -2450,7 +2450,7 @@
             <w:noProof/>
             <w:webHidden/>
           </w:rPr>
-          <w:instrText xml:space="preserve"> PAGEREF _Toc242175252 \h </w:instrText>
+          <w:instrText xml:space="preserve"> PAGEREF _Toc242192550 \h </w:instrText>
         </w:r>
         <w:r>
           <w:rPr>
@@ -2496,7 +2496,7 @@
           <w14:ligatures w14:val="standardContextual"/>
         </w:rPr>
       </w:pPr>
-      <w:hyperlink w:anchor="_Toc242175253" w:history="1">
+      <w:hyperlink w:anchor="_Toc242192551" w:history="1">
         <w:r>
           <w:rPr>
             <w:rStyle w:val="aff8"/>
@@ -2523,7 +2523,7 @@
             <w:noProof/>
             <w:webHidden/>
           </w:rPr>
-          <w:instrText xml:space="preserve"> PAGEREF _Toc242175253 \h </w:instrText>
+          <w:instrText xml:space="preserve"> PAGEREF _Toc242192551 \h </w:instrText>
         </w:r>
         <w:r>
           <w:rPr>
@@ -2569,7 +2569,7 @@
           <w14:ligatures w14:val="standardContextual"/>
         </w:rPr>
       </w:pPr>
-      <w:hyperlink w:anchor="_Toc242175254" w:history="1">
+      <w:hyperlink w:anchor="_Toc242192552" w:history="1">
         <w:r>
           <w:rPr>
             <w:rStyle w:val="aff8"/>
@@ -2596,7 +2596,7 @@
             <w:noProof/>
             <w:webHidden/>
           </w:rPr>
-          <w:instrText xml:space="preserve"> PAGEREF _Toc242175254 \h </w:instrText>
+          <w:instrText xml:space="preserve"> PAGEREF _Toc242192552 \h </w:instrText>
         </w:r>
         <w:r>
           <w:rPr>
@@ -2642,7 +2642,7 @@
           <w14:ligatures w14:val="standardContextual"/>
         </w:rPr>
       </w:pPr>
-      <w:hyperlink w:anchor="_Toc242175255" w:history="1">
+      <w:hyperlink w:anchor="_Toc242192553" w:history="1">
         <w:r>
           <w:rPr>
             <w:rStyle w:val="aff8"/>
@@ -2669,7 +2669,7 @@
             <w:noProof/>
             <w:webHidden/>
           </w:rPr>
-          <w:instrText xml:space="preserve"> PAGEREF _Toc242175255 \h </w:instrText>
+          <w:instrText xml:space="preserve"> PAGEREF _Toc242192553 \h </w:instrText>
         </w:r>
         <w:r>
           <w:rPr>
@@ -2715,7 +2715,7 @@
           <w14:ligatures w14:val="standardContextual"/>
         </w:rPr>
       </w:pPr>
-      <w:hyperlink w:anchor="_Toc242175256" w:history="1">
+      <w:hyperlink w:anchor="_Toc242192554" w:history="1">
         <w:r>
           <w:rPr>
             <w:rStyle w:val="aff8"/>
@@ -2742,7 +2742,7 @@
             <w:noProof/>
             <w:webHidden/>
           </w:rPr>
-          <w:instrText xml:space="preserve"> PAGEREF _Toc242175256 \h </w:instrText>
+          <w:instrText xml:space="preserve"> PAGEREF _Toc242192554 \h </w:instrText>
         </w:r>
         <w:r>
           <w:rPr>
@@ -2788,7 +2788,7 @@
           <w14:ligatures w14:val="standardContextual"/>
         </w:rPr>
       </w:pPr>
-      <w:hyperlink w:anchor="_Toc242175257" w:history="1">
+      <w:hyperlink w:anchor="_Toc242192555" w:history="1">
         <w:r>
           <w:rPr>
             <w:rStyle w:val="aff8"/>
@@ -2815,7 +2815,7 @@
             <w:noProof/>
             <w:webHidden/>
           </w:rPr>
-          <w:instrText xml:space="preserve"> PAGEREF _Toc242175257 \h </w:instrText>
+          <w:instrText xml:space="preserve"> PAGEREF _Toc242192555 \h </w:instrText>
         </w:r>
         <w:r>
           <w:rPr>
@@ -2861,7 +2861,7 @@
           <w14:ligatures w14:val="standardContextual"/>
         </w:rPr>
       </w:pPr>
-      <w:hyperlink w:anchor="_Toc242175258" w:history="1">
+      <w:hyperlink w:anchor="_Toc242192556" w:history="1">
         <w:r>
           <w:rPr>
             <w:rStyle w:val="aff8"/>
@@ -2888,7 +2888,7 @@
             <w:noProof/>
             <w:webHidden/>
           </w:rPr>
-          <w:instrText xml:space="preserve"> PAGEREF _Toc242175258 \h </w:instrText>
+          <w:instrText xml:space="preserve"> PAGEREF _Toc242192556 \h </w:instrText>
         </w:r>
         <w:r>
           <w:rPr>
@@ -2934,7 +2934,7 @@
           <w14:ligatures w14:val="standardContextual"/>
         </w:rPr>
       </w:pPr>
-      <w:hyperlink w:anchor="_Toc242175259" w:history="1">
+      <w:hyperlink w:anchor="_Toc242192557" w:history="1">
         <w:r>
           <w:rPr>
             <w:rStyle w:val="aff8"/>
@@ -2961,7 +2961,7 @@
             <w:noProof/>
             <w:webHidden/>
           </w:rPr>
-          <w:instrText xml:space="preserve"> PAGEREF _Toc242175259 \h </w:instrText>
+          <w:instrText xml:space="preserve"> PAGEREF _Toc242192557 \h </w:instrText>
         </w:r>
         <w:r>
           <w:rPr>
@@ -3007,7 +3007,7 @@
           <w14:ligatures w14:val="standardContextual"/>
         </w:rPr>
       </w:pPr>
-      <w:hyperlink w:anchor="_Toc242175260" w:history="1">
+      <w:hyperlink w:anchor="_Toc242192558" w:history="1">
         <w:r>
           <w:rPr>
             <w:rStyle w:val="aff8"/>
@@ -3034,7 +3034,7 @@
             <w:noProof/>
             <w:webHidden/>
           </w:rPr>
-          <w:instrText xml:space="preserve"> PAGEREF _Toc242175260 \h </w:instrText>
+          <w:instrText xml:space="preserve"> PAGEREF _Toc242192558 \h </w:instrText>
         </w:r>
         <w:r>
           <w:rPr>
@@ -3080,7 +3080,7 @@
           <w14:ligatures w14:val="standardContextual"/>
         </w:rPr>
       </w:pPr>
-      <w:hyperlink w:anchor="_Toc242175261" w:history="1">
+      <w:hyperlink w:anchor="_Toc242192559" w:history="1">
         <w:r>
           <w:rPr>
             <w:rStyle w:val="aff8"/>
@@ -3107,7 +3107,7 @@
             <w:noProof/>
             <w:webHidden/>
           </w:rPr>
-          <w:instrText xml:space="preserve"> PAGEREF _Toc242175261 \h </w:instrText>
+          <w:instrText xml:space="preserve"> PAGEREF _Toc242192559 \h </w:instrText>
         </w:r>
         <w:r>
           <w:rPr>
@@ -3153,7 +3153,7 @@
           <w14:ligatures w14:val="standardContextual"/>
         </w:rPr>
       </w:pPr>
-      <w:hyperlink w:anchor="_Toc242175262" w:history="1">
+      <w:hyperlink w:anchor="_Toc242192560" w:history="1">
         <w:r>
           <w:rPr>
             <w:rStyle w:val="aff8"/>
@@ -3180,7 +3180,7 @@
             <w:noProof/>
             <w:webHidden/>
           </w:rPr>
-          <w:instrText xml:space="preserve"> PAGEREF _Toc242175262 \h </w:instrText>
+          <w:instrText xml:space="preserve"> PAGEREF _Toc242192560 \h </w:instrText>
         </w:r>
         <w:r>
           <w:rPr>
@@ -3226,7 +3226,7 @@
           <w14:ligatures w14:val="standardContextual"/>
         </w:rPr>
       </w:pPr>
-      <w:hyperlink w:anchor="_Toc242175263" w:history="1">
+      <w:hyperlink w:anchor="_Toc242192561" w:history="1">
         <w:r>
           <w:rPr>
             <w:rStyle w:val="aff8"/>
@@ -3253,7 +3253,7 @@
             <w:noProof/>
             <w:webHidden/>
           </w:rPr>
-          <w:instrText xml:space="preserve"> PAGEREF _Toc242175263 \h </w:instrText>
+          <w:instrText xml:space="preserve"> PAGEREF _Toc242192561 \h </w:instrText>
         </w:r>
         <w:r>
           <w:rPr>
@@ -3299,7 +3299,7 @@
           <w14:ligatures w14:val="standardContextual"/>
         </w:rPr>
       </w:pPr>
-      <w:hyperlink w:anchor="_Toc242175264" w:history="1">
+      <w:hyperlink w:anchor="_Toc242192562" w:history="1">
         <w:r>
           <w:rPr>
             <w:rStyle w:val="aff8"/>
@@ -3326,7 +3326,7 @@
             <w:noProof/>
             <w:webHidden/>
           </w:rPr>
-          <w:instrText xml:space="preserve"> PAGEREF _Toc242175264 \h </w:instrText>
+          <w:instrText xml:space="preserve"> PAGEREF _Toc242192562 \h </w:instrText>
         </w:r>
         <w:r>
           <w:rPr>
@@ -3372,7 +3372,7 @@
           <w14:ligatures w14:val="standardContextual"/>
         </w:rPr>
       </w:pPr>
-      <w:hyperlink w:anchor="_Toc242175265" w:history="1">
+      <w:hyperlink w:anchor="_Toc242192563" w:history="1">
         <w:r>
           <w:rPr>
             <w:rStyle w:val="aff8"/>
@@ -3399,7 +3399,7 @@
             <w:noProof/>
             <w:webHidden/>
           </w:rPr>
-          <w:instrText xml:space="preserve"> PAGEREF _Toc242175265 \h </w:instrText>
+          <w:instrText xml:space="preserve"> PAGEREF _Toc242192563 \h </w:instrText>
         </w:r>
         <w:r>
           <w:rPr>
@@ -3445,7 +3445,7 @@
           <w14:ligatures w14:val="standardContextual"/>
         </w:rPr>
       </w:pPr>
-      <w:hyperlink w:anchor="_Toc242175266" w:history="1">
+      <w:hyperlink w:anchor="_Toc242192564" w:history="1">
         <w:r>
           <w:rPr>
             <w:rStyle w:val="aff8"/>
@@ -3472,7 +3472,7 @@
             <w:noProof/>
             <w:webHidden/>
           </w:rPr>
-          <w:instrText xml:space="preserve"> PAGEREF _Toc242175266 \h </w:instrText>
+          <w:instrText xml:space="preserve"> PAGEREF _Toc242192564 \h </w:instrText>
         </w:r>
         <w:r>
           <w:rPr>
@@ -3518,7 +3518,7 @@
           <w14:ligatures w14:val="standardContextual"/>
         </w:rPr>
       </w:pPr>
-      <w:hyperlink w:anchor="_Toc242175267" w:history="1">
+      <w:hyperlink w:anchor="_Toc242192565" w:history="1">
         <w:r>
           <w:rPr>
             <w:rStyle w:val="aff8"/>
@@ -3545,7 +3545,7 @@
             <w:noProof/>
             <w:webHidden/>
           </w:rPr>
-          <w:instrText xml:space="preserve"> PAGEREF _Toc242175267 \h </w:instrText>
+          <w:instrText xml:space="preserve"> PAGEREF _Toc242192565 \h </w:instrText>
         </w:r>
         <w:r>
           <w:rPr>
@@ -3591,7 +3591,7 @@
           <w14:ligatures w14:val="standardContextual"/>
         </w:rPr>
       </w:pPr>
-      <w:hyperlink w:anchor="_Toc242175268" w:history="1">
+      <w:hyperlink w:anchor="_Toc242192566" w:history="1">
         <w:r>
           <w:rPr>
             <w:rStyle w:val="aff8"/>
@@ -3618,7 +3618,7 @@
             <w:noProof/>
             <w:webHidden/>
           </w:rPr>
-          <w:instrText xml:space="preserve"> PAGEREF _Toc242175268 \h </w:instrText>
+          <w:instrText xml:space="preserve"> PAGEREF _Toc242192566 \h </w:instrText>
         </w:r>
         <w:r>
           <w:rPr>
@@ -3664,7 +3664,7 @@
           <w14:ligatures w14:val="standardContextual"/>
         </w:rPr>
       </w:pPr>
-      <w:hyperlink w:anchor="_Toc242175269" w:history="1">
+      <w:hyperlink w:anchor="_Toc242192567" w:history="1">
         <w:r>
           <w:rPr>
             <w:rStyle w:val="aff8"/>
@@ -3691,7 +3691,7 @@
             <w:noProof/>
             <w:webHidden/>
           </w:rPr>
-          <w:instrText xml:space="preserve"> PAGEREF _Toc242175269 \h </w:instrText>
+          <w:instrText xml:space="preserve"> PAGEREF _Toc242192567 \h </w:instrText>
         </w:r>
         <w:r>
           <w:rPr>
@@ -3737,7 +3737,7 @@
           <w14:ligatures w14:val="standardContextual"/>
         </w:rPr>
       </w:pPr>
-      <w:hyperlink w:anchor="_Toc242175270" w:history="1">
+      <w:hyperlink w:anchor="_Toc242192568" w:history="1">
         <w:r>
           <w:rPr>
             <w:rStyle w:val="aff8"/>
@@ -3764,7 +3764,7 @@
             <w:noProof/>
             <w:webHidden/>
           </w:rPr>
-          <w:instrText xml:space="preserve"> PAGEREF _Toc242175270 \h </w:instrText>
+          <w:instrText xml:space="preserve"> PAGEREF _Toc242192568 \h </w:instrText>
         </w:r>
         <w:r>
           <w:rPr>
@@ -3810,7 +3810,7 @@
           <w14:ligatures w14:val="standardContextual"/>
         </w:rPr>
       </w:pPr>
-      <w:hyperlink w:anchor="_Toc242175271" w:history="1">
+      <w:hyperlink w:anchor="_Toc242192569" w:history="1">
         <w:r>
           <w:rPr>
             <w:rStyle w:val="aff8"/>
@@ -3837,7 +3837,7 @@
             <w:noProof/>
             <w:webHidden/>
           </w:rPr>
-          <w:instrText xml:space="preserve"> PAGEREF _Toc242175271 \h </w:instrText>
+          <w:instrText xml:space="preserve"> PAGEREF _Toc242192569 \h </w:instrText>
         </w:r>
         <w:r>
           <w:rPr>
@@ -3883,7 +3883,7 @@
           <w14:ligatures w14:val="standardContextual"/>
         </w:rPr>
       </w:pPr>
-      <w:hyperlink w:anchor="_Toc242175272" w:history="1">
+      <w:hyperlink w:anchor="_Toc242192570" w:history="1">
         <w:r>
           <w:rPr>
             <w:rStyle w:val="aff8"/>
@@ -3910,7 +3910,7 @@
             <w:noProof/>
             <w:webHidden/>
           </w:rPr>
-          <w:instrText xml:space="preserve"> PAGEREF _Toc242175272 \h </w:instrText>
+          <w:instrText xml:space="preserve"> PAGEREF _Toc242192570 \h </w:instrText>
         </w:r>
         <w:r>
           <w:rPr>
@@ -3956,7 +3956,7 @@
           <w14:ligatures w14:val="standardContextual"/>
         </w:rPr>
       </w:pPr>
-      <w:hyperlink w:anchor="_Toc242175273" w:history="1">
+      <w:hyperlink w:anchor="_Toc242192571" w:history="1">
         <w:r>
           <w:rPr>
             <w:rStyle w:val="aff8"/>
@@ -3983,7 +3983,7 @@
             <w:noProof/>
             <w:webHidden/>
           </w:rPr>
-          <w:instrText xml:space="preserve"> PAGEREF _Toc242175273 \h </w:instrText>
+          <w:instrText xml:space="preserve"> PAGEREF _Toc242192571 \h </w:instrText>
         </w:r>
         <w:r>
           <w:rPr>
@@ -4029,7 +4029,7 @@
           <w14:ligatures w14:val="standardContextual"/>
         </w:rPr>
       </w:pPr>
-      <w:hyperlink w:anchor="_Toc242175274" w:history="1">
+      <w:hyperlink w:anchor="_Toc242192572" w:history="1">
         <w:r>
           <w:rPr>
             <w:rStyle w:val="aff8"/>
@@ -4056,7 +4056,7 @@
             <w:noProof/>
             <w:webHidden/>
           </w:rPr>
-          <w:instrText xml:space="preserve"> PAGEREF _Toc242175274 \h </w:instrText>
+          <w:instrText xml:space="preserve"> PAGEREF _Toc242192572 \h </w:instrText>
         </w:r>
         <w:r>
           <w:rPr>
@@ -4102,7 +4102,7 @@
           <w14:ligatures w14:val="standardContextual"/>
         </w:rPr>
       </w:pPr>
-      <w:hyperlink w:anchor="_Toc242175275" w:history="1">
+      <w:hyperlink w:anchor="_Toc242192573" w:history="1">
         <w:r>
           <w:rPr>
             <w:rStyle w:val="aff8"/>
@@ -4129,7 +4129,7 @@
             <w:noProof/>
             <w:webHidden/>
           </w:rPr>
-          <w:instrText xml:space="preserve"> PAGEREF _Toc242175275 \h </w:instrText>
+          <w:instrText xml:space="preserve"> PAGEREF _Toc242192573 \h </w:instrText>
         </w:r>
         <w:r>
           <w:rPr>
@@ -4175,7 +4175,7 @@
           <w14:ligatures w14:val="standardContextual"/>
         </w:rPr>
       </w:pPr>
-      <w:hyperlink w:anchor="_Toc242175276" w:history="1">
+      <w:hyperlink w:anchor="_Toc242192574" w:history="1">
         <w:r>
           <w:rPr>
             <w:rStyle w:val="aff8"/>
@@ -4202,7 +4202,7 @@
             <w:noProof/>
             <w:webHidden/>
           </w:rPr>
-          <w:instrText xml:space="preserve"> PAGEREF _Toc242175276 \h </w:instrText>
+          <w:instrText xml:space="preserve"> PAGEREF _Toc242192574 \h </w:instrText>
         </w:r>
         <w:r>
           <w:rPr>
@@ -4248,7 +4248,7 @@
           <w14:ligatures w14:val="standardContextual"/>
         </w:rPr>
       </w:pPr>
-      <w:hyperlink w:anchor="_Toc242175277" w:history="1">
+      <w:hyperlink w:anchor="_Toc242192575" w:history="1">
         <w:r>
           <w:rPr>
             <w:rStyle w:val="aff8"/>
@@ -4275,7 +4275,7 @@
             <w:noProof/>
             <w:webHidden/>
           </w:rPr>
-          <w:instrText xml:space="preserve"> PAGEREF _Toc242175277 \h </w:instrText>
+          <w:instrText xml:space="preserve"> PAGEREF _Toc242192575 \h </w:instrText>
         </w:r>
         <w:r>
           <w:rPr>
@@ -4321,7 +4321,7 @@
           <w14:ligatures w14:val="standardContextual"/>
         </w:rPr>
       </w:pPr>
-      <w:hyperlink w:anchor="_Toc242175278" w:history="1">
+      <w:hyperlink w:anchor="_Toc242192576" w:history="1">
         <w:r>
           <w:rPr>
             <w:rStyle w:val="aff8"/>
@@ -4348,7 +4348,7 @@
             <w:noProof/>
             <w:webHidden/>
           </w:rPr>
-          <w:instrText xml:space="preserve"> PAGEREF _Toc242175278 \h </w:instrText>
+          <w:instrText xml:space="preserve"> PAGEREF _Toc242192576 \h </w:instrText>
         </w:r>
         <w:r>
           <w:rPr>
@@ -4394,7 +4394,7 @@
           <w14:ligatures w14:val="standardContextual"/>
         </w:rPr>
       </w:pPr>
-      <w:hyperlink w:anchor="_Toc242175279" w:history="1">
+      <w:hyperlink w:anchor="_Toc242192577" w:history="1">
         <w:r>
           <w:rPr>
             <w:rStyle w:val="aff8"/>
@@ -4421,7 +4421,7 @@
             <w:noProof/>
             <w:webHidden/>
           </w:rPr>
-          <w:instrText xml:space="preserve"> PAGEREF _Toc242175279 \h </w:instrText>
+          <w:instrText xml:space="preserve"> PAGEREF _Toc242192577 \h </w:instrText>
         </w:r>
         <w:r>
           <w:rPr>
@@ -4467,7 +4467,7 @@
           <w14:ligatures w14:val="standardContextual"/>
         </w:rPr>
       </w:pPr>
-      <w:hyperlink w:anchor="_Toc242175280" w:history="1">
+      <w:hyperlink w:anchor="_Toc242192578" w:history="1">
         <w:r>
           <w:rPr>
             <w:rStyle w:val="aff8"/>
@@ -4494,7 +4494,7 @@
             <w:noProof/>
             <w:webHidden/>
           </w:rPr>
-          <w:instrText xml:space="preserve"> PAGEREF _Toc242175280 \h </w:instrText>
+          <w:instrText xml:space="preserve"> PAGEREF _Toc242192578 \h </w:instrText>
         </w:r>
         <w:r>
           <w:rPr>
@@ -4540,7 +4540,7 @@
           <w14:ligatures w14:val="standardContextual"/>
         </w:rPr>
       </w:pPr>
-      <w:hyperlink w:anchor="_Toc242175281" w:history="1">
+      <w:hyperlink w:anchor="_Toc242192579" w:history="1">
         <w:r>
           <w:rPr>
             <w:rStyle w:val="aff8"/>
@@ -4567,7 +4567,7 @@
             <w:noProof/>
             <w:webHidden/>
           </w:rPr>
-          <w:instrText xml:space="preserve"> PAGEREF _Toc242175281 \h </w:instrText>
+          <w:instrText xml:space="preserve"> PAGEREF _Toc242192579 \h </w:instrText>
         </w:r>
         <w:r>
           <w:rPr>
@@ -4613,7 +4613,7 @@
           <w14:ligatures w14:val="standardContextual"/>
         </w:rPr>
       </w:pPr>
-      <w:hyperlink w:anchor="_Toc242175282" w:history="1">
+      <w:hyperlink w:anchor="_Toc242192580" w:history="1">
         <w:r>
           <w:rPr>
             <w:rStyle w:val="aff8"/>
@@ -4640,7 +4640,7 @@
             <w:noProof/>
             <w:webHidden/>
           </w:rPr>
-          <w:instrText xml:space="preserve"> PAGEREF _Toc242175282 \h </w:instrText>
+          <w:instrText xml:space="preserve"> PAGEREF _Toc242192580 \h </w:instrText>
         </w:r>
         <w:r>
           <w:rPr>
@@ -4686,7 +4686,7 @@
           <w14:ligatures w14:val="standardContextual"/>
         </w:rPr>
       </w:pPr>
-      <w:hyperlink w:anchor="_Toc242175283" w:history="1">
+      <w:hyperlink w:anchor="_Toc242192581" w:history="1">
         <w:r>
           <w:rPr>
             <w:rStyle w:val="aff8"/>
@@ -4713,7 +4713,7 @@
             <w:noProof/>
             <w:webHidden/>
           </w:rPr>
-          <w:instrText xml:space="preserve"> PAGEREF _Toc242175283 \h </w:instrText>
+          <w:instrText xml:space="preserve"> PAGEREF _Toc242192581 \h </w:instrText>
         </w:r>
         <w:r>
           <w:rPr>
@@ -4759,7 +4759,7 @@
           <w14:ligatures w14:val="standardContextual"/>
         </w:rPr>
       </w:pPr>
-      <w:hyperlink w:anchor="_Toc242175284" w:history="1">
+      <w:hyperlink w:anchor="_Toc242192582" w:history="1">
         <w:r>
           <w:rPr>
             <w:rStyle w:val="aff8"/>
@@ -4786,7 +4786,7 @@
             <w:noProof/>
             <w:webHidden/>
           </w:rPr>
-          <w:instrText xml:space="preserve"> PAGEREF _Toc242175284 \h </w:instrText>
+          <w:instrText xml:space="preserve"> PAGEREF _Toc242192582 \h </w:instrText>
         </w:r>
         <w:r>
           <w:rPr>
@@ -4832,7 +4832,7 @@
           <w14:ligatures w14:val="standardContextual"/>
         </w:rPr>
       </w:pPr>
-      <w:hyperlink w:anchor="_Toc242175285" w:history="1">
+      <w:hyperlink w:anchor="_Toc242192583" w:history="1">
         <w:r>
           <w:rPr>
             <w:rStyle w:val="aff8"/>
@@ -4859,7 +4859,7 @@
             <w:noProof/>
             <w:webHidden/>
           </w:rPr>
-          <w:instrText xml:space="preserve"> PAGEREF _Toc242175285 \h </w:instrText>
+          <w:instrText xml:space="preserve"> PAGEREF _Toc242192583 \h </w:instrText>
         </w:r>
         <w:r>
           <w:rPr>
@@ -4905,7 +4905,7 @@
           <w14:ligatures w14:val="standardContextual"/>
         </w:rPr>
       </w:pPr>
-      <w:hyperlink w:anchor="_Toc242175286" w:history="1">
+      <w:hyperlink w:anchor="_Toc242192584" w:history="1">
         <w:r>
           <w:rPr>
             <w:rStyle w:val="aff8"/>
@@ -4932,7 +4932,7 @@
             <w:noProof/>
             <w:webHidden/>
           </w:rPr>
-          <w:instrText xml:space="preserve"> PAGEREF _Toc242175286 \h </w:instrText>
+          <w:instrText xml:space="preserve"> PAGEREF _Toc242192584 \h </w:instrText>
         </w:r>
         <w:r>
           <w:rPr>
@@ -4978,7 +4978,7 @@
           <w14:ligatures w14:val="standardContextual"/>
         </w:rPr>
       </w:pPr>
-      <w:hyperlink w:anchor="_Toc242175287" w:history="1">
+      <w:hyperlink w:anchor="_Toc242192585" w:history="1">
         <w:r>
           <w:rPr>
             <w:rStyle w:val="aff8"/>
@@ -5005,7 +5005,7 @@
             <w:noProof/>
             <w:webHidden/>
           </w:rPr>
-          <w:instrText xml:space="preserve"> PAGEREF _Toc242175287 \h </w:instrText>
+          <w:instrText xml:space="preserve"> PAGEREF _Toc242192585 \h </w:instrText>
         </w:r>
         <w:r>
           <w:rPr>
@@ -5051,7 +5051,7 @@
           <w14:ligatures w14:val="standardContextual"/>
         </w:rPr>
       </w:pPr>
-      <w:hyperlink w:anchor="_Toc242175288" w:history="1">
+      <w:hyperlink w:anchor="_Toc242192586" w:history="1">
         <w:r>
           <w:rPr>
             <w:rStyle w:val="aff8"/>
@@ -5078,7 +5078,7 @@
             <w:noProof/>
             <w:webHidden/>
           </w:rPr>
-          <w:instrText xml:space="preserve"> PAGEREF _Toc242175288 \h </w:instrText>
+          <w:instrText xml:space="preserve"> PAGEREF _Toc242192586 \h </w:instrText>
         </w:r>
         <w:r>
           <w:rPr>
@@ -5124,7 +5124,7 @@
           <w14:ligatures w14:val="standardContextual"/>
         </w:rPr>
       </w:pPr>
-      <w:hyperlink w:anchor="_Toc242175289" w:history="1">
+      <w:hyperlink w:anchor="_Toc242192587" w:history="1">
         <w:r>
           <w:rPr>
             <w:rStyle w:val="aff8"/>
@@ -5151,7 +5151,7 @@
             <w:noProof/>
             <w:webHidden/>
           </w:rPr>
-          <w:instrText xml:space="preserve"> PAGEREF _Toc242175289 \h </w:instrText>
+          <w:instrText xml:space="preserve"> PAGEREF _Toc242192587 \h </w:instrText>
         </w:r>
         <w:r>
           <w:rPr>
@@ -5197,7 +5197,7 @@
           <w14:ligatures w14:val="standardContextual"/>
         </w:rPr>
       </w:pPr>
-      <w:hyperlink w:anchor="_Toc242175290" w:history="1">
+      <w:hyperlink w:anchor="_Toc242192588" w:history="1">
         <w:r>
           <w:rPr>
             <w:rStyle w:val="aff8"/>
@@ -5224,7 +5224,7 @@
             <w:noProof/>
             <w:webHidden/>
           </w:rPr>
-          <w:instrText xml:space="preserve"> PAGEREF _Toc242175290 \h </w:instrText>
+          <w:instrText xml:space="preserve"> PAGEREF _Toc242192588 \h </w:instrText>
         </w:r>
         <w:r>
           <w:rPr>
@@ -5270,7 +5270,7 @@
           <w14:ligatures w14:val="standardContextual"/>
         </w:rPr>
       </w:pPr>
-      <w:hyperlink w:anchor="_Toc242175291" w:history="1">
+      <w:hyperlink w:anchor="_Toc242192589" w:history="1">
         <w:r>
           <w:rPr>
             <w:rStyle w:val="aff8"/>
@@ -5297,7 +5297,7 @@
             <w:noProof/>
             <w:webHidden/>
           </w:rPr>
-          <w:instrText xml:space="preserve"> PAGEREF _Toc242175291 \h </w:instrText>
+          <w:instrText xml:space="preserve"> PAGEREF _Toc242192589 \h </w:instrText>
         </w:r>
         <w:r>
           <w:rPr>
@@ -5343,7 +5343,7 @@
           <w14:ligatures w14:val="standardContextual"/>
         </w:rPr>
       </w:pPr>
-      <w:hyperlink w:anchor="_Toc242175292" w:history="1">
+      <w:hyperlink w:anchor="_Toc242192590" w:history="1">
         <w:r>
           <w:rPr>
             <w:rStyle w:val="aff8"/>
@@ -5370,7 +5370,7 @@
             <w:noProof/>
             <w:webHidden/>
           </w:rPr>
-          <w:instrText xml:space="preserve"> PAGEREF _Toc242175292 \h </w:instrText>
+          <w:instrText xml:space="preserve"> PAGEREF _Toc242192590 \h </w:instrText>
         </w:r>
         <w:r>
           <w:rPr>
@@ -5416,7 +5416,7 @@
           <w14:ligatures w14:val="standardContextual"/>
         </w:rPr>
       </w:pPr>
-      <w:hyperlink w:anchor="_Toc242175293" w:history="1">
+      <w:hyperlink w:anchor="_Toc242192591" w:history="1">
         <w:r>
           <w:rPr>
             <w:rStyle w:val="aff8"/>
@@ -5443,7 +5443,7 @@
             <w:noProof/>
             <w:webHidden/>
           </w:rPr>
-          <w:instrText xml:space="preserve"> PAGEREF _Toc242175293 \h </w:instrText>
+          <w:instrText xml:space="preserve"> PAGEREF _Toc242192591 \h </w:instrText>
         </w:r>
         <w:r>
           <w:rPr>
@@ -5489,7 +5489,7 @@
           <w14:ligatures w14:val="standardContextual"/>
         </w:rPr>
       </w:pPr>
-      <w:hyperlink w:anchor="_Toc242175294" w:history="1">
+      <w:hyperlink w:anchor="_Toc242192592" w:history="1">
         <w:r>
           <w:rPr>
             <w:rStyle w:val="aff8"/>
@@ -5516,7 +5516,7 @@
             <w:noProof/>
             <w:webHidden/>
           </w:rPr>
-          <w:instrText xml:space="preserve"> PAGEREF _Toc242175294 \h </w:instrText>
+          <w:instrText xml:space="preserve"> PAGEREF _Toc242192592 \h </w:instrText>
         </w:r>
         <w:r>
           <w:rPr>
@@ -5562,7 +5562,7 @@
           <w14:ligatures w14:val="standardContextual"/>
         </w:rPr>
       </w:pPr>
-      <w:hyperlink w:anchor="_Toc242175295" w:history="1">
+      <w:hyperlink w:anchor="_Toc242192593" w:history="1">
         <w:r>
           <w:rPr>
             <w:rStyle w:val="aff8"/>
@@ -5589,7 +5589,7 @@
             <w:noProof/>
             <w:webHidden/>
           </w:rPr>
-          <w:instrText xml:space="preserve"> PAGEREF _Toc242175295 \h </w:instrText>
+          <w:instrText xml:space="preserve"> PAGEREF _Toc242192593 \h </w:instrText>
         </w:r>
         <w:r>
           <w:rPr>
@@ -5635,7 +5635,7 @@
         <w:ind w:firstLine="0"/>
         <w:jc w:val="center"/>
       </w:pPr>
-      <w:bookmarkStart w:id="0" w:name="_Toc242175223"/>
+      <w:bookmarkStart w:id="0" w:name="_Toc242192521"/>
       <w:r>
         <w:lastRenderedPageBreak/>
         <w:t>ПЕРЕЧЕНЬ ТЕРМИНОВ И СОКРАЩЕНИЙ</w:t>
@@ -6897,7 +6897,7 @@
         <w:pStyle w:val="1"/>
         <w:pageBreakBefore/>
       </w:pPr>
-      <w:bookmarkStart w:id="1" w:name="_Toc242175224"/>
+      <w:bookmarkStart w:id="1" w:name="_Toc242192522"/>
       <w:r>
         <w:lastRenderedPageBreak/>
         <w:t>1 Состав информационного обеспечения</w:t>
@@ -6949,7 +6949,7 @@
         <w:pStyle w:val="1"/>
         <w:pageBreakBefore/>
       </w:pPr>
-      <w:bookmarkStart w:id="2" w:name="_Toc242175225"/>
+      <w:bookmarkStart w:id="2" w:name="_Toc242192523"/>
       <w:r>
         <w:lastRenderedPageBreak/>
         <w:t>2 Организация информационного обеспечения</w:t>
@@ -7051,7 +7051,7 @@
         <w:pStyle w:val="1"/>
         <w:pageBreakBefore/>
       </w:pPr>
-      <w:bookmarkStart w:id="3" w:name="_Toc242175226"/>
+      <w:bookmarkStart w:id="3" w:name="_Toc242192524"/>
       <w:r>
         <w:lastRenderedPageBreak/>
         <w:t>3 Организация сбора и передачи информации</w:t>
@@ -7588,7 +7588,7 @@
         <w:pStyle w:val="1"/>
         <w:pageBreakBefore/>
       </w:pPr>
-      <w:bookmarkStart w:id="4" w:name="_Toc242175227"/>
+      <w:bookmarkStart w:id="4" w:name="_Toc242192525"/>
       <w:r>
         <w:lastRenderedPageBreak/>
         <w:t>4 Построение системы классификации и кодирования</w:t>
@@ -7665,7 +7665,7 @@
         <w:pStyle w:val="1"/>
         <w:pageBreakBefore/>
       </w:pPr>
-      <w:bookmarkStart w:id="5" w:name="_Toc242175228"/>
+      <w:bookmarkStart w:id="5" w:name="_Toc242192526"/>
       <w:r>
         <w:lastRenderedPageBreak/>
         <w:t>5 Организация внутримашинной информационной базы</w:t>
@@ -7676,7 +7676,7 @@
       <w:pPr>
         <w:pStyle w:val="21"/>
       </w:pPr>
-      <w:bookmarkStart w:id="6" w:name="_Toc242175229"/>
+      <w:bookmarkStart w:id="6" w:name="_Toc242192527"/>
       <w:r>
         <w:t>5.1 Общие сведения</w:t>
       </w:r>
@@ -8241,7 +8241,7 @@
               <w:pStyle w:val="GostTable"/>
             </w:pPr>
             <w:r>
-              <w:t>14</w:t>
+              <w:t>15</w:t>
             </w:r>
           </w:p>
         </w:tc>
@@ -9295,7 +9295,7 @@
               <w:pStyle w:val="GostTable"/>
             </w:pPr>
             <w:r>
-              <w:t>31</w:t>
+              <w:t>32</w:t>
             </w:r>
           </w:p>
         </w:tc>
@@ -9792,7 +9792,7 @@
               <w:pStyle w:val="GostTable"/>
             </w:pPr>
             <w:r>
-              <w:t>7</w:t>
+              <w:t>6</w:t>
             </w:r>
           </w:p>
         </w:tc>
@@ -10613,7 +10613,7 @@
       <w:pPr>
         <w:pStyle w:val="21"/>
       </w:pPr>
-      <w:bookmarkStart w:id="7" w:name="_Toc242175230"/>
+      <w:bookmarkStart w:id="7" w:name="_Toc242192528"/>
       <w:r>
         <w:t>5.2 Основные связи данных</w:t>
       </w:r>
@@ -10761,6 +10761,16 @@
         <w:t>realty_discount</w:t>
       </w:r>
       <w:r>
+        <w:t xml:space="preserve">), план оплаты (необязательная ссылка на </w:t>
+      </w:r>
+      <w:r>
+        <w:rPr>
+          <w:rFonts w:ascii="Courier New" w:eastAsia="Courier New" w:hAnsi="Courier New" w:cs="Courier New"/>
+          <w:sz w:val="22"/>
+        </w:rPr>
+        <w:t>finances_paymenttype</w:t>
+      </w:r>
+      <w:r>
         <w:t>) и платежи (</w:t>
       </w:r>
       <w:r>
@@ -10815,7 +10825,27 @@
         <w:t>finances_paymenttype</w:t>
       </w:r>
       <w:r>
-        <w:t>) может быть планом оплаты: вид плана, срок, скидка по плану и минимальный первоначальный взнос хранятся в самом типе; платежи графика, созданного по плану, ссылаются на этот тип;</w:t>
+        <w:t xml:space="preserve">) может быть планом оплаты: вид плана, срок и минимальный первоначальный взнос хранятся в самом типе; скидка может действовать только при некоторых планах (связь «многие ко многим» </w:t>
+      </w:r>
+      <w:r>
+        <w:rPr>
+          <w:rFonts w:ascii="Courier New" w:eastAsia="Courier New" w:hAnsi="Courier New" w:cs="Courier New"/>
+          <w:sz w:val="22"/>
+        </w:rPr>
+        <w:t>realty_discount</w:t>
+      </w:r>
+      <w:r>
+        <w:t xml:space="preserve"> — </w:t>
+      </w:r>
+      <w:r>
+        <w:rPr>
+          <w:rFonts w:ascii="Courier New" w:eastAsia="Courier New" w:hAnsi="Courier New" w:cs="Courier New"/>
+          <w:sz w:val="22"/>
+        </w:rPr>
+        <w:t>finances_paymenttype</w:t>
+      </w:r>
+      <w:r>
+        <w:t>); платежи графика, созданного по плану, ссылаются на этот тип;</w:t>
       </w:r>
     </w:p>
     <w:p>
@@ -10872,7 +10902,7 @@
       <w:pPr>
         <w:pStyle w:val="21"/>
       </w:pPr>
-      <w:bookmarkStart w:id="8" w:name="_Toc242175231"/>
+      <w:bookmarkStart w:id="8" w:name="_Toc242192529"/>
       <w:r>
         <w:t>5.3 Мягкое удаление и архивирование</w:t>
       </w:r>
@@ -10927,7 +10957,7 @@
       <w:pPr>
         <w:pStyle w:val="21"/>
       </w:pPr>
-      <w:bookmarkStart w:id="9" w:name="_Toc242175232"/>
+      <w:bookmarkStart w:id="9" w:name="_Toc242192530"/>
       <w:r>
         <w:t>5.4 Журналы изменений</w:t>
       </w:r>
@@ -11032,7 +11062,7 @@
       <w:pPr>
         <w:pStyle w:val="21"/>
       </w:pPr>
-      <w:bookmarkStart w:id="10" w:name="_Toc242175233"/>
+      <w:bookmarkStart w:id="10" w:name="_Toc242192531"/>
       <w:r>
         <w:t>5.5 Объём данных</w:t>
       </w:r>
@@ -11048,7 +11078,7 @@
         <w:pStyle w:val="1"/>
         <w:pageBreakBefore/>
       </w:pPr>
-      <w:bookmarkStart w:id="11" w:name="_Toc242175234"/>
+      <w:bookmarkStart w:id="11" w:name="_Toc242192532"/>
       <w:r>
         <w:lastRenderedPageBreak/>
         <w:t>6 Организация внемашинной информационной базы</w:t>
@@ -11059,7 +11089,7 @@
       <w:pPr>
         <w:pStyle w:val="21"/>
       </w:pPr>
-      <w:bookmarkStart w:id="12" w:name="_Toc242175235"/>
+      <w:bookmarkStart w:id="12" w:name="_Toc242192533"/>
       <w:r>
         <w:t>6.1 Файловое хранилище</w:t>
       </w:r>
@@ -11571,7 +11601,7 @@
       <w:pPr>
         <w:pStyle w:val="21"/>
       </w:pPr>
-      <w:bookmarkStart w:id="13" w:name="_Toc242175236"/>
+      <w:bookmarkStart w:id="13" w:name="_Toc242192534"/>
       <w:r>
         <w:t>6.2 Резервные копии</w:t>
       </w:r>
@@ -11606,7 +11636,7 @@
       <w:pPr>
         <w:pStyle w:val="21"/>
       </w:pPr>
-      <w:bookmarkStart w:id="14" w:name="_Toc242175237"/>
+      <w:bookmarkStart w:id="14" w:name="_Toc242192535"/>
       <w:r>
         <w:t>6.3 Документы на бумажных носителях</w:t>
       </w:r>
@@ -11624,7 +11654,7 @@
         <w:ind w:firstLine="0"/>
         <w:jc w:val="center"/>
       </w:pPr>
-      <w:bookmarkStart w:id="15" w:name="_Toc242175238"/>
+      <w:bookmarkStart w:id="15" w:name="_Toc242192536"/>
       <w:r>
         <w:lastRenderedPageBreak/>
         <w:t>Приложение А</w:t>
@@ -11648,7 +11678,7 @@
       <w:pPr>
         <w:pStyle w:val="21"/>
       </w:pPr>
-      <w:bookmarkStart w:id="16" w:name="_Toc242175239"/>
+      <w:bookmarkStart w:id="16" w:name="_Toc242192537"/>
       <w:r>
         <w:t>А.1 Общие сведения</w:t>
       </w:r>
@@ -11673,7 +11703,7 @@
       <w:pPr>
         <w:pStyle w:val="21"/>
       </w:pPr>
-      <w:bookmarkStart w:id="17" w:name="_Toc242175240"/>
+      <w:bookmarkStart w:id="17" w:name="_Toc242192538"/>
       <w:r>
         <w:t>А.2 Каталог недвижимости (приложение realty)</w:t>
       </w:r>
@@ -11683,7 +11713,7 @@
       <w:pPr>
         <w:pStyle w:val="31"/>
       </w:pPr>
-      <w:bookmarkStart w:id="18" w:name="_Toc242175241"/>
+      <w:bookmarkStart w:id="18" w:name="_Toc242192539"/>
       <w:r>
         <w:t>А.2.1 Таблица realty_building — Дом</w:t>
       </w:r>
@@ -12904,7 +12934,7 @@
       <w:pPr>
         <w:pStyle w:val="31"/>
       </w:pPr>
-      <w:bookmarkStart w:id="19" w:name="_Toc242175242"/>
+      <w:bookmarkStart w:id="19" w:name="_Toc242192540"/>
       <w:r>
         <w:lastRenderedPageBreak/>
         <w:t>А.2.2 Таблица realty_buildingimage — Фотография дома</w:t>
@@ -13258,7 +13288,7 @@
       <w:pPr>
         <w:pStyle w:val="31"/>
       </w:pPr>
-      <w:bookmarkStart w:id="20" w:name="_Toc242175243"/>
+      <w:bookmarkStart w:id="20" w:name="_Toc242192541"/>
       <w:r>
         <w:t>А.2.3 Таблица realty_buildinglog — Лог дома</w:t>
       </w:r>
@@ -13673,7 +13703,7 @@
       <w:pPr>
         <w:pStyle w:val="31"/>
       </w:pPr>
-      <w:bookmarkStart w:id="21" w:name="_Toc242175244"/>
+      <w:bookmarkStart w:id="21" w:name="_Toc242192542"/>
       <w:r>
         <w:t>А.2.4 Таблица realty_buildingtype — Тип дома</w:t>
       </w:r>
@@ -13969,7 +13999,7 @@
       <w:pPr>
         <w:pStyle w:val="31"/>
       </w:pPr>
-      <w:bookmarkStart w:id="22" w:name="_Toc242175245"/>
+      <w:bookmarkStart w:id="22" w:name="_Toc242192543"/>
       <w:r>
         <w:t>А.2.5 Таблица realty_discount — Скидка</w:t>
       </w:r>
@@ -14933,6 +14963,68 @@
           </w:p>
         </w:tc>
       </w:tr>
+      <w:tr>
+        <w:trPr>
+          <w:cantSplit/>
+          <w:jc w:val="center"/>
+        </w:trPr>
+        <w:tc>
+          <w:tcPr>
+            <w:tcW w:w="2079" w:type="dxa"/>
+          </w:tcPr>
+          <w:p>
+            <w:pPr>
+              <w:pStyle w:val="GostTable"/>
+            </w:pPr>
+            <w:r>
+              <w:rPr>
+                <w:rFonts w:ascii="Courier New" w:eastAsia="Courier New" w:hAnsi="Courier New" w:cs="Courier New"/>
+                <w:sz w:val="18"/>
+              </w:rPr>
+              <w:t>payment_plans</w:t>
+            </w:r>
+          </w:p>
+        </w:tc>
+        <w:tc>
+          <w:tcPr>
+            <w:tcW w:w="2399" w:type="dxa"/>
+          </w:tcPr>
+          <w:p>
+            <w:pPr>
+              <w:pStyle w:val="GostTable"/>
+            </w:pPr>
+            <w:r>
+              <w:t>связь М:М через realty_discount_payment_plans</w:t>
+            </w:r>
+          </w:p>
+        </w:tc>
+        <w:tc>
+          <w:tcPr>
+            <w:tcW w:w="879" w:type="dxa"/>
+          </w:tcPr>
+          <w:p>
+            <w:pPr>
+              <w:pStyle w:val="GostTable"/>
+            </w:pPr>
+            <w:r>
+              <w:t>нет</w:t>
+            </w:r>
+          </w:p>
+        </w:tc>
+        <w:tc>
+          <w:tcPr>
+            <w:tcW w:w="3998" w:type="dxa"/>
+          </w:tcPr>
+          <w:p>
+            <w:pPr>
+              <w:pStyle w:val="GostTable"/>
+            </w:pPr>
+            <w:r>
+              <w:t>Только для планов оплаты</w:t>
+            </w:r>
+          </w:p>
+        </w:tc>
+      </w:tr>
     </w:tbl>
     <w:p>
       <w:pPr>
@@ -14943,7 +15035,7 @@
       <w:pPr>
         <w:pStyle w:val="31"/>
       </w:pPr>
-      <w:bookmarkStart w:id="23" w:name="_Toc242175246"/>
+      <w:bookmarkStart w:id="23" w:name="_Toc242192544"/>
       <w:r>
         <w:t>А.2.6 Таблица realty_discountlog — Лог скидки</w:t>
       </w:r>
@@ -15358,7 +15450,7 @@
       <w:pPr>
         <w:pStyle w:val="31"/>
       </w:pPr>
-      <w:bookmarkStart w:id="24" w:name="_Toc242175247"/>
+      <w:bookmarkStart w:id="24" w:name="_Toc242192545"/>
       <w:r>
         <w:t>А.2.7 Таблица realty_layout — Планировка</w:t>
       </w:r>
@@ -15902,7 +15994,7 @@
       <w:pPr>
         <w:pStyle w:val="31"/>
       </w:pPr>
-      <w:bookmarkStart w:id="25" w:name="_Toc242175248"/>
+      <w:bookmarkStart w:id="25" w:name="_Toc242192546"/>
       <w:r>
         <w:t>А.2.8 Таблица realty_project — Проект</w:t>
       </w:r>
@@ -16449,6 +16541,7 @@
                 <w:rFonts w:ascii="Courier New" w:eastAsia="Courier New" w:hAnsi="Courier New" w:cs="Courier New"/>
                 <w:sz w:val="18"/>
               </w:rPr>
+              <w:lastRenderedPageBreak/>
               <w:t>usp_2</w:t>
             </w:r>
           </w:p>
@@ -16635,7 +16728,6 @@
                 <w:rFonts w:ascii="Courier New" w:eastAsia="Courier New" w:hAnsi="Courier New" w:cs="Courier New"/>
                 <w:sz w:val="18"/>
               </w:rPr>
-              <w:lastRenderedPageBreak/>
               <w:t>max_floors</w:t>
             </w:r>
           </w:p>
@@ -17124,7 +17216,7 @@
       <w:pPr>
         <w:pStyle w:val="31"/>
       </w:pPr>
-      <w:bookmarkStart w:id="26" w:name="_Toc242175249"/>
+      <w:bookmarkStart w:id="26" w:name="_Toc242192547"/>
       <w:r>
         <w:t>А.2.9 Таблица realty_projectimage — Фотография проекта</w:t>
       </w:r>
@@ -17477,7 +17569,7 @@
       <w:pPr>
         <w:pStyle w:val="31"/>
       </w:pPr>
-      <w:bookmarkStart w:id="27" w:name="_Toc242175250"/>
+      <w:bookmarkStart w:id="27" w:name="_Toc242192548"/>
       <w:r>
         <w:t>А.2.10 Таблица realty_property — Объект недвижимости</w:t>
       </w:r>
@@ -18641,9 +18733,8 @@
       <w:pPr>
         <w:pStyle w:val="21"/>
       </w:pPr>
-      <w:bookmarkStart w:id="28" w:name="_Toc242175251"/>
+      <w:bookmarkStart w:id="28" w:name="_Toc242192549"/>
       <w:r>
-        <w:lastRenderedPageBreak/>
         <w:t>А.3 Работа с клиентами (приложение crm)</w:t>
       </w:r>
       <w:bookmarkEnd w:id="28"/>
@@ -18652,7 +18743,7 @@
       <w:pPr>
         <w:pStyle w:val="31"/>
       </w:pPr>
-      <w:bookmarkStart w:id="29" w:name="_Toc242175252"/>
+      <w:bookmarkStart w:id="29" w:name="_Toc242192550"/>
       <w:r>
         <w:t>А.3.1 Таблица crm_application — Заявка</w:t>
       </w:r>
@@ -20002,7 +20093,7 @@
       <w:pPr>
         <w:pStyle w:val="31"/>
       </w:pPr>
-      <w:bookmarkStart w:id="30" w:name="_Toc242175253"/>
+      <w:bookmarkStart w:id="30" w:name="_Toc242192551"/>
       <w:r>
         <w:t>А.3.2 Таблица crm_applicationlog — Лог заявки</w:t>
       </w:r>
@@ -20363,6 +20454,7 @@
                 <w:rFonts w:ascii="Courier New" w:eastAsia="Courier New" w:hAnsi="Courier New" w:cs="Courier New"/>
                 <w:sz w:val="18"/>
               </w:rPr>
+              <w:lastRenderedPageBreak/>
               <w:t>created_at</w:t>
             </w:r>
           </w:p>
@@ -20417,9 +20509,8 @@
       <w:pPr>
         <w:pStyle w:val="31"/>
       </w:pPr>
-      <w:bookmarkStart w:id="31" w:name="_Toc242175254"/>
+      <w:bookmarkStart w:id="31" w:name="_Toc242192552"/>
       <w:r>
-        <w:lastRenderedPageBreak/>
         <w:t>А.3.3 Таблица crm_applicationstatus — Статус заявки</w:t>
       </w:r>
       <w:bookmarkEnd w:id="31"/>
@@ -21086,7 +21177,7 @@
       <w:pPr>
         <w:pStyle w:val="31"/>
       </w:pPr>
-      <w:bookmarkStart w:id="32" w:name="_Toc242175255"/>
+      <w:bookmarkStart w:id="32" w:name="_Toc242192553"/>
       <w:r>
         <w:t>А.3.4 Таблица crm_client — Клиент</w:t>
       </w:r>
@@ -22503,7 +22594,7 @@
       <w:pPr>
         <w:pStyle w:val="31"/>
       </w:pPr>
-      <w:bookmarkStart w:id="33" w:name="_Toc242175256"/>
+      <w:bookmarkStart w:id="33" w:name="_Toc242192554"/>
       <w:r>
         <w:lastRenderedPageBreak/>
         <w:t>А.3.5 Таблица crm_clientfile — Файл клиента</w:t>
@@ -22981,7 +23072,7 @@
       <w:pPr>
         <w:pStyle w:val="31"/>
       </w:pPr>
-      <w:bookmarkStart w:id="34" w:name="_Toc242175257"/>
+      <w:bookmarkStart w:id="34" w:name="_Toc242192555"/>
       <w:r>
         <w:t>А.3.6 Таблица crm_clientlog — Лог клиента</w:t>
       </w:r>
@@ -23396,7 +23487,7 @@
       <w:pPr>
         <w:pStyle w:val="31"/>
       </w:pPr>
-      <w:bookmarkStart w:id="35" w:name="_Toc242175258"/>
+      <w:bookmarkStart w:id="35" w:name="_Toc242192556"/>
       <w:r>
         <w:t>А.3.7 Таблица crm_clientphonenumber — Номер телефона клиента</w:t>
       </w:r>
@@ -23759,7 +23850,7 @@
       <w:pPr>
         <w:pStyle w:val="31"/>
       </w:pPr>
-      <w:bookmarkStart w:id="36" w:name="_Toc242175259"/>
+      <w:bookmarkStart w:id="36" w:name="_Toc242192557"/>
       <w:r>
         <w:t>А.3.8 Таблица crm_meeting — Встреча</w:t>
       </w:r>
@@ -24986,7 +25077,7 @@
       <w:pPr>
         <w:pStyle w:val="31"/>
       </w:pPr>
-      <w:bookmarkStart w:id="37" w:name="_Toc242175260"/>
+      <w:bookmarkStart w:id="37" w:name="_Toc242192558"/>
       <w:r>
         <w:t>А.3.9 Таблица crm_meetinglog — Лог встречи</w:t>
       </w:r>
@@ -25401,7 +25492,7 @@
       <w:pPr>
         <w:pStyle w:val="31"/>
       </w:pPr>
-      <w:bookmarkStart w:id="38" w:name="_Toc242175261"/>
+      <w:bookmarkStart w:id="38" w:name="_Toc242192559"/>
       <w:r>
         <w:t>А.3.10 Таблица crm_precisesource — Точный источник</w:t>
       </w:r>
@@ -25821,7 +25912,7 @@
       <w:pPr>
         <w:pStyle w:val="31"/>
       </w:pPr>
-      <w:bookmarkStart w:id="39" w:name="_Toc242175262"/>
+      <w:bookmarkStart w:id="39" w:name="_Toc242192560"/>
       <w:r>
         <w:t>А.3.11 Таблица crm_rejectionreason — Причина отказа</w:t>
       </w:r>
@@ -26242,7 +26333,7 @@
       <w:pPr>
         <w:pStyle w:val="21"/>
       </w:pPr>
-      <w:bookmarkStart w:id="40" w:name="_Toc242175263"/>
+      <w:bookmarkStart w:id="40" w:name="_Toc242192561"/>
       <w:r>
         <w:t>А.4 Сделки (приложение deals)</w:t>
       </w:r>
@@ -26252,7 +26343,7 @@
       <w:pPr>
         <w:pStyle w:val="31"/>
       </w:pPr>
-      <w:bookmarkStart w:id="41" w:name="_Toc242175264"/>
+      <w:bookmarkStart w:id="41" w:name="_Toc242192562"/>
       <w:r>
         <w:t>А.4.1 Таблица deals_deal — Сделка</w:t>
       </w:r>
@@ -27047,6 +27138,68 @@
                 <w:rFonts w:ascii="Courier New" w:eastAsia="Courier New" w:hAnsi="Courier New" w:cs="Courier New"/>
                 <w:sz w:val="18"/>
               </w:rPr>
+              <w:t>payment_plan_id</w:t>
+            </w:r>
+          </w:p>
+        </w:tc>
+        <w:tc>
+          <w:tcPr>
+            <w:tcW w:w="2399" w:type="dxa"/>
+          </w:tcPr>
+          <w:p>
+            <w:pPr>
+              <w:pStyle w:val="GostTable"/>
+            </w:pPr>
+            <w:r>
+              <w:t>bigint, ВК → finances_paymenttype</w:t>
+            </w:r>
+          </w:p>
+        </w:tc>
+        <w:tc>
+          <w:tcPr>
+            <w:tcW w:w="879" w:type="dxa"/>
+          </w:tcPr>
+          <w:p>
+            <w:pPr>
+              <w:pStyle w:val="GostTable"/>
+            </w:pPr>
+            <w:r>
+              <w:t>нет</w:t>
+            </w:r>
+          </w:p>
+        </w:tc>
+        <w:tc>
+          <w:tcPr>
+            <w:tcW w:w="3998" w:type="dxa"/>
+          </w:tcPr>
+          <w:p>
+            <w:pPr>
+              <w:pStyle w:val="GostTable"/>
+            </w:pPr>
+            <w:r>
+              <w:t>План оплаты. при удалении связанной записи обнуляется</w:t>
+            </w:r>
+          </w:p>
+        </w:tc>
+      </w:tr>
+      <w:tr>
+        <w:trPr>
+          <w:cantSplit/>
+          <w:jc w:val="center"/>
+        </w:trPr>
+        <w:tc>
+          <w:tcPr>
+            <w:tcW w:w="2079" w:type="dxa"/>
+          </w:tcPr>
+          <w:p>
+            <w:pPr>
+              <w:pStyle w:val="GostTable"/>
+            </w:pPr>
+            <w:r>
+              <w:rPr>
+                <w:rFonts w:ascii="Courier New" w:eastAsia="Courier New" w:hAnsi="Courier New" w:cs="Courier New"/>
+                <w:sz w:val="18"/>
+              </w:rPr>
               <w:t>purchase_purpose_id</w:t>
             </w:r>
           </w:p>
@@ -28163,6 +28316,7 @@
                 <w:rFonts w:ascii="Courier New" w:eastAsia="Courier New" w:hAnsi="Courier New" w:cs="Courier New"/>
                 <w:sz w:val="18"/>
               </w:rPr>
+              <w:lastRenderedPageBreak/>
               <w:t>created_by_id</w:t>
             </w:r>
           </w:p>
@@ -28225,7 +28379,6 @@
                 <w:rFonts w:ascii="Courier New" w:eastAsia="Courier New" w:hAnsi="Courier New" w:cs="Courier New"/>
                 <w:sz w:val="18"/>
               </w:rPr>
-              <w:lastRenderedPageBreak/>
               <w:t>applied_discounts</w:t>
             </w:r>
           </w:p>
@@ -28290,7 +28443,7 @@
       <w:pPr>
         <w:pStyle w:val="31"/>
       </w:pPr>
-      <w:bookmarkStart w:id="42" w:name="_Toc242175265"/>
+      <w:bookmarkStart w:id="42" w:name="_Toc242192563"/>
       <w:r>
         <w:t>А.4.2 Таблица deals_deallog — Лог сделки</w:t>
       </w:r>
@@ -28705,7 +28858,7 @@
       <w:pPr>
         <w:pStyle w:val="31"/>
       </w:pPr>
-      <w:bookmarkStart w:id="43" w:name="_Toc242175266"/>
+      <w:bookmarkStart w:id="43" w:name="_Toc242192564"/>
       <w:r>
         <w:t>А.4.3 Таблица deals_paymenttype — Тип оплаты</w:t>
       </w:r>
@@ -29001,7 +29154,7 @@
       <w:pPr>
         <w:pStyle w:val="31"/>
       </w:pPr>
-      <w:bookmarkStart w:id="44" w:name="_Toc242175267"/>
+      <w:bookmarkStart w:id="44" w:name="_Toc242192565"/>
       <w:r>
         <w:t>А.4.4 Таблица deals_purchasepurpose — Цель приобретения</w:t>
       </w:r>
@@ -29297,7 +29450,7 @@
       <w:pPr>
         <w:pStyle w:val="21"/>
       </w:pPr>
-      <w:bookmarkStart w:id="45" w:name="_Toc242175268"/>
+      <w:bookmarkStart w:id="45" w:name="_Toc242192566"/>
       <w:r>
         <w:t>А.5 Финансы (приложение finances)</w:t>
       </w:r>
@@ -29307,7 +29460,7 @@
       <w:pPr>
         <w:pStyle w:val="31"/>
       </w:pPr>
-      <w:bookmarkStart w:id="46" w:name="_Toc242175269"/>
+      <w:bookmarkStart w:id="46" w:name="_Toc242192567"/>
       <w:r>
         <w:t>А.5.1 Таблица finances_beneficiaryaccount — Счёт получателя</w:t>
       </w:r>
@@ -29420,6 +29573,7 @@
                 <w:rFonts w:ascii="Courier New" w:eastAsia="Courier New" w:hAnsi="Courier New" w:cs="Courier New"/>
                 <w:sz w:val="18"/>
               </w:rPr>
+              <w:lastRenderedPageBreak/>
               <w:t>id</w:t>
             </w:r>
           </w:p>
@@ -29544,7 +29698,6 @@
                 <w:rFonts w:ascii="Courier New" w:eastAsia="Courier New" w:hAnsi="Courier New" w:cs="Courier New"/>
                 <w:sz w:val="18"/>
               </w:rPr>
-              <w:lastRenderedPageBreak/>
               <w:t>details</w:t>
             </w:r>
           </w:p>
@@ -29723,7 +29876,7 @@
       <w:pPr>
         <w:pStyle w:val="31"/>
       </w:pPr>
-      <w:bookmarkStart w:id="47" w:name="_Toc242175270"/>
+      <w:bookmarkStart w:id="47" w:name="_Toc242192568"/>
       <w:r>
         <w:t>А.5.2 Таблица finances_exchangerate — Курс валюты</w:t>
       </w:r>
@@ -30334,7 +30487,7 @@
       <w:pPr>
         <w:pStyle w:val="31"/>
       </w:pPr>
-      <w:bookmarkStart w:id="48" w:name="_Toc242175271"/>
+      <w:bookmarkStart w:id="48" w:name="_Toc242192569"/>
       <w:r>
         <w:t>А.5.3 Таблица finances_payment — Платёж</w:t>
       </w:r>
@@ -31377,6 +31530,7 @@
                 <w:rFonts w:ascii="Courier New" w:eastAsia="Courier New" w:hAnsi="Courier New" w:cs="Courier New"/>
                 <w:sz w:val="18"/>
               </w:rPr>
+              <w:lastRenderedPageBreak/>
               <w:t>status</w:t>
             </w:r>
           </w:p>
@@ -31439,7 +31593,6 @@
                 <w:rFonts w:ascii="Courier New" w:eastAsia="Courier New" w:hAnsi="Courier New" w:cs="Courier New"/>
                 <w:sz w:val="18"/>
               </w:rPr>
-              <w:lastRenderedPageBreak/>
               <w:t>created_at</w:t>
             </w:r>
           </w:p>
@@ -31623,7 +31776,7 @@
       <w:pPr>
         <w:pStyle w:val="31"/>
       </w:pPr>
-      <w:bookmarkStart w:id="49" w:name="_Toc242175272"/>
+      <w:bookmarkStart w:id="49" w:name="_Toc242192570"/>
       <w:r>
         <w:t>А.5.4 Таблица finances_paymentlog — Лог платежа</w:t>
       </w:r>
@@ -32038,7 +32191,7 @@
       <w:pPr>
         <w:pStyle w:val="31"/>
       </w:pPr>
-      <w:bookmarkStart w:id="50" w:name="_Toc242175273"/>
+      <w:bookmarkStart w:id="50" w:name="_Toc242192571"/>
       <w:r>
         <w:t>А.5.5 Таблица finances_paymenttype — Тип платежа</w:t>
       </w:r>
@@ -32461,68 +32614,6 @@
                 <w:rFonts w:ascii="Courier New" w:eastAsia="Courier New" w:hAnsi="Courier New" w:cs="Courier New"/>
                 <w:sz w:val="18"/>
               </w:rPr>
-              <w:t>discount_percent</w:t>
-            </w:r>
-          </w:p>
-        </w:tc>
-        <w:tc>
-          <w:tcPr>
-            <w:tcW w:w="2399" w:type="dxa"/>
-          </w:tcPr>
-          <w:p>
-            <w:pPr>
-              <w:pStyle w:val="GostTable"/>
-            </w:pPr>
-            <w:r>
-              <w:t>numeric(5,2)</w:t>
-            </w:r>
-          </w:p>
-        </w:tc>
-        <w:tc>
-          <w:tcPr>
-            <w:tcW w:w="879" w:type="dxa"/>
-          </w:tcPr>
-          <w:p>
-            <w:pPr>
-              <w:pStyle w:val="GostTable"/>
-            </w:pPr>
-            <w:r>
-              <w:t>да</w:t>
-            </w:r>
-          </w:p>
-        </w:tc>
-        <w:tc>
-          <w:tcPr>
-            <w:tcW w:w="3998" w:type="dxa"/>
-          </w:tcPr>
-          <w:p>
-            <w:pPr>
-              <w:pStyle w:val="GostTable"/>
-            </w:pPr>
-            <w:r>
-              <w:t>Скидка по плану, %</w:t>
-            </w:r>
-          </w:p>
-        </w:tc>
-      </w:tr>
-      <w:tr>
-        <w:trPr>
-          <w:cantSplit/>
-          <w:jc w:val="center"/>
-        </w:trPr>
-        <w:tc>
-          <w:tcPr>
-            <w:tcW w:w="2079" w:type="dxa"/>
-          </w:tcPr>
-          <w:p>
-            <w:pPr>
-              <w:pStyle w:val="GostTable"/>
-            </w:pPr>
-            <w:r>
-              <w:rPr>
-                <w:rFonts w:ascii="Courier New" w:eastAsia="Courier New" w:hAnsi="Courier New" w:cs="Courier New"/>
-                <w:sz w:val="18"/>
-              </w:rPr>
               <w:t>down_payment_percent</w:t>
             </w:r>
           </w:p>
@@ -32582,7 +32673,7 @@
       <w:pPr>
         <w:pStyle w:val="21"/>
       </w:pPr>
-      <w:bookmarkStart w:id="51" w:name="_Toc242175274"/>
+      <w:bookmarkStart w:id="51" w:name="_Toc242192572"/>
       <w:r>
         <w:t>А.6 Задачи (приложение tasks)</w:t>
       </w:r>
@@ -32592,7 +32683,7 @@
       <w:pPr>
         <w:pStyle w:val="31"/>
       </w:pPr>
-      <w:bookmarkStart w:id="52" w:name="_Toc242175275"/>
+      <w:bookmarkStart w:id="52" w:name="_Toc242192573"/>
       <w:r>
         <w:t>А.6.1 Таблица tasks_task — Задача</w:t>
       </w:r>
@@ -33943,7 +34034,7 @@
       <w:pPr>
         <w:pStyle w:val="31"/>
       </w:pPr>
-      <w:bookmarkStart w:id="53" w:name="_Toc242175276"/>
+      <w:bookmarkStart w:id="53" w:name="_Toc242192574"/>
       <w:r>
         <w:t>А.6.2 Таблица tasks_taskcomment — Комментарий к задаче</w:t>
       </w:r>
@@ -34482,7 +34573,7 @@
       <w:pPr>
         <w:pStyle w:val="31"/>
       </w:pPr>
-      <w:bookmarkStart w:id="54" w:name="_Toc242175277"/>
+      <w:bookmarkStart w:id="54" w:name="_Toc242192575"/>
       <w:r>
         <w:t>А.6.3 Таблица tasks_tasklog — Лог задачи</w:t>
       </w:r>
@@ -35027,7 +35118,7 @@
       <w:pPr>
         <w:pStyle w:val="21"/>
       </w:pPr>
-      <w:bookmarkStart w:id="55" w:name="_Toc242175278"/>
+      <w:bookmarkStart w:id="55" w:name="_Toc242192576"/>
       <w:r>
         <w:t>А.7 Документы (приложение documents)</w:t>
       </w:r>
@@ -35037,7 +35128,7 @@
       <w:pPr>
         <w:pStyle w:val="31"/>
       </w:pPr>
-      <w:bookmarkStart w:id="56" w:name="_Toc242175279"/>
+      <w:bookmarkStart w:id="56" w:name="_Toc242192577"/>
       <w:r>
         <w:t>А.7.1 Таблица documents_template — Шаблон документа</w:t>
       </w:r>
@@ -35762,7 +35853,7 @@
       <w:pPr>
         <w:pStyle w:val="21"/>
       </w:pPr>
-      <w:bookmarkStart w:id="57" w:name="_Toc242175280"/>
+      <w:bookmarkStart w:id="57" w:name="_Toc242192578"/>
       <w:r>
         <w:t>А.8 Планы и отчёты (приложение reports)</w:t>
       </w:r>
@@ -35772,7 +35863,7 @@
       <w:pPr>
         <w:pStyle w:val="31"/>
       </w:pPr>
-      <w:bookmarkStart w:id="58" w:name="_Toc242175281"/>
+      <w:bookmarkStart w:id="58" w:name="_Toc242192579"/>
       <w:r>
         <w:t>А.8.1 Таблица reports_employeeplan — План продаж (по сотрудникам)</w:t>
       </w:r>
@@ -36316,7 +36407,7 @@
       <w:pPr>
         <w:pStyle w:val="31"/>
       </w:pPr>
-      <w:bookmarkStart w:id="59" w:name="_Toc242175282"/>
+      <w:bookmarkStart w:id="59" w:name="_Toc242192580"/>
       <w:r>
         <w:t>А.8.2 Таблица reports_plan — План продаж (по проектам)</w:t>
       </w:r>
@@ -36861,7 +36952,7 @@
       <w:pPr>
         <w:pStyle w:val="21"/>
       </w:pPr>
-      <w:bookmarkStart w:id="60" w:name="_Toc242175283"/>
+      <w:bookmarkStart w:id="60" w:name="_Toc242192581"/>
       <w:r>
         <w:t>А.9 Организационная структура и права доступа (приложение permissions)</w:t>
       </w:r>
@@ -36871,7 +36962,7 @@
       <w:pPr>
         <w:pStyle w:val="31"/>
       </w:pPr>
-      <w:bookmarkStart w:id="61" w:name="_Toc242175284"/>
+      <w:bookmarkStart w:id="61" w:name="_Toc242192582"/>
       <w:r>
         <w:t>А.9.1 Таблица permissions_company — Компания</w:t>
       </w:r>
@@ -37534,7 +37625,7 @@
       <w:pPr>
         <w:pStyle w:val="31"/>
       </w:pPr>
-      <w:bookmarkStart w:id="62" w:name="_Toc242175285"/>
+      <w:bookmarkStart w:id="62" w:name="_Toc242192583"/>
       <w:r>
         <w:t>А.9.2 Таблица permissions_department — Отдел</w:t>
       </w:r>
@@ -38202,7 +38293,7 @@
       <w:pPr>
         <w:pStyle w:val="31"/>
       </w:pPr>
-      <w:bookmarkStart w:id="63" w:name="_Toc242175286"/>
+      <w:bookmarkStart w:id="63" w:name="_Toc242192584"/>
       <w:r>
         <w:t>А.9.3 Таблица permissions_partnerapikey — API ключ партнёра</w:t>
       </w:r>
@@ -39176,7 +39267,7 @@
       <w:pPr>
         <w:pStyle w:val="31"/>
       </w:pPr>
-      <w:bookmarkStart w:id="64" w:name="_Toc242175287"/>
+      <w:bookmarkStart w:id="64" w:name="_Toc242192585"/>
       <w:r>
         <w:t>А.9.4 Таблица permissions_permission — Разрешение</w:t>
       </w:r>
@@ -39906,7 +39997,7 @@
       <w:pPr>
         <w:pStyle w:val="31"/>
       </w:pPr>
-      <w:bookmarkStart w:id="65" w:name="_Toc242175288"/>
+      <w:bookmarkStart w:id="65" w:name="_Toc242192586"/>
       <w:r>
         <w:t>А.9.5 Таблица permissions_permissionlog — Лог разрешений</w:t>
       </w:r>
@@ -40513,7 +40604,7 @@
       <w:pPr>
         <w:pStyle w:val="31"/>
       </w:pPr>
-      <w:bookmarkStart w:id="66" w:name="_Toc242175289"/>
+      <w:bookmarkStart w:id="66" w:name="_Toc242192587"/>
       <w:r>
         <w:t>А.9.6 Таблица permissions_role — Роль</w:t>
       </w:r>
@@ -41424,7 +41515,7 @@
       <w:pPr>
         <w:pStyle w:val="31"/>
       </w:pPr>
-      <w:bookmarkStart w:id="67" w:name="_Toc242175290"/>
+      <w:bookmarkStart w:id="67" w:name="_Toc242192588"/>
       <w:r>
         <w:t>А.9.7 Таблица permissions_userprofile — Профиль пользователя</w:t>
       </w:r>
@@ -42338,7 +42429,7 @@
         <w:ind w:firstLine="0"/>
         <w:jc w:val="center"/>
       </w:pPr>
-      <w:bookmarkStart w:id="68" w:name="_Toc242175291"/>
+      <w:bookmarkStart w:id="68" w:name="_Toc242192589"/>
       <w:r>
         <w:lastRenderedPageBreak/>
         <w:t>Приложение Б</w:t>
@@ -42362,7 +42453,7 @@
       <w:pPr>
         <w:pStyle w:val="21"/>
       </w:pPr>
-      <w:bookmarkStart w:id="69" w:name="_Toc242175292"/>
+      <w:bookmarkStart w:id="69" w:name="_Toc242192590"/>
       <w:r>
         <w:t>Б.1 Классификаторы, заданные в программе</w:t>
       </w:r>
@@ -45094,7 +45185,7 @@
       <w:pPr>
         <w:pStyle w:val="21"/>
       </w:pPr>
-      <w:bookmarkStart w:id="70" w:name="_Toc242175293"/>
+      <w:bookmarkStart w:id="70" w:name="_Toc242192591"/>
       <w:r>
         <w:t>Б.2 Состав разрешений</w:t>
       </w:r>
@@ -46856,7 +46947,7 @@
         <w:ind w:firstLine="0"/>
         <w:jc w:val="center"/>
       </w:pPr>
-      <w:bookmarkStart w:id="71" w:name="_Toc242175294"/>
+      <w:bookmarkStart w:id="71" w:name="_Toc242192592"/>
       <w:r>
         <w:lastRenderedPageBreak/>
         <w:t>Приложение В</w:t>
@@ -46872,6 +46963,8 @@
       </w:r>
       <w:r>
         <w:br/>
+      </w:r>
+      <w:r>
         <w:t>Метки шаблонов договоров</w:t>
       </w:r>
       <w:bookmarkEnd w:id="71"/>
@@ -47925,7 +48018,7 @@
         <w:ind w:firstLine="0"/>
         <w:jc w:val="center"/>
       </w:pPr>
-      <w:bookmarkStart w:id="72" w:name="_Toc242175295"/>
+      <w:bookmarkStart w:id="72" w:name="_Toc242192593"/>
       <w:r>
         <w:lastRenderedPageBreak/>
         <w:t>ЛИСТ РЕГИСТРАЦИИ ИЗМЕНЕНИЙ</w:t>
@@ -49987,31 +50080,31 @@
       </w:rPr>
     </w:lvl>
   </w:abstractNum>
-  <w:num w:numId="1" w16cid:durableId="28992084">
+  <w:num w:numId="1" w16cid:durableId="1244681501">
     <w:abstractNumId w:val="8"/>
   </w:num>
-  <w:num w:numId="2" w16cid:durableId="1857575120">
+  <w:num w:numId="2" w16cid:durableId="1201429572">
     <w:abstractNumId w:val="6"/>
   </w:num>
-  <w:num w:numId="3" w16cid:durableId="466433569">
+  <w:num w:numId="3" w16cid:durableId="821774374">
     <w:abstractNumId w:val="5"/>
   </w:num>
-  <w:num w:numId="4" w16cid:durableId="660742969">
+  <w:num w:numId="4" w16cid:durableId="278949099">
     <w:abstractNumId w:val="4"/>
   </w:num>
-  <w:num w:numId="5" w16cid:durableId="272370547">
+  <w:num w:numId="5" w16cid:durableId="1160148178">
     <w:abstractNumId w:val="7"/>
   </w:num>
-  <w:num w:numId="6" w16cid:durableId="50731781">
+  <w:num w:numId="6" w16cid:durableId="879321354">
     <w:abstractNumId w:val="3"/>
   </w:num>
-  <w:num w:numId="7" w16cid:durableId="1672366405">
+  <w:num w:numId="7" w16cid:durableId="633371370">
     <w:abstractNumId w:val="2"/>
   </w:num>
-  <w:num w:numId="8" w16cid:durableId="892809611">
+  <w:num w:numId="8" w16cid:durableId="868563072">
     <w:abstractNumId w:val="1"/>
   </w:num>
-  <w:num w:numId="9" w16cid:durableId="344019756">
+  <w:num w:numId="9" w16cid:durableId="1462530022">
     <w:abstractNumId w:val="0"/>
   </w:num>
 </w:numbering>
@@ -61544,7 +61637,7 @@
     <w:autoRedefine/>
     <w:uiPriority w:val="39"/>
     <w:unhideWhenUsed/>
-    <w:rsid w:val="00096FE5"/>
+    <w:rsid w:val="000C76CA"/>
     <w:pPr>
       <w:spacing w:after="100"/>
     </w:pPr>
@@ -61556,7 +61649,7 @@
     <w:autoRedefine/>
     <w:uiPriority w:val="39"/>
     <w:unhideWhenUsed/>
-    <w:rsid w:val="00096FE5"/>
+    <w:rsid w:val="000C76CA"/>
     <w:pPr>
       <w:spacing w:after="100"/>
       <w:ind w:left="240"/>
@@ -61569,7 +61662,7 @@
     <w:autoRedefine/>
     <w:uiPriority w:val="39"/>
     <w:unhideWhenUsed/>
-    <w:rsid w:val="00096FE5"/>
+    <w:rsid w:val="000C76CA"/>
     <w:pPr>
       <w:spacing w:after="100"/>
       <w:ind w:left="480"/>
@@ -61580,7 +61673,7 @@
     <w:basedOn w:val="a2"/>
     <w:uiPriority w:val="99"/>
     <w:unhideWhenUsed/>
-    <w:rsid w:val="00096FE5"/>
+    <w:rsid w:val="000C76CA"/>
     <w:rPr>
       <w:color w:val="0000FF" w:themeColor="hyperlink"/>
       <w:u w:val="single"/>

--- a/docs/gost/out/04_П5_Описание_информационного_обеспечения.docx
+++ b/docs/gost/out/04_П5_Описание_информационного_обеспечения.docx
@@ -306,7 +306,7 @@
       <w:r>
         <w:fldChar w:fldCharType="separate"/>
       </w:r>
-      <w:hyperlink w:anchor="_Toc242192521" w:history="1">
+      <w:hyperlink w:anchor="_Toc242194203" w:history="1">
         <w:r>
           <w:rPr>
             <w:rStyle w:val="aff8"/>
@@ -333,7 +333,7 @@
             <w:noProof/>
             <w:webHidden/>
           </w:rPr>
-          <w:instrText xml:space="preserve"> PAGEREF _Toc242192521 \h </w:instrText>
+          <w:instrText xml:space="preserve"> PAGEREF _Toc242194203 \h </w:instrText>
         </w:r>
         <w:r>
           <w:rPr>
@@ -379,7 +379,7 @@
           <w14:ligatures w14:val="standardContextual"/>
         </w:rPr>
       </w:pPr>
-      <w:hyperlink w:anchor="_Toc242192522" w:history="1">
+      <w:hyperlink w:anchor="_Toc242194204" w:history="1">
         <w:r>
           <w:rPr>
             <w:rStyle w:val="aff8"/>
@@ -406,7 +406,7 @@
             <w:noProof/>
             <w:webHidden/>
           </w:rPr>
-          <w:instrText xml:space="preserve"> PAGEREF _Toc242192522 \h </w:instrText>
+          <w:instrText xml:space="preserve"> PAGEREF _Toc242194204 \h </w:instrText>
         </w:r>
         <w:r>
           <w:rPr>
@@ -452,7 +452,7 @@
           <w14:ligatures w14:val="standardContextual"/>
         </w:rPr>
       </w:pPr>
-      <w:hyperlink w:anchor="_Toc242192523" w:history="1">
+      <w:hyperlink w:anchor="_Toc242194205" w:history="1">
         <w:r>
           <w:rPr>
             <w:rStyle w:val="aff8"/>
@@ -479,7 +479,7 @@
             <w:noProof/>
             <w:webHidden/>
           </w:rPr>
-          <w:instrText xml:space="preserve"> PAGEREF _Toc242192523 \h </w:instrText>
+          <w:instrText xml:space="preserve"> PAGEREF _Toc242194205 \h </w:instrText>
         </w:r>
         <w:r>
           <w:rPr>
@@ -525,7 +525,7 @@
           <w14:ligatures w14:val="standardContextual"/>
         </w:rPr>
       </w:pPr>
-      <w:hyperlink w:anchor="_Toc242192524" w:history="1">
+      <w:hyperlink w:anchor="_Toc242194206" w:history="1">
         <w:r>
           <w:rPr>
             <w:rStyle w:val="aff8"/>
@@ -552,7 +552,7 @@
             <w:noProof/>
             <w:webHidden/>
           </w:rPr>
-          <w:instrText xml:space="preserve"> PAGEREF _Toc242192524 \h </w:instrText>
+          <w:instrText xml:space="preserve"> PAGEREF _Toc242194206 \h </w:instrText>
         </w:r>
         <w:r>
           <w:rPr>
@@ -598,7 +598,7 @@
           <w14:ligatures w14:val="standardContextual"/>
         </w:rPr>
       </w:pPr>
-      <w:hyperlink w:anchor="_Toc242192525" w:history="1">
+      <w:hyperlink w:anchor="_Toc242194207" w:history="1">
         <w:r>
           <w:rPr>
             <w:rStyle w:val="aff8"/>
@@ -625,7 +625,7 @@
             <w:noProof/>
             <w:webHidden/>
           </w:rPr>
-          <w:instrText xml:space="preserve"> PAGEREF _Toc242192525 \h </w:instrText>
+          <w:instrText xml:space="preserve"> PAGEREF _Toc242194207 \h </w:instrText>
         </w:r>
         <w:r>
           <w:rPr>
@@ -671,7 +671,7 @@
           <w14:ligatures w14:val="standardContextual"/>
         </w:rPr>
       </w:pPr>
-      <w:hyperlink w:anchor="_Toc242192526" w:history="1">
+      <w:hyperlink w:anchor="_Toc242194208" w:history="1">
         <w:r>
           <w:rPr>
             <w:rStyle w:val="aff8"/>
@@ -698,7 +698,7 @@
             <w:noProof/>
             <w:webHidden/>
           </w:rPr>
-          <w:instrText xml:space="preserve"> PAGEREF _Toc242192526 \h </w:instrText>
+          <w:instrText xml:space="preserve"> PAGEREF _Toc242194208 \h </w:instrText>
         </w:r>
         <w:r>
           <w:rPr>
@@ -744,7 +744,7 @@
           <w14:ligatures w14:val="standardContextual"/>
         </w:rPr>
       </w:pPr>
-      <w:hyperlink w:anchor="_Toc242192527" w:history="1">
+      <w:hyperlink w:anchor="_Toc242194209" w:history="1">
         <w:r>
           <w:rPr>
             <w:rStyle w:val="aff8"/>
@@ -771,7 +771,7 @@
             <w:noProof/>
             <w:webHidden/>
           </w:rPr>
-          <w:instrText xml:space="preserve"> PAGEREF _Toc242192527 \h </w:instrText>
+          <w:instrText xml:space="preserve"> PAGEREF _Toc242194209 \h </w:instrText>
         </w:r>
         <w:r>
           <w:rPr>
@@ -817,7 +817,7 @@
           <w14:ligatures w14:val="standardContextual"/>
         </w:rPr>
       </w:pPr>
-      <w:hyperlink w:anchor="_Toc242192528" w:history="1">
+      <w:hyperlink w:anchor="_Toc242194210" w:history="1">
         <w:r>
           <w:rPr>
             <w:rStyle w:val="aff8"/>
@@ -844,7 +844,7 @@
             <w:noProof/>
             <w:webHidden/>
           </w:rPr>
-          <w:instrText xml:space="preserve"> PAGEREF _Toc242192528 \h </w:instrText>
+          <w:instrText xml:space="preserve"> PAGEREF _Toc242194210 \h </w:instrText>
         </w:r>
         <w:r>
           <w:rPr>
@@ -890,7 +890,7 @@
           <w14:ligatures w14:val="standardContextual"/>
         </w:rPr>
       </w:pPr>
-      <w:hyperlink w:anchor="_Toc242192529" w:history="1">
+      <w:hyperlink w:anchor="_Toc242194211" w:history="1">
         <w:r>
           <w:rPr>
             <w:rStyle w:val="aff8"/>
@@ -917,7 +917,7 @@
             <w:noProof/>
             <w:webHidden/>
           </w:rPr>
-          <w:instrText xml:space="preserve"> PAGEREF _Toc242192529 \h </w:instrText>
+          <w:instrText xml:space="preserve"> PAGEREF _Toc242194211 \h </w:instrText>
         </w:r>
         <w:r>
           <w:rPr>
@@ -963,7 +963,7 @@
           <w14:ligatures w14:val="standardContextual"/>
         </w:rPr>
       </w:pPr>
-      <w:hyperlink w:anchor="_Toc242192530" w:history="1">
+      <w:hyperlink w:anchor="_Toc242194212" w:history="1">
         <w:r>
           <w:rPr>
             <w:rStyle w:val="aff8"/>
@@ -990,7 +990,7 @@
             <w:noProof/>
             <w:webHidden/>
           </w:rPr>
-          <w:instrText xml:space="preserve"> PAGEREF _Toc242192530 \h </w:instrText>
+          <w:instrText xml:space="preserve"> PAGEREF _Toc242194212 \h </w:instrText>
         </w:r>
         <w:r>
           <w:rPr>
@@ -1036,7 +1036,7 @@
           <w14:ligatures w14:val="standardContextual"/>
         </w:rPr>
       </w:pPr>
-      <w:hyperlink w:anchor="_Toc242192531" w:history="1">
+      <w:hyperlink w:anchor="_Toc242194213" w:history="1">
         <w:r>
           <w:rPr>
             <w:rStyle w:val="aff8"/>
@@ -1063,7 +1063,7 @@
             <w:noProof/>
             <w:webHidden/>
           </w:rPr>
-          <w:instrText xml:space="preserve"> PAGEREF _Toc242192531 \h </w:instrText>
+          <w:instrText xml:space="preserve"> PAGEREF _Toc242194213 \h </w:instrText>
         </w:r>
         <w:r>
           <w:rPr>
@@ -1109,7 +1109,7 @@
           <w14:ligatures w14:val="standardContextual"/>
         </w:rPr>
       </w:pPr>
-      <w:hyperlink w:anchor="_Toc242192532" w:history="1">
+      <w:hyperlink w:anchor="_Toc242194214" w:history="1">
         <w:r>
           <w:rPr>
             <w:rStyle w:val="aff8"/>
@@ -1136,7 +1136,7 @@
             <w:noProof/>
             <w:webHidden/>
           </w:rPr>
-          <w:instrText xml:space="preserve"> PAGEREF _Toc242192532 \h </w:instrText>
+          <w:instrText xml:space="preserve"> PAGEREF _Toc242194214 \h </w:instrText>
         </w:r>
         <w:r>
           <w:rPr>
@@ -1182,7 +1182,7 @@
           <w14:ligatures w14:val="standardContextual"/>
         </w:rPr>
       </w:pPr>
-      <w:hyperlink w:anchor="_Toc242192533" w:history="1">
+      <w:hyperlink w:anchor="_Toc242194215" w:history="1">
         <w:r>
           <w:rPr>
             <w:rStyle w:val="aff8"/>
@@ -1209,7 +1209,7 @@
             <w:noProof/>
             <w:webHidden/>
           </w:rPr>
-          <w:instrText xml:space="preserve"> PAGEREF _Toc242192533 \h </w:instrText>
+          <w:instrText xml:space="preserve"> PAGEREF _Toc242194215 \h </w:instrText>
         </w:r>
         <w:r>
           <w:rPr>
@@ -1255,7 +1255,7 @@
           <w14:ligatures w14:val="standardContextual"/>
         </w:rPr>
       </w:pPr>
-      <w:hyperlink w:anchor="_Toc242192534" w:history="1">
+      <w:hyperlink w:anchor="_Toc242194216" w:history="1">
         <w:r>
           <w:rPr>
             <w:rStyle w:val="aff8"/>
@@ -1282,7 +1282,7 @@
             <w:noProof/>
             <w:webHidden/>
           </w:rPr>
-          <w:instrText xml:space="preserve"> PAGEREF _Toc242192534 \h </w:instrText>
+          <w:instrText xml:space="preserve"> PAGEREF _Toc242194216 \h </w:instrText>
         </w:r>
         <w:r>
           <w:rPr>
@@ -1328,7 +1328,7 @@
           <w14:ligatures w14:val="standardContextual"/>
         </w:rPr>
       </w:pPr>
-      <w:hyperlink w:anchor="_Toc242192535" w:history="1">
+      <w:hyperlink w:anchor="_Toc242194217" w:history="1">
         <w:r>
           <w:rPr>
             <w:rStyle w:val="aff8"/>
@@ -1355,7 +1355,7 @@
             <w:noProof/>
             <w:webHidden/>
           </w:rPr>
-          <w:instrText xml:space="preserve"> PAGEREF _Toc242192535 \h </w:instrText>
+          <w:instrText xml:space="preserve"> PAGEREF _Toc242194217 \h </w:instrText>
         </w:r>
         <w:r>
           <w:rPr>
@@ -1401,7 +1401,7 @@
           <w14:ligatures w14:val="standardContextual"/>
         </w:rPr>
       </w:pPr>
-      <w:hyperlink w:anchor="_Toc242192536" w:history="1">
+      <w:hyperlink w:anchor="_Toc242194218" w:history="1">
         <w:r>
           <w:rPr>
             <w:rStyle w:val="aff8"/>
@@ -1428,7 +1428,7 @@
             <w:noProof/>
             <w:webHidden/>
           </w:rPr>
-          <w:instrText xml:space="preserve"> PAGEREF _Toc242192536 \h </w:instrText>
+          <w:instrText xml:space="preserve"> PAGEREF _Toc242194218 \h </w:instrText>
         </w:r>
         <w:r>
           <w:rPr>
@@ -1474,7 +1474,7 @@
           <w14:ligatures w14:val="standardContextual"/>
         </w:rPr>
       </w:pPr>
-      <w:hyperlink w:anchor="_Toc242192537" w:history="1">
+      <w:hyperlink w:anchor="_Toc242194219" w:history="1">
         <w:r>
           <w:rPr>
             <w:rStyle w:val="aff8"/>
@@ -1501,7 +1501,7 @@
             <w:noProof/>
             <w:webHidden/>
           </w:rPr>
-          <w:instrText xml:space="preserve"> PAGEREF _Toc242192537 \h </w:instrText>
+          <w:instrText xml:space="preserve"> PAGEREF _Toc242194219 \h </w:instrText>
         </w:r>
         <w:r>
           <w:rPr>
@@ -1547,7 +1547,7 @@
           <w14:ligatures w14:val="standardContextual"/>
         </w:rPr>
       </w:pPr>
-      <w:hyperlink w:anchor="_Toc242192538" w:history="1">
+      <w:hyperlink w:anchor="_Toc242194220" w:history="1">
         <w:r>
           <w:rPr>
             <w:rStyle w:val="aff8"/>
@@ -1574,7 +1574,7 @@
             <w:noProof/>
             <w:webHidden/>
           </w:rPr>
-          <w:instrText xml:space="preserve"> PAGEREF _Toc242192538 \h </w:instrText>
+          <w:instrText xml:space="preserve"> PAGEREF _Toc242194220 \h </w:instrText>
         </w:r>
         <w:r>
           <w:rPr>
@@ -1620,7 +1620,7 @@
           <w14:ligatures w14:val="standardContextual"/>
         </w:rPr>
       </w:pPr>
-      <w:hyperlink w:anchor="_Toc242192539" w:history="1">
+      <w:hyperlink w:anchor="_Toc242194221" w:history="1">
         <w:r>
           <w:rPr>
             <w:rStyle w:val="aff8"/>
@@ -1647,7 +1647,7 @@
             <w:noProof/>
             <w:webHidden/>
           </w:rPr>
-          <w:instrText xml:space="preserve"> PAGEREF _Toc242192539 \h </w:instrText>
+          <w:instrText xml:space="preserve"> PAGEREF _Toc242194221 \h </w:instrText>
         </w:r>
         <w:r>
           <w:rPr>
@@ -1693,7 +1693,7 @@
           <w14:ligatures w14:val="standardContextual"/>
         </w:rPr>
       </w:pPr>
-      <w:hyperlink w:anchor="_Toc242192540" w:history="1">
+      <w:hyperlink w:anchor="_Toc242194222" w:history="1">
         <w:r>
           <w:rPr>
             <w:rStyle w:val="aff8"/>
@@ -1720,7 +1720,7 @@
             <w:noProof/>
             <w:webHidden/>
           </w:rPr>
-          <w:instrText xml:space="preserve"> PAGEREF _Toc242192540 \h </w:instrText>
+          <w:instrText xml:space="preserve"> PAGEREF _Toc242194222 \h </w:instrText>
         </w:r>
         <w:r>
           <w:rPr>
@@ -1766,7 +1766,7 @@
           <w14:ligatures w14:val="standardContextual"/>
         </w:rPr>
       </w:pPr>
-      <w:hyperlink w:anchor="_Toc242192541" w:history="1">
+      <w:hyperlink w:anchor="_Toc242194223" w:history="1">
         <w:r>
           <w:rPr>
             <w:rStyle w:val="aff8"/>
@@ -1793,7 +1793,7 @@
             <w:noProof/>
             <w:webHidden/>
           </w:rPr>
-          <w:instrText xml:space="preserve"> PAGEREF _Toc242192541 \h </w:instrText>
+          <w:instrText xml:space="preserve"> PAGEREF _Toc242194223 \h </w:instrText>
         </w:r>
         <w:r>
           <w:rPr>
@@ -1839,7 +1839,7 @@
           <w14:ligatures w14:val="standardContextual"/>
         </w:rPr>
       </w:pPr>
-      <w:hyperlink w:anchor="_Toc242192542" w:history="1">
+      <w:hyperlink w:anchor="_Toc242194224" w:history="1">
         <w:r>
           <w:rPr>
             <w:rStyle w:val="aff8"/>
@@ -1866,7 +1866,7 @@
             <w:noProof/>
             <w:webHidden/>
           </w:rPr>
-          <w:instrText xml:space="preserve"> PAGEREF _Toc242192542 \h </w:instrText>
+          <w:instrText xml:space="preserve"> PAGEREF _Toc242194224 \h </w:instrText>
         </w:r>
         <w:r>
           <w:rPr>
@@ -1912,7 +1912,7 @@
           <w14:ligatures w14:val="standardContextual"/>
         </w:rPr>
       </w:pPr>
-      <w:hyperlink w:anchor="_Toc242192543" w:history="1">
+      <w:hyperlink w:anchor="_Toc242194225" w:history="1">
         <w:r>
           <w:rPr>
             <w:rStyle w:val="aff8"/>
@@ -1939,7 +1939,7 @@
             <w:noProof/>
             <w:webHidden/>
           </w:rPr>
-          <w:instrText xml:space="preserve"> PAGEREF _Toc242192543 \h </w:instrText>
+          <w:instrText xml:space="preserve"> PAGEREF _Toc242194225 \h </w:instrText>
         </w:r>
         <w:r>
           <w:rPr>
@@ -1985,7 +1985,7 @@
           <w14:ligatures w14:val="standardContextual"/>
         </w:rPr>
       </w:pPr>
-      <w:hyperlink w:anchor="_Toc242192544" w:history="1">
+      <w:hyperlink w:anchor="_Toc242194226" w:history="1">
         <w:r>
           <w:rPr>
             <w:rStyle w:val="aff8"/>
@@ -2012,7 +2012,7 @@
             <w:noProof/>
             <w:webHidden/>
           </w:rPr>
-          <w:instrText xml:space="preserve"> PAGEREF _Toc242192544 \h </w:instrText>
+          <w:instrText xml:space="preserve"> PAGEREF _Toc242194226 \h </w:instrText>
         </w:r>
         <w:r>
           <w:rPr>
@@ -2058,7 +2058,7 @@
           <w14:ligatures w14:val="standardContextual"/>
         </w:rPr>
       </w:pPr>
-      <w:hyperlink w:anchor="_Toc242192545" w:history="1">
+      <w:hyperlink w:anchor="_Toc242194227" w:history="1">
         <w:r>
           <w:rPr>
             <w:rStyle w:val="aff8"/>
@@ -2085,7 +2085,7 @@
             <w:noProof/>
             <w:webHidden/>
           </w:rPr>
-          <w:instrText xml:space="preserve"> PAGEREF _Toc242192545 \h </w:instrText>
+          <w:instrText xml:space="preserve"> PAGEREF _Toc242194227 \h </w:instrText>
         </w:r>
         <w:r>
           <w:rPr>
@@ -2131,7 +2131,7 @@
           <w14:ligatures w14:val="standardContextual"/>
         </w:rPr>
       </w:pPr>
-      <w:hyperlink w:anchor="_Toc242192546" w:history="1">
+      <w:hyperlink w:anchor="_Toc242194228" w:history="1">
         <w:r>
           <w:rPr>
             <w:rStyle w:val="aff8"/>
@@ -2158,7 +2158,7 @@
             <w:noProof/>
             <w:webHidden/>
           </w:rPr>
-          <w:instrText xml:space="preserve"> PAGEREF _Toc242192546 \h </w:instrText>
+          <w:instrText xml:space="preserve"> PAGEREF _Toc242194228 \h </w:instrText>
         </w:r>
         <w:r>
           <w:rPr>
@@ -2204,7 +2204,7 @@
           <w14:ligatures w14:val="standardContextual"/>
         </w:rPr>
       </w:pPr>
-      <w:hyperlink w:anchor="_Toc242192547" w:history="1">
+      <w:hyperlink w:anchor="_Toc242194229" w:history="1">
         <w:r>
           <w:rPr>
             <w:rStyle w:val="aff8"/>
@@ -2231,7 +2231,7 @@
             <w:noProof/>
             <w:webHidden/>
           </w:rPr>
-          <w:instrText xml:space="preserve"> PAGEREF _Toc242192547 \h </w:instrText>
+          <w:instrText xml:space="preserve"> PAGEREF _Toc242194229 \h </w:instrText>
         </w:r>
         <w:r>
           <w:rPr>
@@ -2277,7 +2277,7 @@
           <w14:ligatures w14:val="standardContextual"/>
         </w:rPr>
       </w:pPr>
-      <w:hyperlink w:anchor="_Toc242192548" w:history="1">
+      <w:hyperlink w:anchor="_Toc242194230" w:history="1">
         <w:r>
           <w:rPr>
             <w:rStyle w:val="aff8"/>
@@ -2304,7 +2304,7 @@
             <w:noProof/>
             <w:webHidden/>
           </w:rPr>
-          <w:instrText xml:space="preserve"> PAGEREF _Toc242192548 \h </w:instrText>
+          <w:instrText xml:space="preserve"> PAGEREF _Toc242194230 \h </w:instrText>
         </w:r>
         <w:r>
           <w:rPr>
@@ -2350,7 +2350,7 @@
           <w14:ligatures w14:val="standardContextual"/>
         </w:rPr>
       </w:pPr>
-      <w:hyperlink w:anchor="_Toc242192549" w:history="1">
+      <w:hyperlink w:anchor="_Toc242194231" w:history="1">
         <w:r>
           <w:rPr>
             <w:rStyle w:val="aff8"/>
@@ -2377,7 +2377,7 @@
             <w:noProof/>
             <w:webHidden/>
           </w:rPr>
-          <w:instrText xml:space="preserve"> PAGEREF _Toc242192549 \h </w:instrText>
+          <w:instrText xml:space="preserve"> PAGEREF _Toc242194231 \h </w:instrText>
         </w:r>
         <w:r>
           <w:rPr>
@@ -2423,7 +2423,7 @@
           <w14:ligatures w14:val="standardContextual"/>
         </w:rPr>
       </w:pPr>
-      <w:hyperlink w:anchor="_Toc242192550" w:history="1">
+      <w:hyperlink w:anchor="_Toc242194232" w:history="1">
         <w:r>
           <w:rPr>
             <w:rStyle w:val="aff8"/>
@@ -2450,7 +2450,7 @@
             <w:noProof/>
             <w:webHidden/>
           </w:rPr>
-          <w:instrText xml:space="preserve"> PAGEREF _Toc242192550 \h </w:instrText>
+          <w:instrText xml:space="preserve"> PAGEREF _Toc242194232 \h </w:instrText>
         </w:r>
         <w:r>
           <w:rPr>
@@ -2496,7 +2496,7 @@
           <w14:ligatures w14:val="standardContextual"/>
         </w:rPr>
       </w:pPr>
-      <w:hyperlink w:anchor="_Toc242192551" w:history="1">
+      <w:hyperlink w:anchor="_Toc242194233" w:history="1">
         <w:r>
           <w:rPr>
             <w:rStyle w:val="aff8"/>
@@ -2523,7 +2523,7 @@
             <w:noProof/>
             <w:webHidden/>
           </w:rPr>
-          <w:instrText xml:space="preserve"> PAGEREF _Toc242192551 \h </w:instrText>
+          <w:instrText xml:space="preserve"> PAGEREF _Toc242194233 \h </w:instrText>
         </w:r>
         <w:r>
           <w:rPr>
@@ -2569,7 +2569,7 @@
           <w14:ligatures w14:val="standardContextual"/>
         </w:rPr>
       </w:pPr>
-      <w:hyperlink w:anchor="_Toc242192552" w:history="1">
+      <w:hyperlink w:anchor="_Toc242194234" w:history="1">
         <w:r>
           <w:rPr>
             <w:rStyle w:val="aff8"/>
@@ -2596,7 +2596,7 @@
             <w:noProof/>
             <w:webHidden/>
           </w:rPr>
-          <w:instrText xml:space="preserve"> PAGEREF _Toc242192552 \h </w:instrText>
+          <w:instrText xml:space="preserve"> PAGEREF _Toc242194234 \h </w:instrText>
         </w:r>
         <w:r>
           <w:rPr>
@@ -2642,7 +2642,7 @@
           <w14:ligatures w14:val="standardContextual"/>
         </w:rPr>
       </w:pPr>
-      <w:hyperlink w:anchor="_Toc242192553" w:history="1">
+      <w:hyperlink w:anchor="_Toc242194235" w:history="1">
         <w:r>
           <w:rPr>
             <w:rStyle w:val="aff8"/>
@@ -2669,7 +2669,7 @@
             <w:noProof/>
             <w:webHidden/>
           </w:rPr>
-          <w:instrText xml:space="preserve"> PAGEREF _Toc242192553 \h </w:instrText>
+          <w:instrText xml:space="preserve"> PAGEREF _Toc242194235 \h </w:instrText>
         </w:r>
         <w:r>
           <w:rPr>
@@ -2715,7 +2715,7 @@
           <w14:ligatures w14:val="standardContextual"/>
         </w:rPr>
       </w:pPr>
-      <w:hyperlink w:anchor="_Toc242192554" w:history="1">
+      <w:hyperlink w:anchor="_Toc242194236" w:history="1">
         <w:r>
           <w:rPr>
             <w:rStyle w:val="aff8"/>
@@ -2742,7 +2742,7 @@
             <w:noProof/>
             <w:webHidden/>
           </w:rPr>
-          <w:instrText xml:space="preserve"> PAGEREF _Toc242192554 \h </w:instrText>
+          <w:instrText xml:space="preserve"> PAGEREF _Toc242194236 \h </w:instrText>
         </w:r>
         <w:r>
           <w:rPr>
@@ -2788,7 +2788,7 @@
           <w14:ligatures w14:val="standardContextual"/>
         </w:rPr>
       </w:pPr>
-      <w:hyperlink w:anchor="_Toc242192555" w:history="1">
+      <w:hyperlink w:anchor="_Toc242194237" w:history="1">
         <w:r>
           <w:rPr>
             <w:rStyle w:val="aff8"/>
@@ -2815,7 +2815,7 @@
             <w:noProof/>
             <w:webHidden/>
           </w:rPr>
-          <w:instrText xml:space="preserve"> PAGEREF _Toc242192555 \h </w:instrText>
+          <w:instrText xml:space="preserve"> PAGEREF _Toc242194237 \h </w:instrText>
         </w:r>
         <w:r>
           <w:rPr>
@@ -2861,7 +2861,7 @@
           <w14:ligatures w14:val="standardContextual"/>
         </w:rPr>
       </w:pPr>
-      <w:hyperlink w:anchor="_Toc242192556" w:history="1">
+      <w:hyperlink w:anchor="_Toc242194238" w:history="1">
         <w:r>
           <w:rPr>
             <w:rStyle w:val="aff8"/>
@@ -2888,7 +2888,7 @@
             <w:noProof/>
             <w:webHidden/>
           </w:rPr>
-          <w:instrText xml:space="preserve"> PAGEREF _Toc242192556 \h </w:instrText>
+          <w:instrText xml:space="preserve"> PAGEREF _Toc242194238 \h </w:instrText>
         </w:r>
         <w:r>
           <w:rPr>
@@ -2934,7 +2934,7 @@
           <w14:ligatures w14:val="standardContextual"/>
         </w:rPr>
       </w:pPr>
-      <w:hyperlink w:anchor="_Toc242192557" w:history="1">
+      <w:hyperlink w:anchor="_Toc242194239" w:history="1">
         <w:r>
           <w:rPr>
             <w:rStyle w:val="aff8"/>
@@ -2961,7 +2961,7 @@
             <w:noProof/>
             <w:webHidden/>
           </w:rPr>
-          <w:instrText xml:space="preserve"> PAGEREF _Toc242192557 \h </w:instrText>
+          <w:instrText xml:space="preserve"> PAGEREF _Toc242194239 \h </w:instrText>
         </w:r>
         <w:r>
           <w:rPr>
@@ -3007,7 +3007,7 @@
           <w14:ligatures w14:val="standardContextual"/>
         </w:rPr>
       </w:pPr>
-      <w:hyperlink w:anchor="_Toc242192558" w:history="1">
+      <w:hyperlink w:anchor="_Toc242194240" w:history="1">
         <w:r>
           <w:rPr>
             <w:rStyle w:val="aff8"/>
@@ -3034,7 +3034,7 @@
             <w:noProof/>
             <w:webHidden/>
           </w:rPr>
-          <w:instrText xml:space="preserve"> PAGEREF _Toc242192558 \h </w:instrText>
+          <w:instrText xml:space="preserve"> PAGEREF _Toc242194240 \h </w:instrText>
         </w:r>
         <w:r>
           <w:rPr>
@@ -3080,7 +3080,7 @@
           <w14:ligatures w14:val="standardContextual"/>
         </w:rPr>
       </w:pPr>
-      <w:hyperlink w:anchor="_Toc242192559" w:history="1">
+      <w:hyperlink w:anchor="_Toc242194241" w:history="1">
         <w:r>
           <w:rPr>
             <w:rStyle w:val="aff8"/>
@@ -3107,7 +3107,7 @@
             <w:noProof/>
             <w:webHidden/>
           </w:rPr>
-          <w:instrText xml:space="preserve"> PAGEREF _Toc242192559 \h </w:instrText>
+          <w:instrText xml:space="preserve"> PAGEREF _Toc242194241 \h </w:instrText>
         </w:r>
         <w:r>
           <w:rPr>
@@ -3153,7 +3153,7 @@
           <w14:ligatures w14:val="standardContextual"/>
         </w:rPr>
       </w:pPr>
-      <w:hyperlink w:anchor="_Toc242192560" w:history="1">
+      <w:hyperlink w:anchor="_Toc242194242" w:history="1">
         <w:r>
           <w:rPr>
             <w:rStyle w:val="aff8"/>
@@ -3180,7 +3180,7 @@
             <w:noProof/>
             <w:webHidden/>
           </w:rPr>
-          <w:instrText xml:space="preserve"> PAGEREF _Toc242192560 \h </w:instrText>
+          <w:instrText xml:space="preserve"> PAGEREF _Toc242194242 \h </w:instrText>
         </w:r>
         <w:r>
           <w:rPr>
@@ -3226,7 +3226,7 @@
           <w14:ligatures w14:val="standardContextual"/>
         </w:rPr>
       </w:pPr>
-      <w:hyperlink w:anchor="_Toc242192561" w:history="1">
+      <w:hyperlink w:anchor="_Toc242194243" w:history="1">
         <w:r>
           <w:rPr>
             <w:rStyle w:val="aff8"/>
@@ -3253,7 +3253,7 @@
             <w:noProof/>
             <w:webHidden/>
           </w:rPr>
-          <w:instrText xml:space="preserve"> PAGEREF _Toc242192561 \h </w:instrText>
+          <w:instrText xml:space="preserve"> PAGEREF _Toc242194243 \h </w:instrText>
         </w:r>
         <w:r>
           <w:rPr>
@@ -3299,7 +3299,7 @@
           <w14:ligatures w14:val="standardContextual"/>
         </w:rPr>
       </w:pPr>
-      <w:hyperlink w:anchor="_Toc242192562" w:history="1">
+      <w:hyperlink w:anchor="_Toc242194244" w:history="1">
         <w:r>
           <w:rPr>
             <w:rStyle w:val="aff8"/>
@@ -3326,7 +3326,7 @@
             <w:noProof/>
             <w:webHidden/>
           </w:rPr>
-          <w:instrText xml:space="preserve"> PAGEREF _Toc242192562 \h </w:instrText>
+          <w:instrText xml:space="preserve"> PAGEREF _Toc242194244 \h </w:instrText>
         </w:r>
         <w:r>
           <w:rPr>
@@ -3372,7 +3372,7 @@
           <w14:ligatures w14:val="standardContextual"/>
         </w:rPr>
       </w:pPr>
-      <w:hyperlink w:anchor="_Toc242192563" w:history="1">
+      <w:hyperlink w:anchor="_Toc242194245" w:history="1">
         <w:r>
           <w:rPr>
             <w:rStyle w:val="aff8"/>
@@ -3399,7 +3399,7 @@
             <w:noProof/>
             <w:webHidden/>
           </w:rPr>
-          <w:instrText xml:space="preserve"> PAGEREF _Toc242192563 \h </w:instrText>
+          <w:instrText xml:space="preserve"> PAGEREF _Toc242194245 \h </w:instrText>
         </w:r>
         <w:r>
           <w:rPr>
@@ -3445,7 +3445,7 @@
           <w14:ligatures w14:val="standardContextual"/>
         </w:rPr>
       </w:pPr>
-      <w:hyperlink w:anchor="_Toc242192564" w:history="1">
+      <w:hyperlink w:anchor="_Toc242194246" w:history="1">
         <w:r>
           <w:rPr>
             <w:rStyle w:val="aff8"/>
@@ -3472,7 +3472,7 @@
             <w:noProof/>
             <w:webHidden/>
           </w:rPr>
-          <w:instrText xml:space="preserve"> PAGEREF _Toc242192564 \h </w:instrText>
+          <w:instrText xml:space="preserve"> PAGEREF _Toc242194246 \h </w:instrText>
         </w:r>
         <w:r>
           <w:rPr>
@@ -3518,7 +3518,7 @@
           <w14:ligatures w14:val="standardContextual"/>
         </w:rPr>
       </w:pPr>
-      <w:hyperlink w:anchor="_Toc242192565" w:history="1">
+      <w:hyperlink w:anchor="_Toc242194247" w:history="1">
         <w:r>
           <w:rPr>
             <w:rStyle w:val="aff8"/>
@@ -3545,7 +3545,7 @@
             <w:noProof/>
             <w:webHidden/>
           </w:rPr>
-          <w:instrText xml:space="preserve"> PAGEREF _Toc242192565 \h </w:instrText>
+          <w:instrText xml:space="preserve"> PAGEREF _Toc242194247 \h </w:instrText>
         </w:r>
         <w:r>
           <w:rPr>
@@ -3591,7 +3591,7 @@
           <w14:ligatures w14:val="standardContextual"/>
         </w:rPr>
       </w:pPr>
-      <w:hyperlink w:anchor="_Toc242192566" w:history="1">
+      <w:hyperlink w:anchor="_Toc242194248" w:history="1">
         <w:r>
           <w:rPr>
             <w:rStyle w:val="aff8"/>
@@ -3618,7 +3618,7 @@
             <w:noProof/>
             <w:webHidden/>
           </w:rPr>
-          <w:instrText xml:space="preserve"> PAGEREF _Toc242192566 \h </w:instrText>
+          <w:instrText xml:space="preserve"> PAGEREF _Toc242194248 \h </w:instrText>
         </w:r>
         <w:r>
           <w:rPr>
@@ -3664,7 +3664,7 @@
           <w14:ligatures w14:val="standardContextual"/>
         </w:rPr>
       </w:pPr>
-      <w:hyperlink w:anchor="_Toc242192567" w:history="1">
+      <w:hyperlink w:anchor="_Toc242194249" w:history="1">
         <w:r>
           <w:rPr>
             <w:rStyle w:val="aff8"/>
@@ -3691,7 +3691,7 @@
             <w:noProof/>
             <w:webHidden/>
           </w:rPr>
-          <w:instrText xml:space="preserve"> PAGEREF _Toc242192567 \h </w:instrText>
+          <w:instrText xml:space="preserve"> PAGEREF _Toc242194249 \h </w:instrText>
         </w:r>
         <w:r>
           <w:rPr>
@@ -3737,7 +3737,7 @@
           <w14:ligatures w14:val="standardContextual"/>
         </w:rPr>
       </w:pPr>
-      <w:hyperlink w:anchor="_Toc242192568" w:history="1">
+      <w:hyperlink w:anchor="_Toc242194250" w:history="1">
         <w:r>
           <w:rPr>
             <w:rStyle w:val="aff8"/>
@@ -3764,7 +3764,7 @@
             <w:noProof/>
             <w:webHidden/>
           </w:rPr>
-          <w:instrText xml:space="preserve"> PAGEREF _Toc242192568 \h </w:instrText>
+          <w:instrText xml:space="preserve"> PAGEREF _Toc242194250 \h </w:instrText>
         </w:r>
         <w:r>
           <w:rPr>
@@ -3810,7 +3810,7 @@
           <w14:ligatures w14:val="standardContextual"/>
         </w:rPr>
       </w:pPr>
-      <w:hyperlink w:anchor="_Toc242192569" w:history="1">
+      <w:hyperlink w:anchor="_Toc242194251" w:history="1">
         <w:r>
           <w:rPr>
             <w:rStyle w:val="aff8"/>
@@ -3837,7 +3837,7 @@
             <w:noProof/>
             <w:webHidden/>
           </w:rPr>
-          <w:instrText xml:space="preserve"> PAGEREF _Toc242192569 \h </w:instrText>
+          <w:instrText xml:space="preserve"> PAGEREF _Toc242194251 \h </w:instrText>
         </w:r>
         <w:r>
           <w:rPr>
@@ -3883,7 +3883,7 @@
           <w14:ligatures w14:val="standardContextual"/>
         </w:rPr>
       </w:pPr>
-      <w:hyperlink w:anchor="_Toc242192570" w:history="1">
+      <w:hyperlink w:anchor="_Toc242194252" w:history="1">
         <w:r>
           <w:rPr>
             <w:rStyle w:val="aff8"/>
@@ -3910,7 +3910,7 @@
             <w:noProof/>
             <w:webHidden/>
           </w:rPr>
-          <w:instrText xml:space="preserve"> PAGEREF _Toc242192570 \h </w:instrText>
+          <w:instrText xml:space="preserve"> PAGEREF _Toc242194252 \h </w:instrText>
         </w:r>
         <w:r>
           <w:rPr>
@@ -3956,7 +3956,7 @@
           <w14:ligatures w14:val="standardContextual"/>
         </w:rPr>
       </w:pPr>
-      <w:hyperlink w:anchor="_Toc242192571" w:history="1">
+      <w:hyperlink w:anchor="_Toc242194253" w:history="1">
         <w:r>
           <w:rPr>
             <w:rStyle w:val="aff8"/>
@@ -3983,7 +3983,7 @@
             <w:noProof/>
             <w:webHidden/>
           </w:rPr>
-          <w:instrText xml:space="preserve"> PAGEREF _Toc242192571 \h </w:instrText>
+          <w:instrText xml:space="preserve"> PAGEREF _Toc242194253 \h </w:instrText>
         </w:r>
         <w:r>
           <w:rPr>
@@ -4029,7 +4029,7 @@
           <w14:ligatures w14:val="standardContextual"/>
         </w:rPr>
       </w:pPr>
-      <w:hyperlink w:anchor="_Toc242192572" w:history="1">
+      <w:hyperlink w:anchor="_Toc242194254" w:history="1">
         <w:r>
           <w:rPr>
             <w:rStyle w:val="aff8"/>
@@ -4056,7 +4056,7 @@
             <w:noProof/>
             <w:webHidden/>
           </w:rPr>
-          <w:instrText xml:space="preserve"> PAGEREF _Toc242192572 \h </w:instrText>
+          <w:instrText xml:space="preserve"> PAGEREF _Toc242194254 \h </w:instrText>
         </w:r>
         <w:r>
           <w:rPr>
@@ -4102,7 +4102,7 @@
           <w14:ligatures w14:val="standardContextual"/>
         </w:rPr>
       </w:pPr>
-      <w:hyperlink w:anchor="_Toc242192573" w:history="1">
+      <w:hyperlink w:anchor="_Toc242194255" w:history="1">
         <w:r>
           <w:rPr>
             <w:rStyle w:val="aff8"/>
@@ -4129,7 +4129,7 @@
             <w:noProof/>
             <w:webHidden/>
           </w:rPr>
-          <w:instrText xml:space="preserve"> PAGEREF _Toc242192573 \h </w:instrText>
+          <w:instrText xml:space="preserve"> PAGEREF _Toc242194255 \h </w:instrText>
         </w:r>
         <w:r>
           <w:rPr>
@@ -4175,7 +4175,7 @@
           <w14:ligatures w14:val="standardContextual"/>
         </w:rPr>
       </w:pPr>
-      <w:hyperlink w:anchor="_Toc242192574" w:history="1">
+      <w:hyperlink w:anchor="_Toc242194256" w:history="1">
         <w:r>
           <w:rPr>
             <w:rStyle w:val="aff8"/>
@@ -4202,7 +4202,7 @@
             <w:noProof/>
             <w:webHidden/>
           </w:rPr>
-          <w:instrText xml:space="preserve"> PAGEREF _Toc242192574 \h </w:instrText>
+          <w:instrText xml:space="preserve"> PAGEREF _Toc242194256 \h </w:instrText>
         </w:r>
         <w:r>
           <w:rPr>
@@ -4248,7 +4248,7 @@
           <w14:ligatures w14:val="standardContextual"/>
         </w:rPr>
       </w:pPr>
-      <w:hyperlink w:anchor="_Toc242192575" w:history="1">
+      <w:hyperlink w:anchor="_Toc242194257" w:history="1">
         <w:r>
           <w:rPr>
             <w:rStyle w:val="aff8"/>
@@ -4275,7 +4275,7 @@
             <w:noProof/>
             <w:webHidden/>
           </w:rPr>
-          <w:instrText xml:space="preserve"> PAGEREF _Toc242192575 \h </w:instrText>
+          <w:instrText xml:space="preserve"> PAGEREF _Toc242194257 \h </w:instrText>
         </w:r>
         <w:r>
           <w:rPr>
@@ -4321,7 +4321,7 @@
           <w14:ligatures w14:val="standardContextual"/>
         </w:rPr>
       </w:pPr>
-      <w:hyperlink w:anchor="_Toc242192576" w:history="1">
+      <w:hyperlink w:anchor="_Toc242194258" w:history="1">
         <w:r>
           <w:rPr>
             <w:rStyle w:val="aff8"/>
@@ -4348,7 +4348,7 @@
             <w:noProof/>
             <w:webHidden/>
           </w:rPr>
-          <w:instrText xml:space="preserve"> PAGEREF _Toc242192576 \h </w:instrText>
+          <w:instrText xml:space="preserve"> PAGEREF _Toc242194258 \h </w:instrText>
         </w:r>
         <w:r>
           <w:rPr>
@@ -4394,7 +4394,7 @@
           <w14:ligatures w14:val="standardContextual"/>
         </w:rPr>
       </w:pPr>
-      <w:hyperlink w:anchor="_Toc242192577" w:history="1">
+      <w:hyperlink w:anchor="_Toc242194259" w:history="1">
         <w:r>
           <w:rPr>
             <w:rStyle w:val="aff8"/>
@@ -4421,7 +4421,7 @@
             <w:noProof/>
             <w:webHidden/>
           </w:rPr>
-          <w:instrText xml:space="preserve"> PAGEREF _Toc242192577 \h </w:instrText>
+          <w:instrText xml:space="preserve"> PAGEREF _Toc242194259 \h </w:instrText>
         </w:r>
         <w:r>
           <w:rPr>
@@ -4467,7 +4467,7 @@
           <w14:ligatures w14:val="standardContextual"/>
         </w:rPr>
       </w:pPr>
-      <w:hyperlink w:anchor="_Toc242192578" w:history="1">
+      <w:hyperlink w:anchor="_Toc242194260" w:history="1">
         <w:r>
           <w:rPr>
             <w:rStyle w:val="aff8"/>
@@ -4494,7 +4494,7 @@
             <w:noProof/>
             <w:webHidden/>
           </w:rPr>
-          <w:instrText xml:space="preserve"> PAGEREF _Toc242192578 \h </w:instrText>
+          <w:instrText xml:space="preserve"> PAGEREF _Toc242194260 \h </w:instrText>
         </w:r>
         <w:r>
           <w:rPr>
@@ -4540,7 +4540,7 @@
           <w14:ligatures w14:val="standardContextual"/>
         </w:rPr>
       </w:pPr>
-      <w:hyperlink w:anchor="_Toc242192579" w:history="1">
+      <w:hyperlink w:anchor="_Toc242194261" w:history="1">
         <w:r>
           <w:rPr>
             <w:rStyle w:val="aff8"/>
@@ -4567,7 +4567,7 @@
             <w:noProof/>
             <w:webHidden/>
           </w:rPr>
-          <w:instrText xml:space="preserve"> PAGEREF _Toc242192579 \h </w:instrText>
+          <w:instrText xml:space="preserve"> PAGEREF _Toc242194261 \h </w:instrText>
         </w:r>
         <w:r>
           <w:rPr>
@@ -4613,7 +4613,7 @@
           <w14:ligatures w14:val="standardContextual"/>
         </w:rPr>
       </w:pPr>
-      <w:hyperlink w:anchor="_Toc242192580" w:history="1">
+      <w:hyperlink w:anchor="_Toc242194262" w:history="1">
         <w:r>
           <w:rPr>
             <w:rStyle w:val="aff8"/>
@@ -4640,7 +4640,7 @@
             <w:noProof/>
             <w:webHidden/>
           </w:rPr>
-          <w:instrText xml:space="preserve"> PAGEREF _Toc242192580 \h </w:instrText>
+          <w:instrText xml:space="preserve"> PAGEREF _Toc242194262 \h </w:instrText>
         </w:r>
         <w:r>
           <w:rPr>
@@ -4686,7 +4686,7 @@
           <w14:ligatures w14:val="standardContextual"/>
         </w:rPr>
       </w:pPr>
-      <w:hyperlink w:anchor="_Toc242192581" w:history="1">
+      <w:hyperlink w:anchor="_Toc242194263" w:history="1">
         <w:r>
           <w:rPr>
             <w:rStyle w:val="aff8"/>
@@ -4713,7 +4713,7 @@
             <w:noProof/>
             <w:webHidden/>
           </w:rPr>
-          <w:instrText xml:space="preserve"> PAGEREF _Toc242192581 \h </w:instrText>
+          <w:instrText xml:space="preserve"> PAGEREF _Toc242194263 \h </w:instrText>
         </w:r>
         <w:r>
           <w:rPr>
@@ -4759,7 +4759,7 @@
           <w14:ligatures w14:val="standardContextual"/>
         </w:rPr>
       </w:pPr>
-      <w:hyperlink w:anchor="_Toc242192582" w:history="1">
+      <w:hyperlink w:anchor="_Toc242194264" w:history="1">
         <w:r>
           <w:rPr>
             <w:rStyle w:val="aff8"/>
@@ -4786,7 +4786,7 @@
             <w:noProof/>
             <w:webHidden/>
           </w:rPr>
-          <w:instrText xml:space="preserve"> PAGEREF _Toc242192582 \h </w:instrText>
+          <w:instrText xml:space="preserve"> PAGEREF _Toc242194264 \h </w:instrText>
         </w:r>
         <w:r>
           <w:rPr>
@@ -4832,7 +4832,7 @@
           <w14:ligatures w14:val="standardContextual"/>
         </w:rPr>
       </w:pPr>
-      <w:hyperlink w:anchor="_Toc242192583" w:history="1">
+      <w:hyperlink w:anchor="_Toc242194265" w:history="1">
         <w:r>
           <w:rPr>
             <w:rStyle w:val="aff8"/>
@@ -4859,7 +4859,7 @@
             <w:noProof/>
             <w:webHidden/>
           </w:rPr>
-          <w:instrText xml:space="preserve"> PAGEREF _Toc242192583 \h </w:instrText>
+          <w:instrText xml:space="preserve"> PAGEREF _Toc242194265 \h </w:instrText>
         </w:r>
         <w:r>
           <w:rPr>
@@ -4905,7 +4905,7 @@
           <w14:ligatures w14:val="standardContextual"/>
         </w:rPr>
       </w:pPr>
-      <w:hyperlink w:anchor="_Toc242192584" w:history="1">
+      <w:hyperlink w:anchor="_Toc242194266" w:history="1">
         <w:r>
           <w:rPr>
             <w:rStyle w:val="aff8"/>
@@ -4932,7 +4932,7 @@
             <w:noProof/>
             <w:webHidden/>
           </w:rPr>
-          <w:instrText xml:space="preserve"> PAGEREF _Toc242192584 \h </w:instrText>
+          <w:instrText xml:space="preserve"> PAGEREF _Toc242194266 \h </w:instrText>
         </w:r>
         <w:r>
           <w:rPr>
@@ -4978,7 +4978,7 @@
           <w14:ligatures w14:val="standardContextual"/>
         </w:rPr>
       </w:pPr>
-      <w:hyperlink w:anchor="_Toc242192585" w:history="1">
+      <w:hyperlink w:anchor="_Toc242194267" w:history="1">
         <w:r>
           <w:rPr>
             <w:rStyle w:val="aff8"/>
@@ -5005,7 +5005,7 @@
             <w:noProof/>
             <w:webHidden/>
           </w:rPr>
-          <w:instrText xml:space="preserve"> PAGEREF _Toc242192585 \h </w:instrText>
+          <w:instrText xml:space="preserve"> PAGEREF _Toc242194267 \h </w:instrText>
         </w:r>
         <w:r>
           <w:rPr>
@@ -5051,7 +5051,7 @@
           <w14:ligatures w14:val="standardContextual"/>
         </w:rPr>
       </w:pPr>
-      <w:hyperlink w:anchor="_Toc242192586" w:history="1">
+      <w:hyperlink w:anchor="_Toc242194268" w:history="1">
         <w:r>
           <w:rPr>
             <w:rStyle w:val="aff8"/>
@@ -5078,7 +5078,7 @@
             <w:noProof/>
             <w:webHidden/>
           </w:rPr>
-          <w:instrText xml:space="preserve"> PAGEREF _Toc242192586 \h </w:instrText>
+          <w:instrText xml:space="preserve"> PAGEREF _Toc242194268 \h </w:instrText>
         </w:r>
         <w:r>
           <w:rPr>
@@ -5124,7 +5124,7 @@
           <w14:ligatures w14:val="standardContextual"/>
         </w:rPr>
       </w:pPr>
-      <w:hyperlink w:anchor="_Toc242192587" w:history="1">
+      <w:hyperlink w:anchor="_Toc242194269" w:history="1">
         <w:r>
           <w:rPr>
             <w:rStyle w:val="aff8"/>
@@ -5151,7 +5151,7 @@
             <w:noProof/>
             <w:webHidden/>
           </w:rPr>
-          <w:instrText xml:space="preserve"> PAGEREF _Toc242192587 \h </w:instrText>
+          <w:instrText xml:space="preserve"> PAGEREF _Toc242194269 \h </w:instrText>
         </w:r>
         <w:r>
           <w:rPr>
@@ -5197,7 +5197,7 @@
           <w14:ligatures w14:val="standardContextual"/>
         </w:rPr>
       </w:pPr>
-      <w:hyperlink w:anchor="_Toc242192588" w:history="1">
+      <w:hyperlink w:anchor="_Toc242194270" w:history="1">
         <w:r>
           <w:rPr>
             <w:rStyle w:val="aff8"/>
@@ -5224,7 +5224,7 @@
             <w:noProof/>
             <w:webHidden/>
           </w:rPr>
-          <w:instrText xml:space="preserve"> PAGEREF _Toc242192588 \h </w:instrText>
+          <w:instrText xml:space="preserve"> PAGEREF _Toc242194270 \h </w:instrText>
         </w:r>
         <w:r>
           <w:rPr>
@@ -5270,7 +5270,7 @@
           <w14:ligatures w14:val="standardContextual"/>
         </w:rPr>
       </w:pPr>
-      <w:hyperlink w:anchor="_Toc242192589" w:history="1">
+      <w:hyperlink w:anchor="_Toc242194271" w:history="1">
         <w:r>
           <w:rPr>
             <w:rStyle w:val="aff8"/>
@@ -5297,7 +5297,7 @@
             <w:noProof/>
             <w:webHidden/>
           </w:rPr>
-          <w:instrText xml:space="preserve"> PAGEREF _Toc242192589 \h </w:instrText>
+          <w:instrText xml:space="preserve"> PAGEREF _Toc242194271 \h </w:instrText>
         </w:r>
         <w:r>
           <w:rPr>
@@ -5343,7 +5343,7 @@
           <w14:ligatures w14:val="standardContextual"/>
         </w:rPr>
       </w:pPr>
-      <w:hyperlink w:anchor="_Toc242192590" w:history="1">
+      <w:hyperlink w:anchor="_Toc242194272" w:history="1">
         <w:r>
           <w:rPr>
             <w:rStyle w:val="aff8"/>
@@ -5370,7 +5370,7 @@
             <w:noProof/>
             <w:webHidden/>
           </w:rPr>
-          <w:instrText xml:space="preserve"> PAGEREF _Toc242192590 \h </w:instrText>
+          <w:instrText xml:space="preserve"> PAGEREF _Toc242194272 \h </w:instrText>
         </w:r>
         <w:r>
           <w:rPr>
@@ -5416,7 +5416,7 @@
           <w14:ligatures w14:val="standardContextual"/>
         </w:rPr>
       </w:pPr>
-      <w:hyperlink w:anchor="_Toc242192591" w:history="1">
+      <w:hyperlink w:anchor="_Toc242194273" w:history="1">
         <w:r>
           <w:rPr>
             <w:rStyle w:val="aff8"/>
@@ -5443,7 +5443,7 @@
             <w:noProof/>
             <w:webHidden/>
           </w:rPr>
-          <w:instrText xml:space="preserve"> PAGEREF _Toc242192591 \h </w:instrText>
+          <w:instrText xml:space="preserve"> PAGEREF _Toc242194273 \h </w:instrText>
         </w:r>
         <w:r>
           <w:rPr>
@@ -5489,7 +5489,7 @@
           <w14:ligatures w14:val="standardContextual"/>
         </w:rPr>
       </w:pPr>
-      <w:hyperlink w:anchor="_Toc242192592" w:history="1">
+      <w:hyperlink w:anchor="_Toc242194274" w:history="1">
         <w:r>
           <w:rPr>
             <w:rStyle w:val="aff8"/>
@@ -5516,7 +5516,7 @@
             <w:noProof/>
             <w:webHidden/>
           </w:rPr>
-          <w:instrText xml:space="preserve"> PAGEREF _Toc242192592 \h </w:instrText>
+          <w:instrText xml:space="preserve"> PAGEREF _Toc242194274 \h </w:instrText>
         </w:r>
         <w:r>
           <w:rPr>
@@ -5562,7 +5562,7 @@
           <w14:ligatures w14:val="standardContextual"/>
         </w:rPr>
       </w:pPr>
-      <w:hyperlink w:anchor="_Toc242192593" w:history="1">
+      <w:hyperlink w:anchor="_Toc242194275" w:history="1">
         <w:r>
           <w:rPr>
             <w:rStyle w:val="aff8"/>
@@ -5589,7 +5589,7 @@
             <w:noProof/>
             <w:webHidden/>
           </w:rPr>
-          <w:instrText xml:space="preserve"> PAGEREF _Toc242192593 \h </w:instrText>
+          <w:instrText xml:space="preserve"> PAGEREF _Toc242194275 \h </w:instrText>
         </w:r>
         <w:r>
           <w:rPr>
@@ -5635,7 +5635,7 @@
         <w:ind w:firstLine="0"/>
         <w:jc w:val="center"/>
       </w:pPr>
-      <w:bookmarkStart w:id="0" w:name="_Toc242192521"/>
+      <w:bookmarkStart w:id="0" w:name="_Toc242194203"/>
       <w:r>
         <w:lastRenderedPageBreak/>
         <w:t>ПЕРЕЧЕНЬ ТЕРМИНОВ И СОКРАЩЕНИЙ</w:t>
@@ -6897,7 +6897,7 @@
         <w:pStyle w:val="1"/>
         <w:pageBreakBefore/>
       </w:pPr>
-      <w:bookmarkStart w:id="1" w:name="_Toc242192522"/>
+      <w:bookmarkStart w:id="1" w:name="_Toc242194204"/>
       <w:r>
         <w:lastRenderedPageBreak/>
         <w:t>1 Состав информационного обеспечения</w:t>
@@ -6949,7 +6949,7 @@
         <w:pStyle w:val="1"/>
         <w:pageBreakBefore/>
       </w:pPr>
-      <w:bookmarkStart w:id="2" w:name="_Toc242192523"/>
+      <w:bookmarkStart w:id="2" w:name="_Toc242194205"/>
       <w:r>
         <w:lastRenderedPageBreak/>
         <w:t>2 Организация информационного обеспечения</w:t>
@@ -7051,7 +7051,7 @@
         <w:pStyle w:val="1"/>
         <w:pageBreakBefore/>
       </w:pPr>
-      <w:bookmarkStart w:id="3" w:name="_Toc242192524"/>
+      <w:bookmarkStart w:id="3" w:name="_Toc242194206"/>
       <w:r>
         <w:lastRenderedPageBreak/>
         <w:t>3 Организация сбора и передачи информации</w:t>
@@ -7588,7 +7588,7 @@
         <w:pStyle w:val="1"/>
         <w:pageBreakBefore/>
       </w:pPr>
-      <w:bookmarkStart w:id="4" w:name="_Toc242192525"/>
+      <w:bookmarkStart w:id="4" w:name="_Toc242194207"/>
       <w:r>
         <w:lastRenderedPageBreak/>
         <w:t>4 Построение системы классификации и кодирования</w:t>
@@ -7665,7 +7665,7 @@
         <w:pStyle w:val="1"/>
         <w:pageBreakBefore/>
       </w:pPr>
-      <w:bookmarkStart w:id="5" w:name="_Toc242192526"/>
+      <w:bookmarkStart w:id="5" w:name="_Toc242194208"/>
       <w:r>
         <w:lastRenderedPageBreak/>
         <w:t>5 Организация внутримашинной информационной базы</w:t>
@@ -7676,7 +7676,7 @@
       <w:pPr>
         <w:pStyle w:val="21"/>
       </w:pPr>
-      <w:bookmarkStart w:id="6" w:name="_Toc242192527"/>
+      <w:bookmarkStart w:id="6" w:name="_Toc242194209"/>
       <w:r>
         <w:t>5.1 Общие сведения</w:t>
       </w:r>
@@ -10613,7 +10613,7 @@
       <w:pPr>
         <w:pStyle w:val="21"/>
       </w:pPr>
-      <w:bookmarkStart w:id="7" w:name="_Toc242192528"/>
+      <w:bookmarkStart w:id="7" w:name="_Toc242194210"/>
       <w:r>
         <w:t>5.2 Основные связи данных</w:t>
       </w:r>
@@ -10902,7 +10902,7 @@
       <w:pPr>
         <w:pStyle w:val="21"/>
       </w:pPr>
-      <w:bookmarkStart w:id="8" w:name="_Toc242192529"/>
+      <w:bookmarkStart w:id="8" w:name="_Toc242194211"/>
       <w:r>
         <w:t>5.3 Мягкое удаление и архивирование</w:t>
       </w:r>
@@ -10957,7 +10957,7 @@
       <w:pPr>
         <w:pStyle w:val="21"/>
       </w:pPr>
-      <w:bookmarkStart w:id="9" w:name="_Toc242192530"/>
+      <w:bookmarkStart w:id="9" w:name="_Toc242194212"/>
       <w:r>
         <w:t>5.4 Журналы изменений</w:t>
       </w:r>
@@ -11062,7 +11062,7 @@
       <w:pPr>
         <w:pStyle w:val="21"/>
       </w:pPr>
-      <w:bookmarkStart w:id="10" w:name="_Toc242192531"/>
+      <w:bookmarkStart w:id="10" w:name="_Toc242194213"/>
       <w:r>
         <w:t>5.5 Объём данных</w:t>
       </w:r>
@@ -11078,7 +11078,7 @@
         <w:pStyle w:val="1"/>
         <w:pageBreakBefore/>
       </w:pPr>
-      <w:bookmarkStart w:id="11" w:name="_Toc242192532"/>
+      <w:bookmarkStart w:id="11" w:name="_Toc242194214"/>
       <w:r>
         <w:lastRenderedPageBreak/>
         <w:t>6 Организация внемашинной информационной базы</w:t>
@@ -11089,7 +11089,7 @@
       <w:pPr>
         <w:pStyle w:val="21"/>
       </w:pPr>
-      <w:bookmarkStart w:id="12" w:name="_Toc242192533"/>
+      <w:bookmarkStart w:id="12" w:name="_Toc242194215"/>
       <w:r>
         <w:t>6.1 Файловое хранилище</w:t>
       </w:r>
@@ -11601,7 +11601,7 @@
       <w:pPr>
         <w:pStyle w:val="21"/>
       </w:pPr>
-      <w:bookmarkStart w:id="13" w:name="_Toc242192534"/>
+      <w:bookmarkStart w:id="13" w:name="_Toc242194216"/>
       <w:r>
         <w:t>6.2 Резервные копии</w:t>
       </w:r>
@@ -11636,7 +11636,7 @@
       <w:pPr>
         <w:pStyle w:val="21"/>
       </w:pPr>
-      <w:bookmarkStart w:id="14" w:name="_Toc242192535"/>
+      <w:bookmarkStart w:id="14" w:name="_Toc242194217"/>
       <w:r>
         <w:t>6.3 Документы на бумажных носителях</w:t>
       </w:r>
@@ -11654,7 +11654,7 @@
         <w:ind w:firstLine="0"/>
         <w:jc w:val="center"/>
       </w:pPr>
-      <w:bookmarkStart w:id="15" w:name="_Toc242192536"/>
+      <w:bookmarkStart w:id="15" w:name="_Toc242194218"/>
       <w:r>
         <w:lastRenderedPageBreak/>
         <w:t>Приложение А</w:t>
@@ -11678,7 +11678,7 @@
       <w:pPr>
         <w:pStyle w:val="21"/>
       </w:pPr>
-      <w:bookmarkStart w:id="16" w:name="_Toc242192537"/>
+      <w:bookmarkStart w:id="16" w:name="_Toc242194219"/>
       <w:r>
         <w:t>А.1 Общие сведения</w:t>
       </w:r>
@@ -11703,7 +11703,7 @@
       <w:pPr>
         <w:pStyle w:val="21"/>
       </w:pPr>
-      <w:bookmarkStart w:id="17" w:name="_Toc242192538"/>
+      <w:bookmarkStart w:id="17" w:name="_Toc242194220"/>
       <w:r>
         <w:t>А.2 Каталог недвижимости (приложение realty)</w:t>
       </w:r>
@@ -11713,7 +11713,7 @@
       <w:pPr>
         <w:pStyle w:val="31"/>
       </w:pPr>
-      <w:bookmarkStart w:id="18" w:name="_Toc242192539"/>
+      <w:bookmarkStart w:id="18" w:name="_Toc242194221"/>
       <w:r>
         <w:t>А.2.1 Таблица realty_building — Дом</w:t>
       </w:r>
@@ -12934,7 +12934,7 @@
       <w:pPr>
         <w:pStyle w:val="31"/>
       </w:pPr>
-      <w:bookmarkStart w:id="19" w:name="_Toc242192540"/>
+      <w:bookmarkStart w:id="19" w:name="_Toc242194222"/>
       <w:r>
         <w:lastRenderedPageBreak/>
         <w:t>А.2.2 Таблица realty_buildingimage — Фотография дома</w:t>
@@ -13288,7 +13288,7 @@
       <w:pPr>
         <w:pStyle w:val="31"/>
       </w:pPr>
-      <w:bookmarkStart w:id="20" w:name="_Toc242192541"/>
+      <w:bookmarkStart w:id="20" w:name="_Toc242194223"/>
       <w:r>
         <w:t>А.2.3 Таблица realty_buildinglog — Лог дома</w:t>
       </w:r>
@@ -13703,7 +13703,7 @@
       <w:pPr>
         <w:pStyle w:val="31"/>
       </w:pPr>
-      <w:bookmarkStart w:id="21" w:name="_Toc242192542"/>
+      <w:bookmarkStart w:id="21" w:name="_Toc242194224"/>
       <w:r>
         <w:t>А.2.4 Таблица realty_buildingtype — Тип дома</w:t>
       </w:r>
@@ -13999,7 +13999,7 @@
       <w:pPr>
         <w:pStyle w:val="31"/>
       </w:pPr>
-      <w:bookmarkStart w:id="22" w:name="_Toc242192543"/>
+      <w:bookmarkStart w:id="22" w:name="_Toc242194225"/>
       <w:r>
         <w:t>А.2.5 Таблица realty_discount — Скидка</w:t>
       </w:r>
@@ -15035,7 +15035,7 @@
       <w:pPr>
         <w:pStyle w:val="31"/>
       </w:pPr>
-      <w:bookmarkStart w:id="23" w:name="_Toc242192544"/>
+      <w:bookmarkStart w:id="23" w:name="_Toc242194226"/>
       <w:r>
         <w:t>А.2.6 Таблица realty_discountlog — Лог скидки</w:t>
       </w:r>
@@ -15450,7 +15450,7 @@
       <w:pPr>
         <w:pStyle w:val="31"/>
       </w:pPr>
-      <w:bookmarkStart w:id="24" w:name="_Toc242192545"/>
+      <w:bookmarkStart w:id="24" w:name="_Toc242194227"/>
       <w:r>
         <w:t>А.2.7 Таблица realty_layout — Планировка</w:t>
       </w:r>
@@ -15994,7 +15994,7 @@
       <w:pPr>
         <w:pStyle w:val="31"/>
       </w:pPr>
-      <w:bookmarkStart w:id="25" w:name="_Toc242192546"/>
+      <w:bookmarkStart w:id="25" w:name="_Toc242194228"/>
       <w:r>
         <w:t>А.2.8 Таблица realty_project — Проект</w:t>
       </w:r>
@@ -17216,7 +17216,7 @@
       <w:pPr>
         <w:pStyle w:val="31"/>
       </w:pPr>
-      <w:bookmarkStart w:id="26" w:name="_Toc242192547"/>
+      <w:bookmarkStart w:id="26" w:name="_Toc242194229"/>
       <w:r>
         <w:t>А.2.9 Таблица realty_projectimage — Фотография проекта</w:t>
       </w:r>
@@ -17569,7 +17569,7 @@
       <w:pPr>
         <w:pStyle w:val="31"/>
       </w:pPr>
-      <w:bookmarkStart w:id="27" w:name="_Toc242192548"/>
+      <w:bookmarkStart w:id="27" w:name="_Toc242194230"/>
       <w:r>
         <w:t>А.2.10 Таблица realty_property — Объект недвижимости</w:t>
       </w:r>
@@ -18733,7 +18733,7 @@
       <w:pPr>
         <w:pStyle w:val="21"/>
       </w:pPr>
-      <w:bookmarkStart w:id="28" w:name="_Toc242192549"/>
+      <w:bookmarkStart w:id="28" w:name="_Toc242194231"/>
       <w:r>
         <w:t>А.3 Работа с клиентами (приложение crm)</w:t>
       </w:r>
@@ -18743,7 +18743,7 @@
       <w:pPr>
         <w:pStyle w:val="31"/>
       </w:pPr>
-      <w:bookmarkStart w:id="29" w:name="_Toc242192550"/>
+      <w:bookmarkStart w:id="29" w:name="_Toc242194232"/>
       <w:r>
         <w:t>А.3.1 Таблица crm_application — Заявка</w:t>
       </w:r>
@@ -20093,7 +20093,7 @@
       <w:pPr>
         <w:pStyle w:val="31"/>
       </w:pPr>
-      <w:bookmarkStart w:id="30" w:name="_Toc242192551"/>
+      <w:bookmarkStart w:id="30" w:name="_Toc242194233"/>
       <w:r>
         <w:t>А.3.2 Таблица crm_applicationlog — Лог заявки</w:t>
       </w:r>
@@ -20509,7 +20509,7 @@
       <w:pPr>
         <w:pStyle w:val="31"/>
       </w:pPr>
-      <w:bookmarkStart w:id="31" w:name="_Toc242192552"/>
+      <w:bookmarkStart w:id="31" w:name="_Toc242194234"/>
       <w:r>
         <w:t>А.3.3 Таблица crm_applicationstatus — Статус заявки</w:t>
       </w:r>
@@ -21177,7 +21177,7 @@
       <w:pPr>
         <w:pStyle w:val="31"/>
       </w:pPr>
-      <w:bookmarkStart w:id="32" w:name="_Toc242192553"/>
+      <w:bookmarkStart w:id="32" w:name="_Toc242194235"/>
       <w:r>
         <w:t>А.3.4 Таблица crm_client — Клиент</w:t>
       </w:r>
@@ -22594,7 +22594,7 @@
       <w:pPr>
         <w:pStyle w:val="31"/>
       </w:pPr>
-      <w:bookmarkStart w:id="33" w:name="_Toc242192554"/>
+      <w:bookmarkStart w:id="33" w:name="_Toc242194236"/>
       <w:r>
         <w:lastRenderedPageBreak/>
         <w:t>А.3.5 Таблица crm_clientfile — Файл клиента</w:t>
@@ -23072,7 +23072,7 @@
       <w:pPr>
         <w:pStyle w:val="31"/>
       </w:pPr>
-      <w:bookmarkStart w:id="34" w:name="_Toc242192555"/>
+      <w:bookmarkStart w:id="34" w:name="_Toc242194237"/>
       <w:r>
         <w:t>А.3.6 Таблица crm_clientlog — Лог клиента</w:t>
       </w:r>
@@ -23487,7 +23487,7 @@
       <w:pPr>
         <w:pStyle w:val="31"/>
       </w:pPr>
-      <w:bookmarkStart w:id="35" w:name="_Toc242192556"/>
+      <w:bookmarkStart w:id="35" w:name="_Toc242194238"/>
       <w:r>
         <w:t>А.3.7 Таблица crm_clientphonenumber — Номер телефона клиента</w:t>
       </w:r>
@@ -23850,7 +23850,7 @@
       <w:pPr>
         <w:pStyle w:val="31"/>
       </w:pPr>
-      <w:bookmarkStart w:id="36" w:name="_Toc242192557"/>
+      <w:bookmarkStart w:id="36" w:name="_Toc242194239"/>
       <w:r>
         <w:t>А.3.8 Таблица crm_meeting — Встреча</w:t>
       </w:r>
@@ -25077,7 +25077,7 @@
       <w:pPr>
         <w:pStyle w:val="31"/>
       </w:pPr>
-      <w:bookmarkStart w:id="37" w:name="_Toc242192558"/>
+      <w:bookmarkStart w:id="37" w:name="_Toc242194240"/>
       <w:r>
         <w:t>А.3.9 Таблица crm_meetinglog — Лог встречи</w:t>
       </w:r>
@@ -25492,7 +25492,7 @@
       <w:pPr>
         <w:pStyle w:val="31"/>
       </w:pPr>
-      <w:bookmarkStart w:id="38" w:name="_Toc242192559"/>
+      <w:bookmarkStart w:id="38" w:name="_Toc242194241"/>
       <w:r>
         <w:t>А.3.10 Таблица crm_precisesource — Точный источник</w:t>
       </w:r>
@@ -25912,7 +25912,7 @@
       <w:pPr>
         <w:pStyle w:val="31"/>
       </w:pPr>
-      <w:bookmarkStart w:id="39" w:name="_Toc242192560"/>
+      <w:bookmarkStart w:id="39" w:name="_Toc242194242"/>
       <w:r>
         <w:t>А.3.11 Таблица crm_rejectionreason — Причина отказа</w:t>
       </w:r>
@@ -26333,7 +26333,7 @@
       <w:pPr>
         <w:pStyle w:val="21"/>
       </w:pPr>
-      <w:bookmarkStart w:id="40" w:name="_Toc242192561"/>
+      <w:bookmarkStart w:id="40" w:name="_Toc242194243"/>
       <w:r>
         <w:t>А.4 Сделки (приложение deals)</w:t>
       </w:r>
@@ -26343,7 +26343,7 @@
       <w:pPr>
         <w:pStyle w:val="31"/>
       </w:pPr>
-      <w:bookmarkStart w:id="41" w:name="_Toc242192562"/>
+      <w:bookmarkStart w:id="41" w:name="_Toc242194244"/>
       <w:r>
         <w:t>А.4.1 Таблица deals_deal — Сделка</w:t>
       </w:r>
@@ -28443,7 +28443,7 @@
       <w:pPr>
         <w:pStyle w:val="31"/>
       </w:pPr>
-      <w:bookmarkStart w:id="42" w:name="_Toc242192563"/>
+      <w:bookmarkStart w:id="42" w:name="_Toc242194245"/>
       <w:r>
         <w:t>А.4.2 Таблица deals_deallog — Лог сделки</w:t>
       </w:r>
@@ -28858,7 +28858,7 @@
       <w:pPr>
         <w:pStyle w:val="31"/>
       </w:pPr>
-      <w:bookmarkStart w:id="43" w:name="_Toc242192564"/>
+      <w:bookmarkStart w:id="43" w:name="_Toc242194246"/>
       <w:r>
         <w:t>А.4.3 Таблица deals_paymenttype — Тип оплаты</w:t>
       </w:r>
@@ -29154,7 +29154,7 @@
       <w:pPr>
         <w:pStyle w:val="31"/>
       </w:pPr>
-      <w:bookmarkStart w:id="44" w:name="_Toc242192565"/>
+      <w:bookmarkStart w:id="44" w:name="_Toc242194247"/>
       <w:r>
         <w:t>А.4.4 Таблица deals_purchasepurpose — Цель приобретения</w:t>
       </w:r>
@@ -29450,7 +29450,7 @@
       <w:pPr>
         <w:pStyle w:val="21"/>
       </w:pPr>
-      <w:bookmarkStart w:id="45" w:name="_Toc242192566"/>
+      <w:bookmarkStart w:id="45" w:name="_Toc242194248"/>
       <w:r>
         <w:t>А.5 Финансы (приложение finances)</w:t>
       </w:r>
@@ -29460,7 +29460,7 @@
       <w:pPr>
         <w:pStyle w:val="31"/>
       </w:pPr>
-      <w:bookmarkStart w:id="46" w:name="_Toc242192567"/>
+      <w:bookmarkStart w:id="46" w:name="_Toc242194249"/>
       <w:r>
         <w:t>А.5.1 Таблица finances_beneficiaryaccount — Счёт получателя</w:t>
       </w:r>
@@ -29876,7 +29876,7 @@
       <w:pPr>
         <w:pStyle w:val="31"/>
       </w:pPr>
-      <w:bookmarkStart w:id="47" w:name="_Toc242192568"/>
+      <w:bookmarkStart w:id="47" w:name="_Toc242194250"/>
       <w:r>
         <w:t>А.5.2 Таблица finances_exchangerate — Курс валюты</w:t>
       </w:r>
@@ -30487,7 +30487,7 @@
       <w:pPr>
         <w:pStyle w:val="31"/>
       </w:pPr>
-      <w:bookmarkStart w:id="48" w:name="_Toc242192569"/>
+      <w:bookmarkStart w:id="48" w:name="_Toc242194251"/>
       <w:r>
         <w:t>А.5.3 Таблица finances_payment — Платёж</w:t>
       </w:r>
@@ -31776,7 +31776,7 @@
       <w:pPr>
         <w:pStyle w:val="31"/>
       </w:pPr>
-      <w:bookmarkStart w:id="49" w:name="_Toc242192570"/>
+      <w:bookmarkStart w:id="49" w:name="_Toc242194252"/>
       <w:r>
         <w:t>А.5.4 Таблица finances_paymentlog — Лог платежа</w:t>
       </w:r>
@@ -32191,7 +32191,7 @@
       <w:pPr>
         <w:pStyle w:val="31"/>
       </w:pPr>
-      <w:bookmarkStart w:id="50" w:name="_Toc242192571"/>
+      <w:bookmarkStart w:id="50" w:name="_Toc242194253"/>
       <w:r>
         <w:t>А.5.5 Таблица finances_paymenttype — Тип платежа</w:t>
       </w:r>
@@ -32673,7 +32673,7 @@
       <w:pPr>
         <w:pStyle w:val="21"/>
       </w:pPr>
-      <w:bookmarkStart w:id="51" w:name="_Toc242192572"/>
+      <w:bookmarkStart w:id="51" w:name="_Toc242194254"/>
       <w:r>
         <w:t>А.6 Задачи (приложение tasks)</w:t>
       </w:r>
@@ -32683,7 +32683,7 @@
       <w:pPr>
         <w:pStyle w:val="31"/>
       </w:pPr>
-      <w:bookmarkStart w:id="52" w:name="_Toc242192573"/>
+      <w:bookmarkStart w:id="52" w:name="_Toc242194255"/>
       <w:r>
         <w:t>А.6.1 Таблица tasks_task — Задача</w:t>
       </w:r>
@@ -34034,7 +34034,7 @@
       <w:pPr>
         <w:pStyle w:val="31"/>
       </w:pPr>
-      <w:bookmarkStart w:id="53" w:name="_Toc242192574"/>
+      <w:bookmarkStart w:id="53" w:name="_Toc242194256"/>
       <w:r>
         <w:t>А.6.2 Таблица tasks_taskcomment — Комментарий к задаче</w:t>
       </w:r>
@@ -34573,7 +34573,7 @@
       <w:pPr>
         <w:pStyle w:val="31"/>
       </w:pPr>
-      <w:bookmarkStart w:id="54" w:name="_Toc242192575"/>
+      <w:bookmarkStart w:id="54" w:name="_Toc242194257"/>
       <w:r>
         <w:t>А.6.3 Таблица tasks_tasklog — Лог задачи</w:t>
       </w:r>
@@ -35118,7 +35118,7 @@
       <w:pPr>
         <w:pStyle w:val="21"/>
       </w:pPr>
-      <w:bookmarkStart w:id="55" w:name="_Toc242192576"/>
+      <w:bookmarkStart w:id="55" w:name="_Toc242194258"/>
       <w:r>
         <w:t>А.7 Документы (приложение documents)</w:t>
       </w:r>
@@ -35128,7 +35128,7 @@
       <w:pPr>
         <w:pStyle w:val="31"/>
       </w:pPr>
-      <w:bookmarkStart w:id="56" w:name="_Toc242192577"/>
+      <w:bookmarkStart w:id="56" w:name="_Toc242194259"/>
       <w:r>
         <w:t>А.7.1 Таблица documents_template — Шаблон документа</w:t>
       </w:r>
@@ -35853,7 +35853,7 @@
       <w:pPr>
         <w:pStyle w:val="21"/>
       </w:pPr>
-      <w:bookmarkStart w:id="57" w:name="_Toc242192578"/>
+      <w:bookmarkStart w:id="57" w:name="_Toc242194260"/>
       <w:r>
         <w:t>А.8 Планы и отчёты (приложение reports)</w:t>
       </w:r>
@@ -35863,7 +35863,7 @@
       <w:pPr>
         <w:pStyle w:val="31"/>
       </w:pPr>
-      <w:bookmarkStart w:id="58" w:name="_Toc242192579"/>
+      <w:bookmarkStart w:id="58" w:name="_Toc242194261"/>
       <w:r>
         <w:t>А.8.1 Таблица reports_employeeplan — План продаж (по сотрудникам)</w:t>
       </w:r>
@@ -36407,7 +36407,7 @@
       <w:pPr>
         <w:pStyle w:val="31"/>
       </w:pPr>
-      <w:bookmarkStart w:id="59" w:name="_Toc242192580"/>
+      <w:bookmarkStart w:id="59" w:name="_Toc242194262"/>
       <w:r>
         <w:t>А.8.2 Таблица reports_plan — План продаж (по проектам)</w:t>
       </w:r>
@@ -36952,7 +36952,7 @@
       <w:pPr>
         <w:pStyle w:val="21"/>
       </w:pPr>
-      <w:bookmarkStart w:id="60" w:name="_Toc242192581"/>
+      <w:bookmarkStart w:id="60" w:name="_Toc242194263"/>
       <w:r>
         <w:t>А.9 Организационная структура и права доступа (приложение permissions)</w:t>
       </w:r>
@@ -36962,7 +36962,7 @@
       <w:pPr>
         <w:pStyle w:val="31"/>
       </w:pPr>
-      <w:bookmarkStart w:id="61" w:name="_Toc242192582"/>
+      <w:bookmarkStart w:id="61" w:name="_Toc242194264"/>
       <w:r>
         <w:t>А.9.1 Таблица permissions_company — Компания</w:t>
       </w:r>
@@ -37625,7 +37625,7 @@
       <w:pPr>
         <w:pStyle w:val="31"/>
       </w:pPr>
-      <w:bookmarkStart w:id="62" w:name="_Toc242192583"/>
+      <w:bookmarkStart w:id="62" w:name="_Toc242194265"/>
       <w:r>
         <w:t>А.9.2 Таблица permissions_department — Отдел</w:t>
       </w:r>
@@ -38293,7 +38293,7 @@
       <w:pPr>
         <w:pStyle w:val="31"/>
       </w:pPr>
-      <w:bookmarkStart w:id="63" w:name="_Toc242192584"/>
+      <w:bookmarkStart w:id="63" w:name="_Toc242194266"/>
       <w:r>
         <w:t>А.9.3 Таблица permissions_partnerapikey — API ключ партнёра</w:t>
       </w:r>
@@ -39267,7 +39267,7 @@
       <w:pPr>
         <w:pStyle w:val="31"/>
       </w:pPr>
-      <w:bookmarkStart w:id="64" w:name="_Toc242192585"/>
+      <w:bookmarkStart w:id="64" w:name="_Toc242194267"/>
       <w:r>
         <w:t>А.9.4 Таблица permissions_permission — Разрешение</w:t>
       </w:r>
@@ -39997,7 +39997,7 @@
       <w:pPr>
         <w:pStyle w:val="31"/>
       </w:pPr>
-      <w:bookmarkStart w:id="65" w:name="_Toc242192586"/>
+      <w:bookmarkStart w:id="65" w:name="_Toc242194268"/>
       <w:r>
         <w:t>А.9.5 Таблица permissions_permissionlog — Лог разрешений</w:t>
       </w:r>
@@ -40604,7 +40604,7 @@
       <w:pPr>
         <w:pStyle w:val="31"/>
       </w:pPr>
-      <w:bookmarkStart w:id="66" w:name="_Toc242192587"/>
+      <w:bookmarkStart w:id="66" w:name="_Toc242194269"/>
       <w:r>
         <w:t>А.9.6 Таблица permissions_role — Роль</w:t>
       </w:r>
@@ -41515,7 +41515,7 @@
       <w:pPr>
         <w:pStyle w:val="31"/>
       </w:pPr>
-      <w:bookmarkStart w:id="67" w:name="_Toc242192588"/>
+      <w:bookmarkStart w:id="67" w:name="_Toc242194270"/>
       <w:r>
         <w:t>А.9.7 Таблица permissions_userprofile — Профиль пользователя</w:t>
       </w:r>
@@ -42429,7 +42429,7 @@
         <w:ind w:firstLine="0"/>
         <w:jc w:val="center"/>
       </w:pPr>
-      <w:bookmarkStart w:id="68" w:name="_Toc242192589"/>
+      <w:bookmarkStart w:id="68" w:name="_Toc242194271"/>
       <w:r>
         <w:lastRenderedPageBreak/>
         <w:t>Приложение Б</w:t>
@@ -42453,7 +42453,7 @@
       <w:pPr>
         <w:pStyle w:val="21"/>
       </w:pPr>
-      <w:bookmarkStart w:id="69" w:name="_Toc242192590"/>
+      <w:bookmarkStart w:id="69" w:name="_Toc242194272"/>
       <w:r>
         <w:t>Б.1 Классификаторы, заданные в программе</w:t>
       </w:r>
@@ -45185,7 +45185,7 @@
       <w:pPr>
         <w:pStyle w:val="21"/>
       </w:pPr>
-      <w:bookmarkStart w:id="70" w:name="_Toc242192591"/>
+      <w:bookmarkStart w:id="70" w:name="_Toc242194273"/>
       <w:r>
         <w:t>Б.2 Состав разрешений</w:t>
       </w:r>
@@ -46947,7 +46947,7 @@
         <w:ind w:firstLine="0"/>
         <w:jc w:val="center"/>
       </w:pPr>
-      <w:bookmarkStart w:id="71" w:name="_Toc242192592"/>
+      <w:bookmarkStart w:id="71" w:name="_Toc242194274"/>
       <w:r>
         <w:lastRenderedPageBreak/>
         <w:t>Приложение В</w:t>
@@ -48018,7 +48018,7 @@
         <w:ind w:firstLine="0"/>
         <w:jc w:val="center"/>
       </w:pPr>
-      <w:bookmarkStart w:id="72" w:name="_Toc242192593"/>
+      <w:bookmarkStart w:id="72" w:name="_Toc242194275"/>
       <w:r>
         <w:lastRenderedPageBreak/>
         <w:t>ЛИСТ РЕГИСТРАЦИИ ИЗМЕНЕНИЙ</w:t>
@@ -50080,31 +50080,31 @@
       </w:rPr>
     </w:lvl>
   </w:abstractNum>
-  <w:num w:numId="1" w16cid:durableId="1244681501">
+  <w:num w:numId="1" w16cid:durableId="494152252">
     <w:abstractNumId w:val="8"/>
   </w:num>
-  <w:num w:numId="2" w16cid:durableId="1201429572">
+  <w:num w:numId="2" w16cid:durableId="1278564894">
     <w:abstractNumId w:val="6"/>
   </w:num>
-  <w:num w:numId="3" w16cid:durableId="821774374">
+  <w:num w:numId="3" w16cid:durableId="287276149">
     <w:abstractNumId w:val="5"/>
   </w:num>
-  <w:num w:numId="4" w16cid:durableId="278949099">
+  <w:num w:numId="4" w16cid:durableId="606355000">
     <w:abstractNumId w:val="4"/>
   </w:num>
-  <w:num w:numId="5" w16cid:durableId="1160148178">
+  <w:num w:numId="5" w16cid:durableId="238757867">
     <w:abstractNumId w:val="7"/>
   </w:num>
-  <w:num w:numId="6" w16cid:durableId="879321354">
+  <w:num w:numId="6" w16cid:durableId="1805275690">
     <w:abstractNumId w:val="3"/>
   </w:num>
-  <w:num w:numId="7" w16cid:durableId="633371370">
+  <w:num w:numId="7" w16cid:durableId="8726224">
     <w:abstractNumId w:val="2"/>
   </w:num>
-  <w:num w:numId="8" w16cid:durableId="868563072">
+  <w:num w:numId="8" w16cid:durableId="1951741312">
     <w:abstractNumId w:val="1"/>
   </w:num>
-  <w:num w:numId="9" w16cid:durableId="1462530022">
+  <w:num w:numId="9" w16cid:durableId="1549560883">
     <w:abstractNumId w:val="0"/>
   </w:num>
 </w:numbering>
@@ -61637,7 +61637,7 @@
     <w:autoRedefine/>
     <w:uiPriority w:val="39"/>
     <w:unhideWhenUsed/>
-    <w:rsid w:val="000C76CA"/>
+    <w:rsid w:val="00E03F05"/>
     <w:pPr>
       <w:spacing w:after="100"/>
     </w:pPr>
@@ -61649,7 +61649,7 @@
     <w:autoRedefine/>
     <w:uiPriority w:val="39"/>
     <w:unhideWhenUsed/>
-    <w:rsid w:val="000C76CA"/>
+    <w:rsid w:val="00E03F05"/>
     <w:pPr>
       <w:spacing w:after="100"/>
       <w:ind w:left="240"/>
@@ -61662,7 +61662,7 @@
     <w:autoRedefine/>
     <w:uiPriority w:val="39"/>
     <w:unhideWhenUsed/>
-    <w:rsid w:val="000C76CA"/>
+    <w:rsid w:val="00E03F05"/>
     <w:pPr>
       <w:spacing w:after="100"/>
       <w:ind w:left="480"/>
@@ -61673,7 +61673,7 @@
     <w:basedOn w:val="a2"/>
     <w:uiPriority w:val="99"/>
     <w:unhideWhenUsed/>
-    <w:rsid w:val="000C76CA"/>
+    <w:rsid w:val="00E03F05"/>
     <w:rPr>
       <w:color w:val="0000FF" w:themeColor="hyperlink"/>
       <w:u w:val="single"/>

--- a/docs/gost/out/04_П5_Описание_информационного_обеспечения.docx
+++ b/docs/gost/out/04_П5_Описание_информационного_обеспечения.docx
@@ -306,7 +306,7 @@
       <w:r>
         <w:fldChar w:fldCharType="separate"/>
       </w:r>
-      <w:hyperlink w:anchor="_Toc242194203" w:history="1">
+      <w:hyperlink w:anchor="_Toc242436483" w:history="1">
         <w:r>
           <w:rPr>
             <w:rStyle w:val="aff8"/>
@@ -333,7 +333,7 @@
             <w:noProof/>
             <w:webHidden/>
           </w:rPr>
-          <w:instrText xml:space="preserve"> PAGEREF _Toc242194203 \h </w:instrText>
+          <w:instrText xml:space="preserve"> PAGEREF _Toc242436483 \h </w:instrText>
         </w:r>
         <w:r>
           <w:rPr>
@@ -379,7 +379,7 @@
           <w14:ligatures w14:val="standardContextual"/>
         </w:rPr>
       </w:pPr>
-      <w:hyperlink w:anchor="_Toc242194204" w:history="1">
+      <w:hyperlink w:anchor="_Toc242436484" w:history="1">
         <w:r>
           <w:rPr>
             <w:rStyle w:val="aff8"/>
@@ -406,7 +406,7 @@
             <w:noProof/>
             <w:webHidden/>
           </w:rPr>
-          <w:instrText xml:space="preserve"> PAGEREF _Toc242194204 \h </w:instrText>
+          <w:instrText xml:space="preserve"> PAGEREF _Toc242436484 \h </w:instrText>
         </w:r>
         <w:r>
           <w:rPr>
@@ -452,7 +452,7 @@
           <w14:ligatures w14:val="standardContextual"/>
         </w:rPr>
       </w:pPr>
-      <w:hyperlink w:anchor="_Toc242194205" w:history="1">
+      <w:hyperlink w:anchor="_Toc242436485" w:history="1">
         <w:r>
           <w:rPr>
             <w:rStyle w:val="aff8"/>
@@ -479,7 +479,7 @@
             <w:noProof/>
             <w:webHidden/>
           </w:rPr>
-          <w:instrText xml:space="preserve"> PAGEREF _Toc242194205 \h </w:instrText>
+          <w:instrText xml:space="preserve"> PAGEREF _Toc242436485 \h </w:instrText>
         </w:r>
         <w:r>
           <w:rPr>
@@ -525,7 +525,7 @@
           <w14:ligatures w14:val="standardContextual"/>
         </w:rPr>
       </w:pPr>
-      <w:hyperlink w:anchor="_Toc242194206" w:history="1">
+      <w:hyperlink w:anchor="_Toc242436486" w:history="1">
         <w:r>
           <w:rPr>
             <w:rStyle w:val="aff8"/>
@@ -552,7 +552,7 @@
             <w:noProof/>
             <w:webHidden/>
           </w:rPr>
-          <w:instrText xml:space="preserve"> PAGEREF _Toc242194206 \h </w:instrText>
+          <w:instrText xml:space="preserve"> PAGEREF _Toc242436486 \h </w:instrText>
         </w:r>
         <w:r>
           <w:rPr>
@@ -598,7 +598,7 @@
           <w14:ligatures w14:val="standardContextual"/>
         </w:rPr>
       </w:pPr>
-      <w:hyperlink w:anchor="_Toc242194207" w:history="1">
+      <w:hyperlink w:anchor="_Toc242436487" w:history="1">
         <w:r>
           <w:rPr>
             <w:rStyle w:val="aff8"/>
@@ -625,7 +625,7 @@
             <w:noProof/>
             <w:webHidden/>
           </w:rPr>
-          <w:instrText xml:space="preserve"> PAGEREF _Toc242194207 \h </w:instrText>
+          <w:instrText xml:space="preserve"> PAGEREF _Toc242436487 \h </w:instrText>
         </w:r>
         <w:r>
           <w:rPr>
@@ -671,7 +671,7 @@
           <w14:ligatures w14:val="standardContextual"/>
         </w:rPr>
       </w:pPr>
-      <w:hyperlink w:anchor="_Toc242194208" w:history="1">
+      <w:hyperlink w:anchor="_Toc242436488" w:history="1">
         <w:r>
           <w:rPr>
             <w:rStyle w:val="aff8"/>
@@ -698,7 +698,7 @@
             <w:noProof/>
             <w:webHidden/>
           </w:rPr>
-          <w:instrText xml:space="preserve"> PAGEREF _Toc242194208 \h </w:instrText>
+          <w:instrText xml:space="preserve"> PAGEREF _Toc242436488 \h </w:instrText>
         </w:r>
         <w:r>
           <w:rPr>
@@ -744,7 +744,7 @@
           <w14:ligatures w14:val="standardContextual"/>
         </w:rPr>
       </w:pPr>
-      <w:hyperlink w:anchor="_Toc242194209" w:history="1">
+      <w:hyperlink w:anchor="_Toc242436489" w:history="1">
         <w:r>
           <w:rPr>
             <w:rStyle w:val="aff8"/>
@@ -771,7 +771,7 @@
             <w:noProof/>
             <w:webHidden/>
           </w:rPr>
-          <w:instrText xml:space="preserve"> PAGEREF _Toc242194209 \h </w:instrText>
+          <w:instrText xml:space="preserve"> PAGEREF _Toc242436489 \h </w:instrText>
         </w:r>
         <w:r>
           <w:rPr>
@@ -817,7 +817,7 @@
           <w14:ligatures w14:val="standardContextual"/>
         </w:rPr>
       </w:pPr>
-      <w:hyperlink w:anchor="_Toc242194210" w:history="1">
+      <w:hyperlink w:anchor="_Toc242436490" w:history="1">
         <w:r>
           <w:rPr>
             <w:rStyle w:val="aff8"/>
@@ -844,7 +844,7 @@
             <w:noProof/>
             <w:webHidden/>
           </w:rPr>
-          <w:instrText xml:space="preserve"> PAGEREF _Toc242194210 \h </w:instrText>
+          <w:instrText xml:space="preserve"> PAGEREF _Toc242436490 \h </w:instrText>
         </w:r>
         <w:r>
           <w:rPr>
@@ -890,7 +890,7 @@
           <w14:ligatures w14:val="standardContextual"/>
         </w:rPr>
       </w:pPr>
-      <w:hyperlink w:anchor="_Toc242194211" w:history="1">
+      <w:hyperlink w:anchor="_Toc242436491" w:history="1">
         <w:r>
           <w:rPr>
             <w:rStyle w:val="aff8"/>
@@ -917,7 +917,7 @@
             <w:noProof/>
             <w:webHidden/>
           </w:rPr>
-          <w:instrText xml:space="preserve"> PAGEREF _Toc242194211 \h </w:instrText>
+          <w:instrText xml:space="preserve"> PAGEREF _Toc242436491 \h </w:instrText>
         </w:r>
         <w:r>
           <w:rPr>
@@ -963,7 +963,7 @@
           <w14:ligatures w14:val="standardContextual"/>
         </w:rPr>
       </w:pPr>
-      <w:hyperlink w:anchor="_Toc242194212" w:history="1">
+      <w:hyperlink w:anchor="_Toc242436492" w:history="1">
         <w:r>
           <w:rPr>
             <w:rStyle w:val="aff8"/>
@@ -990,7 +990,7 @@
             <w:noProof/>
             <w:webHidden/>
           </w:rPr>
-          <w:instrText xml:space="preserve"> PAGEREF _Toc242194212 \h </w:instrText>
+          <w:instrText xml:space="preserve"> PAGEREF _Toc242436492 \h </w:instrText>
         </w:r>
         <w:r>
           <w:rPr>
@@ -1036,7 +1036,7 @@
           <w14:ligatures w14:val="standardContextual"/>
         </w:rPr>
       </w:pPr>
-      <w:hyperlink w:anchor="_Toc242194213" w:history="1">
+      <w:hyperlink w:anchor="_Toc242436493" w:history="1">
         <w:r>
           <w:rPr>
             <w:rStyle w:val="aff8"/>
@@ -1063,7 +1063,7 @@
             <w:noProof/>
             <w:webHidden/>
           </w:rPr>
-          <w:instrText xml:space="preserve"> PAGEREF _Toc242194213 \h </w:instrText>
+          <w:instrText xml:space="preserve"> PAGEREF _Toc242436493 \h </w:instrText>
         </w:r>
         <w:r>
           <w:rPr>
@@ -1109,7 +1109,7 @@
           <w14:ligatures w14:val="standardContextual"/>
         </w:rPr>
       </w:pPr>
-      <w:hyperlink w:anchor="_Toc242194214" w:history="1">
+      <w:hyperlink w:anchor="_Toc242436494" w:history="1">
         <w:r>
           <w:rPr>
             <w:rStyle w:val="aff8"/>
@@ -1136,7 +1136,7 @@
             <w:noProof/>
             <w:webHidden/>
           </w:rPr>
-          <w:instrText xml:space="preserve"> PAGEREF _Toc242194214 \h </w:instrText>
+          <w:instrText xml:space="preserve"> PAGEREF _Toc242436494 \h </w:instrText>
         </w:r>
         <w:r>
           <w:rPr>
@@ -1182,7 +1182,7 @@
           <w14:ligatures w14:val="standardContextual"/>
         </w:rPr>
       </w:pPr>
-      <w:hyperlink w:anchor="_Toc242194215" w:history="1">
+      <w:hyperlink w:anchor="_Toc242436495" w:history="1">
         <w:r>
           <w:rPr>
             <w:rStyle w:val="aff8"/>
@@ -1209,7 +1209,7 @@
             <w:noProof/>
             <w:webHidden/>
           </w:rPr>
-          <w:instrText xml:space="preserve"> PAGEREF _Toc242194215 \h </w:instrText>
+          <w:instrText xml:space="preserve"> PAGEREF _Toc242436495 \h </w:instrText>
         </w:r>
         <w:r>
           <w:rPr>
@@ -1255,7 +1255,7 @@
           <w14:ligatures w14:val="standardContextual"/>
         </w:rPr>
       </w:pPr>
-      <w:hyperlink w:anchor="_Toc242194216" w:history="1">
+      <w:hyperlink w:anchor="_Toc242436496" w:history="1">
         <w:r>
           <w:rPr>
             <w:rStyle w:val="aff8"/>
@@ -1282,7 +1282,7 @@
             <w:noProof/>
             <w:webHidden/>
           </w:rPr>
-          <w:instrText xml:space="preserve"> PAGEREF _Toc242194216 \h </w:instrText>
+          <w:instrText xml:space="preserve"> PAGEREF _Toc242436496 \h </w:instrText>
         </w:r>
         <w:r>
           <w:rPr>
@@ -1328,7 +1328,7 @@
           <w14:ligatures w14:val="standardContextual"/>
         </w:rPr>
       </w:pPr>
-      <w:hyperlink w:anchor="_Toc242194217" w:history="1">
+      <w:hyperlink w:anchor="_Toc242436497" w:history="1">
         <w:r>
           <w:rPr>
             <w:rStyle w:val="aff8"/>
@@ -1355,7 +1355,7 @@
             <w:noProof/>
             <w:webHidden/>
           </w:rPr>
-          <w:instrText xml:space="preserve"> PAGEREF _Toc242194217 \h </w:instrText>
+          <w:instrText xml:space="preserve"> PAGEREF _Toc242436497 \h </w:instrText>
         </w:r>
         <w:r>
           <w:rPr>
@@ -1401,7 +1401,7 @@
           <w14:ligatures w14:val="standardContextual"/>
         </w:rPr>
       </w:pPr>
-      <w:hyperlink w:anchor="_Toc242194218" w:history="1">
+      <w:hyperlink w:anchor="_Toc242436498" w:history="1">
         <w:r>
           <w:rPr>
             <w:rStyle w:val="aff8"/>
@@ -1428,7 +1428,7 @@
             <w:noProof/>
             <w:webHidden/>
           </w:rPr>
-          <w:instrText xml:space="preserve"> PAGEREF _Toc242194218 \h </w:instrText>
+          <w:instrText xml:space="preserve"> PAGEREF _Toc242436498 \h </w:instrText>
         </w:r>
         <w:r>
           <w:rPr>
@@ -1474,7 +1474,7 @@
           <w14:ligatures w14:val="standardContextual"/>
         </w:rPr>
       </w:pPr>
-      <w:hyperlink w:anchor="_Toc242194219" w:history="1">
+      <w:hyperlink w:anchor="_Toc242436499" w:history="1">
         <w:r>
           <w:rPr>
             <w:rStyle w:val="aff8"/>
@@ -1501,7 +1501,7 @@
             <w:noProof/>
             <w:webHidden/>
           </w:rPr>
-          <w:instrText xml:space="preserve"> PAGEREF _Toc242194219 \h </w:instrText>
+          <w:instrText xml:space="preserve"> PAGEREF _Toc242436499 \h </w:instrText>
         </w:r>
         <w:r>
           <w:rPr>
@@ -1547,7 +1547,7 @@
           <w14:ligatures w14:val="standardContextual"/>
         </w:rPr>
       </w:pPr>
-      <w:hyperlink w:anchor="_Toc242194220" w:history="1">
+      <w:hyperlink w:anchor="_Toc242436500" w:history="1">
         <w:r>
           <w:rPr>
             <w:rStyle w:val="aff8"/>
@@ -1574,7 +1574,7 @@
             <w:noProof/>
             <w:webHidden/>
           </w:rPr>
-          <w:instrText xml:space="preserve"> PAGEREF _Toc242194220 \h </w:instrText>
+          <w:instrText xml:space="preserve"> PAGEREF _Toc242436500 \h </w:instrText>
         </w:r>
         <w:r>
           <w:rPr>
@@ -1620,7 +1620,7 @@
           <w14:ligatures w14:val="standardContextual"/>
         </w:rPr>
       </w:pPr>
-      <w:hyperlink w:anchor="_Toc242194221" w:history="1">
+      <w:hyperlink w:anchor="_Toc242436501" w:history="1">
         <w:r>
           <w:rPr>
             <w:rStyle w:val="aff8"/>
@@ -1647,7 +1647,7 @@
             <w:noProof/>
             <w:webHidden/>
           </w:rPr>
-          <w:instrText xml:space="preserve"> PAGEREF _Toc242194221 \h </w:instrText>
+          <w:instrText xml:space="preserve"> PAGEREF _Toc242436501 \h </w:instrText>
         </w:r>
         <w:r>
           <w:rPr>
@@ -1693,7 +1693,7 @@
           <w14:ligatures w14:val="standardContextual"/>
         </w:rPr>
       </w:pPr>
-      <w:hyperlink w:anchor="_Toc242194222" w:history="1">
+      <w:hyperlink w:anchor="_Toc242436502" w:history="1">
         <w:r>
           <w:rPr>
             <w:rStyle w:val="aff8"/>
@@ -1720,7 +1720,7 @@
             <w:noProof/>
             <w:webHidden/>
           </w:rPr>
-          <w:instrText xml:space="preserve"> PAGEREF _Toc242194222 \h </w:instrText>
+          <w:instrText xml:space="preserve"> PAGEREF _Toc242436502 \h </w:instrText>
         </w:r>
         <w:r>
           <w:rPr>
@@ -1766,7 +1766,7 @@
           <w14:ligatures w14:val="standardContextual"/>
         </w:rPr>
       </w:pPr>
-      <w:hyperlink w:anchor="_Toc242194223" w:history="1">
+      <w:hyperlink w:anchor="_Toc242436503" w:history="1">
         <w:r>
           <w:rPr>
             <w:rStyle w:val="aff8"/>
@@ -1793,7 +1793,7 @@
             <w:noProof/>
             <w:webHidden/>
           </w:rPr>
-          <w:instrText xml:space="preserve"> PAGEREF _Toc242194223 \h </w:instrText>
+          <w:instrText xml:space="preserve"> PAGEREF _Toc242436503 \h </w:instrText>
         </w:r>
         <w:r>
           <w:rPr>
@@ -1839,7 +1839,7 @@
           <w14:ligatures w14:val="standardContextual"/>
         </w:rPr>
       </w:pPr>
-      <w:hyperlink w:anchor="_Toc242194224" w:history="1">
+      <w:hyperlink w:anchor="_Toc242436504" w:history="1">
         <w:r>
           <w:rPr>
             <w:rStyle w:val="aff8"/>
@@ -1866,7 +1866,7 @@
             <w:noProof/>
             <w:webHidden/>
           </w:rPr>
-          <w:instrText xml:space="preserve"> PAGEREF _Toc242194224 \h </w:instrText>
+          <w:instrText xml:space="preserve"> PAGEREF _Toc242436504 \h </w:instrText>
         </w:r>
         <w:r>
           <w:rPr>
@@ -1912,7 +1912,7 @@
           <w14:ligatures w14:val="standardContextual"/>
         </w:rPr>
       </w:pPr>
-      <w:hyperlink w:anchor="_Toc242194225" w:history="1">
+      <w:hyperlink w:anchor="_Toc242436505" w:history="1">
         <w:r>
           <w:rPr>
             <w:rStyle w:val="aff8"/>
@@ -1939,7 +1939,7 @@
             <w:noProof/>
             <w:webHidden/>
           </w:rPr>
-          <w:instrText xml:space="preserve"> PAGEREF _Toc242194225 \h </w:instrText>
+          <w:instrText xml:space="preserve"> PAGEREF _Toc242436505 \h </w:instrText>
         </w:r>
         <w:r>
           <w:rPr>
@@ -1985,7 +1985,7 @@
           <w14:ligatures w14:val="standardContextual"/>
         </w:rPr>
       </w:pPr>
-      <w:hyperlink w:anchor="_Toc242194226" w:history="1">
+      <w:hyperlink w:anchor="_Toc242436506" w:history="1">
         <w:r>
           <w:rPr>
             <w:rStyle w:val="aff8"/>
@@ -2012,7 +2012,7 @@
             <w:noProof/>
             <w:webHidden/>
           </w:rPr>
-          <w:instrText xml:space="preserve"> PAGEREF _Toc242194226 \h </w:instrText>
+          <w:instrText xml:space="preserve"> PAGEREF _Toc242436506 \h </w:instrText>
         </w:r>
         <w:r>
           <w:rPr>
@@ -2058,7 +2058,7 @@
           <w14:ligatures w14:val="standardContextual"/>
         </w:rPr>
       </w:pPr>
-      <w:hyperlink w:anchor="_Toc242194227" w:history="1">
+      <w:hyperlink w:anchor="_Toc242436507" w:history="1">
         <w:r>
           <w:rPr>
             <w:rStyle w:val="aff8"/>
@@ -2085,7 +2085,7 @@
             <w:noProof/>
             <w:webHidden/>
           </w:rPr>
-          <w:instrText xml:space="preserve"> PAGEREF _Toc242194227 \h </w:instrText>
+          <w:instrText xml:space="preserve"> PAGEREF _Toc242436507 \h </w:instrText>
         </w:r>
         <w:r>
           <w:rPr>
@@ -2131,7 +2131,7 @@
           <w14:ligatures w14:val="standardContextual"/>
         </w:rPr>
       </w:pPr>
-      <w:hyperlink w:anchor="_Toc242194228" w:history="1">
+      <w:hyperlink w:anchor="_Toc242436508" w:history="1">
         <w:r>
           <w:rPr>
             <w:rStyle w:val="aff8"/>
@@ -2158,7 +2158,7 @@
             <w:noProof/>
             <w:webHidden/>
           </w:rPr>
-          <w:instrText xml:space="preserve"> PAGEREF _Toc242194228 \h </w:instrText>
+          <w:instrText xml:space="preserve"> PAGEREF _Toc242436508 \h </w:instrText>
         </w:r>
         <w:r>
           <w:rPr>
@@ -2204,7 +2204,7 @@
           <w14:ligatures w14:val="standardContextual"/>
         </w:rPr>
       </w:pPr>
-      <w:hyperlink w:anchor="_Toc242194229" w:history="1">
+      <w:hyperlink w:anchor="_Toc242436509" w:history="1">
         <w:r>
           <w:rPr>
             <w:rStyle w:val="aff8"/>
@@ -2231,7 +2231,7 @@
             <w:noProof/>
             <w:webHidden/>
           </w:rPr>
-          <w:instrText xml:space="preserve"> PAGEREF _Toc242194229 \h </w:instrText>
+          <w:instrText xml:space="preserve"> PAGEREF _Toc242436509 \h </w:instrText>
         </w:r>
         <w:r>
           <w:rPr>
@@ -2277,7 +2277,7 @@
           <w14:ligatures w14:val="standardContextual"/>
         </w:rPr>
       </w:pPr>
-      <w:hyperlink w:anchor="_Toc242194230" w:history="1">
+      <w:hyperlink w:anchor="_Toc242436510" w:history="1">
         <w:r>
           <w:rPr>
             <w:rStyle w:val="aff8"/>
@@ -2304,7 +2304,7 @@
             <w:noProof/>
             <w:webHidden/>
           </w:rPr>
-          <w:instrText xml:space="preserve"> PAGEREF _Toc242194230 \h </w:instrText>
+          <w:instrText xml:space="preserve"> PAGEREF _Toc242436510 \h </w:instrText>
         </w:r>
         <w:r>
           <w:rPr>
@@ -2350,7 +2350,7 @@
           <w14:ligatures w14:val="standardContextual"/>
         </w:rPr>
       </w:pPr>
-      <w:hyperlink w:anchor="_Toc242194231" w:history="1">
+      <w:hyperlink w:anchor="_Toc242436511" w:history="1">
         <w:r>
           <w:rPr>
             <w:rStyle w:val="aff8"/>
@@ -2377,7 +2377,7 @@
             <w:noProof/>
             <w:webHidden/>
           </w:rPr>
-          <w:instrText xml:space="preserve"> PAGEREF _Toc242194231 \h </w:instrText>
+          <w:instrText xml:space="preserve"> PAGEREF _Toc242436511 \h </w:instrText>
         </w:r>
         <w:r>
           <w:rPr>
@@ -2423,7 +2423,7 @@
           <w14:ligatures w14:val="standardContextual"/>
         </w:rPr>
       </w:pPr>
-      <w:hyperlink w:anchor="_Toc242194232" w:history="1">
+      <w:hyperlink w:anchor="_Toc242436512" w:history="1">
         <w:r>
           <w:rPr>
             <w:rStyle w:val="aff8"/>
@@ -2450,7 +2450,7 @@
             <w:noProof/>
             <w:webHidden/>
           </w:rPr>
-          <w:instrText xml:space="preserve"> PAGEREF _Toc242194232 \h </w:instrText>
+          <w:instrText xml:space="preserve"> PAGEREF _Toc242436512 \h </w:instrText>
         </w:r>
         <w:r>
           <w:rPr>
@@ -2496,7 +2496,7 @@
           <w14:ligatures w14:val="standardContextual"/>
         </w:rPr>
       </w:pPr>
-      <w:hyperlink w:anchor="_Toc242194233" w:history="1">
+      <w:hyperlink w:anchor="_Toc242436513" w:history="1">
         <w:r>
           <w:rPr>
             <w:rStyle w:val="aff8"/>
@@ -2523,7 +2523,7 @@
             <w:noProof/>
             <w:webHidden/>
           </w:rPr>
-          <w:instrText xml:space="preserve"> PAGEREF _Toc242194233 \h </w:instrText>
+          <w:instrText xml:space="preserve"> PAGEREF _Toc242436513 \h </w:instrText>
         </w:r>
         <w:r>
           <w:rPr>
@@ -2569,7 +2569,7 @@
           <w14:ligatures w14:val="standardContextual"/>
         </w:rPr>
       </w:pPr>
-      <w:hyperlink w:anchor="_Toc242194234" w:history="1">
+      <w:hyperlink w:anchor="_Toc242436514" w:history="1">
         <w:r>
           <w:rPr>
             <w:rStyle w:val="aff8"/>
@@ -2596,7 +2596,7 @@
             <w:noProof/>
             <w:webHidden/>
           </w:rPr>
-          <w:instrText xml:space="preserve"> PAGEREF _Toc242194234 \h </w:instrText>
+          <w:instrText xml:space="preserve"> PAGEREF _Toc242436514 \h </w:instrText>
         </w:r>
         <w:r>
           <w:rPr>
@@ -2642,7 +2642,7 @@
           <w14:ligatures w14:val="standardContextual"/>
         </w:rPr>
       </w:pPr>
-      <w:hyperlink w:anchor="_Toc242194235" w:history="1">
+      <w:hyperlink w:anchor="_Toc242436515" w:history="1">
         <w:r>
           <w:rPr>
             <w:rStyle w:val="aff8"/>
@@ -2669,7 +2669,7 @@
             <w:noProof/>
             <w:webHidden/>
           </w:rPr>
-          <w:instrText xml:space="preserve"> PAGEREF _Toc242194235 \h </w:instrText>
+          <w:instrText xml:space="preserve"> PAGEREF _Toc242436515 \h </w:instrText>
         </w:r>
         <w:r>
           <w:rPr>
@@ -2715,7 +2715,7 @@
           <w14:ligatures w14:val="standardContextual"/>
         </w:rPr>
       </w:pPr>
-      <w:hyperlink w:anchor="_Toc242194236" w:history="1">
+      <w:hyperlink w:anchor="_Toc242436516" w:history="1">
         <w:r>
           <w:rPr>
             <w:rStyle w:val="aff8"/>
@@ -2742,7 +2742,7 @@
             <w:noProof/>
             <w:webHidden/>
           </w:rPr>
-          <w:instrText xml:space="preserve"> PAGEREF _Toc242194236 \h </w:instrText>
+          <w:instrText xml:space="preserve"> PAGEREF _Toc242436516 \h </w:instrText>
         </w:r>
         <w:r>
           <w:rPr>
@@ -2788,7 +2788,7 @@
           <w14:ligatures w14:val="standardContextual"/>
         </w:rPr>
       </w:pPr>
-      <w:hyperlink w:anchor="_Toc242194237" w:history="1">
+      <w:hyperlink w:anchor="_Toc242436517" w:history="1">
         <w:r>
           <w:rPr>
             <w:rStyle w:val="aff8"/>
@@ -2815,7 +2815,7 @@
             <w:noProof/>
             <w:webHidden/>
           </w:rPr>
-          <w:instrText xml:space="preserve"> PAGEREF _Toc242194237 \h </w:instrText>
+          <w:instrText xml:space="preserve"> PAGEREF _Toc242436517 \h </w:instrText>
         </w:r>
         <w:r>
           <w:rPr>
@@ -2861,7 +2861,7 @@
           <w14:ligatures w14:val="standardContextual"/>
         </w:rPr>
       </w:pPr>
-      <w:hyperlink w:anchor="_Toc242194238" w:history="1">
+      <w:hyperlink w:anchor="_Toc242436518" w:history="1">
         <w:r>
           <w:rPr>
             <w:rStyle w:val="aff8"/>
@@ -2888,7 +2888,7 @@
             <w:noProof/>
             <w:webHidden/>
           </w:rPr>
-          <w:instrText xml:space="preserve"> PAGEREF _Toc242194238 \h </w:instrText>
+          <w:instrText xml:space="preserve"> PAGEREF _Toc242436518 \h </w:instrText>
         </w:r>
         <w:r>
           <w:rPr>
@@ -2934,7 +2934,7 @@
           <w14:ligatures w14:val="standardContextual"/>
         </w:rPr>
       </w:pPr>
-      <w:hyperlink w:anchor="_Toc242194239" w:history="1">
+      <w:hyperlink w:anchor="_Toc242436519" w:history="1">
         <w:r>
           <w:rPr>
             <w:rStyle w:val="aff8"/>
@@ -2961,7 +2961,7 @@
             <w:noProof/>
             <w:webHidden/>
           </w:rPr>
-          <w:instrText xml:space="preserve"> PAGEREF _Toc242194239 \h </w:instrText>
+          <w:instrText xml:space="preserve"> PAGEREF _Toc242436519 \h </w:instrText>
         </w:r>
         <w:r>
           <w:rPr>
@@ -3007,7 +3007,7 @@
           <w14:ligatures w14:val="standardContextual"/>
         </w:rPr>
       </w:pPr>
-      <w:hyperlink w:anchor="_Toc242194240" w:history="1">
+      <w:hyperlink w:anchor="_Toc242436520" w:history="1">
         <w:r>
           <w:rPr>
             <w:rStyle w:val="aff8"/>
@@ -3034,7 +3034,7 @@
             <w:noProof/>
             <w:webHidden/>
           </w:rPr>
-          <w:instrText xml:space="preserve"> PAGEREF _Toc242194240 \h </w:instrText>
+          <w:instrText xml:space="preserve"> PAGEREF _Toc242436520 \h </w:instrText>
         </w:r>
         <w:r>
           <w:rPr>
@@ -3080,7 +3080,7 @@
           <w14:ligatures w14:val="standardContextual"/>
         </w:rPr>
       </w:pPr>
-      <w:hyperlink w:anchor="_Toc242194241" w:history="1">
+      <w:hyperlink w:anchor="_Toc242436521" w:history="1">
         <w:r>
           <w:rPr>
             <w:rStyle w:val="aff8"/>
@@ -3107,7 +3107,7 @@
             <w:noProof/>
             <w:webHidden/>
           </w:rPr>
-          <w:instrText xml:space="preserve"> PAGEREF _Toc242194241 \h </w:instrText>
+          <w:instrText xml:space="preserve"> PAGEREF _Toc242436521 \h </w:instrText>
         </w:r>
         <w:r>
           <w:rPr>
@@ -3153,7 +3153,7 @@
           <w14:ligatures w14:val="standardContextual"/>
         </w:rPr>
       </w:pPr>
-      <w:hyperlink w:anchor="_Toc242194242" w:history="1">
+      <w:hyperlink w:anchor="_Toc242436522" w:history="1">
         <w:r>
           <w:rPr>
             <w:rStyle w:val="aff8"/>
@@ -3180,7 +3180,7 @@
             <w:noProof/>
             <w:webHidden/>
           </w:rPr>
-          <w:instrText xml:space="preserve"> PAGEREF _Toc242194242 \h </w:instrText>
+          <w:instrText xml:space="preserve"> PAGEREF _Toc242436522 \h </w:instrText>
         </w:r>
         <w:r>
           <w:rPr>
@@ -3226,7 +3226,7 @@
           <w14:ligatures w14:val="standardContextual"/>
         </w:rPr>
       </w:pPr>
-      <w:hyperlink w:anchor="_Toc242194243" w:history="1">
+      <w:hyperlink w:anchor="_Toc242436523" w:history="1">
         <w:r>
           <w:rPr>
             <w:rStyle w:val="aff8"/>
@@ -3253,7 +3253,7 @@
             <w:noProof/>
             <w:webHidden/>
           </w:rPr>
-          <w:instrText xml:space="preserve"> PAGEREF _Toc242194243 \h </w:instrText>
+          <w:instrText xml:space="preserve"> PAGEREF _Toc242436523 \h </w:instrText>
         </w:r>
         <w:r>
           <w:rPr>
@@ -3299,7 +3299,7 @@
           <w14:ligatures w14:val="standardContextual"/>
         </w:rPr>
       </w:pPr>
-      <w:hyperlink w:anchor="_Toc242194244" w:history="1">
+      <w:hyperlink w:anchor="_Toc242436524" w:history="1">
         <w:r>
           <w:rPr>
             <w:rStyle w:val="aff8"/>
@@ -3326,7 +3326,7 @@
             <w:noProof/>
             <w:webHidden/>
           </w:rPr>
-          <w:instrText xml:space="preserve"> PAGEREF _Toc242194244 \h </w:instrText>
+          <w:instrText xml:space="preserve"> PAGEREF _Toc242436524 \h </w:instrText>
         </w:r>
         <w:r>
           <w:rPr>
@@ -3372,7 +3372,7 @@
           <w14:ligatures w14:val="standardContextual"/>
         </w:rPr>
       </w:pPr>
-      <w:hyperlink w:anchor="_Toc242194245" w:history="1">
+      <w:hyperlink w:anchor="_Toc242436525" w:history="1">
         <w:r>
           <w:rPr>
             <w:rStyle w:val="aff8"/>
@@ -3399,7 +3399,7 @@
             <w:noProof/>
             <w:webHidden/>
           </w:rPr>
-          <w:instrText xml:space="preserve"> PAGEREF _Toc242194245 \h </w:instrText>
+          <w:instrText xml:space="preserve"> PAGEREF _Toc242436525 \h </w:instrText>
         </w:r>
         <w:r>
           <w:rPr>
@@ -3445,7 +3445,7 @@
           <w14:ligatures w14:val="standardContextual"/>
         </w:rPr>
       </w:pPr>
-      <w:hyperlink w:anchor="_Toc242194246" w:history="1">
+      <w:hyperlink w:anchor="_Toc242436526" w:history="1">
         <w:r>
           <w:rPr>
             <w:rStyle w:val="aff8"/>
@@ -3472,7 +3472,7 @@
             <w:noProof/>
             <w:webHidden/>
           </w:rPr>
-          <w:instrText xml:space="preserve"> PAGEREF _Toc242194246 \h </w:instrText>
+          <w:instrText xml:space="preserve"> PAGEREF _Toc242436526 \h </w:instrText>
         </w:r>
         <w:r>
           <w:rPr>
@@ -3518,7 +3518,7 @@
           <w14:ligatures w14:val="standardContextual"/>
         </w:rPr>
       </w:pPr>
-      <w:hyperlink w:anchor="_Toc242194247" w:history="1">
+      <w:hyperlink w:anchor="_Toc242436527" w:history="1">
         <w:r>
           <w:rPr>
             <w:rStyle w:val="aff8"/>
@@ -3545,7 +3545,7 @@
             <w:noProof/>
             <w:webHidden/>
           </w:rPr>
-          <w:instrText xml:space="preserve"> PAGEREF _Toc242194247 \h </w:instrText>
+          <w:instrText xml:space="preserve"> PAGEREF _Toc242436527 \h </w:instrText>
         </w:r>
         <w:r>
           <w:rPr>
@@ -3591,7 +3591,7 @@
           <w14:ligatures w14:val="standardContextual"/>
         </w:rPr>
       </w:pPr>
-      <w:hyperlink w:anchor="_Toc242194248" w:history="1">
+      <w:hyperlink w:anchor="_Toc242436528" w:history="1">
         <w:r>
           <w:rPr>
             <w:rStyle w:val="aff8"/>
@@ -3618,7 +3618,7 @@
             <w:noProof/>
             <w:webHidden/>
           </w:rPr>
-          <w:instrText xml:space="preserve"> PAGEREF _Toc242194248 \h </w:instrText>
+          <w:instrText xml:space="preserve"> PAGEREF _Toc242436528 \h </w:instrText>
         </w:r>
         <w:r>
           <w:rPr>
@@ -3664,7 +3664,7 @@
           <w14:ligatures w14:val="standardContextual"/>
         </w:rPr>
       </w:pPr>
-      <w:hyperlink w:anchor="_Toc242194249" w:history="1">
+      <w:hyperlink w:anchor="_Toc242436529" w:history="1">
         <w:r>
           <w:rPr>
             <w:rStyle w:val="aff8"/>
@@ -3691,7 +3691,7 @@
             <w:noProof/>
             <w:webHidden/>
           </w:rPr>
-          <w:instrText xml:space="preserve"> PAGEREF _Toc242194249 \h </w:instrText>
+          <w:instrText xml:space="preserve"> PAGEREF _Toc242436529 \h </w:instrText>
         </w:r>
         <w:r>
           <w:rPr>
@@ -3737,7 +3737,7 @@
           <w14:ligatures w14:val="standardContextual"/>
         </w:rPr>
       </w:pPr>
-      <w:hyperlink w:anchor="_Toc242194250" w:history="1">
+      <w:hyperlink w:anchor="_Toc242436530" w:history="1">
         <w:r>
           <w:rPr>
             <w:rStyle w:val="aff8"/>
@@ -3764,7 +3764,7 @@
             <w:noProof/>
             <w:webHidden/>
           </w:rPr>
-          <w:instrText xml:space="preserve"> PAGEREF _Toc242194250 \h </w:instrText>
+          <w:instrText xml:space="preserve"> PAGEREF _Toc242436530 \h </w:instrText>
         </w:r>
         <w:r>
           <w:rPr>
@@ -3810,7 +3810,7 @@
           <w14:ligatures w14:val="standardContextual"/>
         </w:rPr>
       </w:pPr>
-      <w:hyperlink w:anchor="_Toc242194251" w:history="1">
+      <w:hyperlink w:anchor="_Toc242436531" w:history="1">
         <w:r>
           <w:rPr>
             <w:rStyle w:val="aff8"/>
@@ -3837,7 +3837,7 @@
             <w:noProof/>
             <w:webHidden/>
           </w:rPr>
-          <w:instrText xml:space="preserve"> PAGEREF _Toc242194251 \h </w:instrText>
+          <w:instrText xml:space="preserve"> PAGEREF _Toc242436531 \h </w:instrText>
         </w:r>
         <w:r>
           <w:rPr>
@@ -3883,7 +3883,7 @@
           <w14:ligatures w14:val="standardContextual"/>
         </w:rPr>
       </w:pPr>
-      <w:hyperlink w:anchor="_Toc242194252" w:history="1">
+      <w:hyperlink w:anchor="_Toc242436532" w:history="1">
         <w:r>
           <w:rPr>
             <w:rStyle w:val="aff8"/>
@@ -3910,7 +3910,7 @@
             <w:noProof/>
             <w:webHidden/>
           </w:rPr>
-          <w:instrText xml:space="preserve"> PAGEREF _Toc242194252 \h </w:instrText>
+          <w:instrText xml:space="preserve"> PAGEREF _Toc242436532 \h </w:instrText>
         </w:r>
         <w:r>
           <w:rPr>
@@ -3956,7 +3956,7 @@
           <w14:ligatures w14:val="standardContextual"/>
         </w:rPr>
       </w:pPr>
-      <w:hyperlink w:anchor="_Toc242194253" w:history="1">
+      <w:hyperlink w:anchor="_Toc242436533" w:history="1">
         <w:r>
           <w:rPr>
             <w:rStyle w:val="aff8"/>
@@ -3983,7 +3983,7 @@
             <w:noProof/>
             <w:webHidden/>
           </w:rPr>
-          <w:instrText xml:space="preserve"> PAGEREF _Toc242194253 \h </w:instrText>
+          <w:instrText xml:space="preserve"> PAGEREF _Toc242436533 \h </w:instrText>
         </w:r>
         <w:r>
           <w:rPr>
@@ -4029,7 +4029,7 @@
           <w14:ligatures w14:val="standardContextual"/>
         </w:rPr>
       </w:pPr>
-      <w:hyperlink w:anchor="_Toc242194254" w:history="1">
+      <w:hyperlink w:anchor="_Toc242436534" w:history="1">
         <w:r>
           <w:rPr>
             <w:rStyle w:val="aff8"/>
@@ -4056,7 +4056,7 @@
             <w:noProof/>
             <w:webHidden/>
           </w:rPr>
-          <w:instrText xml:space="preserve"> PAGEREF _Toc242194254 \h </w:instrText>
+          <w:instrText xml:space="preserve"> PAGEREF _Toc242436534 \h </w:instrText>
         </w:r>
         <w:r>
           <w:rPr>
@@ -4102,7 +4102,7 @@
           <w14:ligatures w14:val="standardContextual"/>
         </w:rPr>
       </w:pPr>
-      <w:hyperlink w:anchor="_Toc242194255" w:history="1">
+      <w:hyperlink w:anchor="_Toc242436535" w:history="1">
         <w:r>
           <w:rPr>
             <w:rStyle w:val="aff8"/>
@@ -4129,7 +4129,7 @@
             <w:noProof/>
             <w:webHidden/>
           </w:rPr>
-          <w:instrText xml:space="preserve"> PAGEREF _Toc242194255 \h </w:instrText>
+          <w:instrText xml:space="preserve"> PAGEREF _Toc242436535 \h </w:instrText>
         </w:r>
         <w:r>
           <w:rPr>
@@ -4175,7 +4175,7 @@
           <w14:ligatures w14:val="standardContextual"/>
         </w:rPr>
       </w:pPr>
-      <w:hyperlink w:anchor="_Toc242194256" w:history="1">
+      <w:hyperlink w:anchor="_Toc242436536" w:history="1">
         <w:r>
           <w:rPr>
             <w:rStyle w:val="aff8"/>
@@ -4202,7 +4202,7 @@
             <w:noProof/>
             <w:webHidden/>
           </w:rPr>
-          <w:instrText xml:space="preserve"> PAGEREF _Toc242194256 \h </w:instrText>
+          <w:instrText xml:space="preserve"> PAGEREF _Toc242436536 \h </w:instrText>
         </w:r>
         <w:r>
           <w:rPr>
@@ -4248,7 +4248,7 @@
           <w14:ligatures w14:val="standardContextual"/>
         </w:rPr>
       </w:pPr>
-      <w:hyperlink w:anchor="_Toc242194257" w:history="1">
+      <w:hyperlink w:anchor="_Toc242436537" w:history="1">
         <w:r>
           <w:rPr>
             <w:rStyle w:val="aff8"/>
@@ -4275,7 +4275,7 @@
             <w:noProof/>
             <w:webHidden/>
           </w:rPr>
-          <w:instrText xml:space="preserve"> PAGEREF _Toc242194257 \h </w:instrText>
+          <w:instrText xml:space="preserve"> PAGEREF _Toc242436537 \h </w:instrText>
         </w:r>
         <w:r>
           <w:rPr>
@@ -4321,7 +4321,7 @@
           <w14:ligatures w14:val="standardContextual"/>
         </w:rPr>
       </w:pPr>
-      <w:hyperlink w:anchor="_Toc242194258" w:history="1">
+      <w:hyperlink w:anchor="_Toc242436538" w:history="1">
         <w:r>
           <w:rPr>
             <w:rStyle w:val="aff8"/>
@@ -4348,7 +4348,7 @@
             <w:noProof/>
             <w:webHidden/>
           </w:rPr>
-          <w:instrText xml:space="preserve"> PAGEREF _Toc242194258 \h </w:instrText>
+          <w:instrText xml:space="preserve"> PAGEREF _Toc242436538 \h </w:instrText>
         </w:r>
         <w:r>
           <w:rPr>
@@ -4394,7 +4394,7 @@
           <w14:ligatures w14:val="standardContextual"/>
         </w:rPr>
       </w:pPr>
-      <w:hyperlink w:anchor="_Toc242194259" w:history="1">
+      <w:hyperlink w:anchor="_Toc242436539" w:history="1">
         <w:r>
           <w:rPr>
             <w:rStyle w:val="aff8"/>
@@ -4421,7 +4421,7 @@
             <w:noProof/>
             <w:webHidden/>
           </w:rPr>
-          <w:instrText xml:space="preserve"> PAGEREF _Toc242194259 \h </w:instrText>
+          <w:instrText xml:space="preserve"> PAGEREF _Toc242436539 \h </w:instrText>
         </w:r>
         <w:r>
           <w:rPr>
@@ -4467,7 +4467,7 @@
           <w14:ligatures w14:val="standardContextual"/>
         </w:rPr>
       </w:pPr>
-      <w:hyperlink w:anchor="_Toc242194260" w:history="1">
+      <w:hyperlink w:anchor="_Toc242436540" w:history="1">
         <w:r>
           <w:rPr>
             <w:rStyle w:val="aff8"/>
@@ -4494,7 +4494,7 @@
             <w:noProof/>
             <w:webHidden/>
           </w:rPr>
-          <w:instrText xml:space="preserve"> PAGEREF _Toc242194260 \h </w:instrText>
+          <w:instrText xml:space="preserve"> PAGEREF _Toc242436540 \h </w:instrText>
         </w:r>
         <w:r>
           <w:rPr>
@@ -4540,7 +4540,7 @@
           <w14:ligatures w14:val="standardContextual"/>
         </w:rPr>
       </w:pPr>
-      <w:hyperlink w:anchor="_Toc242194261" w:history="1">
+      <w:hyperlink w:anchor="_Toc242436541" w:history="1">
         <w:r>
           <w:rPr>
             <w:rStyle w:val="aff8"/>
@@ -4567,7 +4567,7 @@
             <w:noProof/>
             <w:webHidden/>
           </w:rPr>
-          <w:instrText xml:space="preserve"> PAGEREF _Toc242194261 \h </w:instrText>
+          <w:instrText xml:space="preserve"> PAGEREF _Toc242436541 \h </w:instrText>
         </w:r>
         <w:r>
           <w:rPr>
@@ -4613,7 +4613,7 @@
           <w14:ligatures w14:val="standardContextual"/>
         </w:rPr>
       </w:pPr>
-      <w:hyperlink w:anchor="_Toc242194262" w:history="1">
+      <w:hyperlink w:anchor="_Toc242436542" w:history="1">
         <w:r>
           <w:rPr>
             <w:rStyle w:val="aff8"/>
@@ -4640,7 +4640,7 @@
             <w:noProof/>
             <w:webHidden/>
           </w:rPr>
-          <w:instrText xml:space="preserve"> PAGEREF _Toc242194262 \h </w:instrText>
+          <w:instrText xml:space="preserve"> PAGEREF _Toc242436542 \h </w:instrText>
         </w:r>
         <w:r>
           <w:rPr>
@@ -4686,7 +4686,7 @@
           <w14:ligatures w14:val="standardContextual"/>
         </w:rPr>
       </w:pPr>
-      <w:hyperlink w:anchor="_Toc242194263" w:history="1">
+      <w:hyperlink w:anchor="_Toc242436543" w:history="1">
         <w:r>
           <w:rPr>
             <w:rStyle w:val="aff8"/>
@@ -4713,7 +4713,7 @@
             <w:noProof/>
             <w:webHidden/>
           </w:rPr>
-          <w:instrText xml:space="preserve"> PAGEREF _Toc242194263 \h </w:instrText>
+          <w:instrText xml:space="preserve"> PAGEREF _Toc242436543 \h </w:instrText>
         </w:r>
         <w:r>
           <w:rPr>
@@ -4759,7 +4759,7 @@
           <w14:ligatures w14:val="standardContextual"/>
         </w:rPr>
       </w:pPr>
-      <w:hyperlink w:anchor="_Toc242194264" w:history="1">
+      <w:hyperlink w:anchor="_Toc242436544" w:history="1">
         <w:r>
           <w:rPr>
             <w:rStyle w:val="aff8"/>
@@ -4786,7 +4786,7 @@
             <w:noProof/>
             <w:webHidden/>
           </w:rPr>
-          <w:instrText xml:space="preserve"> PAGEREF _Toc242194264 \h </w:instrText>
+          <w:instrText xml:space="preserve"> PAGEREF _Toc242436544 \h </w:instrText>
         </w:r>
         <w:r>
           <w:rPr>
@@ -4832,7 +4832,7 @@
           <w14:ligatures w14:val="standardContextual"/>
         </w:rPr>
       </w:pPr>
-      <w:hyperlink w:anchor="_Toc242194265" w:history="1">
+      <w:hyperlink w:anchor="_Toc242436545" w:history="1">
         <w:r>
           <w:rPr>
             <w:rStyle w:val="aff8"/>
@@ -4859,7 +4859,7 @@
             <w:noProof/>
             <w:webHidden/>
           </w:rPr>
-          <w:instrText xml:space="preserve"> PAGEREF _Toc242194265 \h </w:instrText>
+          <w:instrText xml:space="preserve"> PAGEREF _Toc242436545 \h </w:instrText>
         </w:r>
         <w:r>
           <w:rPr>
@@ -4905,7 +4905,7 @@
           <w14:ligatures w14:val="standardContextual"/>
         </w:rPr>
       </w:pPr>
-      <w:hyperlink w:anchor="_Toc242194266" w:history="1">
+      <w:hyperlink w:anchor="_Toc242436546" w:history="1">
         <w:r>
           <w:rPr>
             <w:rStyle w:val="aff8"/>
@@ -4932,7 +4932,7 @@
             <w:noProof/>
             <w:webHidden/>
           </w:rPr>
-          <w:instrText xml:space="preserve"> PAGEREF _Toc242194266 \h </w:instrText>
+          <w:instrText xml:space="preserve"> PAGEREF _Toc242436546 \h </w:instrText>
         </w:r>
         <w:r>
           <w:rPr>
@@ -4978,7 +4978,7 @@
           <w14:ligatures w14:val="standardContextual"/>
         </w:rPr>
       </w:pPr>
-      <w:hyperlink w:anchor="_Toc242194267" w:history="1">
+      <w:hyperlink w:anchor="_Toc242436547" w:history="1">
         <w:r>
           <w:rPr>
             <w:rStyle w:val="aff8"/>
@@ -5005,7 +5005,7 @@
             <w:noProof/>
             <w:webHidden/>
           </w:rPr>
-          <w:instrText xml:space="preserve"> PAGEREF _Toc242194267 \h </w:instrText>
+          <w:instrText xml:space="preserve"> PAGEREF _Toc242436547 \h </w:instrText>
         </w:r>
         <w:r>
           <w:rPr>
@@ -5051,7 +5051,7 @@
           <w14:ligatures w14:val="standardContextual"/>
         </w:rPr>
       </w:pPr>
-      <w:hyperlink w:anchor="_Toc242194268" w:history="1">
+      <w:hyperlink w:anchor="_Toc242436548" w:history="1">
         <w:r>
           <w:rPr>
             <w:rStyle w:val="aff8"/>
@@ -5078,7 +5078,7 @@
             <w:noProof/>
             <w:webHidden/>
           </w:rPr>
-          <w:instrText xml:space="preserve"> PAGEREF _Toc242194268 \h </w:instrText>
+          <w:instrText xml:space="preserve"> PAGEREF _Toc242436548 \h </w:instrText>
         </w:r>
         <w:r>
           <w:rPr>
@@ -5124,7 +5124,7 @@
           <w14:ligatures w14:val="standardContextual"/>
         </w:rPr>
       </w:pPr>
-      <w:hyperlink w:anchor="_Toc242194269" w:history="1">
+      <w:hyperlink w:anchor="_Toc242436549" w:history="1">
         <w:r>
           <w:rPr>
             <w:rStyle w:val="aff8"/>
@@ -5151,7 +5151,7 @@
             <w:noProof/>
             <w:webHidden/>
           </w:rPr>
-          <w:instrText xml:space="preserve"> PAGEREF _Toc242194269 \h </w:instrText>
+          <w:instrText xml:space="preserve"> PAGEREF _Toc242436549 \h </w:instrText>
         </w:r>
         <w:r>
           <w:rPr>
@@ -5197,7 +5197,7 @@
           <w14:ligatures w14:val="standardContextual"/>
         </w:rPr>
       </w:pPr>
-      <w:hyperlink w:anchor="_Toc242194270" w:history="1">
+      <w:hyperlink w:anchor="_Toc242436550" w:history="1">
         <w:r>
           <w:rPr>
             <w:rStyle w:val="aff8"/>
@@ -5224,7 +5224,7 @@
             <w:noProof/>
             <w:webHidden/>
           </w:rPr>
-          <w:instrText xml:space="preserve"> PAGEREF _Toc242194270 \h </w:instrText>
+          <w:instrText xml:space="preserve"> PAGEREF _Toc242436550 \h </w:instrText>
         </w:r>
         <w:r>
           <w:rPr>
@@ -5270,7 +5270,7 @@
           <w14:ligatures w14:val="standardContextual"/>
         </w:rPr>
       </w:pPr>
-      <w:hyperlink w:anchor="_Toc242194271" w:history="1">
+      <w:hyperlink w:anchor="_Toc242436551" w:history="1">
         <w:r>
           <w:rPr>
             <w:rStyle w:val="aff8"/>
@@ -5297,7 +5297,7 @@
             <w:noProof/>
             <w:webHidden/>
           </w:rPr>
-          <w:instrText xml:space="preserve"> PAGEREF _Toc242194271 \h </w:instrText>
+          <w:instrText xml:space="preserve"> PAGEREF _Toc242436551 \h </w:instrText>
         </w:r>
         <w:r>
           <w:rPr>
@@ -5343,7 +5343,7 @@
           <w14:ligatures w14:val="standardContextual"/>
         </w:rPr>
       </w:pPr>
-      <w:hyperlink w:anchor="_Toc242194272" w:history="1">
+      <w:hyperlink w:anchor="_Toc242436552" w:history="1">
         <w:r>
           <w:rPr>
             <w:rStyle w:val="aff8"/>
@@ -5370,7 +5370,7 @@
             <w:noProof/>
             <w:webHidden/>
           </w:rPr>
-          <w:instrText xml:space="preserve"> PAGEREF _Toc242194272 \h </w:instrText>
+          <w:instrText xml:space="preserve"> PAGEREF _Toc242436552 \h </w:instrText>
         </w:r>
         <w:r>
           <w:rPr>
@@ -5416,7 +5416,7 @@
           <w14:ligatures w14:val="standardContextual"/>
         </w:rPr>
       </w:pPr>
-      <w:hyperlink w:anchor="_Toc242194273" w:history="1">
+      <w:hyperlink w:anchor="_Toc242436553" w:history="1">
         <w:r>
           <w:rPr>
             <w:rStyle w:val="aff8"/>
@@ -5443,7 +5443,7 @@
             <w:noProof/>
             <w:webHidden/>
           </w:rPr>
-          <w:instrText xml:space="preserve"> PAGEREF _Toc242194273 \h </w:instrText>
+          <w:instrText xml:space="preserve"> PAGEREF _Toc242436553 \h </w:instrText>
         </w:r>
         <w:r>
           <w:rPr>
@@ -5489,7 +5489,7 @@
           <w14:ligatures w14:val="standardContextual"/>
         </w:rPr>
       </w:pPr>
-      <w:hyperlink w:anchor="_Toc242194274" w:history="1">
+      <w:hyperlink w:anchor="_Toc242436554" w:history="1">
         <w:r>
           <w:rPr>
             <w:rStyle w:val="aff8"/>
@@ -5516,7 +5516,7 @@
             <w:noProof/>
             <w:webHidden/>
           </w:rPr>
-          <w:instrText xml:space="preserve"> PAGEREF _Toc242194274 \h </w:instrText>
+          <w:instrText xml:space="preserve"> PAGEREF _Toc242436554 \h </w:instrText>
         </w:r>
         <w:r>
           <w:rPr>
@@ -5562,7 +5562,7 @@
           <w14:ligatures w14:val="standardContextual"/>
         </w:rPr>
       </w:pPr>
-      <w:hyperlink w:anchor="_Toc242194275" w:history="1">
+      <w:hyperlink w:anchor="_Toc242436555" w:history="1">
         <w:r>
           <w:rPr>
             <w:rStyle w:val="aff8"/>
@@ -5589,7 +5589,7 @@
             <w:noProof/>
             <w:webHidden/>
           </w:rPr>
-          <w:instrText xml:space="preserve"> PAGEREF _Toc242194275 \h </w:instrText>
+          <w:instrText xml:space="preserve"> PAGEREF _Toc242436555 \h </w:instrText>
         </w:r>
         <w:r>
           <w:rPr>
@@ -5635,7 +5635,7 @@
         <w:ind w:firstLine="0"/>
         <w:jc w:val="center"/>
       </w:pPr>
-      <w:bookmarkStart w:id="0" w:name="_Toc242194203"/>
+      <w:bookmarkStart w:id="0" w:name="_Toc242436483"/>
       <w:r>
         <w:lastRenderedPageBreak/>
         <w:t>ПЕРЕЧЕНЬ ТЕРМИНОВ И СОКРАЩЕНИЙ</w:t>
@@ -6897,7 +6897,7 @@
         <w:pStyle w:val="1"/>
         <w:pageBreakBefore/>
       </w:pPr>
-      <w:bookmarkStart w:id="1" w:name="_Toc242194204"/>
+      <w:bookmarkStart w:id="1" w:name="_Toc242436484"/>
       <w:r>
         <w:lastRenderedPageBreak/>
         <w:t>1 Состав информационного обеспечения</w:t>
@@ -6949,7 +6949,7 @@
         <w:pStyle w:val="1"/>
         <w:pageBreakBefore/>
       </w:pPr>
-      <w:bookmarkStart w:id="2" w:name="_Toc242194205"/>
+      <w:bookmarkStart w:id="2" w:name="_Toc242436485"/>
       <w:r>
         <w:lastRenderedPageBreak/>
         <w:t>2 Организация информационного обеспечения</w:t>
@@ -7051,7 +7051,7 @@
         <w:pStyle w:val="1"/>
         <w:pageBreakBefore/>
       </w:pPr>
-      <w:bookmarkStart w:id="3" w:name="_Toc242194206"/>
+      <w:bookmarkStart w:id="3" w:name="_Toc242436486"/>
       <w:r>
         <w:lastRenderedPageBreak/>
         <w:t>3 Организация сбора и передачи информации</w:t>
@@ -7588,7 +7588,7 @@
         <w:pStyle w:val="1"/>
         <w:pageBreakBefore/>
       </w:pPr>
-      <w:bookmarkStart w:id="4" w:name="_Toc242194207"/>
+      <w:bookmarkStart w:id="4" w:name="_Toc242436487"/>
       <w:r>
         <w:lastRenderedPageBreak/>
         <w:t>4 Построение системы классификации и кодирования</w:t>
@@ -7665,7 +7665,7 @@
         <w:pStyle w:val="1"/>
         <w:pageBreakBefore/>
       </w:pPr>
-      <w:bookmarkStart w:id="5" w:name="_Toc242194208"/>
+      <w:bookmarkStart w:id="5" w:name="_Toc242436488"/>
       <w:r>
         <w:lastRenderedPageBreak/>
         <w:t>5 Организация внутримашинной информационной базы</w:t>
@@ -7676,7 +7676,7 @@
       <w:pPr>
         <w:pStyle w:val="21"/>
       </w:pPr>
-      <w:bookmarkStart w:id="6" w:name="_Toc242194209"/>
+      <w:bookmarkStart w:id="6" w:name="_Toc242436489"/>
       <w:r>
         <w:t>5.1 Общие сведения</w:t>
       </w:r>
@@ -10613,7 +10613,7 @@
       <w:pPr>
         <w:pStyle w:val="21"/>
       </w:pPr>
-      <w:bookmarkStart w:id="7" w:name="_Toc242194210"/>
+      <w:bookmarkStart w:id="7" w:name="_Toc242436490"/>
       <w:r>
         <w:t>5.2 Основные связи данных</w:t>
       </w:r>
@@ -10902,7 +10902,7 @@
       <w:pPr>
         <w:pStyle w:val="21"/>
       </w:pPr>
-      <w:bookmarkStart w:id="8" w:name="_Toc242194211"/>
+      <w:bookmarkStart w:id="8" w:name="_Toc242436491"/>
       <w:r>
         <w:t>5.3 Мягкое удаление и архивирование</w:t>
       </w:r>
@@ -10957,7 +10957,7 @@
       <w:pPr>
         <w:pStyle w:val="21"/>
       </w:pPr>
-      <w:bookmarkStart w:id="9" w:name="_Toc242194212"/>
+      <w:bookmarkStart w:id="9" w:name="_Toc242436492"/>
       <w:r>
         <w:t>5.4 Журналы изменений</w:t>
       </w:r>
@@ -11062,7 +11062,7 @@
       <w:pPr>
         <w:pStyle w:val="21"/>
       </w:pPr>
-      <w:bookmarkStart w:id="10" w:name="_Toc242194213"/>
+      <w:bookmarkStart w:id="10" w:name="_Toc242436493"/>
       <w:r>
         <w:t>5.5 Объём данных</w:t>
       </w:r>
@@ -11078,7 +11078,7 @@
         <w:pStyle w:val="1"/>
         <w:pageBreakBefore/>
       </w:pPr>
-      <w:bookmarkStart w:id="11" w:name="_Toc242194214"/>
+      <w:bookmarkStart w:id="11" w:name="_Toc242436494"/>
       <w:r>
         <w:lastRenderedPageBreak/>
         <w:t>6 Организация внемашинной информационной базы</w:t>
@@ -11089,7 +11089,7 @@
       <w:pPr>
         <w:pStyle w:val="21"/>
       </w:pPr>
-      <w:bookmarkStart w:id="12" w:name="_Toc242194215"/>
+      <w:bookmarkStart w:id="12" w:name="_Toc242436495"/>
       <w:r>
         <w:t>6.1 Файловое хранилище</w:t>
       </w:r>
@@ -11601,7 +11601,7 @@
       <w:pPr>
         <w:pStyle w:val="21"/>
       </w:pPr>
-      <w:bookmarkStart w:id="13" w:name="_Toc242194216"/>
+      <w:bookmarkStart w:id="13" w:name="_Toc242436496"/>
       <w:r>
         <w:t>6.2 Резервные копии</w:t>
       </w:r>
@@ -11636,7 +11636,7 @@
       <w:pPr>
         <w:pStyle w:val="21"/>
       </w:pPr>
-      <w:bookmarkStart w:id="14" w:name="_Toc242194217"/>
+      <w:bookmarkStart w:id="14" w:name="_Toc242436497"/>
       <w:r>
         <w:t>6.3 Документы на бумажных носителях</w:t>
       </w:r>
@@ -11654,7 +11654,7 @@
         <w:ind w:firstLine="0"/>
         <w:jc w:val="center"/>
       </w:pPr>
-      <w:bookmarkStart w:id="15" w:name="_Toc242194218"/>
+      <w:bookmarkStart w:id="15" w:name="_Toc242436498"/>
       <w:r>
         <w:lastRenderedPageBreak/>
         <w:t>Приложение А</w:t>
@@ -11678,7 +11678,7 @@
       <w:pPr>
         <w:pStyle w:val="21"/>
       </w:pPr>
-      <w:bookmarkStart w:id="16" w:name="_Toc242194219"/>
+      <w:bookmarkStart w:id="16" w:name="_Toc242436499"/>
       <w:r>
         <w:t>А.1 Общие сведения</w:t>
       </w:r>
@@ -11703,7 +11703,7 @@
       <w:pPr>
         <w:pStyle w:val="21"/>
       </w:pPr>
-      <w:bookmarkStart w:id="17" w:name="_Toc242194220"/>
+      <w:bookmarkStart w:id="17" w:name="_Toc242436500"/>
       <w:r>
         <w:t>А.2 Каталог недвижимости (приложение realty)</w:t>
       </w:r>
@@ -11713,7 +11713,7 @@
       <w:pPr>
         <w:pStyle w:val="31"/>
       </w:pPr>
-      <w:bookmarkStart w:id="18" w:name="_Toc242194221"/>
+      <w:bookmarkStart w:id="18" w:name="_Toc242436501"/>
       <w:r>
         <w:t>А.2.1 Таблица realty_building — Дом</w:t>
       </w:r>
@@ -12934,7 +12934,7 @@
       <w:pPr>
         <w:pStyle w:val="31"/>
       </w:pPr>
-      <w:bookmarkStart w:id="19" w:name="_Toc242194222"/>
+      <w:bookmarkStart w:id="19" w:name="_Toc242436502"/>
       <w:r>
         <w:lastRenderedPageBreak/>
         <w:t>А.2.2 Таблица realty_buildingimage — Фотография дома</w:t>
@@ -13288,7 +13288,7 @@
       <w:pPr>
         <w:pStyle w:val="31"/>
       </w:pPr>
-      <w:bookmarkStart w:id="20" w:name="_Toc242194223"/>
+      <w:bookmarkStart w:id="20" w:name="_Toc242436503"/>
       <w:r>
         <w:t>А.2.3 Таблица realty_buildinglog — Лог дома</w:t>
       </w:r>
@@ -13703,7 +13703,7 @@
       <w:pPr>
         <w:pStyle w:val="31"/>
       </w:pPr>
-      <w:bookmarkStart w:id="21" w:name="_Toc242194224"/>
+      <w:bookmarkStart w:id="21" w:name="_Toc242436504"/>
       <w:r>
         <w:t>А.2.4 Таблица realty_buildingtype — Тип дома</w:t>
       </w:r>
@@ -13999,7 +13999,7 @@
       <w:pPr>
         <w:pStyle w:val="31"/>
       </w:pPr>
-      <w:bookmarkStart w:id="22" w:name="_Toc242194225"/>
+      <w:bookmarkStart w:id="22" w:name="_Toc242436505"/>
       <w:r>
         <w:t>А.2.5 Таблица realty_discount — Скидка</w:t>
       </w:r>
@@ -15035,7 +15035,7 @@
       <w:pPr>
         <w:pStyle w:val="31"/>
       </w:pPr>
-      <w:bookmarkStart w:id="23" w:name="_Toc242194226"/>
+      <w:bookmarkStart w:id="23" w:name="_Toc242436506"/>
       <w:r>
         <w:t>А.2.6 Таблица realty_discountlog — Лог скидки</w:t>
       </w:r>
@@ -15450,7 +15450,7 @@
       <w:pPr>
         <w:pStyle w:val="31"/>
       </w:pPr>
-      <w:bookmarkStart w:id="24" w:name="_Toc242194227"/>
+      <w:bookmarkStart w:id="24" w:name="_Toc242436507"/>
       <w:r>
         <w:t>А.2.7 Таблица realty_layout — Планировка</w:t>
       </w:r>
@@ -15994,7 +15994,7 @@
       <w:pPr>
         <w:pStyle w:val="31"/>
       </w:pPr>
-      <w:bookmarkStart w:id="25" w:name="_Toc242194228"/>
+      <w:bookmarkStart w:id="25" w:name="_Toc242436508"/>
       <w:r>
         <w:t>А.2.8 Таблица realty_project — Проект</w:t>
       </w:r>
@@ -17216,7 +17216,7 @@
       <w:pPr>
         <w:pStyle w:val="31"/>
       </w:pPr>
-      <w:bookmarkStart w:id="26" w:name="_Toc242194229"/>
+      <w:bookmarkStart w:id="26" w:name="_Toc242436509"/>
       <w:r>
         <w:t>А.2.9 Таблица realty_projectimage — Фотография проекта</w:t>
       </w:r>
@@ -17569,7 +17569,7 @@
       <w:pPr>
         <w:pStyle w:val="31"/>
       </w:pPr>
-      <w:bookmarkStart w:id="27" w:name="_Toc242194230"/>
+      <w:bookmarkStart w:id="27" w:name="_Toc242436510"/>
       <w:r>
         <w:t>А.2.10 Таблица realty_property — Объект недвижимости</w:t>
       </w:r>
@@ -18733,7 +18733,7 @@
       <w:pPr>
         <w:pStyle w:val="21"/>
       </w:pPr>
-      <w:bookmarkStart w:id="28" w:name="_Toc242194231"/>
+      <w:bookmarkStart w:id="28" w:name="_Toc242436511"/>
       <w:r>
         <w:t>А.3 Работа с клиентами (приложение crm)</w:t>
       </w:r>
@@ -18743,7 +18743,7 @@
       <w:pPr>
         <w:pStyle w:val="31"/>
       </w:pPr>
-      <w:bookmarkStart w:id="29" w:name="_Toc242194232"/>
+      <w:bookmarkStart w:id="29" w:name="_Toc242436512"/>
       <w:r>
         <w:t>А.3.1 Таблица crm_application — Заявка</w:t>
       </w:r>
@@ -20093,7 +20093,7 @@
       <w:pPr>
         <w:pStyle w:val="31"/>
       </w:pPr>
-      <w:bookmarkStart w:id="30" w:name="_Toc242194233"/>
+      <w:bookmarkStart w:id="30" w:name="_Toc242436513"/>
       <w:r>
         <w:t>А.3.2 Таблица crm_applicationlog — Лог заявки</w:t>
       </w:r>
@@ -20509,7 +20509,7 @@
       <w:pPr>
         <w:pStyle w:val="31"/>
       </w:pPr>
-      <w:bookmarkStart w:id="31" w:name="_Toc242194234"/>
+      <w:bookmarkStart w:id="31" w:name="_Toc242436514"/>
       <w:r>
         <w:t>А.3.3 Таблица crm_applicationstatus — Статус заявки</w:t>
       </w:r>
@@ -21177,7 +21177,7 @@
       <w:pPr>
         <w:pStyle w:val="31"/>
       </w:pPr>
-      <w:bookmarkStart w:id="32" w:name="_Toc242194235"/>
+      <w:bookmarkStart w:id="32" w:name="_Toc242436515"/>
       <w:r>
         <w:t>А.3.4 Таблица crm_client — Клиент</w:t>
       </w:r>
@@ -22594,7 +22594,7 @@
       <w:pPr>
         <w:pStyle w:val="31"/>
       </w:pPr>
-      <w:bookmarkStart w:id="33" w:name="_Toc242194236"/>
+      <w:bookmarkStart w:id="33" w:name="_Toc242436516"/>
       <w:r>
         <w:lastRenderedPageBreak/>
         <w:t>А.3.5 Таблица crm_clientfile — Файл клиента</w:t>
@@ -23072,7 +23072,7 @@
       <w:pPr>
         <w:pStyle w:val="31"/>
       </w:pPr>
-      <w:bookmarkStart w:id="34" w:name="_Toc242194237"/>
+      <w:bookmarkStart w:id="34" w:name="_Toc242436517"/>
       <w:r>
         <w:t>А.3.6 Таблица crm_clientlog — Лог клиента</w:t>
       </w:r>
@@ -23487,7 +23487,7 @@
       <w:pPr>
         <w:pStyle w:val="31"/>
       </w:pPr>
-      <w:bookmarkStart w:id="35" w:name="_Toc242194238"/>
+      <w:bookmarkStart w:id="35" w:name="_Toc242436518"/>
       <w:r>
         <w:t>А.3.7 Таблица crm_clientphonenumber — Номер телефона клиента</w:t>
       </w:r>
@@ -23850,7 +23850,7 @@
       <w:pPr>
         <w:pStyle w:val="31"/>
       </w:pPr>
-      <w:bookmarkStart w:id="36" w:name="_Toc242194239"/>
+      <w:bookmarkStart w:id="36" w:name="_Toc242436519"/>
       <w:r>
         <w:t>А.3.8 Таблица crm_meeting — Встреча</w:t>
       </w:r>
@@ -25077,7 +25077,7 @@
       <w:pPr>
         <w:pStyle w:val="31"/>
       </w:pPr>
-      <w:bookmarkStart w:id="37" w:name="_Toc242194240"/>
+      <w:bookmarkStart w:id="37" w:name="_Toc242436520"/>
       <w:r>
         <w:t>А.3.9 Таблица crm_meetinglog — Лог встречи</w:t>
       </w:r>
@@ -25492,7 +25492,7 @@
       <w:pPr>
         <w:pStyle w:val="31"/>
       </w:pPr>
-      <w:bookmarkStart w:id="38" w:name="_Toc242194241"/>
+      <w:bookmarkStart w:id="38" w:name="_Toc242436521"/>
       <w:r>
         <w:t>А.3.10 Таблица crm_precisesource — Точный источник</w:t>
       </w:r>
@@ -25912,7 +25912,7 @@
       <w:pPr>
         <w:pStyle w:val="31"/>
       </w:pPr>
-      <w:bookmarkStart w:id="39" w:name="_Toc242194242"/>
+      <w:bookmarkStart w:id="39" w:name="_Toc242436522"/>
       <w:r>
         <w:t>А.3.11 Таблица crm_rejectionreason — Причина отказа</w:t>
       </w:r>
@@ -26333,7 +26333,7 @@
       <w:pPr>
         <w:pStyle w:val="21"/>
       </w:pPr>
-      <w:bookmarkStart w:id="40" w:name="_Toc242194243"/>
+      <w:bookmarkStart w:id="40" w:name="_Toc242436523"/>
       <w:r>
         <w:t>А.4 Сделки (приложение deals)</w:t>
       </w:r>
@@ -26343,7 +26343,7 @@
       <w:pPr>
         <w:pStyle w:val="31"/>
       </w:pPr>
-      <w:bookmarkStart w:id="41" w:name="_Toc242194244"/>
+      <w:bookmarkStart w:id="41" w:name="_Toc242436524"/>
       <w:r>
         <w:t>А.4.1 Таблица deals_deal — Сделка</w:t>
       </w:r>
@@ -28443,7 +28443,7 @@
       <w:pPr>
         <w:pStyle w:val="31"/>
       </w:pPr>
-      <w:bookmarkStart w:id="42" w:name="_Toc242194245"/>
+      <w:bookmarkStart w:id="42" w:name="_Toc242436525"/>
       <w:r>
         <w:t>А.4.2 Таблица deals_deallog — Лог сделки</w:t>
       </w:r>
@@ -28858,7 +28858,7 @@
       <w:pPr>
         <w:pStyle w:val="31"/>
       </w:pPr>
-      <w:bookmarkStart w:id="43" w:name="_Toc242194246"/>
+      <w:bookmarkStart w:id="43" w:name="_Toc242436526"/>
       <w:r>
         <w:t>А.4.3 Таблица deals_paymenttype — Тип оплаты</w:t>
       </w:r>
@@ -29154,7 +29154,7 @@
       <w:pPr>
         <w:pStyle w:val="31"/>
       </w:pPr>
-      <w:bookmarkStart w:id="44" w:name="_Toc242194247"/>
+      <w:bookmarkStart w:id="44" w:name="_Toc242436527"/>
       <w:r>
         <w:t>А.4.4 Таблица deals_purchasepurpose — Цель приобретения</w:t>
       </w:r>
@@ -29450,7 +29450,7 @@
       <w:pPr>
         <w:pStyle w:val="21"/>
       </w:pPr>
-      <w:bookmarkStart w:id="45" w:name="_Toc242194248"/>
+      <w:bookmarkStart w:id="45" w:name="_Toc242436528"/>
       <w:r>
         <w:t>А.5 Финансы (приложение finances)</w:t>
       </w:r>
@@ -29460,7 +29460,7 @@
       <w:pPr>
         <w:pStyle w:val="31"/>
       </w:pPr>
-      <w:bookmarkStart w:id="46" w:name="_Toc242194249"/>
+      <w:bookmarkStart w:id="46" w:name="_Toc242436529"/>
       <w:r>
         <w:t>А.5.1 Таблица finances_beneficiaryaccount — Счёт получателя</w:t>
       </w:r>
@@ -29876,7 +29876,7 @@
       <w:pPr>
         <w:pStyle w:val="31"/>
       </w:pPr>
-      <w:bookmarkStart w:id="47" w:name="_Toc242194250"/>
+      <w:bookmarkStart w:id="47" w:name="_Toc242436530"/>
       <w:r>
         <w:t>А.5.2 Таблица finances_exchangerate — Курс валюты</w:t>
       </w:r>
@@ -30487,7 +30487,7 @@
       <w:pPr>
         <w:pStyle w:val="31"/>
       </w:pPr>
-      <w:bookmarkStart w:id="48" w:name="_Toc242194251"/>
+      <w:bookmarkStart w:id="48" w:name="_Toc242436531"/>
       <w:r>
         <w:t>А.5.3 Таблица finances_payment — Платёж</w:t>
       </w:r>
@@ -31776,7 +31776,7 @@
       <w:pPr>
         <w:pStyle w:val="31"/>
       </w:pPr>
-      <w:bookmarkStart w:id="49" w:name="_Toc242194252"/>
+      <w:bookmarkStart w:id="49" w:name="_Toc242436532"/>
       <w:r>
         <w:t>А.5.4 Таблица finances_paymentlog — Лог платежа</w:t>
       </w:r>
@@ -32191,7 +32191,7 @@
       <w:pPr>
         <w:pStyle w:val="31"/>
       </w:pPr>
-      <w:bookmarkStart w:id="50" w:name="_Toc242194253"/>
+      <w:bookmarkStart w:id="50" w:name="_Toc242436533"/>
       <w:r>
         <w:t>А.5.5 Таблица finances_paymenttype — Тип платежа</w:t>
       </w:r>
@@ -32673,7 +32673,7 @@
       <w:pPr>
         <w:pStyle w:val="21"/>
       </w:pPr>
-      <w:bookmarkStart w:id="51" w:name="_Toc242194254"/>
+      <w:bookmarkStart w:id="51" w:name="_Toc242436534"/>
       <w:r>
         <w:t>А.6 Задачи (приложение tasks)</w:t>
       </w:r>
@@ -32683,7 +32683,7 @@
       <w:pPr>
         <w:pStyle w:val="31"/>
       </w:pPr>
-      <w:bookmarkStart w:id="52" w:name="_Toc242194255"/>
+      <w:bookmarkStart w:id="52" w:name="_Toc242436535"/>
       <w:r>
         <w:t>А.6.1 Таблица tasks_task — Задача</w:t>
       </w:r>
@@ -34034,7 +34034,7 @@
       <w:pPr>
         <w:pStyle w:val="31"/>
       </w:pPr>
-      <w:bookmarkStart w:id="53" w:name="_Toc242194256"/>
+      <w:bookmarkStart w:id="53" w:name="_Toc242436536"/>
       <w:r>
         <w:t>А.6.2 Таблица tasks_taskcomment — Комментарий к задаче</w:t>
       </w:r>
@@ -34573,7 +34573,7 @@
       <w:pPr>
         <w:pStyle w:val="31"/>
       </w:pPr>
-      <w:bookmarkStart w:id="54" w:name="_Toc242194257"/>
+      <w:bookmarkStart w:id="54" w:name="_Toc242436537"/>
       <w:r>
         <w:t>А.6.3 Таблица tasks_tasklog — Лог задачи</w:t>
       </w:r>
@@ -35118,7 +35118,7 @@
       <w:pPr>
         <w:pStyle w:val="21"/>
       </w:pPr>
-      <w:bookmarkStart w:id="55" w:name="_Toc242194258"/>
+      <w:bookmarkStart w:id="55" w:name="_Toc242436538"/>
       <w:r>
         <w:t>А.7 Документы (приложение documents)</w:t>
       </w:r>
@@ -35128,7 +35128,7 @@
       <w:pPr>
         <w:pStyle w:val="31"/>
       </w:pPr>
-      <w:bookmarkStart w:id="56" w:name="_Toc242194259"/>
+      <w:bookmarkStart w:id="56" w:name="_Toc242436539"/>
       <w:r>
         <w:t>А.7.1 Таблица documents_template — Шаблон документа</w:t>
       </w:r>
@@ -35853,7 +35853,7 @@
       <w:pPr>
         <w:pStyle w:val="21"/>
       </w:pPr>
-      <w:bookmarkStart w:id="57" w:name="_Toc242194260"/>
+      <w:bookmarkStart w:id="57" w:name="_Toc242436540"/>
       <w:r>
         <w:t>А.8 Планы и отчёты (приложение reports)</w:t>
       </w:r>
@@ -35863,7 +35863,7 @@
       <w:pPr>
         <w:pStyle w:val="31"/>
       </w:pPr>
-      <w:bookmarkStart w:id="58" w:name="_Toc242194261"/>
+      <w:bookmarkStart w:id="58" w:name="_Toc242436541"/>
       <w:r>
         <w:t>А.8.1 Таблица reports_employeeplan — План продаж (по сотрудникам)</w:t>
       </w:r>
@@ -36407,7 +36407,7 @@
       <w:pPr>
         <w:pStyle w:val="31"/>
       </w:pPr>
-      <w:bookmarkStart w:id="59" w:name="_Toc242194262"/>
+      <w:bookmarkStart w:id="59" w:name="_Toc242436542"/>
       <w:r>
         <w:t>А.8.2 Таблица reports_plan — План продаж (по проектам)</w:t>
       </w:r>
@@ -36952,7 +36952,7 @@
       <w:pPr>
         <w:pStyle w:val="21"/>
       </w:pPr>
-      <w:bookmarkStart w:id="60" w:name="_Toc242194263"/>
+      <w:bookmarkStart w:id="60" w:name="_Toc242436543"/>
       <w:r>
         <w:t>А.9 Организационная структура и права доступа (приложение permissions)</w:t>
       </w:r>
@@ -36962,7 +36962,7 @@
       <w:pPr>
         <w:pStyle w:val="31"/>
       </w:pPr>
-      <w:bookmarkStart w:id="61" w:name="_Toc242194264"/>
+      <w:bookmarkStart w:id="61" w:name="_Toc242436544"/>
       <w:r>
         <w:t>А.9.1 Таблица permissions_company — Компания</w:t>
       </w:r>
@@ -37625,7 +37625,7 @@
       <w:pPr>
         <w:pStyle w:val="31"/>
       </w:pPr>
-      <w:bookmarkStart w:id="62" w:name="_Toc242194265"/>
+      <w:bookmarkStart w:id="62" w:name="_Toc242436545"/>
       <w:r>
         <w:t>А.9.2 Таблица permissions_department — Отдел</w:t>
       </w:r>
@@ -38293,7 +38293,7 @@
       <w:pPr>
         <w:pStyle w:val="31"/>
       </w:pPr>
-      <w:bookmarkStart w:id="63" w:name="_Toc242194266"/>
+      <w:bookmarkStart w:id="63" w:name="_Toc242436546"/>
       <w:r>
         <w:t>А.9.3 Таблица permissions_partnerapikey — API ключ партнёра</w:t>
       </w:r>
@@ -39267,7 +39267,7 @@
       <w:pPr>
         <w:pStyle w:val="31"/>
       </w:pPr>
-      <w:bookmarkStart w:id="64" w:name="_Toc242194267"/>
+      <w:bookmarkStart w:id="64" w:name="_Toc242436547"/>
       <w:r>
         <w:t>А.9.4 Таблица permissions_permission — Разрешение</w:t>
       </w:r>
@@ -39997,7 +39997,7 @@
       <w:pPr>
         <w:pStyle w:val="31"/>
       </w:pPr>
-      <w:bookmarkStart w:id="65" w:name="_Toc242194268"/>
+      <w:bookmarkStart w:id="65" w:name="_Toc242436548"/>
       <w:r>
         <w:t>А.9.5 Таблица permissions_permissionlog — Лог разрешений</w:t>
       </w:r>
@@ -40604,7 +40604,7 @@
       <w:pPr>
         <w:pStyle w:val="31"/>
       </w:pPr>
-      <w:bookmarkStart w:id="66" w:name="_Toc242194269"/>
+      <w:bookmarkStart w:id="66" w:name="_Toc242436549"/>
       <w:r>
         <w:t>А.9.6 Таблица permissions_role — Роль</w:t>
       </w:r>
@@ -41515,7 +41515,7 @@
       <w:pPr>
         <w:pStyle w:val="31"/>
       </w:pPr>
-      <w:bookmarkStart w:id="67" w:name="_Toc242194270"/>
+      <w:bookmarkStart w:id="67" w:name="_Toc242436550"/>
       <w:r>
         <w:t>А.9.7 Таблица permissions_userprofile — Профиль пользователя</w:t>
       </w:r>
@@ -42429,7 +42429,7 @@
         <w:ind w:firstLine="0"/>
         <w:jc w:val="center"/>
       </w:pPr>
-      <w:bookmarkStart w:id="68" w:name="_Toc242194271"/>
+      <w:bookmarkStart w:id="68" w:name="_Toc242436551"/>
       <w:r>
         <w:lastRenderedPageBreak/>
         <w:t>Приложение Б</w:t>
@@ -42453,7 +42453,7 @@
       <w:pPr>
         <w:pStyle w:val="21"/>
       </w:pPr>
-      <w:bookmarkStart w:id="69" w:name="_Toc242194272"/>
+      <w:bookmarkStart w:id="69" w:name="_Toc242436552"/>
       <w:r>
         <w:t>Б.1 Классификаторы, заданные в программе</w:t>
       </w:r>
@@ -45185,7 +45185,7 @@
       <w:pPr>
         <w:pStyle w:val="21"/>
       </w:pPr>
-      <w:bookmarkStart w:id="70" w:name="_Toc242194273"/>
+      <w:bookmarkStart w:id="70" w:name="_Toc242436553"/>
       <w:r>
         <w:t>Б.2 Состав разрешений</w:t>
       </w:r>
@@ -46947,7 +46947,7 @@
         <w:ind w:firstLine="0"/>
         <w:jc w:val="center"/>
       </w:pPr>
-      <w:bookmarkStart w:id="71" w:name="_Toc242194274"/>
+      <w:bookmarkStart w:id="71" w:name="_Toc242436554"/>
       <w:r>
         <w:lastRenderedPageBreak/>
         <w:t>Приложение В</w:t>
@@ -48018,7 +48018,7 @@
         <w:ind w:firstLine="0"/>
         <w:jc w:val="center"/>
       </w:pPr>
-      <w:bookmarkStart w:id="72" w:name="_Toc242194275"/>
+      <w:bookmarkStart w:id="72" w:name="_Toc242436555"/>
       <w:r>
         <w:lastRenderedPageBreak/>
         <w:t>ЛИСТ РЕГИСТРАЦИИ ИЗМЕНЕНИЙ</w:t>
@@ -50080,31 +50080,31 @@
       </w:rPr>
     </w:lvl>
   </w:abstractNum>
-  <w:num w:numId="1" w16cid:durableId="494152252">
+  <w:num w:numId="1" w16cid:durableId="1414476317">
     <w:abstractNumId w:val="8"/>
   </w:num>
-  <w:num w:numId="2" w16cid:durableId="1278564894">
+  <w:num w:numId="2" w16cid:durableId="309334596">
     <w:abstractNumId w:val="6"/>
   </w:num>
-  <w:num w:numId="3" w16cid:durableId="287276149">
+  <w:num w:numId="3" w16cid:durableId="102580356">
     <w:abstractNumId w:val="5"/>
   </w:num>
-  <w:num w:numId="4" w16cid:durableId="606355000">
+  <w:num w:numId="4" w16cid:durableId="1106777931">
     <w:abstractNumId w:val="4"/>
   </w:num>
-  <w:num w:numId="5" w16cid:durableId="238757867">
+  <w:num w:numId="5" w16cid:durableId="2107843067">
     <w:abstractNumId w:val="7"/>
   </w:num>
-  <w:num w:numId="6" w16cid:durableId="1805275690">
+  <w:num w:numId="6" w16cid:durableId="209876998">
     <w:abstractNumId w:val="3"/>
   </w:num>
-  <w:num w:numId="7" w16cid:durableId="8726224">
+  <w:num w:numId="7" w16cid:durableId="1235511868">
     <w:abstractNumId w:val="2"/>
   </w:num>
-  <w:num w:numId="8" w16cid:durableId="1951741312">
+  <w:num w:numId="8" w16cid:durableId="702289319">
     <w:abstractNumId w:val="1"/>
   </w:num>
-  <w:num w:numId="9" w16cid:durableId="1549560883">
+  <w:num w:numId="9" w16cid:durableId="363988255">
     <w:abstractNumId w:val="0"/>
   </w:num>
 </w:numbering>
@@ -61637,7 +61637,7 @@
     <w:autoRedefine/>
     <w:uiPriority w:val="39"/>
     <w:unhideWhenUsed/>
-    <w:rsid w:val="00E03F05"/>
+    <w:rsid w:val="001006BF"/>
     <w:pPr>
       <w:spacing w:after="100"/>
     </w:pPr>
@@ -61649,7 +61649,7 @@
     <w:autoRedefine/>
     <w:uiPriority w:val="39"/>
     <w:unhideWhenUsed/>
-    <w:rsid w:val="00E03F05"/>
+    <w:rsid w:val="001006BF"/>
     <w:pPr>
       <w:spacing w:after="100"/>
       <w:ind w:left="240"/>
@@ -61662,7 +61662,7 @@
     <w:autoRedefine/>
     <w:uiPriority w:val="39"/>
     <w:unhideWhenUsed/>
-    <w:rsid w:val="00E03F05"/>
+    <w:rsid w:val="001006BF"/>
     <w:pPr>
       <w:spacing w:after="100"/>
       <w:ind w:left="480"/>
@@ -61673,7 +61673,7 @@
     <w:basedOn w:val="a2"/>
     <w:uiPriority w:val="99"/>
     <w:unhideWhenUsed/>
-    <w:rsid w:val="00E03F05"/>
+    <w:rsid w:val="001006BF"/>
     <w:rPr>
       <w:color w:val="0000FF" w:themeColor="hyperlink"/>
       <w:u w:val="single"/>

--- a/docs/gost/out/04_П5_Описание_информационного_обеспечения.docx
+++ b/docs/gost/out/04_П5_Описание_информационного_обеспечения.docx
@@ -306,7 +306,7 @@
       <w:r>
         <w:fldChar w:fldCharType="separate"/>
       </w:r>
-      <w:hyperlink w:anchor="_Toc242436483" w:history="1">
+      <w:hyperlink w:anchor="_Toc242450836" w:history="1">
         <w:r>
           <w:rPr>
             <w:rStyle w:val="aff8"/>
@@ -333,7 +333,7 @@
             <w:noProof/>
             <w:webHidden/>
           </w:rPr>
-          <w:instrText xml:space="preserve"> PAGEREF _Toc242436483 \h </w:instrText>
+          <w:instrText xml:space="preserve"> PAGEREF _Toc242450836 \h </w:instrText>
         </w:r>
         <w:r>
           <w:rPr>
@@ -379,7 +379,7 @@
           <w14:ligatures w14:val="standardContextual"/>
         </w:rPr>
       </w:pPr>
-      <w:hyperlink w:anchor="_Toc242436484" w:history="1">
+      <w:hyperlink w:anchor="_Toc242450837" w:history="1">
         <w:r>
           <w:rPr>
             <w:rStyle w:val="aff8"/>
@@ -406,7 +406,7 @@
             <w:noProof/>
             <w:webHidden/>
           </w:rPr>
-          <w:instrText xml:space="preserve"> PAGEREF _Toc242436484 \h </w:instrText>
+          <w:instrText xml:space="preserve"> PAGEREF _Toc242450837 \h </w:instrText>
         </w:r>
         <w:r>
           <w:rPr>
@@ -452,7 +452,7 @@
           <w14:ligatures w14:val="standardContextual"/>
         </w:rPr>
       </w:pPr>
-      <w:hyperlink w:anchor="_Toc242436485" w:history="1">
+      <w:hyperlink w:anchor="_Toc242450838" w:history="1">
         <w:r>
           <w:rPr>
             <w:rStyle w:val="aff8"/>
@@ -479,7 +479,7 @@
             <w:noProof/>
             <w:webHidden/>
           </w:rPr>
-          <w:instrText xml:space="preserve"> PAGEREF _Toc242436485 \h </w:instrText>
+          <w:instrText xml:space="preserve"> PAGEREF _Toc242450838 \h </w:instrText>
         </w:r>
         <w:r>
           <w:rPr>
@@ -525,7 +525,7 @@
           <w14:ligatures w14:val="standardContextual"/>
         </w:rPr>
       </w:pPr>
-      <w:hyperlink w:anchor="_Toc242436486" w:history="1">
+      <w:hyperlink w:anchor="_Toc242450839" w:history="1">
         <w:r>
           <w:rPr>
             <w:rStyle w:val="aff8"/>
@@ -552,7 +552,7 @@
             <w:noProof/>
             <w:webHidden/>
           </w:rPr>
-          <w:instrText xml:space="preserve"> PAGEREF _Toc242436486 \h </w:instrText>
+          <w:instrText xml:space="preserve"> PAGEREF _Toc242450839 \h </w:instrText>
         </w:r>
         <w:r>
           <w:rPr>
@@ -598,7 +598,7 @@
           <w14:ligatures w14:val="standardContextual"/>
         </w:rPr>
       </w:pPr>
-      <w:hyperlink w:anchor="_Toc242436487" w:history="1">
+      <w:hyperlink w:anchor="_Toc242450840" w:history="1">
         <w:r>
           <w:rPr>
             <w:rStyle w:val="aff8"/>
@@ -625,7 +625,7 @@
             <w:noProof/>
             <w:webHidden/>
           </w:rPr>
-          <w:instrText xml:space="preserve"> PAGEREF _Toc242436487 \h </w:instrText>
+          <w:instrText xml:space="preserve"> PAGEREF _Toc242450840 \h </w:instrText>
         </w:r>
         <w:r>
           <w:rPr>
@@ -671,7 +671,7 @@
           <w14:ligatures w14:val="standardContextual"/>
         </w:rPr>
       </w:pPr>
-      <w:hyperlink w:anchor="_Toc242436488" w:history="1">
+      <w:hyperlink w:anchor="_Toc242450841" w:history="1">
         <w:r>
           <w:rPr>
             <w:rStyle w:val="aff8"/>
@@ -698,7 +698,7 @@
             <w:noProof/>
             <w:webHidden/>
           </w:rPr>
-          <w:instrText xml:space="preserve"> PAGEREF _Toc242436488 \h </w:instrText>
+          <w:instrText xml:space="preserve"> PAGEREF _Toc242450841 \h </w:instrText>
         </w:r>
         <w:r>
           <w:rPr>
@@ -744,7 +744,7 @@
           <w14:ligatures w14:val="standardContextual"/>
         </w:rPr>
       </w:pPr>
-      <w:hyperlink w:anchor="_Toc242436489" w:history="1">
+      <w:hyperlink w:anchor="_Toc242450842" w:history="1">
         <w:r>
           <w:rPr>
             <w:rStyle w:val="aff8"/>
@@ -771,7 +771,7 @@
             <w:noProof/>
             <w:webHidden/>
           </w:rPr>
-          <w:instrText xml:space="preserve"> PAGEREF _Toc242436489 \h </w:instrText>
+          <w:instrText xml:space="preserve"> PAGEREF _Toc242450842 \h </w:instrText>
         </w:r>
         <w:r>
           <w:rPr>
@@ -817,7 +817,7 @@
           <w14:ligatures w14:val="standardContextual"/>
         </w:rPr>
       </w:pPr>
-      <w:hyperlink w:anchor="_Toc242436490" w:history="1">
+      <w:hyperlink w:anchor="_Toc242450843" w:history="1">
         <w:r>
           <w:rPr>
             <w:rStyle w:val="aff8"/>
@@ -844,7 +844,7 @@
             <w:noProof/>
             <w:webHidden/>
           </w:rPr>
-          <w:instrText xml:space="preserve"> PAGEREF _Toc242436490 \h </w:instrText>
+          <w:instrText xml:space="preserve"> PAGEREF _Toc242450843 \h </w:instrText>
         </w:r>
         <w:r>
           <w:rPr>
@@ -890,7 +890,7 @@
           <w14:ligatures w14:val="standardContextual"/>
         </w:rPr>
       </w:pPr>
-      <w:hyperlink w:anchor="_Toc242436491" w:history="1">
+      <w:hyperlink w:anchor="_Toc242450844" w:history="1">
         <w:r>
           <w:rPr>
             <w:rStyle w:val="aff8"/>
@@ -917,7 +917,7 @@
             <w:noProof/>
             <w:webHidden/>
           </w:rPr>
-          <w:instrText xml:space="preserve"> PAGEREF _Toc242436491 \h </w:instrText>
+          <w:instrText xml:space="preserve"> PAGEREF _Toc242450844 \h </w:instrText>
         </w:r>
         <w:r>
           <w:rPr>
@@ -963,7 +963,7 @@
           <w14:ligatures w14:val="standardContextual"/>
         </w:rPr>
       </w:pPr>
-      <w:hyperlink w:anchor="_Toc242436492" w:history="1">
+      <w:hyperlink w:anchor="_Toc242450845" w:history="1">
         <w:r>
           <w:rPr>
             <w:rStyle w:val="aff8"/>
@@ -990,7 +990,7 @@
             <w:noProof/>
             <w:webHidden/>
           </w:rPr>
-          <w:instrText xml:space="preserve"> PAGEREF _Toc242436492 \h </w:instrText>
+          <w:instrText xml:space="preserve"> PAGEREF _Toc242450845 \h </w:instrText>
         </w:r>
         <w:r>
           <w:rPr>
@@ -1036,7 +1036,7 @@
           <w14:ligatures w14:val="standardContextual"/>
         </w:rPr>
       </w:pPr>
-      <w:hyperlink w:anchor="_Toc242436493" w:history="1">
+      <w:hyperlink w:anchor="_Toc242450846" w:history="1">
         <w:r>
           <w:rPr>
             <w:rStyle w:val="aff8"/>
@@ -1063,7 +1063,7 @@
             <w:noProof/>
             <w:webHidden/>
           </w:rPr>
-          <w:instrText xml:space="preserve"> PAGEREF _Toc242436493 \h </w:instrText>
+          <w:instrText xml:space="preserve"> PAGEREF _Toc242450846 \h </w:instrText>
         </w:r>
         <w:r>
           <w:rPr>
@@ -1109,7 +1109,7 @@
           <w14:ligatures w14:val="standardContextual"/>
         </w:rPr>
       </w:pPr>
-      <w:hyperlink w:anchor="_Toc242436494" w:history="1">
+      <w:hyperlink w:anchor="_Toc242450847" w:history="1">
         <w:r>
           <w:rPr>
             <w:rStyle w:val="aff8"/>
@@ -1136,7 +1136,7 @@
             <w:noProof/>
             <w:webHidden/>
           </w:rPr>
-          <w:instrText xml:space="preserve"> PAGEREF _Toc242436494 \h </w:instrText>
+          <w:instrText xml:space="preserve"> PAGEREF _Toc242450847 \h </w:instrText>
         </w:r>
         <w:r>
           <w:rPr>
@@ -1182,7 +1182,7 @@
           <w14:ligatures w14:val="standardContextual"/>
         </w:rPr>
       </w:pPr>
-      <w:hyperlink w:anchor="_Toc242436495" w:history="1">
+      <w:hyperlink w:anchor="_Toc242450848" w:history="1">
         <w:r>
           <w:rPr>
             <w:rStyle w:val="aff8"/>
@@ -1209,7 +1209,7 @@
             <w:noProof/>
             <w:webHidden/>
           </w:rPr>
-          <w:instrText xml:space="preserve"> PAGEREF _Toc242436495 \h </w:instrText>
+          <w:instrText xml:space="preserve"> PAGEREF _Toc242450848 \h </w:instrText>
         </w:r>
         <w:r>
           <w:rPr>
@@ -1255,7 +1255,7 @@
           <w14:ligatures w14:val="standardContextual"/>
         </w:rPr>
       </w:pPr>
-      <w:hyperlink w:anchor="_Toc242436496" w:history="1">
+      <w:hyperlink w:anchor="_Toc242450849" w:history="1">
         <w:r>
           <w:rPr>
             <w:rStyle w:val="aff8"/>
@@ -1282,7 +1282,7 @@
             <w:noProof/>
             <w:webHidden/>
           </w:rPr>
-          <w:instrText xml:space="preserve"> PAGEREF _Toc242436496 \h </w:instrText>
+          <w:instrText xml:space="preserve"> PAGEREF _Toc242450849 \h </w:instrText>
         </w:r>
         <w:r>
           <w:rPr>
@@ -1328,7 +1328,7 @@
           <w14:ligatures w14:val="standardContextual"/>
         </w:rPr>
       </w:pPr>
-      <w:hyperlink w:anchor="_Toc242436497" w:history="1">
+      <w:hyperlink w:anchor="_Toc242450850" w:history="1">
         <w:r>
           <w:rPr>
             <w:rStyle w:val="aff8"/>
@@ -1355,7 +1355,7 @@
             <w:noProof/>
             <w:webHidden/>
           </w:rPr>
-          <w:instrText xml:space="preserve"> PAGEREF _Toc242436497 \h </w:instrText>
+          <w:instrText xml:space="preserve"> PAGEREF _Toc242450850 \h </w:instrText>
         </w:r>
         <w:r>
           <w:rPr>
@@ -1401,7 +1401,7 @@
           <w14:ligatures w14:val="standardContextual"/>
         </w:rPr>
       </w:pPr>
-      <w:hyperlink w:anchor="_Toc242436498" w:history="1">
+      <w:hyperlink w:anchor="_Toc242450851" w:history="1">
         <w:r>
           <w:rPr>
             <w:rStyle w:val="aff8"/>
@@ -1428,7 +1428,7 @@
             <w:noProof/>
             <w:webHidden/>
           </w:rPr>
-          <w:instrText xml:space="preserve"> PAGEREF _Toc242436498 \h </w:instrText>
+          <w:instrText xml:space="preserve"> PAGEREF _Toc242450851 \h </w:instrText>
         </w:r>
         <w:r>
           <w:rPr>
@@ -1474,7 +1474,7 @@
           <w14:ligatures w14:val="standardContextual"/>
         </w:rPr>
       </w:pPr>
-      <w:hyperlink w:anchor="_Toc242436499" w:history="1">
+      <w:hyperlink w:anchor="_Toc242450852" w:history="1">
         <w:r>
           <w:rPr>
             <w:rStyle w:val="aff8"/>
@@ -1501,7 +1501,7 @@
             <w:noProof/>
             <w:webHidden/>
           </w:rPr>
-          <w:instrText xml:space="preserve"> PAGEREF _Toc242436499 \h </w:instrText>
+          <w:instrText xml:space="preserve"> PAGEREF _Toc242450852 \h </w:instrText>
         </w:r>
         <w:r>
           <w:rPr>
@@ -1547,7 +1547,7 @@
           <w14:ligatures w14:val="standardContextual"/>
         </w:rPr>
       </w:pPr>
-      <w:hyperlink w:anchor="_Toc242436500" w:history="1">
+      <w:hyperlink w:anchor="_Toc242450853" w:history="1">
         <w:r>
           <w:rPr>
             <w:rStyle w:val="aff8"/>
@@ -1574,7 +1574,7 @@
             <w:noProof/>
             <w:webHidden/>
           </w:rPr>
-          <w:instrText xml:space="preserve"> PAGEREF _Toc242436500 \h </w:instrText>
+          <w:instrText xml:space="preserve"> PAGEREF _Toc242450853 \h </w:instrText>
         </w:r>
         <w:r>
           <w:rPr>
@@ -1620,7 +1620,7 @@
           <w14:ligatures w14:val="standardContextual"/>
         </w:rPr>
       </w:pPr>
-      <w:hyperlink w:anchor="_Toc242436501" w:history="1">
+      <w:hyperlink w:anchor="_Toc242450854" w:history="1">
         <w:r>
           <w:rPr>
             <w:rStyle w:val="aff8"/>
@@ -1647,7 +1647,7 @@
             <w:noProof/>
             <w:webHidden/>
           </w:rPr>
-          <w:instrText xml:space="preserve"> PAGEREF _Toc242436501 \h </w:instrText>
+          <w:instrText xml:space="preserve"> PAGEREF _Toc242450854 \h </w:instrText>
         </w:r>
         <w:r>
           <w:rPr>
@@ -1693,7 +1693,7 @@
           <w14:ligatures w14:val="standardContextual"/>
         </w:rPr>
       </w:pPr>
-      <w:hyperlink w:anchor="_Toc242436502" w:history="1">
+      <w:hyperlink w:anchor="_Toc242450855" w:history="1">
         <w:r>
           <w:rPr>
             <w:rStyle w:val="aff8"/>
@@ -1720,7 +1720,7 @@
             <w:noProof/>
             <w:webHidden/>
           </w:rPr>
-          <w:instrText xml:space="preserve"> PAGEREF _Toc242436502 \h </w:instrText>
+          <w:instrText xml:space="preserve"> PAGEREF _Toc242450855 \h </w:instrText>
         </w:r>
         <w:r>
           <w:rPr>
@@ -1766,7 +1766,7 @@
           <w14:ligatures w14:val="standardContextual"/>
         </w:rPr>
       </w:pPr>
-      <w:hyperlink w:anchor="_Toc242436503" w:history="1">
+      <w:hyperlink w:anchor="_Toc242450856" w:history="1">
         <w:r>
           <w:rPr>
             <w:rStyle w:val="aff8"/>
@@ -1793,7 +1793,7 @@
             <w:noProof/>
             <w:webHidden/>
           </w:rPr>
-          <w:instrText xml:space="preserve"> PAGEREF _Toc242436503 \h </w:instrText>
+          <w:instrText xml:space="preserve"> PAGEREF _Toc242450856 \h </w:instrText>
         </w:r>
         <w:r>
           <w:rPr>
@@ -1839,7 +1839,7 @@
           <w14:ligatures w14:val="standardContextual"/>
         </w:rPr>
       </w:pPr>
-      <w:hyperlink w:anchor="_Toc242436504" w:history="1">
+      <w:hyperlink w:anchor="_Toc242450857" w:history="1">
         <w:r>
           <w:rPr>
             <w:rStyle w:val="aff8"/>
@@ -1866,7 +1866,7 @@
             <w:noProof/>
             <w:webHidden/>
           </w:rPr>
-          <w:instrText xml:space="preserve"> PAGEREF _Toc242436504 \h </w:instrText>
+          <w:instrText xml:space="preserve"> PAGEREF _Toc242450857 \h </w:instrText>
         </w:r>
         <w:r>
           <w:rPr>
@@ -1912,7 +1912,7 @@
           <w14:ligatures w14:val="standardContextual"/>
         </w:rPr>
       </w:pPr>
-      <w:hyperlink w:anchor="_Toc242436505" w:history="1">
+      <w:hyperlink w:anchor="_Toc242450858" w:history="1">
         <w:r>
           <w:rPr>
             <w:rStyle w:val="aff8"/>
@@ -1939,7 +1939,7 @@
             <w:noProof/>
             <w:webHidden/>
           </w:rPr>
-          <w:instrText xml:space="preserve"> PAGEREF _Toc242436505 \h </w:instrText>
+          <w:instrText xml:space="preserve"> PAGEREF _Toc242450858 \h </w:instrText>
         </w:r>
         <w:r>
           <w:rPr>
@@ -1985,7 +1985,7 @@
           <w14:ligatures w14:val="standardContextual"/>
         </w:rPr>
       </w:pPr>
-      <w:hyperlink w:anchor="_Toc242436506" w:history="1">
+      <w:hyperlink w:anchor="_Toc242450859" w:history="1">
         <w:r>
           <w:rPr>
             <w:rStyle w:val="aff8"/>
@@ -2012,7 +2012,7 @@
             <w:noProof/>
             <w:webHidden/>
           </w:rPr>
-          <w:instrText xml:space="preserve"> PAGEREF _Toc242436506 \h </w:instrText>
+          <w:instrText xml:space="preserve"> PAGEREF _Toc242450859 \h </w:instrText>
         </w:r>
         <w:r>
           <w:rPr>
@@ -2058,7 +2058,7 @@
           <w14:ligatures w14:val="standardContextual"/>
         </w:rPr>
       </w:pPr>
-      <w:hyperlink w:anchor="_Toc242436507" w:history="1">
+      <w:hyperlink w:anchor="_Toc242450860" w:history="1">
         <w:r>
           <w:rPr>
             <w:rStyle w:val="aff8"/>
@@ -2085,7 +2085,7 @@
             <w:noProof/>
             <w:webHidden/>
           </w:rPr>
-          <w:instrText xml:space="preserve"> PAGEREF _Toc242436507 \h </w:instrText>
+          <w:instrText xml:space="preserve"> PAGEREF _Toc242450860 \h </w:instrText>
         </w:r>
         <w:r>
           <w:rPr>
@@ -2131,7 +2131,7 @@
           <w14:ligatures w14:val="standardContextual"/>
         </w:rPr>
       </w:pPr>
-      <w:hyperlink w:anchor="_Toc242436508" w:history="1">
+      <w:hyperlink w:anchor="_Toc242450861" w:history="1">
         <w:r>
           <w:rPr>
             <w:rStyle w:val="aff8"/>
@@ -2158,7 +2158,7 @@
             <w:noProof/>
             <w:webHidden/>
           </w:rPr>
-          <w:instrText xml:space="preserve"> PAGEREF _Toc242436508 \h </w:instrText>
+          <w:instrText xml:space="preserve"> PAGEREF _Toc242450861 \h </w:instrText>
         </w:r>
         <w:r>
           <w:rPr>
@@ -2204,7 +2204,7 @@
           <w14:ligatures w14:val="standardContextual"/>
         </w:rPr>
       </w:pPr>
-      <w:hyperlink w:anchor="_Toc242436509" w:history="1">
+      <w:hyperlink w:anchor="_Toc242450862" w:history="1">
         <w:r>
           <w:rPr>
             <w:rStyle w:val="aff8"/>
@@ -2231,7 +2231,7 @@
             <w:noProof/>
             <w:webHidden/>
           </w:rPr>
-          <w:instrText xml:space="preserve"> PAGEREF _Toc242436509 \h </w:instrText>
+          <w:instrText xml:space="preserve"> PAGEREF _Toc242450862 \h </w:instrText>
         </w:r>
         <w:r>
           <w:rPr>
@@ -2277,7 +2277,7 @@
           <w14:ligatures w14:val="standardContextual"/>
         </w:rPr>
       </w:pPr>
-      <w:hyperlink w:anchor="_Toc242436510" w:history="1">
+      <w:hyperlink w:anchor="_Toc242450863" w:history="1">
         <w:r>
           <w:rPr>
             <w:rStyle w:val="aff8"/>
@@ -2304,7 +2304,7 @@
             <w:noProof/>
             <w:webHidden/>
           </w:rPr>
-          <w:instrText xml:space="preserve"> PAGEREF _Toc242436510 \h </w:instrText>
+          <w:instrText xml:space="preserve"> PAGEREF _Toc242450863 \h </w:instrText>
         </w:r>
         <w:r>
           <w:rPr>
@@ -2350,7 +2350,7 @@
           <w14:ligatures w14:val="standardContextual"/>
         </w:rPr>
       </w:pPr>
-      <w:hyperlink w:anchor="_Toc242436511" w:history="1">
+      <w:hyperlink w:anchor="_Toc242450864" w:history="1">
         <w:r>
           <w:rPr>
             <w:rStyle w:val="aff8"/>
@@ -2377,7 +2377,7 @@
             <w:noProof/>
             <w:webHidden/>
           </w:rPr>
-          <w:instrText xml:space="preserve"> PAGEREF _Toc242436511 \h </w:instrText>
+          <w:instrText xml:space="preserve"> PAGEREF _Toc242450864 \h </w:instrText>
         </w:r>
         <w:r>
           <w:rPr>
@@ -2423,7 +2423,7 @@
           <w14:ligatures w14:val="standardContextual"/>
         </w:rPr>
       </w:pPr>
-      <w:hyperlink w:anchor="_Toc242436512" w:history="1">
+      <w:hyperlink w:anchor="_Toc242450865" w:history="1">
         <w:r>
           <w:rPr>
             <w:rStyle w:val="aff8"/>
@@ -2450,7 +2450,7 @@
             <w:noProof/>
             <w:webHidden/>
           </w:rPr>
-          <w:instrText xml:space="preserve"> PAGEREF _Toc242436512 \h </w:instrText>
+          <w:instrText xml:space="preserve"> PAGEREF _Toc242450865 \h </w:instrText>
         </w:r>
         <w:r>
           <w:rPr>
@@ -2496,7 +2496,7 @@
           <w14:ligatures w14:val="standardContextual"/>
         </w:rPr>
       </w:pPr>
-      <w:hyperlink w:anchor="_Toc242436513" w:history="1">
+      <w:hyperlink w:anchor="_Toc242450866" w:history="1">
         <w:r>
           <w:rPr>
             <w:rStyle w:val="aff8"/>
@@ -2523,7 +2523,7 @@
             <w:noProof/>
             <w:webHidden/>
           </w:rPr>
-          <w:instrText xml:space="preserve"> PAGEREF _Toc242436513 \h </w:instrText>
+          <w:instrText xml:space="preserve"> PAGEREF _Toc242450866 \h </w:instrText>
         </w:r>
         <w:r>
           <w:rPr>
@@ -2569,7 +2569,7 @@
           <w14:ligatures w14:val="standardContextual"/>
         </w:rPr>
       </w:pPr>
-      <w:hyperlink w:anchor="_Toc242436514" w:history="1">
+      <w:hyperlink w:anchor="_Toc242450867" w:history="1">
         <w:r>
           <w:rPr>
             <w:rStyle w:val="aff8"/>
@@ -2596,7 +2596,7 @@
             <w:noProof/>
             <w:webHidden/>
           </w:rPr>
-          <w:instrText xml:space="preserve"> PAGEREF _Toc242436514 \h </w:instrText>
+          <w:instrText xml:space="preserve"> PAGEREF _Toc242450867 \h </w:instrText>
         </w:r>
         <w:r>
           <w:rPr>
@@ -2642,7 +2642,7 @@
           <w14:ligatures w14:val="standardContextual"/>
         </w:rPr>
       </w:pPr>
-      <w:hyperlink w:anchor="_Toc242436515" w:history="1">
+      <w:hyperlink w:anchor="_Toc242450868" w:history="1">
         <w:r>
           <w:rPr>
             <w:rStyle w:val="aff8"/>
@@ -2669,7 +2669,7 @@
             <w:noProof/>
             <w:webHidden/>
           </w:rPr>
-          <w:instrText xml:space="preserve"> PAGEREF _Toc242436515 \h </w:instrText>
+          <w:instrText xml:space="preserve"> PAGEREF _Toc242450868 \h </w:instrText>
         </w:r>
         <w:r>
           <w:rPr>
@@ -2715,7 +2715,7 @@
           <w14:ligatures w14:val="standardContextual"/>
         </w:rPr>
       </w:pPr>
-      <w:hyperlink w:anchor="_Toc242436516" w:history="1">
+      <w:hyperlink w:anchor="_Toc242450869" w:history="1">
         <w:r>
           <w:rPr>
             <w:rStyle w:val="aff8"/>
@@ -2742,7 +2742,7 @@
             <w:noProof/>
             <w:webHidden/>
           </w:rPr>
-          <w:instrText xml:space="preserve"> PAGEREF _Toc242436516 \h </w:instrText>
+          <w:instrText xml:space="preserve"> PAGEREF _Toc242450869 \h </w:instrText>
         </w:r>
         <w:r>
           <w:rPr>
@@ -2788,7 +2788,7 @@
           <w14:ligatures w14:val="standardContextual"/>
         </w:rPr>
       </w:pPr>
-      <w:hyperlink w:anchor="_Toc242436517" w:history="1">
+      <w:hyperlink w:anchor="_Toc242450870" w:history="1">
         <w:r>
           <w:rPr>
             <w:rStyle w:val="aff8"/>
@@ -2815,7 +2815,7 @@
             <w:noProof/>
             <w:webHidden/>
           </w:rPr>
-          <w:instrText xml:space="preserve"> PAGEREF _Toc242436517 \h </w:instrText>
+          <w:instrText xml:space="preserve"> PAGEREF _Toc242450870 \h </w:instrText>
         </w:r>
         <w:r>
           <w:rPr>
@@ -2861,7 +2861,7 @@
           <w14:ligatures w14:val="standardContextual"/>
         </w:rPr>
       </w:pPr>
-      <w:hyperlink w:anchor="_Toc242436518" w:history="1">
+      <w:hyperlink w:anchor="_Toc242450871" w:history="1">
         <w:r>
           <w:rPr>
             <w:rStyle w:val="aff8"/>
@@ -2888,7 +2888,7 @@
             <w:noProof/>
             <w:webHidden/>
           </w:rPr>
-          <w:instrText xml:space="preserve"> PAGEREF _Toc242436518 \h </w:instrText>
+          <w:instrText xml:space="preserve"> PAGEREF _Toc242450871 \h </w:instrText>
         </w:r>
         <w:r>
           <w:rPr>
@@ -2934,7 +2934,7 @@
           <w14:ligatures w14:val="standardContextual"/>
         </w:rPr>
       </w:pPr>
-      <w:hyperlink w:anchor="_Toc242436519" w:history="1">
+      <w:hyperlink w:anchor="_Toc242450872" w:history="1">
         <w:r>
           <w:rPr>
             <w:rStyle w:val="aff8"/>
@@ -2961,7 +2961,7 @@
             <w:noProof/>
             <w:webHidden/>
           </w:rPr>
-          <w:instrText xml:space="preserve"> PAGEREF _Toc242436519 \h </w:instrText>
+          <w:instrText xml:space="preserve"> PAGEREF _Toc242450872 \h </w:instrText>
         </w:r>
         <w:r>
           <w:rPr>
@@ -3007,7 +3007,7 @@
           <w14:ligatures w14:val="standardContextual"/>
         </w:rPr>
       </w:pPr>
-      <w:hyperlink w:anchor="_Toc242436520" w:history="1">
+      <w:hyperlink w:anchor="_Toc242450873" w:history="1">
         <w:r>
           <w:rPr>
             <w:rStyle w:val="aff8"/>
@@ -3034,7 +3034,7 @@
             <w:noProof/>
             <w:webHidden/>
           </w:rPr>
-          <w:instrText xml:space="preserve"> PAGEREF _Toc242436520 \h </w:instrText>
+          <w:instrText xml:space="preserve"> PAGEREF _Toc242450873 \h </w:instrText>
         </w:r>
         <w:r>
           <w:rPr>
@@ -3080,7 +3080,7 @@
           <w14:ligatures w14:val="standardContextual"/>
         </w:rPr>
       </w:pPr>
-      <w:hyperlink w:anchor="_Toc242436521" w:history="1">
+      <w:hyperlink w:anchor="_Toc242450874" w:history="1">
         <w:r>
           <w:rPr>
             <w:rStyle w:val="aff8"/>
@@ -3107,7 +3107,7 @@
             <w:noProof/>
             <w:webHidden/>
           </w:rPr>
-          <w:instrText xml:space="preserve"> PAGEREF _Toc242436521 \h </w:instrText>
+          <w:instrText xml:space="preserve"> PAGEREF _Toc242450874 \h </w:instrText>
         </w:r>
         <w:r>
           <w:rPr>
@@ -3153,7 +3153,7 @@
           <w14:ligatures w14:val="standardContextual"/>
         </w:rPr>
       </w:pPr>
-      <w:hyperlink w:anchor="_Toc242436522" w:history="1">
+      <w:hyperlink w:anchor="_Toc242450875" w:history="1">
         <w:r>
           <w:rPr>
             <w:rStyle w:val="aff8"/>
@@ -3180,7 +3180,7 @@
             <w:noProof/>
             <w:webHidden/>
           </w:rPr>
-          <w:instrText xml:space="preserve"> PAGEREF _Toc242436522 \h </w:instrText>
+          <w:instrText xml:space="preserve"> PAGEREF _Toc242450875 \h </w:instrText>
         </w:r>
         <w:r>
           <w:rPr>
@@ -3226,7 +3226,7 @@
           <w14:ligatures w14:val="standardContextual"/>
         </w:rPr>
       </w:pPr>
-      <w:hyperlink w:anchor="_Toc242436523" w:history="1">
+      <w:hyperlink w:anchor="_Toc242450876" w:history="1">
         <w:r>
           <w:rPr>
             <w:rStyle w:val="aff8"/>
@@ -3253,7 +3253,7 @@
             <w:noProof/>
             <w:webHidden/>
           </w:rPr>
-          <w:instrText xml:space="preserve"> PAGEREF _Toc242436523 \h </w:instrText>
+          <w:instrText xml:space="preserve"> PAGEREF _Toc242450876 \h </w:instrText>
         </w:r>
         <w:r>
           <w:rPr>
@@ -3299,7 +3299,7 @@
           <w14:ligatures w14:val="standardContextual"/>
         </w:rPr>
       </w:pPr>
-      <w:hyperlink w:anchor="_Toc242436524" w:history="1">
+      <w:hyperlink w:anchor="_Toc242450877" w:history="1">
         <w:r>
           <w:rPr>
             <w:rStyle w:val="aff8"/>
@@ -3326,7 +3326,7 @@
             <w:noProof/>
             <w:webHidden/>
           </w:rPr>
-          <w:instrText xml:space="preserve"> PAGEREF _Toc242436524 \h </w:instrText>
+          <w:instrText xml:space="preserve"> PAGEREF _Toc242450877 \h </w:instrText>
         </w:r>
         <w:r>
           <w:rPr>
@@ -3372,7 +3372,7 @@
           <w14:ligatures w14:val="standardContextual"/>
         </w:rPr>
       </w:pPr>
-      <w:hyperlink w:anchor="_Toc242436525" w:history="1">
+      <w:hyperlink w:anchor="_Toc242450878" w:history="1">
         <w:r>
           <w:rPr>
             <w:rStyle w:val="aff8"/>
@@ -3399,7 +3399,7 @@
             <w:noProof/>
             <w:webHidden/>
           </w:rPr>
-          <w:instrText xml:space="preserve"> PAGEREF _Toc242436525 \h </w:instrText>
+          <w:instrText xml:space="preserve"> PAGEREF _Toc242450878 \h </w:instrText>
         </w:r>
         <w:r>
           <w:rPr>
@@ -3445,7 +3445,7 @@
           <w14:ligatures w14:val="standardContextual"/>
         </w:rPr>
       </w:pPr>
-      <w:hyperlink w:anchor="_Toc242436526" w:history="1">
+      <w:hyperlink w:anchor="_Toc242450879" w:history="1">
         <w:r>
           <w:rPr>
             <w:rStyle w:val="aff8"/>
@@ -3472,7 +3472,7 @@
             <w:noProof/>
             <w:webHidden/>
           </w:rPr>
-          <w:instrText xml:space="preserve"> PAGEREF _Toc242436526 \h </w:instrText>
+          <w:instrText xml:space="preserve"> PAGEREF _Toc242450879 \h </w:instrText>
         </w:r>
         <w:r>
           <w:rPr>
@@ -3518,7 +3518,7 @@
           <w14:ligatures w14:val="standardContextual"/>
         </w:rPr>
       </w:pPr>
-      <w:hyperlink w:anchor="_Toc242436527" w:history="1">
+      <w:hyperlink w:anchor="_Toc242450880" w:history="1">
         <w:r>
           <w:rPr>
             <w:rStyle w:val="aff8"/>
@@ -3545,7 +3545,7 @@
             <w:noProof/>
             <w:webHidden/>
           </w:rPr>
-          <w:instrText xml:space="preserve"> PAGEREF _Toc242436527 \h </w:instrText>
+          <w:instrText xml:space="preserve"> PAGEREF _Toc242450880 \h </w:instrText>
         </w:r>
         <w:r>
           <w:rPr>
@@ -3591,7 +3591,7 @@
           <w14:ligatures w14:val="standardContextual"/>
         </w:rPr>
       </w:pPr>
-      <w:hyperlink w:anchor="_Toc242436528" w:history="1">
+      <w:hyperlink w:anchor="_Toc242450881" w:history="1">
         <w:r>
           <w:rPr>
             <w:rStyle w:val="aff8"/>
@@ -3618,7 +3618,7 @@
             <w:noProof/>
             <w:webHidden/>
           </w:rPr>
-          <w:instrText xml:space="preserve"> PAGEREF _Toc242436528 \h </w:instrText>
+          <w:instrText xml:space="preserve"> PAGEREF _Toc242450881 \h </w:instrText>
         </w:r>
         <w:r>
           <w:rPr>
@@ -3664,7 +3664,7 @@
           <w14:ligatures w14:val="standardContextual"/>
         </w:rPr>
       </w:pPr>
-      <w:hyperlink w:anchor="_Toc242436529" w:history="1">
+      <w:hyperlink w:anchor="_Toc242450882" w:history="1">
         <w:r>
           <w:rPr>
             <w:rStyle w:val="aff8"/>
@@ -3691,7 +3691,7 @@
             <w:noProof/>
             <w:webHidden/>
           </w:rPr>
-          <w:instrText xml:space="preserve"> PAGEREF _Toc242436529 \h </w:instrText>
+          <w:instrText xml:space="preserve"> PAGEREF _Toc242450882 \h </w:instrText>
         </w:r>
         <w:r>
           <w:rPr>
@@ -3737,7 +3737,7 @@
           <w14:ligatures w14:val="standardContextual"/>
         </w:rPr>
       </w:pPr>
-      <w:hyperlink w:anchor="_Toc242436530" w:history="1">
+      <w:hyperlink w:anchor="_Toc242450883" w:history="1">
         <w:r>
           <w:rPr>
             <w:rStyle w:val="aff8"/>
@@ -3764,7 +3764,7 @@
             <w:noProof/>
             <w:webHidden/>
           </w:rPr>
-          <w:instrText xml:space="preserve"> PAGEREF _Toc242436530 \h </w:instrText>
+          <w:instrText xml:space="preserve"> PAGEREF _Toc242450883 \h </w:instrText>
         </w:r>
         <w:r>
           <w:rPr>
@@ -3810,7 +3810,7 @@
           <w14:ligatures w14:val="standardContextual"/>
         </w:rPr>
       </w:pPr>
-      <w:hyperlink w:anchor="_Toc242436531" w:history="1">
+      <w:hyperlink w:anchor="_Toc242450884" w:history="1">
         <w:r>
           <w:rPr>
             <w:rStyle w:val="aff8"/>
@@ -3837,7 +3837,7 @@
             <w:noProof/>
             <w:webHidden/>
           </w:rPr>
-          <w:instrText xml:space="preserve"> PAGEREF _Toc242436531 \h </w:instrText>
+          <w:instrText xml:space="preserve"> PAGEREF _Toc242450884 \h </w:instrText>
         </w:r>
         <w:r>
           <w:rPr>
@@ -3883,7 +3883,7 @@
           <w14:ligatures w14:val="standardContextual"/>
         </w:rPr>
       </w:pPr>
-      <w:hyperlink w:anchor="_Toc242436532" w:history="1">
+      <w:hyperlink w:anchor="_Toc242450885" w:history="1">
         <w:r>
           <w:rPr>
             <w:rStyle w:val="aff8"/>
@@ -3910,7 +3910,7 @@
             <w:noProof/>
             <w:webHidden/>
           </w:rPr>
-          <w:instrText xml:space="preserve"> PAGEREF _Toc242436532 \h </w:instrText>
+          <w:instrText xml:space="preserve"> PAGEREF _Toc242450885 \h </w:instrText>
         </w:r>
         <w:r>
           <w:rPr>
@@ -3956,7 +3956,7 @@
           <w14:ligatures w14:val="standardContextual"/>
         </w:rPr>
       </w:pPr>
-      <w:hyperlink w:anchor="_Toc242436533" w:history="1">
+      <w:hyperlink w:anchor="_Toc242450886" w:history="1">
         <w:r>
           <w:rPr>
             <w:rStyle w:val="aff8"/>
@@ -3983,7 +3983,7 @@
             <w:noProof/>
             <w:webHidden/>
           </w:rPr>
-          <w:instrText xml:space="preserve"> PAGEREF _Toc242436533 \h </w:instrText>
+          <w:instrText xml:space="preserve"> PAGEREF _Toc242450886 \h </w:instrText>
         </w:r>
         <w:r>
           <w:rPr>
@@ -4029,7 +4029,7 @@
           <w14:ligatures w14:val="standardContextual"/>
         </w:rPr>
       </w:pPr>
-      <w:hyperlink w:anchor="_Toc242436534" w:history="1">
+      <w:hyperlink w:anchor="_Toc242450887" w:history="1">
         <w:r>
           <w:rPr>
             <w:rStyle w:val="aff8"/>
@@ -4056,7 +4056,7 @@
             <w:noProof/>
             <w:webHidden/>
           </w:rPr>
-          <w:instrText xml:space="preserve"> PAGEREF _Toc242436534 \h </w:instrText>
+          <w:instrText xml:space="preserve"> PAGEREF _Toc242450887 \h </w:instrText>
         </w:r>
         <w:r>
           <w:rPr>
@@ -4102,7 +4102,7 @@
           <w14:ligatures w14:val="standardContextual"/>
         </w:rPr>
       </w:pPr>
-      <w:hyperlink w:anchor="_Toc242436535" w:history="1">
+      <w:hyperlink w:anchor="_Toc242450888" w:history="1">
         <w:r>
           <w:rPr>
             <w:rStyle w:val="aff8"/>
@@ -4129,7 +4129,7 @@
             <w:noProof/>
             <w:webHidden/>
           </w:rPr>
-          <w:instrText xml:space="preserve"> PAGEREF _Toc242436535 \h </w:instrText>
+          <w:instrText xml:space="preserve"> PAGEREF _Toc242450888 \h </w:instrText>
         </w:r>
         <w:r>
           <w:rPr>
@@ -4175,7 +4175,7 @@
           <w14:ligatures w14:val="standardContextual"/>
         </w:rPr>
       </w:pPr>
-      <w:hyperlink w:anchor="_Toc242436536" w:history="1">
+      <w:hyperlink w:anchor="_Toc242450889" w:history="1">
         <w:r>
           <w:rPr>
             <w:rStyle w:val="aff8"/>
@@ -4202,7 +4202,7 @@
             <w:noProof/>
             <w:webHidden/>
           </w:rPr>
-          <w:instrText xml:space="preserve"> PAGEREF _Toc242436536 \h </w:instrText>
+          <w:instrText xml:space="preserve"> PAGEREF _Toc242450889 \h </w:instrText>
         </w:r>
         <w:r>
           <w:rPr>
@@ -4248,7 +4248,7 @@
           <w14:ligatures w14:val="standardContextual"/>
         </w:rPr>
       </w:pPr>
-      <w:hyperlink w:anchor="_Toc242436537" w:history="1">
+      <w:hyperlink w:anchor="_Toc242450890" w:history="1">
         <w:r>
           <w:rPr>
             <w:rStyle w:val="aff8"/>
@@ -4275,7 +4275,7 @@
             <w:noProof/>
             <w:webHidden/>
           </w:rPr>
-          <w:instrText xml:space="preserve"> PAGEREF _Toc242436537 \h </w:instrText>
+          <w:instrText xml:space="preserve"> PAGEREF _Toc242450890 \h </w:instrText>
         </w:r>
         <w:r>
           <w:rPr>
@@ -4321,7 +4321,7 @@
           <w14:ligatures w14:val="standardContextual"/>
         </w:rPr>
       </w:pPr>
-      <w:hyperlink w:anchor="_Toc242436538" w:history="1">
+      <w:hyperlink w:anchor="_Toc242450891" w:history="1">
         <w:r>
           <w:rPr>
             <w:rStyle w:val="aff8"/>
@@ -4348,7 +4348,7 @@
             <w:noProof/>
             <w:webHidden/>
           </w:rPr>
-          <w:instrText xml:space="preserve"> PAGEREF _Toc242436538 \h </w:instrText>
+          <w:instrText xml:space="preserve"> PAGEREF _Toc242450891 \h </w:instrText>
         </w:r>
         <w:r>
           <w:rPr>
@@ -4394,7 +4394,7 @@
           <w14:ligatures w14:val="standardContextual"/>
         </w:rPr>
       </w:pPr>
-      <w:hyperlink w:anchor="_Toc242436539" w:history="1">
+      <w:hyperlink w:anchor="_Toc242450892" w:history="1">
         <w:r>
           <w:rPr>
             <w:rStyle w:val="aff8"/>
@@ -4421,7 +4421,7 @@
             <w:noProof/>
             <w:webHidden/>
           </w:rPr>
-          <w:instrText xml:space="preserve"> PAGEREF _Toc242436539 \h </w:instrText>
+          <w:instrText xml:space="preserve"> PAGEREF _Toc242450892 \h </w:instrText>
         </w:r>
         <w:r>
           <w:rPr>
@@ -4467,7 +4467,7 @@
           <w14:ligatures w14:val="standardContextual"/>
         </w:rPr>
       </w:pPr>
-      <w:hyperlink w:anchor="_Toc242436540" w:history="1">
+      <w:hyperlink w:anchor="_Toc242450893" w:history="1">
         <w:r>
           <w:rPr>
             <w:rStyle w:val="aff8"/>
@@ -4494,7 +4494,7 @@
             <w:noProof/>
             <w:webHidden/>
           </w:rPr>
-          <w:instrText xml:space="preserve"> PAGEREF _Toc242436540 \h </w:instrText>
+          <w:instrText xml:space="preserve"> PAGEREF _Toc242450893 \h </w:instrText>
         </w:r>
         <w:r>
           <w:rPr>
@@ -4540,7 +4540,7 @@
           <w14:ligatures w14:val="standardContextual"/>
         </w:rPr>
       </w:pPr>
-      <w:hyperlink w:anchor="_Toc242436541" w:history="1">
+      <w:hyperlink w:anchor="_Toc242450894" w:history="1">
         <w:r>
           <w:rPr>
             <w:rStyle w:val="aff8"/>
@@ -4567,7 +4567,7 @@
             <w:noProof/>
             <w:webHidden/>
           </w:rPr>
-          <w:instrText xml:space="preserve"> PAGEREF _Toc242436541 \h </w:instrText>
+          <w:instrText xml:space="preserve"> PAGEREF _Toc242450894 \h </w:instrText>
         </w:r>
         <w:r>
           <w:rPr>
@@ -4613,7 +4613,7 @@
           <w14:ligatures w14:val="standardContextual"/>
         </w:rPr>
       </w:pPr>
-      <w:hyperlink w:anchor="_Toc242436542" w:history="1">
+      <w:hyperlink w:anchor="_Toc242450895" w:history="1">
         <w:r>
           <w:rPr>
             <w:rStyle w:val="aff8"/>
@@ -4640,7 +4640,7 @@
             <w:noProof/>
             <w:webHidden/>
           </w:rPr>
-          <w:instrText xml:space="preserve"> PAGEREF _Toc242436542 \h </w:instrText>
+          <w:instrText xml:space="preserve"> PAGEREF _Toc242450895 \h </w:instrText>
         </w:r>
         <w:r>
           <w:rPr>
@@ -4686,7 +4686,7 @@
           <w14:ligatures w14:val="standardContextual"/>
         </w:rPr>
       </w:pPr>
-      <w:hyperlink w:anchor="_Toc242436543" w:history="1">
+      <w:hyperlink w:anchor="_Toc242450896" w:history="1">
         <w:r>
           <w:rPr>
             <w:rStyle w:val="aff8"/>
@@ -4713,7 +4713,7 @@
             <w:noProof/>
             <w:webHidden/>
           </w:rPr>
-          <w:instrText xml:space="preserve"> PAGEREF _Toc242436543 \h </w:instrText>
+          <w:instrText xml:space="preserve"> PAGEREF _Toc242450896 \h </w:instrText>
         </w:r>
         <w:r>
           <w:rPr>
@@ -4759,7 +4759,7 @@
           <w14:ligatures w14:val="standardContextual"/>
         </w:rPr>
       </w:pPr>
-      <w:hyperlink w:anchor="_Toc242436544" w:history="1">
+      <w:hyperlink w:anchor="_Toc242450897" w:history="1">
         <w:r>
           <w:rPr>
             <w:rStyle w:val="aff8"/>
@@ -4786,7 +4786,7 @@
             <w:noProof/>
             <w:webHidden/>
           </w:rPr>
-          <w:instrText xml:space="preserve"> PAGEREF _Toc242436544 \h </w:instrText>
+          <w:instrText xml:space="preserve"> PAGEREF _Toc242450897 \h </w:instrText>
         </w:r>
         <w:r>
           <w:rPr>
@@ -4832,7 +4832,7 @@
           <w14:ligatures w14:val="standardContextual"/>
         </w:rPr>
       </w:pPr>
-      <w:hyperlink w:anchor="_Toc242436545" w:history="1">
+      <w:hyperlink w:anchor="_Toc242450898" w:history="1">
         <w:r>
           <w:rPr>
             <w:rStyle w:val="aff8"/>
@@ -4859,7 +4859,7 @@
             <w:noProof/>
             <w:webHidden/>
           </w:rPr>
-          <w:instrText xml:space="preserve"> PAGEREF _Toc242436545 \h </w:instrText>
+          <w:instrText xml:space="preserve"> PAGEREF _Toc242450898 \h </w:instrText>
         </w:r>
         <w:r>
           <w:rPr>
@@ -4905,7 +4905,7 @@
           <w14:ligatures w14:val="standardContextual"/>
         </w:rPr>
       </w:pPr>
-      <w:hyperlink w:anchor="_Toc242436546" w:history="1">
+      <w:hyperlink w:anchor="_Toc242450899" w:history="1">
         <w:r>
           <w:rPr>
             <w:rStyle w:val="aff8"/>
@@ -4932,7 +4932,7 @@
             <w:noProof/>
             <w:webHidden/>
           </w:rPr>
-          <w:instrText xml:space="preserve"> PAGEREF _Toc242436546 \h </w:instrText>
+          <w:instrText xml:space="preserve"> PAGEREF _Toc242450899 \h </w:instrText>
         </w:r>
         <w:r>
           <w:rPr>
@@ -4978,7 +4978,7 @@
           <w14:ligatures w14:val="standardContextual"/>
         </w:rPr>
       </w:pPr>
-      <w:hyperlink w:anchor="_Toc242436547" w:history="1">
+      <w:hyperlink w:anchor="_Toc242450900" w:history="1">
         <w:r>
           <w:rPr>
             <w:rStyle w:val="aff8"/>
@@ -5005,7 +5005,7 @@
             <w:noProof/>
             <w:webHidden/>
           </w:rPr>
-          <w:instrText xml:space="preserve"> PAGEREF _Toc242436547 \h </w:instrText>
+          <w:instrText xml:space="preserve"> PAGEREF _Toc242450900 \h </w:instrText>
         </w:r>
         <w:r>
           <w:rPr>
@@ -5051,7 +5051,7 @@
           <w14:ligatures w14:val="standardContextual"/>
         </w:rPr>
       </w:pPr>
-      <w:hyperlink w:anchor="_Toc242436548" w:history="1">
+      <w:hyperlink w:anchor="_Toc242450901" w:history="1">
         <w:r>
           <w:rPr>
             <w:rStyle w:val="aff8"/>
@@ -5078,7 +5078,7 @@
             <w:noProof/>
             <w:webHidden/>
           </w:rPr>
-          <w:instrText xml:space="preserve"> PAGEREF _Toc242436548 \h </w:instrText>
+          <w:instrText xml:space="preserve"> PAGEREF _Toc242450901 \h </w:instrText>
         </w:r>
         <w:r>
           <w:rPr>
@@ -5124,7 +5124,7 @@
           <w14:ligatures w14:val="standardContextual"/>
         </w:rPr>
       </w:pPr>
-      <w:hyperlink w:anchor="_Toc242436549" w:history="1">
+      <w:hyperlink w:anchor="_Toc242450902" w:history="1">
         <w:r>
           <w:rPr>
             <w:rStyle w:val="aff8"/>
@@ -5151,7 +5151,7 @@
             <w:noProof/>
             <w:webHidden/>
           </w:rPr>
-          <w:instrText xml:space="preserve"> PAGEREF _Toc242436549 \h </w:instrText>
+          <w:instrText xml:space="preserve"> PAGEREF _Toc242450902 \h </w:instrText>
         </w:r>
         <w:r>
           <w:rPr>
@@ -5197,7 +5197,7 @@
           <w14:ligatures w14:val="standardContextual"/>
         </w:rPr>
       </w:pPr>
-      <w:hyperlink w:anchor="_Toc242436550" w:history="1">
+      <w:hyperlink w:anchor="_Toc242450903" w:history="1">
         <w:r>
           <w:rPr>
             <w:rStyle w:val="aff8"/>
@@ -5224,7 +5224,7 @@
             <w:noProof/>
             <w:webHidden/>
           </w:rPr>
-          <w:instrText xml:space="preserve"> PAGEREF _Toc242436550 \h </w:instrText>
+          <w:instrText xml:space="preserve"> PAGEREF _Toc242450903 \h </w:instrText>
         </w:r>
         <w:r>
           <w:rPr>
@@ -5270,7 +5270,7 @@
           <w14:ligatures w14:val="standardContextual"/>
         </w:rPr>
       </w:pPr>
-      <w:hyperlink w:anchor="_Toc242436551" w:history="1">
+      <w:hyperlink w:anchor="_Toc242450904" w:history="1">
         <w:r>
           <w:rPr>
             <w:rStyle w:val="aff8"/>
@@ -5297,7 +5297,7 @@
             <w:noProof/>
             <w:webHidden/>
           </w:rPr>
-          <w:instrText xml:space="preserve"> PAGEREF _Toc242436551 \h </w:instrText>
+          <w:instrText xml:space="preserve"> PAGEREF _Toc242450904 \h </w:instrText>
         </w:r>
         <w:r>
           <w:rPr>
@@ -5343,7 +5343,7 @@
           <w14:ligatures w14:val="standardContextual"/>
         </w:rPr>
       </w:pPr>
-      <w:hyperlink w:anchor="_Toc242436552" w:history="1">
+      <w:hyperlink w:anchor="_Toc242450905" w:history="1">
         <w:r>
           <w:rPr>
             <w:rStyle w:val="aff8"/>
@@ -5370,7 +5370,7 @@
             <w:noProof/>
             <w:webHidden/>
           </w:rPr>
-          <w:instrText xml:space="preserve"> PAGEREF _Toc242436552 \h </w:instrText>
+          <w:instrText xml:space="preserve"> PAGEREF _Toc242450905 \h </w:instrText>
         </w:r>
         <w:r>
           <w:rPr>
@@ -5416,7 +5416,7 @@
           <w14:ligatures w14:val="standardContextual"/>
         </w:rPr>
       </w:pPr>
-      <w:hyperlink w:anchor="_Toc242436553" w:history="1">
+      <w:hyperlink w:anchor="_Toc242450906" w:history="1">
         <w:r>
           <w:rPr>
             <w:rStyle w:val="aff8"/>
@@ -5443,7 +5443,7 @@
             <w:noProof/>
             <w:webHidden/>
           </w:rPr>
-          <w:instrText xml:space="preserve"> PAGEREF _Toc242436553 \h </w:instrText>
+          <w:instrText xml:space="preserve"> PAGEREF _Toc242450906 \h </w:instrText>
         </w:r>
         <w:r>
           <w:rPr>
@@ -5489,7 +5489,7 @@
           <w14:ligatures w14:val="standardContextual"/>
         </w:rPr>
       </w:pPr>
-      <w:hyperlink w:anchor="_Toc242436554" w:history="1">
+      <w:hyperlink w:anchor="_Toc242450907" w:history="1">
         <w:r>
           <w:rPr>
             <w:rStyle w:val="aff8"/>
@@ -5516,7 +5516,7 @@
             <w:noProof/>
             <w:webHidden/>
           </w:rPr>
-          <w:instrText xml:space="preserve"> PAGEREF _Toc242436554 \h </w:instrText>
+          <w:instrText xml:space="preserve"> PAGEREF _Toc242450907 \h </w:instrText>
         </w:r>
         <w:r>
           <w:rPr>
@@ -5562,7 +5562,7 @@
           <w14:ligatures w14:val="standardContextual"/>
         </w:rPr>
       </w:pPr>
-      <w:hyperlink w:anchor="_Toc242436555" w:history="1">
+      <w:hyperlink w:anchor="_Toc242450908" w:history="1">
         <w:r>
           <w:rPr>
             <w:rStyle w:val="aff8"/>
@@ -5589,7 +5589,7 @@
             <w:noProof/>
             <w:webHidden/>
           </w:rPr>
-          <w:instrText xml:space="preserve"> PAGEREF _Toc242436555 \h </w:instrText>
+          <w:instrText xml:space="preserve"> PAGEREF _Toc242450908 \h </w:instrText>
         </w:r>
         <w:r>
           <w:rPr>
@@ -5635,7 +5635,7 @@
         <w:ind w:firstLine="0"/>
         <w:jc w:val="center"/>
       </w:pPr>
-      <w:bookmarkStart w:id="0" w:name="_Toc242436483"/>
+      <w:bookmarkStart w:id="0" w:name="_Toc242450836"/>
       <w:r>
         <w:lastRenderedPageBreak/>
         <w:t>ПЕРЕЧЕНЬ ТЕРМИНОВ И СОКРАЩЕНИЙ</w:t>
@@ -6897,7 +6897,7 @@
         <w:pStyle w:val="1"/>
         <w:pageBreakBefore/>
       </w:pPr>
-      <w:bookmarkStart w:id="1" w:name="_Toc242436484"/>
+      <w:bookmarkStart w:id="1" w:name="_Toc242450837"/>
       <w:r>
         <w:lastRenderedPageBreak/>
         <w:t>1 Состав информационного обеспечения</w:t>
@@ -6949,7 +6949,7 @@
         <w:pStyle w:val="1"/>
         <w:pageBreakBefore/>
       </w:pPr>
-      <w:bookmarkStart w:id="2" w:name="_Toc242436485"/>
+      <w:bookmarkStart w:id="2" w:name="_Toc242450838"/>
       <w:r>
         <w:lastRenderedPageBreak/>
         <w:t>2 Организация информационного обеспечения</w:t>
@@ -7051,7 +7051,7 @@
         <w:pStyle w:val="1"/>
         <w:pageBreakBefore/>
       </w:pPr>
-      <w:bookmarkStart w:id="3" w:name="_Toc242436486"/>
+      <w:bookmarkStart w:id="3" w:name="_Toc242450839"/>
       <w:r>
         <w:lastRenderedPageBreak/>
         <w:t>3 Организация сбора и передачи информации</w:t>
@@ -7588,7 +7588,7 @@
         <w:pStyle w:val="1"/>
         <w:pageBreakBefore/>
       </w:pPr>
-      <w:bookmarkStart w:id="4" w:name="_Toc242436487"/>
+      <w:bookmarkStart w:id="4" w:name="_Toc242450840"/>
       <w:r>
         <w:lastRenderedPageBreak/>
         <w:t>4 Построение системы классификации и кодирования</w:t>
@@ -7665,7 +7665,7 @@
         <w:pStyle w:val="1"/>
         <w:pageBreakBefore/>
       </w:pPr>
-      <w:bookmarkStart w:id="5" w:name="_Toc242436488"/>
+      <w:bookmarkStart w:id="5" w:name="_Toc242450841"/>
       <w:r>
         <w:lastRenderedPageBreak/>
         <w:t>5 Организация внутримашинной информационной базы</w:t>
@@ -7676,7 +7676,7 @@
       <w:pPr>
         <w:pStyle w:val="21"/>
       </w:pPr>
-      <w:bookmarkStart w:id="6" w:name="_Toc242436489"/>
+      <w:bookmarkStart w:id="6" w:name="_Toc242450842"/>
       <w:r>
         <w:t>5.1 Общие сведения</w:t>
       </w:r>
@@ -10613,7 +10613,7 @@
       <w:pPr>
         <w:pStyle w:val="21"/>
       </w:pPr>
-      <w:bookmarkStart w:id="7" w:name="_Toc242436490"/>
+      <w:bookmarkStart w:id="7" w:name="_Toc242450843"/>
       <w:r>
         <w:t>5.2 Основные связи данных</w:t>
       </w:r>
@@ -10902,7 +10902,7 @@
       <w:pPr>
         <w:pStyle w:val="21"/>
       </w:pPr>
-      <w:bookmarkStart w:id="8" w:name="_Toc242436491"/>
+      <w:bookmarkStart w:id="8" w:name="_Toc242450844"/>
       <w:r>
         <w:t>5.3 Мягкое удаление и архивирование</w:t>
       </w:r>
@@ -10957,7 +10957,7 @@
       <w:pPr>
         <w:pStyle w:val="21"/>
       </w:pPr>
-      <w:bookmarkStart w:id="9" w:name="_Toc242436492"/>
+      <w:bookmarkStart w:id="9" w:name="_Toc242450845"/>
       <w:r>
         <w:t>5.4 Журналы изменений</w:t>
       </w:r>
@@ -11062,7 +11062,7 @@
       <w:pPr>
         <w:pStyle w:val="21"/>
       </w:pPr>
-      <w:bookmarkStart w:id="10" w:name="_Toc242436493"/>
+      <w:bookmarkStart w:id="10" w:name="_Toc242450846"/>
       <w:r>
         <w:t>5.5 Объём данных</w:t>
       </w:r>
@@ -11078,7 +11078,7 @@
         <w:pStyle w:val="1"/>
         <w:pageBreakBefore/>
       </w:pPr>
-      <w:bookmarkStart w:id="11" w:name="_Toc242436494"/>
+      <w:bookmarkStart w:id="11" w:name="_Toc242450847"/>
       <w:r>
         <w:lastRenderedPageBreak/>
         <w:t>6 Организация внемашинной информационной базы</w:t>
@@ -11089,7 +11089,7 @@
       <w:pPr>
         <w:pStyle w:val="21"/>
       </w:pPr>
-      <w:bookmarkStart w:id="12" w:name="_Toc242436495"/>
+      <w:bookmarkStart w:id="12" w:name="_Toc242450848"/>
       <w:r>
         <w:t>6.1 Файловое хранилище</w:t>
       </w:r>
@@ -11601,7 +11601,7 @@
       <w:pPr>
         <w:pStyle w:val="21"/>
       </w:pPr>
-      <w:bookmarkStart w:id="13" w:name="_Toc242436496"/>
+      <w:bookmarkStart w:id="13" w:name="_Toc242450849"/>
       <w:r>
         <w:t>6.2 Резервные копии</w:t>
       </w:r>
@@ -11636,7 +11636,7 @@
       <w:pPr>
         <w:pStyle w:val="21"/>
       </w:pPr>
-      <w:bookmarkStart w:id="14" w:name="_Toc242436497"/>
+      <w:bookmarkStart w:id="14" w:name="_Toc242450850"/>
       <w:r>
         <w:t>6.3 Документы на бумажных носителях</w:t>
       </w:r>
@@ -11654,7 +11654,7 @@
         <w:ind w:firstLine="0"/>
         <w:jc w:val="center"/>
       </w:pPr>
-      <w:bookmarkStart w:id="15" w:name="_Toc242436498"/>
+      <w:bookmarkStart w:id="15" w:name="_Toc242450851"/>
       <w:r>
         <w:lastRenderedPageBreak/>
         <w:t>Приложение А</w:t>
@@ -11678,7 +11678,7 @@
       <w:pPr>
         <w:pStyle w:val="21"/>
       </w:pPr>
-      <w:bookmarkStart w:id="16" w:name="_Toc242436499"/>
+      <w:bookmarkStart w:id="16" w:name="_Toc242450852"/>
       <w:r>
         <w:t>А.1 Общие сведения</w:t>
       </w:r>
@@ -11703,7 +11703,7 @@
       <w:pPr>
         <w:pStyle w:val="21"/>
       </w:pPr>
-      <w:bookmarkStart w:id="17" w:name="_Toc242436500"/>
+      <w:bookmarkStart w:id="17" w:name="_Toc242450853"/>
       <w:r>
         <w:t>А.2 Каталог недвижимости (приложение realty)</w:t>
       </w:r>
@@ -11713,7 +11713,7 @@
       <w:pPr>
         <w:pStyle w:val="31"/>
       </w:pPr>
-      <w:bookmarkStart w:id="18" w:name="_Toc242436501"/>
+      <w:bookmarkStart w:id="18" w:name="_Toc242450854"/>
       <w:r>
         <w:t>А.2.1 Таблица realty_building — Дом</w:t>
       </w:r>
@@ -12934,7 +12934,7 @@
       <w:pPr>
         <w:pStyle w:val="31"/>
       </w:pPr>
-      <w:bookmarkStart w:id="19" w:name="_Toc242436502"/>
+      <w:bookmarkStart w:id="19" w:name="_Toc242450855"/>
       <w:r>
         <w:lastRenderedPageBreak/>
         <w:t>А.2.2 Таблица realty_buildingimage — Фотография дома</w:t>
@@ -13288,7 +13288,7 @@
       <w:pPr>
         <w:pStyle w:val="31"/>
       </w:pPr>
-      <w:bookmarkStart w:id="20" w:name="_Toc242436503"/>
+      <w:bookmarkStart w:id="20" w:name="_Toc242450856"/>
       <w:r>
         <w:t>А.2.3 Таблица realty_buildinglog — Лог дома</w:t>
       </w:r>
@@ -13703,7 +13703,7 @@
       <w:pPr>
         <w:pStyle w:val="31"/>
       </w:pPr>
-      <w:bookmarkStart w:id="21" w:name="_Toc242436504"/>
+      <w:bookmarkStart w:id="21" w:name="_Toc242450857"/>
       <w:r>
         <w:t>А.2.4 Таблица realty_buildingtype — Тип дома</w:t>
       </w:r>
@@ -13999,7 +13999,7 @@
       <w:pPr>
         <w:pStyle w:val="31"/>
       </w:pPr>
-      <w:bookmarkStart w:id="22" w:name="_Toc242436505"/>
+      <w:bookmarkStart w:id="22" w:name="_Toc242450858"/>
       <w:r>
         <w:t>А.2.5 Таблица realty_discount — Скидка</w:t>
       </w:r>
@@ -15035,7 +15035,7 @@
       <w:pPr>
         <w:pStyle w:val="31"/>
       </w:pPr>
-      <w:bookmarkStart w:id="23" w:name="_Toc242436506"/>
+      <w:bookmarkStart w:id="23" w:name="_Toc242450859"/>
       <w:r>
         <w:t>А.2.6 Таблица realty_discountlog — Лог скидки</w:t>
       </w:r>
@@ -15450,7 +15450,7 @@
       <w:pPr>
         <w:pStyle w:val="31"/>
       </w:pPr>
-      <w:bookmarkStart w:id="24" w:name="_Toc242436507"/>
+      <w:bookmarkStart w:id="24" w:name="_Toc242450860"/>
       <w:r>
         <w:t>А.2.7 Таблица realty_layout — Планировка</w:t>
       </w:r>
@@ -15994,7 +15994,7 @@
       <w:pPr>
         <w:pStyle w:val="31"/>
       </w:pPr>
-      <w:bookmarkStart w:id="25" w:name="_Toc242436508"/>
+      <w:bookmarkStart w:id="25" w:name="_Toc242450861"/>
       <w:r>
         <w:t>А.2.8 Таблица realty_project — Проект</w:t>
       </w:r>
@@ -17216,7 +17216,7 @@
       <w:pPr>
         <w:pStyle w:val="31"/>
       </w:pPr>
-      <w:bookmarkStart w:id="26" w:name="_Toc242436509"/>
+      <w:bookmarkStart w:id="26" w:name="_Toc242450862"/>
       <w:r>
         <w:t>А.2.9 Таблица realty_projectimage — Фотография проекта</w:t>
       </w:r>
@@ -17569,7 +17569,7 @@
       <w:pPr>
         <w:pStyle w:val="31"/>
       </w:pPr>
-      <w:bookmarkStart w:id="27" w:name="_Toc242436510"/>
+      <w:bookmarkStart w:id="27" w:name="_Toc242450863"/>
       <w:r>
         <w:t>А.2.10 Таблица realty_property — Объект недвижимости</w:t>
       </w:r>
@@ -18733,7 +18733,7 @@
       <w:pPr>
         <w:pStyle w:val="21"/>
       </w:pPr>
-      <w:bookmarkStart w:id="28" w:name="_Toc242436511"/>
+      <w:bookmarkStart w:id="28" w:name="_Toc242450864"/>
       <w:r>
         <w:t>А.3 Работа с клиентами (приложение crm)</w:t>
       </w:r>
@@ -18743,7 +18743,7 @@
       <w:pPr>
         <w:pStyle w:val="31"/>
       </w:pPr>
-      <w:bookmarkStart w:id="29" w:name="_Toc242436512"/>
+      <w:bookmarkStart w:id="29" w:name="_Toc242450865"/>
       <w:r>
         <w:t>А.3.1 Таблица crm_application — Заявка</w:t>
       </w:r>
@@ -20093,7 +20093,7 @@
       <w:pPr>
         <w:pStyle w:val="31"/>
       </w:pPr>
-      <w:bookmarkStart w:id="30" w:name="_Toc242436513"/>
+      <w:bookmarkStart w:id="30" w:name="_Toc242450866"/>
       <w:r>
         <w:t>А.3.2 Таблица crm_applicationlog — Лог заявки</w:t>
       </w:r>
@@ -20509,7 +20509,7 @@
       <w:pPr>
         <w:pStyle w:val="31"/>
       </w:pPr>
-      <w:bookmarkStart w:id="31" w:name="_Toc242436514"/>
+      <w:bookmarkStart w:id="31" w:name="_Toc242450867"/>
       <w:r>
         <w:t>А.3.3 Таблица crm_applicationstatus — Статус заявки</w:t>
       </w:r>
@@ -21177,7 +21177,7 @@
       <w:pPr>
         <w:pStyle w:val="31"/>
       </w:pPr>
-      <w:bookmarkStart w:id="32" w:name="_Toc242436515"/>
+      <w:bookmarkStart w:id="32" w:name="_Toc242450868"/>
       <w:r>
         <w:t>А.3.4 Таблица crm_client — Клиент</w:t>
       </w:r>
@@ -22594,7 +22594,7 @@
       <w:pPr>
         <w:pStyle w:val="31"/>
       </w:pPr>
-      <w:bookmarkStart w:id="33" w:name="_Toc242436516"/>
+      <w:bookmarkStart w:id="33" w:name="_Toc242450869"/>
       <w:r>
         <w:lastRenderedPageBreak/>
         <w:t>А.3.5 Таблица crm_clientfile — Файл клиента</w:t>
@@ -23072,7 +23072,7 @@
       <w:pPr>
         <w:pStyle w:val="31"/>
       </w:pPr>
-      <w:bookmarkStart w:id="34" w:name="_Toc242436517"/>
+      <w:bookmarkStart w:id="34" w:name="_Toc242450870"/>
       <w:r>
         <w:t>А.3.6 Таблица crm_clientlog — Лог клиента</w:t>
       </w:r>
@@ -23487,7 +23487,7 @@
       <w:pPr>
         <w:pStyle w:val="31"/>
       </w:pPr>
-      <w:bookmarkStart w:id="35" w:name="_Toc242436518"/>
+      <w:bookmarkStart w:id="35" w:name="_Toc242450871"/>
       <w:r>
         <w:t>А.3.7 Таблица crm_clientphonenumber — Номер телефона клиента</w:t>
       </w:r>
@@ -23850,7 +23850,7 @@
       <w:pPr>
         <w:pStyle w:val="31"/>
       </w:pPr>
-      <w:bookmarkStart w:id="36" w:name="_Toc242436519"/>
+      <w:bookmarkStart w:id="36" w:name="_Toc242450872"/>
       <w:r>
         <w:t>А.3.8 Таблица crm_meeting — Встреча</w:t>
       </w:r>
@@ -25077,7 +25077,7 @@
       <w:pPr>
         <w:pStyle w:val="31"/>
       </w:pPr>
-      <w:bookmarkStart w:id="37" w:name="_Toc242436520"/>
+      <w:bookmarkStart w:id="37" w:name="_Toc242450873"/>
       <w:r>
         <w:t>А.3.9 Таблица crm_meetinglog — Лог встречи</w:t>
       </w:r>
@@ -25492,7 +25492,7 @@
       <w:pPr>
         <w:pStyle w:val="31"/>
       </w:pPr>
-      <w:bookmarkStart w:id="38" w:name="_Toc242436521"/>
+      <w:bookmarkStart w:id="38" w:name="_Toc242450874"/>
       <w:r>
         <w:t>А.3.10 Таблица crm_precisesource — Точный источник</w:t>
       </w:r>
@@ -25912,7 +25912,7 @@
       <w:pPr>
         <w:pStyle w:val="31"/>
       </w:pPr>
-      <w:bookmarkStart w:id="39" w:name="_Toc242436522"/>
+      <w:bookmarkStart w:id="39" w:name="_Toc242450875"/>
       <w:r>
         <w:t>А.3.11 Таблица crm_rejectionreason — Причина отказа</w:t>
       </w:r>
@@ -26333,7 +26333,7 @@
       <w:pPr>
         <w:pStyle w:val="21"/>
       </w:pPr>
-      <w:bookmarkStart w:id="40" w:name="_Toc242436523"/>
+      <w:bookmarkStart w:id="40" w:name="_Toc242450876"/>
       <w:r>
         <w:t>А.4 Сделки (приложение deals)</w:t>
       </w:r>
@@ -26343,7 +26343,7 @@
       <w:pPr>
         <w:pStyle w:val="31"/>
       </w:pPr>
-      <w:bookmarkStart w:id="41" w:name="_Toc242436524"/>
+      <w:bookmarkStart w:id="41" w:name="_Toc242450877"/>
       <w:r>
         <w:t>А.4.1 Таблица deals_deal — Сделка</w:t>
       </w:r>
@@ -28443,7 +28443,7 @@
       <w:pPr>
         <w:pStyle w:val="31"/>
       </w:pPr>
-      <w:bookmarkStart w:id="42" w:name="_Toc242436525"/>
+      <w:bookmarkStart w:id="42" w:name="_Toc242450878"/>
       <w:r>
         <w:t>А.4.2 Таблица deals_deallog — Лог сделки</w:t>
       </w:r>
@@ -28858,7 +28858,7 @@
       <w:pPr>
         <w:pStyle w:val="31"/>
       </w:pPr>
-      <w:bookmarkStart w:id="43" w:name="_Toc242436526"/>
+      <w:bookmarkStart w:id="43" w:name="_Toc242450879"/>
       <w:r>
         <w:t>А.4.3 Таблица deals_paymenttype — Тип оплаты</w:t>
       </w:r>
@@ -29154,7 +29154,7 @@
       <w:pPr>
         <w:pStyle w:val="31"/>
       </w:pPr>
-      <w:bookmarkStart w:id="44" w:name="_Toc242436527"/>
+      <w:bookmarkStart w:id="44" w:name="_Toc242450880"/>
       <w:r>
         <w:t>А.4.4 Таблица deals_purchasepurpose — Цель приобретения</w:t>
       </w:r>
@@ -29450,7 +29450,7 @@
       <w:pPr>
         <w:pStyle w:val="21"/>
       </w:pPr>
-      <w:bookmarkStart w:id="45" w:name="_Toc242436528"/>
+      <w:bookmarkStart w:id="45" w:name="_Toc242450881"/>
       <w:r>
         <w:t>А.5 Финансы (приложение finances)</w:t>
       </w:r>
@@ -29460,7 +29460,7 @@
       <w:pPr>
         <w:pStyle w:val="31"/>
       </w:pPr>
-      <w:bookmarkStart w:id="46" w:name="_Toc242436529"/>
+      <w:bookmarkStart w:id="46" w:name="_Toc242450882"/>
       <w:r>
         <w:t>А.5.1 Таблица finances_beneficiaryaccount — Счёт получателя</w:t>
       </w:r>
@@ -29876,7 +29876,7 @@
       <w:pPr>
         <w:pStyle w:val="31"/>
       </w:pPr>
-      <w:bookmarkStart w:id="47" w:name="_Toc242436530"/>
+      <w:bookmarkStart w:id="47" w:name="_Toc242450883"/>
       <w:r>
         <w:t>А.5.2 Таблица finances_exchangerate — Курс валюты</w:t>
       </w:r>
@@ -30487,7 +30487,7 @@
       <w:pPr>
         <w:pStyle w:val="31"/>
       </w:pPr>
-      <w:bookmarkStart w:id="48" w:name="_Toc242436531"/>
+      <w:bookmarkStart w:id="48" w:name="_Toc242450884"/>
       <w:r>
         <w:t>А.5.3 Таблица finances_payment — Платёж</w:t>
       </w:r>
@@ -31776,7 +31776,7 @@
       <w:pPr>
         <w:pStyle w:val="31"/>
       </w:pPr>
-      <w:bookmarkStart w:id="49" w:name="_Toc242436532"/>
+      <w:bookmarkStart w:id="49" w:name="_Toc242450885"/>
       <w:r>
         <w:t>А.5.4 Таблица finances_paymentlog — Лог платежа</w:t>
       </w:r>
@@ -32191,7 +32191,7 @@
       <w:pPr>
         <w:pStyle w:val="31"/>
       </w:pPr>
-      <w:bookmarkStart w:id="50" w:name="_Toc242436533"/>
+      <w:bookmarkStart w:id="50" w:name="_Toc242450886"/>
       <w:r>
         <w:t>А.5.5 Таблица finances_paymenttype — Тип платежа</w:t>
       </w:r>
@@ -32673,7 +32673,7 @@
       <w:pPr>
         <w:pStyle w:val="21"/>
       </w:pPr>
-      <w:bookmarkStart w:id="51" w:name="_Toc242436534"/>
+      <w:bookmarkStart w:id="51" w:name="_Toc242450887"/>
       <w:r>
         <w:t>А.6 Задачи (приложение tasks)</w:t>
       </w:r>
@@ -32683,7 +32683,7 @@
       <w:pPr>
         <w:pStyle w:val="31"/>
       </w:pPr>
-      <w:bookmarkStart w:id="52" w:name="_Toc242436535"/>
+      <w:bookmarkStart w:id="52" w:name="_Toc242450888"/>
       <w:r>
         <w:t>А.6.1 Таблица tasks_task — Задача</w:t>
       </w:r>
@@ -34034,7 +34034,7 @@
       <w:pPr>
         <w:pStyle w:val="31"/>
       </w:pPr>
-      <w:bookmarkStart w:id="53" w:name="_Toc242436536"/>
+      <w:bookmarkStart w:id="53" w:name="_Toc242450889"/>
       <w:r>
         <w:t>А.6.2 Таблица tasks_taskcomment — Комментарий к задаче</w:t>
       </w:r>
@@ -34573,7 +34573,7 @@
       <w:pPr>
         <w:pStyle w:val="31"/>
       </w:pPr>
-      <w:bookmarkStart w:id="54" w:name="_Toc242436537"/>
+      <w:bookmarkStart w:id="54" w:name="_Toc242450890"/>
       <w:r>
         <w:t>А.6.3 Таблица tasks_tasklog — Лог задачи</w:t>
       </w:r>
@@ -35118,7 +35118,7 @@
       <w:pPr>
         <w:pStyle w:val="21"/>
       </w:pPr>
-      <w:bookmarkStart w:id="55" w:name="_Toc242436538"/>
+      <w:bookmarkStart w:id="55" w:name="_Toc242450891"/>
       <w:r>
         <w:t>А.7 Документы (приложение documents)</w:t>
       </w:r>
@@ -35128,7 +35128,7 @@
       <w:pPr>
         <w:pStyle w:val="31"/>
       </w:pPr>
-      <w:bookmarkStart w:id="56" w:name="_Toc242436539"/>
+      <w:bookmarkStart w:id="56" w:name="_Toc242450892"/>
       <w:r>
         <w:t>А.7.1 Таблица documents_template — Шаблон документа</w:t>
       </w:r>
@@ -35853,7 +35853,7 @@
       <w:pPr>
         <w:pStyle w:val="21"/>
       </w:pPr>
-      <w:bookmarkStart w:id="57" w:name="_Toc242436540"/>
+      <w:bookmarkStart w:id="57" w:name="_Toc242450893"/>
       <w:r>
         <w:t>А.8 Планы и отчёты (приложение reports)</w:t>
       </w:r>
@@ -35863,7 +35863,7 @@
       <w:pPr>
         <w:pStyle w:val="31"/>
       </w:pPr>
-      <w:bookmarkStart w:id="58" w:name="_Toc242436541"/>
+      <w:bookmarkStart w:id="58" w:name="_Toc242450894"/>
       <w:r>
         <w:t>А.8.1 Таблица reports_employeeplan — План продаж (по сотрудникам)</w:t>
       </w:r>
@@ -36407,7 +36407,7 @@
       <w:pPr>
         <w:pStyle w:val="31"/>
       </w:pPr>
-      <w:bookmarkStart w:id="59" w:name="_Toc242436542"/>
+      <w:bookmarkStart w:id="59" w:name="_Toc242450895"/>
       <w:r>
         <w:t>А.8.2 Таблица reports_plan — План продаж (по проектам)</w:t>
       </w:r>
@@ -36952,7 +36952,7 @@
       <w:pPr>
         <w:pStyle w:val="21"/>
       </w:pPr>
-      <w:bookmarkStart w:id="60" w:name="_Toc242436543"/>
+      <w:bookmarkStart w:id="60" w:name="_Toc242450896"/>
       <w:r>
         <w:t>А.9 Организационная структура и права доступа (приложение permissions)</w:t>
       </w:r>
@@ -36962,7 +36962,7 @@
       <w:pPr>
         <w:pStyle w:val="31"/>
       </w:pPr>
-      <w:bookmarkStart w:id="61" w:name="_Toc242436544"/>
+      <w:bookmarkStart w:id="61" w:name="_Toc242450897"/>
       <w:r>
         <w:t>А.9.1 Таблица permissions_company — Компания</w:t>
       </w:r>
@@ -37625,7 +37625,7 @@
       <w:pPr>
         <w:pStyle w:val="31"/>
       </w:pPr>
-      <w:bookmarkStart w:id="62" w:name="_Toc242436545"/>
+      <w:bookmarkStart w:id="62" w:name="_Toc242450898"/>
       <w:r>
         <w:t>А.9.2 Таблица permissions_department — Отдел</w:t>
       </w:r>
@@ -38293,7 +38293,7 @@
       <w:pPr>
         <w:pStyle w:val="31"/>
       </w:pPr>
-      <w:bookmarkStart w:id="63" w:name="_Toc242436546"/>
+      <w:bookmarkStart w:id="63" w:name="_Toc242450899"/>
       <w:r>
         <w:t>А.9.3 Таблица permissions_partnerapikey — API ключ партнёра</w:t>
       </w:r>
@@ -39267,7 +39267,7 @@
       <w:pPr>
         <w:pStyle w:val="31"/>
       </w:pPr>
-      <w:bookmarkStart w:id="64" w:name="_Toc242436547"/>
+      <w:bookmarkStart w:id="64" w:name="_Toc242450900"/>
       <w:r>
         <w:t>А.9.4 Таблица permissions_permission — Разрешение</w:t>
       </w:r>
@@ -39997,7 +39997,7 @@
       <w:pPr>
         <w:pStyle w:val="31"/>
       </w:pPr>
-      <w:bookmarkStart w:id="65" w:name="_Toc242436548"/>
+      <w:bookmarkStart w:id="65" w:name="_Toc242450901"/>
       <w:r>
         <w:t>А.9.5 Таблица permissions_permissionlog — Лог разрешений</w:t>
       </w:r>
@@ -40604,7 +40604,7 @@
       <w:pPr>
         <w:pStyle w:val="31"/>
       </w:pPr>
-      <w:bookmarkStart w:id="66" w:name="_Toc242436549"/>
+      <w:bookmarkStart w:id="66" w:name="_Toc242450902"/>
       <w:r>
         <w:t>А.9.6 Таблица permissions_role — Роль</w:t>
       </w:r>
@@ -41515,7 +41515,7 @@
       <w:pPr>
         <w:pStyle w:val="31"/>
       </w:pPr>
-      <w:bookmarkStart w:id="67" w:name="_Toc242436550"/>
+      <w:bookmarkStart w:id="67" w:name="_Toc242450903"/>
       <w:r>
         <w:t>А.9.7 Таблица permissions_userprofile — Профиль пользователя</w:t>
       </w:r>
@@ -42429,7 +42429,7 @@
         <w:ind w:firstLine="0"/>
         <w:jc w:val="center"/>
       </w:pPr>
-      <w:bookmarkStart w:id="68" w:name="_Toc242436551"/>
+      <w:bookmarkStart w:id="68" w:name="_Toc242450904"/>
       <w:r>
         <w:lastRenderedPageBreak/>
         <w:t>Приложение Б</w:t>
@@ -42453,7 +42453,7 @@
       <w:pPr>
         <w:pStyle w:val="21"/>
       </w:pPr>
-      <w:bookmarkStart w:id="69" w:name="_Toc242436552"/>
+      <w:bookmarkStart w:id="69" w:name="_Toc242450905"/>
       <w:r>
         <w:t>Б.1 Классификаторы, заданные в программе</w:t>
       </w:r>
@@ -45185,7 +45185,7 @@
       <w:pPr>
         <w:pStyle w:val="21"/>
       </w:pPr>
-      <w:bookmarkStart w:id="70" w:name="_Toc242436553"/>
+      <w:bookmarkStart w:id="70" w:name="_Toc242450906"/>
       <w:r>
         <w:t>Б.2 Состав разрешений</w:t>
       </w:r>
@@ -46947,7 +46947,7 @@
         <w:ind w:firstLine="0"/>
         <w:jc w:val="center"/>
       </w:pPr>
-      <w:bookmarkStart w:id="71" w:name="_Toc242436554"/>
+      <w:bookmarkStart w:id="71" w:name="_Toc242450907"/>
       <w:r>
         <w:lastRenderedPageBreak/>
         <w:t>Приложение В</w:t>
@@ -48018,7 +48018,7 @@
         <w:ind w:firstLine="0"/>
         <w:jc w:val="center"/>
       </w:pPr>
-      <w:bookmarkStart w:id="72" w:name="_Toc242436555"/>
+      <w:bookmarkStart w:id="72" w:name="_Toc242450908"/>
       <w:r>
         <w:lastRenderedPageBreak/>
         <w:t>ЛИСТ РЕГИСТРАЦИИ ИЗМЕНЕНИЙ</w:t>
@@ -50080,31 +50080,31 @@
       </w:rPr>
     </w:lvl>
   </w:abstractNum>
-  <w:num w:numId="1" w16cid:durableId="1414476317">
+  <w:num w:numId="1" w16cid:durableId="81995149">
     <w:abstractNumId w:val="8"/>
   </w:num>
-  <w:num w:numId="2" w16cid:durableId="309334596">
+  <w:num w:numId="2" w16cid:durableId="1592814331">
     <w:abstractNumId w:val="6"/>
   </w:num>
-  <w:num w:numId="3" w16cid:durableId="102580356">
+  <w:num w:numId="3" w16cid:durableId="181935909">
     <w:abstractNumId w:val="5"/>
   </w:num>
-  <w:num w:numId="4" w16cid:durableId="1106777931">
+  <w:num w:numId="4" w16cid:durableId="1937441253">
     <w:abstractNumId w:val="4"/>
   </w:num>
-  <w:num w:numId="5" w16cid:durableId="2107843067">
+  <w:num w:numId="5" w16cid:durableId="720136064">
     <w:abstractNumId w:val="7"/>
   </w:num>
-  <w:num w:numId="6" w16cid:durableId="209876998">
+  <w:num w:numId="6" w16cid:durableId="1328552725">
     <w:abstractNumId w:val="3"/>
   </w:num>
-  <w:num w:numId="7" w16cid:durableId="1235511868">
+  <w:num w:numId="7" w16cid:durableId="165748115">
     <w:abstractNumId w:val="2"/>
   </w:num>
-  <w:num w:numId="8" w16cid:durableId="702289319">
+  <w:num w:numId="8" w16cid:durableId="463623251">
     <w:abstractNumId w:val="1"/>
   </w:num>
-  <w:num w:numId="9" w16cid:durableId="363988255">
+  <w:num w:numId="9" w16cid:durableId="1101989861">
     <w:abstractNumId w:val="0"/>
   </w:num>
 </w:numbering>
@@ -61637,7 +61637,7 @@
     <w:autoRedefine/>
     <w:uiPriority w:val="39"/>
     <w:unhideWhenUsed/>
-    <w:rsid w:val="001006BF"/>
+    <w:rsid w:val="003C0944"/>
     <w:pPr>
       <w:spacing w:after="100"/>
     </w:pPr>
@@ -61649,7 +61649,7 @@
     <w:autoRedefine/>
     <w:uiPriority w:val="39"/>
     <w:unhideWhenUsed/>
-    <w:rsid w:val="001006BF"/>
+    <w:rsid w:val="003C0944"/>
     <w:pPr>
       <w:spacing w:after="100"/>
       <w:ind w:left="240"/>
@@ -61662,7 +61662,7 @@
     <w:autoRedefine/>
     <w:uiPriority w:val="39"/>
     <w:unhideWhenUsed/>
-    <w:rsid w:val="001006BF"/>
+    <w:rsid w:val="003C0944"/>
     <w:pPr>
       <w:spacing w:after="100"/>
       <w:ind w:left="480"/>
@@ -61673,7 +61673,7 @@
     <w:basedOn w:val="a2"/>
     <w:uiPriority w:val="99"/>
     <w:unhideWhenUsed/>
-    <w:rsid w:val="001006BF"/>
+    <w:rsid w:val="003C0944"/>
     <w:rPr>
       <w:color w:val="0000FF" w:themeColor="hyperlink"/>
       <w:u w:val="single"/>

--- a/docs/gost/out/04_П5_Описание_информационного_обеспечения.docx
+++ b/docs/gost/out/04_П5_Описание_информационного_обеспечения.docx
@@ -224,7 +224,7 @@
         <w:rPr>
           <w:noProof/>
         </w:rPr>
-        <w:t>37</w:t>
+        <w:t>38</w:t>
       </w:r>
       <w:r>
         <w:fldChar w:fldCharType="end"/>
@@ -306,7 +306,7 @@
       <w:r>
         <w:fldChar w:fldCharType="separate"/>
       </w:r>
-      <w:hyperlink w:anchor="_Toc242450836" w:history="1">
+      <w:hyperlink w:anchor="_Toc242457494" w:history="1">
         <w:r>
           <w:rPr>
             <w:rStyle w:val="aff8"/>
@@ -333,7 +333,7 @@
             <w:noProof/>
             <w:webHidden/>
           </w:rPr>
-          <w:instrText xml:space="preserve"> PAGEREF _Toc242450836 \h </w:instrText>
+          <w:instrText xml:space="preserve"> PAGEREF _Toc242457494 \h </w:instrText>
         </w:r>
         <w:r>
           <w:rPr>
@@ -379,7 +379,7 @@
           <w14:ligatures w14:val="standardContextual"/>
         </w:rPr>
       </w:pPr>
-      <w:hyperlink w:anchor="_Toc242450837" w:history="1">
+      <w:hyperlink w:anchor="_Toc242457495" w:history="1">
         <w:r>
           <w:rPr>
             <w:rStyle w:val="aff8"/>
@@ -406,7 +406,7 @@
             <w:noProof/>
             <w:webHidden/>
           </w:rPr>
-          <w:instrText xml:space="preserve"> PAGEREF _Toc242450837 \h </w:instrText>
+          <w:instrText xml:space="preserve"> PAGEREF _Toc242457495 \h </w:instrText>
         </w:r>
         <w:r>
           <w:rPr>
@@ -452,7 +452,7 @@
           <w14:ligatures w14:val="standardContextual"/>
         </w:rPr>
       </w:pPr>
-      <w:hyperlink w:anchor="_Toc242450838" w:history="1">
+      <w:hyperlink w:anchor="_Toc242457496" w:history="1">
         <w:r>
           <w:rPr>
             <w:rStyle w:val="aff8"/>
@@ -479,7 +479,7 @@
             <w:noProof/>
             <w:webHidden/>
           </w:rPr>
-          <w:instrText xml:space="preserve"> PAGEREF _Toc242450838 \h </w:instrText>
+          <w:instrText xml:space="preserve"> PAGEREF _Toc242457496 \h </w:instrText>
         </w:r>
         <w:r>
           <w:rPr>
@@ -525,7 +525,7 @@
           <w14:ligatures w14:val="standardContextual"/>
         </w:rPr>
       </w:pPr>
-      <w:hyperlink w:anchor="_Toc242450839" w:history="1">
+      <w:hyperlink w:anchor="_Toc242457497" w:history="1">
         <w:r>
           <w:rPr>
             <w:rStyle w:val="aff8"/>
@@ -552,7 +552,7 @@
             <w:noProof/>
             <w:webHidden/>
           </w:rPr>
-          <w:instrText xml:space="preserve"> PAGEREF _Toc242450839 \h </w:instrText>
+          <w:instrText xml:space="preserve"> PAGEREF _Toc242457497 \h </w:instrText>
         </w:r>
         <w:r>
           <w:rPr>
@@ -598,7 +598,7 @@
           <w14:ligatures w14:val="standardContextual"/>
         </w:rPr>
       </w:pPr>
-      <w:hyperlink w:anchor="_Toc242450840" w:history="1">
+      <w:hyperlink w:anchor="_Toc242457498" w:history="1">
         <w:r>
           <w:rPr>
             <w:rStyle w:val="aff8"/>
@@ -625,7 +625,7 @@
             <w:noProof/>
             <w:webHidden/>
           </w:rPr>
-          <w:instrText xml:space="preserve"> PAGEREF _Toc242450840 \h </w:instrText>
+          <w:instrText xml:space="preserve"> PAGEREF _Toc242457498 \h </w:instrText>
         </w:r>
         <w:r>
           <w:rPr>
@@ -671,7 +671,7 @@
           <w14:ligatures w14:val="standardContextual"/>
         </w:rPr>
       </w:pPr>
-      <w:hyperlink w:anchor="_Toc242450841" w:history="1">
+      <w:hyperlink w:anchor="_Toc242457499" w:history="1">
         <w:r>
           <w:rPr>
             <w:rStyle w:val="aff8"/>
@@ -698,7 +698,7 @@
             <w:noProof/>
             <w:webHidden/>
           </w:rPr>
-          <w:instrText xml:space="preserve"> PAGEREF _Toc242450841 \h </w:instrText>
+          <w:instrText xml:space="preserve"> PAGEREF _Toc242457499 \h </w:instrText>
         </w:r>
         <w:r>
           <w:rPr>
@@ -744,7 +744,7 @@
           <w14:ligatures w14:val="standardContextual"/>
         </w:rPr>
       </w:pPr>
-      <w:hyperlink w:anchor="_Toc242450842" w:history="1">
+      <w:hyperlink w:anchor="_Toc242457500" w:history="1">
         <w:r>
           <w:rPr>
             <w:rStyle w:val="aff8"/>
@@ -771,7 +771,7 @@
             <w:noProof/>
             <w:webHidden/>
           </w:rPr>
-          <w:instrText xml:space="preserve"> PAGEREF _Toc242450842 \h </w:instrText>
+          <w:instrText xml:space="preserve"> PAGEREF _Toc242457500 \h </w:instrText>
         </w:r>
         <w:r>
           <w:rPr>
@@ -817,7 +817,7 @@
           <w14:ligatures w14:val="standardContextual"/>
         </w:rPr>
       </w:pPr>
-      <w:hyperlink w:anchor="_Toc242450843" w:history="1">
+      <w:hyperlink w:anchor="_Toc242457501" w:history="1">
         <w:r>
           <w:rPr>
             <w:rStyle w:val="aff8"/>
@@ -844,7 +844,7 @@
             <w:noProof/>
             <w:webHidden/>
           </w:rPr>
-          <w:instrText xml:space="preserve"> PAGEREF _Toc242450843 \h </w:instrText>
+          <w:instrText xml:space="preserve"> PAGEREF _Toc242457501 \h </w:instrText>
         </w:r>
         <w:r>
           <w:rPr>
@@ -890,7 +890,7 @@
           <w14:ligatures w14:val="standardContextual"/>
         </w:rPr>
       </w:pPr>
-      <w:hyperlink w:anchor="_Toc242450844" w:history="1">
+      <w:hyperlink w:anchor="_Toc242457502" w:history="1">
         <w:r>
           <w:rPr>
             <w:rStyle w:val="aff8"/>
@@ -917,7 +917,7 @@
             <w:noProof/>
             <w:webHidden/>
           </w:rPr>
-          <w:instrText xml:space="preserve"> PAGEREF _Toc242450844 \h </w:instrText>
+          <w:instrText xml:space="preserve"> PAGEREF _Toc242457502 \h </w:instrText>
         </w:r>
         <w:r>
           <w:rPr>
@@ -963,7 +963,7 @@
           <w14:ligatures w14:val="standardContextual"/>
         </w:rPr>
       </w:pPr>
-      <w:hyperlink w:anchor="_Toc242450845" w:history="1">
+      <w:hyperlink w:anchor="_Toc242457503" w:history="1">
         <w:r>
           <w:rPr>
             <w:rStyle w:val="aff8"/>
@@ -990,7 +990,7 @@
             <w:noProof/>
             <w:webHidden/>
           </w:rPr>
-          <w:instrText xml:space="preserve"> PAGEREF _Toc242450845 \h </w:instrText>
+          <w:instrText xml:space="preserve"> PAGEREF _Toc242457503 \h </w:instrText>
         </w:r>
         <w:r>
           <w:rPr>
@@ -1036,7 +1036,7 @@
           <w14:ligatures w14:val="standardContextual"/>
         </w:rPr>
       </w:pPr>
-      <w:hyperlink w:anchor="_Toc242450846" w:history="1">
+      <w:hyperlink w:anchor="_Toc242457504" w:history="1">
         <w:r>
           <w:rPr>
             <w:rStyle w:val="aff8"/>
@@ -1063,7 +1063,7 @@
             <w:noProof/>
             <w:webHidden/>
           </w:rPr>
-          <w:instrText xml:space="preserve"> PAGEREF _Toc242450846 \h </w:instrText>
+          <w:instrText xml:space="preserve"> PAGEREF _Toc242457504 \h </w:instrText>
         </w:r>
         <w:r>
           <w:rPr>
@@ -1109,7 +1109,7 @@
           <w14:ligatures w14:val="standardContextual"/>
         </w:rPr>
       </w:pPr>
-      <w:hyperlink w:anchor="_Toc242450847" w:history="1">
+      <w:hyperlink w:anchor="_Toc242457505" w:history="1">
         <w:r>
           <w:rPr>
             <w:rStyle w:val="aff8"/>
@@ -1136,7 +1136,7 @@
             <w:noProof/>
             <w:webHidden/>
           </w:rPr>
-          <w:instrText xml:space="preserve"> PAGEREF _Toc242450847 \h </w:instrText>
+          <w:instrText xml:space="preserve"> PAGEREF _Toc242457505 \h </w:instrText>
         </w:r>
         <w:r>
           <w:rPr>
@@ -1182,7 +1182,7 @@
           <w14:ligatures w14:val="standardContextual"/>
         </w:rPr>
       </w:pPr>
-      <w:hyperlink w:anchor="_Toc242450848" w:history="1">
+      <w:hyperlink w:anchor="_Toc242457506" w:history="1">
         <w:r>
           <w:rPr>
             <w:rStyle w:val="aff8"/>
@@ -1209,7 +1209,7 @@
             <w:noProof/>
             <w:webHidden/>
           </w:rPr>
-          <w:instrText xml:space="preserve"> PAGEREF _Toc242450848 \h </w:instrText>
+          <w:instrText xml:space="preserve"> PAGEREF _Toc242457506 \h </w:instrText>
         </w:r>
         <w:r>
           <w:rPr>
@@ -1255,7 +1255,7 @@
           <w14:ligatures w14:val="standardContextual"/>
         </w:rPr>
       </w:pPr>
-      <w:hyperlink w:anchor="_Toc242450849" w:history="1">
+      <w:hyperlink w:anchor="_Toc242457507" w:history="1">
         <w:r>
           <w:rPr>
             <w:rStyle w:val="aff8"/>
@@ -1282,7 +1282,7 @@
             <w:noProof/>
             <w:webHidden/>
           </w:rPr>
-          <w:instrText xml:space="preserve"> PAGEREF _Toc242450849 \h </w:instrText>
+          <w:instrText xml:space="preserve"> PAGEREF _Toc242457507 \h </w:instrText>
         </w:r>
         <w:r>
           <w:rPr>
@@ -1328,7 +1328,7 @@
           <w14:ligatures w14:val="standardContextual"/>
         </w:rPr>
       </w:pPr>
-      <w:hyperlink w:anchor="_Toc242450850" w:history="1">
+      <w:hyperlink w:anchor="_Toc242457508" w:history="1">
         <w:r>
           <w:rPr>
             <w:rStyle w:val="aff8"/>
@@ -1355,7 +1355,7 @@
             <w:noProof/>
             <w:webHidden/>
           </w:rPr>
-          <w:instrText xml:space="preserve"> PAGEREF _Toc242450850 \h </w:instrText>
+          <w:instrText xml:space="preserve"> PAGEREF _Toc242457508 \h </w:instrText>
         </w:r>
         <w:r>
           <w:rPr>
@@ -1401,7 +1401,7 @@
           <w14:ligatures w14:val="standardContextual"/>
         </w:rPr>
       </w:pPr>
-      <w:hyperlink w:anchor="_Toc242450851" w:history="1">
+      <w:hyperlink w:anchor="_Toc242457509" w:history="1">
         <w:r>
           <w:rPr>
             <w:rStyle w:val="aff8"/>
@@ -1428,7 +1428,7 @@
             <w:noProof/>
             <w:webHidden/>
           </w:rPr>
-          <w:instrText xml:space="preserve"> PAGEREF _Toc242450851 \h </w:instrText>
+          <w:instrText xml:space="preserve"> PAGEREF _Toc242457509 \h </w:instrText>
         </w:r>
         <w:r>
           <w:rPr>
@@ -1474,7 +1474,7 @@
           <w14:ligatures w14:val="standardContextual"/>
         </w:rPr>
       </w:pPr>
-      <w:hyperlink w:anchor="_Toc242450852" w:history="1">
+      <w:hyperlink w:anchor="_Toc242457510" w:history="1">
         <w:r>
           <w:rPr>
             <w:rStyle w:val="aff8"/>
@@ -1501,7 +1501,7 @@
             <w:noProof/>
             <w:webHidden/>
           </w:rPr>
-          <w:instrText xml:space="preserve"> PAGEREF _Toc242450852 \h </w:instrText>
+          <w:instrText xml:space="preserve"> PAGEREF _Toc242457510 \h </w:instrText>
         </w:r>
         <w:r>
           <w:rPr>
@@ -1547,7 +1547,7 @@
           <w14:ligatures w14:val="standardContextual"/>
         </w:rPr>
       </w:pPr>
-      <w:hyperlink w:anchor="_Toc242450853" w:history="1">
+      <w:hyperlink w:anchor="_Toc242457511" w:history="1">
         <w:r>
           <w:rPr>
             <w:rStyle w:val="aff8"/>
@@ -1574,7 +1574,7 @@
             <w:noProof/>
             <w:webHidden/>
           </w:rPr>
-          <w:instrText xml:space="preserve"> PAGEREF _Toc242450853 \h </w:instrText>
+          <w:instrText xml:space="preserve"> PAGEREF _Toc242457511 \h </w:instrText>
         </w:r>
         <w:r>
           <w:rPr>
@@ -1620,7 +1620,7 @@
           <w14:ligatures w14:val="standardContextual"/>
         </w:rPr>
       </w:pPr>
-      <w:hyperlink w:anchor="_Toc242450854" w:history="1">
+      <w:hyperlink w:anchor="_Toc242457512" w:history="1">
         <w:r>
           <w:rPr>
             <w:rStyle w:val="aff8"/>
@@ -1647,7 +1647,7 @@
             <w:noProof/>
             <w:webHidden/>
           </w:rPr>
-          <w:instrText xml:space="preserve"> PAGEREF _Toc242450854 \h </w:instrText>
+          <w:instrText xml:space="preserve"> PAGEREF _Toc242457512 \h </w:instrText>
         </w:r>
         <w:r>
           <w:rPr>
@@ -1693,7 +1693,7 @@
           <w14:ligatures w14:val="standardContextual"/>
         </w:rPr>
       </w:pPr>
-      <w:hyperlink w:anchor="_Toc242450855" w:history="1">
+      <w:hyperlink w:anchor="_Toc242457513" w:history="1">
         <w:r>
           <w:rPr>
             <w:rStyle w:val="aff8"/>
@@ -1720,7 +1720,7 @@
             <w:noProof/>
             <w:webHidden/>
           </w:rPr>
-          <w:instrText xml:space="preserve"> PAGEREF _Toc242450855 \h </w:instrText>
+          <w:instrText xml:space="preserve"> PAGEREF _Toc242457513 \h </w:instrText>
         </w:r>
         <w:r>
           <w:rPr>
@@ -1766,7 +1766,7 @@
           <w14:ligatures w14:val="standardContextual"/>
         </w:rPr>
       </w:pPr>
-      <w:hyperlink w:anchor="_Toc242450856" w:history="1">
+      <w:hyperlink w:anchor="_Toc242457514" w:history="1">
         <w:r>
           <w:rPr>
             <w:rStyle w:val="aff8"/>
@@ -1793,7 +1793,7 @@
             <w:noProof/>
             <w:webHidden/>
           </w:rPr>
-          <w:instrText xml:space="preserve"> PAGEREF _Toc242450856 \h </w:instrText>
+          <w:instrText xml:space="preserve"> PAGEREF _Toc242457514 \h </w:instrText>
         </w:r>
         <w:r>
           <w:rPr>
@@ -1839,7 +1839,7 @@
           <w14:ligatures w14:val="standardContextual"/>
         </w:rPr>
       </w:pPr>
-      <w:hyperlink w:anchor="_Toc242450857" w:history="1">
+      <w:hyperlink w:anchor="_Toc242457515" w:history="1">
         <w:r>
           <w:rPr>
             <w:rStyle w:val="aff8"/>
@@ -1866,7 +1866,7 @@
             <w:noProof/>
             <w:webHidden/>
           </w:rPr>
-          <w:instrText xml:space="preserve"> PAGEREF _Toc242450857 \h </w:instrText>
+          <w:instrText xml:space="preserve"> PAGEREF _Toc242457515 \h </w:instrText>
         </w:r>
         <w:r>
           <w:rPr>
@@ -1912,7 +1912,7 @@
           <w14:ligatures w14:val="standardContextual"/>
         </w:rPr>
       </w:pPr>
-      <w:hyperlink w:anchor="_Toc242450858" w:history="1">
+      <w:hyperlink w:anchor="_Toc242457516" w:history="1">
         <w:r>
           <w:rPr>
             <w:rStyle w:val="aff8"/>
@@ -1939,7 +1939,7 @@
             <w:noProof/>
             <w:webHidden/>
           </w:rPr>
-          <w:instrText xml:space="preserve"> PAGEREF _Toc242450858 \h </w:instrText>
+          <w:instrText xml:space="preserve"> PAGEREF _Toc242457516 \h </w:instrText>
         </w:r>
         <w:r>
           <w:rPr>
@@ -1985,7 +1985,7 @@
           <w14:ligatures w14:val="standardContextual"/>
         </w:rPr>
       </w:pPr>
-      <w:hyperlink w:anchor="_Toc242450859" w:history="1">
+      <w:hyperlink w:anchor="_Toc242457517" w:history="1">
         <w:r>
           <w:rPr>
             <w:rStyle w:val="aff8"/>
@@ -2012,7 +2012,7 @@
             <w:noProof/>
             <w:webHidden/>
           </w:rPr>
-          <w:instrText xml:space="preserve"> PAGEREF _Toc242450859 \h </w:instrText>
+          <w:instrText xml:space="preserve"> PAGEREF _Toc242457517 \h </w:instrText>
         </w:r>
         <w:r>
           <w:rPr>
@@ -2058,7 +2058,7 @@
           <w14:ligatures w14:val="standardContextual"/>
         </w:rPr>
       </w:pPr>
-      <w:hyperlink w:anchor="_Toc242450860" w:history="1">
+      <w:hyperlink w:anchor="_Toc242457518" w:history="1">
         <w:r>
           <w:rPr>
             <w:rStyle w:val="aff8"/>
@@ -2085,7 +2085,7 @@
             <w:noProof/>
             <w:webHidden/>
           </w:rPr>
-          <w:instrText xml:space="preserve"> PAGEREF _Toc242450860 \h </w:instrText>
+          <w:instrText xml:space="preserve"> PAGEREF _Toc242457518 \h </w:instrText>
         </w:r>
         <w:r>
           <w:rPr>
@@ -2131,7 +2131,7 @@
           <w14:ligatures w14:val="standardContextual"/>
         </w:rPr>
       </w:pPr>
-      <w:hyperlink w:anchor="_Toc242450861" w:history="1">
+      <w:hyperlink w:anchor="_Toc242457519" w:history="1">
         <w:r>
           <w:rPr>
             <w:rStyle w:val="aff8"/>
@@ -2158,7 +2158,7 @@
             <w:noProof/>
             <w:webHidden/>
           </w:rPr>
-          <w:instrText xml:space="preserve"> PAGEREF _Toc242450861 \h </w:instrText>
+          <w:instrText xml:space="preserve"> PAGEREF _Toc242457519 \h </w:instrText>
         </w:r>
         <w:r>
           <w:rPr>
@@ -2204,7 +2204,7 @@
           <w14:ligatures w14:val="standardContextual"/>
         </w:rPr>
       </w:pPr>
-      <w:hyperlink w:anchor="_Toc242450862" w:history="1">
+      <w:hyperlink w:anchor="_Toc242457520" w:history="1">
         <w:r>
           <w:rPr>
             <w:rStyle w:val="aff8"/>
@@ -2231,7 +2231,7 @@
             <w:noProof/>
             <w:webHidden/>
           </w:rPr>
-          <w:instrText xml:space="preserve"> PAGEREF _Toc242450862 \h </w:instrText>
+          <w:instrText xml:space="preserve"> PAGEREF _Toc242457520 \h </w:instrText>
         </w:r>
         <w:r>
           <w:rPr>
@@ -2277,7 +2277,7 @@
           <w14:ligatures w14:val="standardContextual"/>
         </w:rPr>
       </w:pPr>
-      <w:hyperlink w:anchor="_Toc242450863" w:history="1">
+      <w:hyperlink w:anchor="_Toc242457521" w:history="1">
         <w:r>
           <w:rPr>
             <w:rStyle w:val="aff8"/>
@@ -2304,7 +2304,7 @@
             <w:noProof/>
             <w:webHidden/>
           </w:rPr>
-          <w:instrText xml:space="preserve"> PAGEREF _Toc242450863 \h </w:instrText>
+          <w:instrText xml:space="preserve"> PAGEREF _Toc242457521 \h </w:instrText>
         </w:r>
         <w:r>
           <w:rPr>
@@ -2350,7 +2350,7 @@
           <w14:ligatures w14:val="standardContextual"/>
         </w:rPr>
       </w:pPr>
-      <w:hyperlink w:anchor="_Toc242450864" w:history="1">
+      <w:hyperlink w:anchor="_Toc242457522" w:history="1">
         <w:r>
           <w:rPr>
             <w:rStyle w:val="aff8"/>
@@ -2377,7 +2377,7 @@
             <w:noProof/>
             <w:webHidden/>
           </w:rPr>
-          <w:instrText xml:space="preserve"> PAGEREF _Toc242450864 \h </w:instrText>
+          <w:instrText xml:space="preserve"> PAGEREF _Toc242457522 \h </w:instrText>
         </w:r>
         <w:r>
           <w:rPr>
@@ -2423,7 +2423,7 @@
           <w14:ligatures w14:val="standardContextual"/>
         </w:rPr>
       </w:pPr>
-      <w:hyperlink w:anchor="_Toc242450865" w:history="1">
+      <w:hyperlink w:anchor="_Toc242457523" w:history="1">
         <w:r>
           <w:rPr>
             <w:rStyle w:val="aff8"/>
@@ -2450,7 +2450,7 @@
             <w:noProof/>
             <w:webHidden/>
           </w:rPr>
-          <w:instrText xml:space="preserve"> PAGEREF _Toc242450865 \h </w:instrText>
+          <w:instrText xml:space="preserve"> PAGEREF _Toc242457523 \h </w:instrText>
         </w:r>
         <w:r>
           <w:rPr>
@@ -2496,7 +2496,7 @@
           <w14:ligatures w14:val="standardContextual"/>
         </w:rPr>
       </w:pPr>
-      <w:hyperlink w:anchor="_Toc242450866" w:history="1">
+      <w:hyperlink w:anchor="_Toc242457524" w:history="1">
         <w:r>
           <w:rPr>
             <w:rStyle w:val="aff8"/>
@@ -2523,7 +2523,7 @@
             <w:noProof/>
             <w:webHidden/>
           </w:rPr>
-          <w:instrText xml:space="preserve"> PAGEREF _Toc242450866 \h </w:instrText>
+          <w:instrText xml:space="preserve"> PAGEREF _Toc242457524 \h </w:instrText>
         </w:r>
         <w:r>
           <w:rPr>
@@ -2569,7 +2569,7 @@
           <w14:ligatures w14:val="standardContextual"/>
         </w:rPr>
       </w:pPr>
-      <w:hyperlink w:anchor="_Toc242450867" w:history="1">
+      <w:hyperlink w:anchor="_Toc242457525" w:history="1">
         <w:r>
           <w:rPr>
             <w:rStyle w:val="aff8"/>
@@ -2596,7 +2596,7 @@
             <w:noProof/>
             <w:webHidden/>
           </w:rPr>
-          <w:instrText xml:space="preserve"> PAGEREF _Toc242450867 \h </w:instrText>
+          <w:instrText xml:space="preserve"> PAGEREF _Toc242457525 \h </w:instrText>
         </w:r>
         <w:r>
           <w:rPr>
@@ -2642,7 +2642,7 @@
           <w14:ligatures w14:val="standardContextual"/>
         </w:rPr>
       </w:pPr>
-      <w:hyperlink w:anchor="_Toc242450868" w:history="1">
+      <w:hyperlink w:anchor="_Toc242457526" w:history="1">
         <w:r>
           <w:rPr>
             <w:rStyle w:val="aff8"/>
@@ -2669,7 +2669,7 @@
             <w:noProof/>
             <w:webHidden/>
           </w:rPr>
-          <w:instrText xml:space="preserve"> PAGEREF _Toc242450868 \h </w:instrText>
+          <w:instrText xml:space="preserve"> PAGEREF _Toc242457526 \h </w:instrText>
         </w:r>
         <w:r>
           <w:rPr>
@@ -2715,7 +2715,7 @@
           <w14:ligatures w14:val="standardContextual"/>
         </w:rPr>
       </w:pPr>
-      <w:hyperlink w:anchor="_Toc242450869" w:history="1">
+      <w:hyperlink w:anchor="_Toc242457527" w:history="1">
         <w:r>
           <w:rPr>
             <w:rStyle w:val="aff8"/>
@@ -2742,7 +2742,7 @@
             <w:noProof/>
             <w:webHidden/>
           </w:rPr>
-          <w:instrText xml:space="preserve"> PAGEREF _Toc242450869 \h </w:instrText>
+          <w:instrText xml:space="preserve"> PAGEREF _Toc242457527 \h </w:instrText>
         </w:r>
         <w:r>
           <w:rPr>
@@ -2788,7 +2788,7 @@
           <w14:ligatures w14:val="standardContextual"/>
         </w:rPr>
       </w:pPr>
-      <w:hyperlink w:anchor="_Toc242450870" w:history="1">
+      <w:hyperlink w:anchor="_Toc242457528" w:history="1">
         <w:r>
           <w:rPr>
             <w:rStyle w:val="aff8"/>
@@ -2815,7 +2815,7 @@
             <w:noProof/>
             <w:webHidden/>
           </w:rPr>
-          <w:instrText xml:space="preserve"> PAGEREF _Toc242450870 \h </w:instrText>
+          <w:instrText xml:space="preserve"> PAGEREF _Toc242457528 \h </w:instrText>
         </w:r>
         <w:r>
           <w:rPr>
@@ -2861,7 +2861,7 @@
           <w14:ligatures w14:val="standardContextual"/>
         </w:rPr>
       </w:pPr>
-      <w:hyperlink w:anchor="_Toc242450871" w:history="1">
+      <w:hyperlink w:anchor="_Toc242457529" w:history="1">
         <w:r>
           <w:rPr>
             <w:rStyle w:val="aff8"/>
@@ -2888,7 +2888,7 @@
             <w:noProof/>
             <w:webHidden/>
           </w:rPr>
-          <w:instrText xml:space="preserve"> PAGEREF _Toc242450871 \h </w:instrText>
+          <w:instrText xml:space="preserve"> PAGEREF _Toc242457529 \h </w:instrText>
         </w:r>
         <w:r>
           <w:rPr>
@@ -2934,7 +2934,7 @@
           <w14:ligatures w14:val="standardContextual"/>
         </w:rPr>
       </w:pPr>
-      <w:hyperlink w:anchor="_Toc242450872" w:history="1">
+      <w:hyperlink w:anchor="_Toc242457530" w:history="1">
         <w:r>
           <w:rPr>
             <w:rStyle w:val="aff8"/>
@@ -2961,7 +2961,7 @@
             <w:noProof/>
             <w:webHidden/>
           </w:rPr>
-          <w:instrText xml:space="preserve"> PAGEREF _Toc242450872 \h </w:instrText>
+          <w:instrText xml:space="preserve"> PAGEREF _Toc242457530 \h </w:instrText>
         </w:r>
         <w:r>
           <w:rPr>
@@ -3007,7 +3007,7 @@
           <w14:ligatures w14:val="standardContextual"/>
         </w:rPr>
       </w:pPr>
-      <w:hyperlink w:anchor="_Toc242450873" w:history="1">
+      <w:hyperlink w:anchor="_Toc242457531" w:history="1">
         <w:r>
           <w:rPr>
             <w:rStyle w:val="aff8"/>
@@ -3034,7 +3034,7 @@
             <w:noProof/>
             <w:webHidden/>
           </w:rPr>
-          <w:instrText xml:space="preserve"> PAGEREF _Toc242450873 \h </w:instrText>
+          <w:instrText xml:space="preserve"> PAGEREF _Toc242457531 \h </w:instrText>
         </w:r>
         <w:r>
           <w:rPr>
@@ -3080,7 +3080,7 @@
           <w14:ligatures w14:val="standardContextual"/>
         </w:rPr>
       </w:pPr>
-      <w:hyperlink w:anchor="_Toc242450874" w:history="1">
+      <w:hyperlink w:anchor="_Toc242457532" w:history="1">
         <w:r>
           <w:rPr>
             <w:rStyle w:val="aff8"/>
@@ -3107,7 +3107,7 @@
             <w:noProof/>
             <w:webHidden/>
           </w:rPr>
-          <w:instrText xml:space="preserve"> PAGEREF _Toc242450874 \h </w:instrText>
+          <w:instrText xml:space="preserve"> PAGEREF _Toc242457532 \h </w:instrText>
         </w:r>
         <w:r>
           <w:rPr>
@@ -3153,7 +3153,7 @@
           <w14:ligatures w14:val="standardContextual"/>
         </w:rPr>
       </w:pPr>
-      <w:hyperlink w:anchor="_Toc242450875" w:history="1">
+      <w:hyperlink w:anchor="_Toc242457533" w:history="1">
         <w:r>
           <w:rPr>
             <w:rStyle w:val="aff8"/>
@@ -3180,7 +3180,7 @@
             <w:noProof/>
             <w:webHidden/>
           </w:rPr>
-          <w:instrText xml:space="preserve"> PAGEREF _Toc242450875 \h </w:instrText>
+          <w:instrText xml:space="preserve"> PAGEREF _Toc242457533 \h </w:instrText>
         </w:r>
         <w:r>
           <w:rPr>
@@ -3226,7 +3226,7 @@
           <w14:ligatures w14:val="standardContextual"/>
         </w:rPr>
       </w:pPr>
-      <w:hyperlink w:anchor="_Toc242450876" w:history="1">
+      <w:hyperlink w:anchor="_Toc242457534" w:history="1">
         <w:r>
           <w:rPr>
             <w:rStyle w:val="aff8"/>
@@ -3253,7 +3253,7 @@
             <w:noProof/>
             <w:webHidden/>
           </w:rPr>
-          <w:instrText xml:space="preserve"> PAGEREF _Toc242450876 \h </w:instrText>
+          <w:instrText xml:space="preserve"> PAGEREF _Toc242457534 \h </w:instrText>
         </w:r>
         <w:r>
           <w:rPr>
@@ -3299,7 +3299,7 @@
           <w14:ligatures w14:val="standardContextual"/>
         </w:rPr>
       </w:pPr>
-      <w:hyperlink w:anchor="_Toc242450877" w:history="1">
+      <w:hyperlink w:anchor="_Toc242457535" w:history="1">
         <w:r>
           <w:rPr>
             <w:rStyle w:val="aff8"/>
@@ -3326,7 +3326,7 @@
             <w:noProof/>
             <w:webHidden/>
           </w:rPr>
-          <w:instrText xml:space="preserve"> PAGEREF _Toc242450877 \h </w:instrText>
+          <w:instrText xml:space="preserve"> PAGEREF _Toc242457535 \h </w:instrText>
         </w:r>
         <w:r>
           <w:rPr>
@@ -3372,7 +3372,7 @@
           <w14:ligatures w14:val="standardContextual"/>
         </w:rPr>
       </w:pPr>
-      <w:hyperlink w:anchor="_Toc242450878" w:history="1">
+      <w:hyperlink w:anchor="_Toc242457536" w:history="1">
         <w:r>
           <w:rPr>
             <w:rStyle w:val="aff8"/>
@@ -3399,7 +3399,7 @@
             <w:noProof/>
             <w:webHidden/>
           </w:rPr>
-          <w:instrText xml:space="preserve"> PAGEREF _Toc242450878 \h </w:instrText>
+          <w:instrText xml:space="preserve"> PAGEREF _Toc242457536 \h </w:instrText>
         </w:r>
         <w:r>
           <w:rPr>
@@ -3445,7 +3445,7 @@
           <w14:ligatures w14:val="standardContextual"/>
         </w:rPr>
       </w:pPr>
-      <w:hyperlink w:anchor="_Toc242450879" w:history="1">
+      <w:hyperlink w:anchor="_Toc242457537" w:history="1">
         <w:r>
           <w:rPr>
             <w:rStyle w:val="aff8"/>
@@ -3472,7 +3472,7 @@
             <w:noProof/>
             <w:webHidden/>
           </w:rPr>
-          <w:instrText xml:space="preserve"> PAGEREF _Toc242450879 \h </w:instrText>
+          <w:instrText xml:space="preserve"> PAGEREF _Toc242457537 \h </w:instrText>
         </w:r>
         <w:r>
           <w:rPr>
@@ -3518,7 +3518,7 @@
           <w14:ligatures w14:val="standardContextual"/>
         </w:rPr>
       </w:pPr>
-      <w:hyperlink w:anchor="_Toc242450880" w:history="1">
+      <w:hyperlink w:anchor="_Toc242457538" w:history="1">
         <w:r>
           <w:rPr>
             <w:rStyle w:val="aff8"/>
@@ -3545,7 +3545,7 @@
             <w:noProof/>
             <w:webHidden/>
           </w:rPr>
-          <w:instrText xml:space="preserve"> PAGEREF _Toc242450880 \h </w:instrText>
+          <w:instrText xml:space="preserve"> PAGEREF _Toc242457538 \h </w:instrText>
         </w:r>
         <w:r>
           <w:rPr>
@@ -3591,7 +3591,7 @@
           <w14:ligatures w14:val="standardContextual"/>
         </w:rPr>
       </w:pPr>
-      <w:hyperlink w:anchor="_Toc242450881" w:history="1">
+      <w:hyperlink w:anchor="_Toc242457539" w:history="1">
         <w:r>
           <w:rPr>
             <w:rStyle w:val="aff8"/>
@@ -3618,7 +3618,7 @@
             <w:noProof/>
             <w:webHidden/>
           </w:rPr>
-          <w:instrText xml:space="preserve"> PAGEREF _Toc242450881 \h </w:instrText>
+          <w:instrText xml:space="preserve"> PAGEREF _Toc242457539 \h </w:instrText>
         </w:r>
         <w:r>
           <w:rPr>
@@ -3664,7 +3664,7 @@
           <w14:ligatures w14:val="standardContextual"/>
         </w:rPr>
       </w:pPr>
-      <w:hyperlink w:anchor="_Toc242450882" w:history="1">
+      <w:hyperlink w:anchor="_Toc242457540" w:history="1">
         <w:r>
           <w:rPr>
             <w:rStyle w:val="aff8"/>
@@ -3691,7 +3691,7 @@
             <w:noProof/>
             <w:webHidden/>
           </w:rPr>
-          <w:instrText xml:space="preserve"> PAGEREF _Toc242450882 \h </w:instrText>
+          <w:instrText xml:space="preserve"> PAGEREF _Toc242457540 \h </w:instrText>
         </w:r>
         <w:r>
           <w:rPr>
@@ -3737,7 +3737,7 @@
           <w14:ligatures w14:val="standardContextual"/>
         </w:rPr>
       </w:pPr>
-      <w:hyperlink w:anchor="_Toc242450883" w:history="1">
+      <w:hyperlink w:anchor="_Toc242457541" w:history="1">
         <w:r>
           <w:rPr>
             <w:rStyle w:val="aff8"/>
@@ -3764,7 +3764,7 @@
             <w:noProof/>
             <w:webHidden/>
           </w:rPr>
-          <w:instrText xml:space="preserve"> PAGEREF _Toc242450883 \h </w:instrText>
+          <w:instrText xml:space="preserve"> PAGEREF _Toc242457541 \h </w:instrText>
         </w:r>
         <w:r>
           <w:rPr>
@@ -3810,7 +3810,7 @@
           <w14:ligatures w14:val="standardContextual"/>
         </w:rPr>
       </w:pPr>
-      <w:hyperlink w:anchor="_Toc242450884" w:history="1">
+      <w:hyperlink w:anchor="_Toc242457542" w:history="1">
         <w:r>
           <w:rPr>
             <w:rStyle w:val="aff8"/>
@@ -3837,7 +3837,7 @@
             <w:noProof/>
             <w:webHidden/>
           </w:rPr>
-          <w:instrText xml:space="preserve"> PAGEREF _Toc242450884 \h </w:instrText>
+          <w:instrText xml:space="preserve"> PAGEREF _Toc242457542 \h </w:instrText>
         </w:r>
         <w:r>
           <w:rPr>
@@ -3883,7 +3883,7 @@
           <w14:ligatures w14:val="standardContextual"/>
         </w:rPr>
       </w:pPr>
-      <w:hyperlink w:anchor="_Toc242450885" w:history="1">
+      <w:hyperlink w:anchor="_Toc242457543" w:history="1">
         <w:r>
           <w:rPr>
             <w:rStyle w:val="aff8"/>
@@ -3910,7 +3910,7 @@
             <w:noProof/>
             <w:webHidden/>
           </w:rPr>
-          <w:instrText xml:space="preserve"> PAGEREF _Toc242450885 \h </w:instrText>
+          <w:instrText xml:space="preserve"> PAGEREF _Toc242457543 \h </w:instrText>
         </w:r>
         <w:r>
           <w:rPr>
@@ -3956,7 +3956,7 @@
           <w14:ligatures w14:val="standardContextual"/>
         </w:rPr>
       </w:pPr>
-      <w:hyperlink w:anchor="_Toc242450886" w:history="1">
+      <w:hyperlink w:anchor="_Toc242457544" w:history="1">
         <w:r>
           <w:rPr>
             <w:rStyle w:val="aff8"/>
@@ -3983,7 +3983,7 @@
             <w:noProof/>
             <w:webHidden/>
           </w:rPr>
-          <w:instrText xml:space="preserve"> PAGEREF _Toc242450886 \h </w:instrText>
+          <w:instrText xml:space="preserve"> PAGEREF _Toc242457544 \h </w:instrText>
         </w:r>
         <w:r>
           <w:rPr>
@@ -4029,7 +4029,7 @@
           <w14:ligatures w14:val="standardContextual"/>
         </w:rPr>
       </w:pPr>
-      <w:hyperlink w:anchor="_Toc242450887" w:history="1">
+      <w:hyperlink w:anchor="_Toc242457545" w:history="1">
         <w:r>
           <w:rPr>
             <w:rStyle w:val="aff8"/>
@@ -4056,7 +4056,7 @@
             <w:noProof/>
             <w:webHidden/>
           </w:rPr>
-          <w:instrText xml:space="preserve"> PAGEREF _Toc242450887 \h </w:instrText>
+          <w:instrText xml:space="preserve"> PAGEREF _Toc242457545 \h </w:instrText>
         </w:r>
         <w:r>
           <w:rPr>
@@ -4102,7 +4102,7 @@
           <w14:ligatures w14:val="standardContextual"/>
         </w:rPr>
       </w:pPr>
-      <w:hyperlink w:anchor="_Toc242450888" w:history="1">
+      <w:hyperlink w:anchor="_Toc242457546" w:history="1">
         <w:r>
           <w:rPr>
             <w:rStyle w:val="aff8"/>
@@ -4129,7 +4129,7 @@
             <w:noProof/>
             <w:webHidden/>
           </w:rPr>
-          <w:instrText xml:space="preserve"> PAGEREF _Toc242450888 \h </w:instrText>
+          <w:instrText xml:space="preserve"> PAGEREF _Toc242457546 \h </w:instrText>
         </w:r>
         <w:r>
           <w:rPr>
@@ -4175,7 +4175,7 @@
           <w14:ligatures w14:val="standardContextual"/>
         </w:rPr>
       </w:pPr>
-      <w:hyperlink w:anchor="_Toc242450889" w:history="1">
+      <w:hyperlink w:anchor="_Toc242457547" w:history="1">
         <w:r>
           <w:rPr>
             <w:rStyle w:val="aff8"/>
@@ -4202,7 +4202,7 @@
             <w:noProof/>
             <w:webHidden/>
           </w:rPr>
-          <w:instrText xml:space="preserve"> PAGEREF _Toc242450889 \h </w:instrText>
+          <w:instrText xml:space="preserve"> PAGEREF _Toc242457547 \h </w:instrText>
         </w:r>
         <w:r>
           <w:rPr>
@@ -4248,7 +4248,7 @@
           <w14:ligatures w14:val="standardContextual"/>
         </w:rPr>
       </w:pPr>
-      <w:hyperlink w:anchor="_Toc242450890" w:history="1">
+      <w:hyperlink w:anchor="_Toc242457548" w:history="1">
         <w:r>
           <w:rPr>
             <w:rStyle w:val="aff8"/>
@@ -4275,7 +4275,7 @@
             <w:noProof/>
             <w:webHidden/>
           </w:rPr>
-          <w:instrText xml:space="preserve"> PAGEREF _Toc242450890 \h </w:instrText>
+          <w:instrText xml:space="preserve"> PAGEREF _Toc242457548 \h </w:instrText>
         </w:r>
         <w:r>
           <w:rPr>
@@ -4321,7 +4321,7 @@
           <w14:ligatures w14:val="standardContextual"/>
         </w:rPr>
       </w:pPr>
-      <w:hyperlink w:anchor="_Toc242450891" w:history="1">
+      <w:hyperlink w:anchor="_Toc242457549" w:history="1">
         <w:r>
           <w:rPr>
             <w:rStyle w:val="aff8"/>
@@ -4348,7 +4348,7 @@
             <w:noProof/>
             <w:webHidden/>
           </w:rPr>
-          <w:instrText xml:space="preserve"> PAGEREF _Toc242450891 \h </w:instrText>
+          <w:instrText xml:space="preserve"> PAGEREF _Toc242457549 \h </w:instrText>
         </w:r>
         <w:r>
           <w:rPr>
@@ -4394,7 +4394,7 @@
           <w14:ligatures w14:val="standardContextual"/>
         </w:rPr>
       </w:pPr>
-      <w:hyperlink w:anchor="_Toc242450892" w:history="1">
+      <w:hyperlink w:anchor="_Toc242457550" w:history="1">
         <w:r>
           <w:rPr>
             <w:rStyle w:val="aff8"/>
@@ -4421,7 +4421,7 @@
             <w:noProof/>
             <w:webHidden/>
           </w:rPr>
-          <w:instrText xml:space="preserve"> PAGEREF _Toc242450892 \h </w:instrText>
+          <w:instrText xml:space="preserve"> PAGEREF _Toc242457550 \h </w:instrText>
         </w:r>
         <w:r>
           <w:rPr>
@@ -4467,7 +4467,7 @@
           <w14:ligatures w14:val="standardContextual"/>
         </w:rPr>
       </w:pPr>
-      <w:hyperlink w:anchor="_Toc242450893" w:history="1">
+      <w:hyperlink w:anchor="_Toc242457551" w:history="1">
         <w:r>
           <w:rPr>
             <w:rStyle w:val="aff8"/>
@@ -4494,7 +4494,7 @@
             <w:noProof/>
             <w:webHidden/>
           </w:rPr>
-          <w:instrText xml:space="preserve"> PAGEREF _Toc242450893 \h </w:instrText>
+          <w:instrText xml:space="preserve"> PAGEREF _Toc242457551 \h </w:instrText>
         </w:r>
         <w:r>
           <w:rPr>
@@ -4540,7 +4540,7 @@
           <w14:ligatures w14:val="standardContextual"/>
         </w:rPr>
       </w:pPr>
-      <w:hyperlink w:anchor="_Toc242450894" w:history="1">
+      <w:hyperlink w:anchor="_Toc242457552" w:history="1">
         <w:r>
           <w:rPr>
             <w:rStyle w:val="aff8"/>
@@ -4567,7 +4567,7 @@
             <w:noProof/>
             <w:webHidden/>
           </w:rPr>
-          <w:instrText xml:space="preserve"> PAGEREF _Toc242450894 \h </w:instrText>
+          <w:instrText xml:space="preserve"> PAGEREF _Toc242457552 \h </w:instrText>
         </w:r>
         <w:r>
           <w:rPr>
@@ -4613,7 +4613,7 @@
           <w14:ligatures w14:val="standardContextual"/>
         </w:rPr>
       </w:pPr>
-      <w:hyperlink w:anchor="_Toc242450895" w:history="1">
+      <w:hyperlink w:anchor="_Toc242457553" w:history="1">
         <w:r>
           <w:rPr>
             <w:rStyle w:val="aff8"/>
@@ -4640,7 +4640,7 @@
             <w:noProof/>
             <w:webHidden/>
           </w:rPr>
-          <w:instrText xml:space="preserve"> PAGEREF _Toc242450895 \h </w:instrText>
+          <w:instrText xml:space="preserve"> PAGEREF _Toc242457553 \h </w:instrText>
         </w:r>
         <w:r>
           <w:rPr>
@@ -4686,7 +4686,7 @@
           <w14:ligatures w14:val="standardContextual"/>
         </w:rPr>
       </w:pPr>
-      <w:hyperlink w:anchor="_Toc242450896" w:history="1">
+      <w:hyperlink w:anchor="_Toc242457554" w:history="1">
         <w:r>
           <w:rPr>
             <w:rStyle w:val="aff8"/>
@@ -4713,7 +4713,7 @@
             <w:noProof/>
             <w:webHidden/>
           </w:rPr>
-          <w:instrText xml:space="preserve"> PAGEREF _Toc242450896 \h </w:instrText>
+          <w:instrText xml:space="preserve"> PAGEREF _Toc242457554 \h </w:instrText>
         </w:r>
         <w:r>
           <w:rPr>
@@ -4759,7 +4759,7 @@
           <w14:ligatures w14:val="standardContextual"/>
         </w:rPr>
       </w:pPr>
-      <w:hyperlink w:anchor="_Toc242450897" w:history="1">
+      <w:hyperlink w:anchor="_Toc242457555" w:history="1">
         <w:r>
           <w:rPr>
             <w:rStyle w:val="aff8"/>
@@ -4786,7 +4786,7 @@
             <w:noProof/>
             <w:webHidden/>
           </w:rPr>
-          <w:instrText xml:space="preserve"> PAGEREF _Toc242450897 \h </w:instrText>
+          <w:instrText xml:space="preserve"> PAGEREF _Toc242457555 \h </w:instrText>
         </w:r>
         <w:r>
           <w:rPr>
@@ -4832,7 +4832,7 @@
           <w14:ligatures w14:val="standardContextual"/>
         </w:rPr>
       </w:pPr>
-      <w:hyperlink w:anchor="_Toc242450898" w:history="1">
+      <w:hyperlink w:anchor="_Toc242457556" w:history="1">
         <w:r>
           <w:rPr>
             <w:rStyle w:val="aff8"/>
@@ -4859,7 +4859,7 @@
             <w:noProof/>
             <w:webHidden/>
           </w:rPr>
-          <w:instrText xml:space="preserve"> PAGEREF _Toc242450898 \h </w:instrText>
+          <w:instrText xml:space="preserve"> PAGEREF _Toc242457556 \h </w:instrText>
         </w:r>
         <w:r>
           <w:rPr>
@@ -4905,7 +4905,7 @@
           <w14:ligatures w14:val="standardContextual"/>
         </w:rPr>
       </w:pPr>
-      <w:hyperlink w:anchor="_Toc242450899" w:history="1">
+      <w:hyperlink w:anchor="_Toc242457557" w:history="1">
         <w:r>
           <w:rPr>
             <w:rStyle w:val="aff8"/>
@@ -4932,7 +4932,7 @@
             <w:noProof/>
             <w:webHidden/>
           </w:rPr>
-          <w:instrText xml:space="preserve"> PAGEREF _Toc242450899 \h </w:instrText>
+          <w:instrText xml:space="preserve"> PAGEREF _Toc242457557 \h </w:instrText>
         </w:r>
         <w:r>
           <w:rPr>
@@ -4978,7 +4978,7 @@
           <w14:ligatures w14:val="standardContextual"/>
         </w:rPr>
       </w:pPr>
-      <w:hyperlink w:anchor="_Toc242450900" w:history="1">
+      <w:hyperlink w:anchor="_Toc242457558" w:history="1">
         <w:r>
           <w:rPr>
             <w:rStyle w:val="aff8"/>
@@ -5005,7 +5005,7 @@
             <w:noProof/>
             <w:webHidden/>
           </w:rPr>
-          <w:instrText xml:space="preserve"> PAGEREF _Toc242450900 \h </w:instrText>
+          <w:instrText xml:space="preserve"> PAGEREF _Toc242457558 \h </w:instrText>
         </w:r>
         <w:r>
           <w:rPr>
@@ -5051,7 +5051,7 @@
           <w14:ligatures w14:val="standardContextual"/>
         </w:rPr>
       </w:pPr>
-      <w:hyperlink w:anchor="_Toc242450901" w:history="1">
+      <w:hyperlink w:anchor="_Toc242457559" w:history="1">
         <w:r>
           <w:rPr>
             <w:rStyle w:val="aff8"/>
@@ -5078,7 +5078,7 @@
             <w:noProof/>
             <w:webHidden/>
           </w:rPr>
-          <w:instrText xml:space="preserve"> PAGEREF _Toc242450901 \h </w:instrText>
+          <w:instrText xml:space="preserve"> PAGEREF _Toc242457559 \h </w:instrText>
         </w:r>
         <w:r>
           <w:rPr>
@@ -5124,7 +5124,7 @@
           <w14:ligatures w14:val="standardContextual"/>
         </w:rPr>
       </w:pPr>
-      <w:hyperlink w:anchor="_Toc242450902" w:history="1">
+      <w:hyperlink w:anchor="_Toc242457560" w:history="1">
         <w:r>
           <w:rPr>
             <w:rStyle w:val="aff8"/>
@@ -5151,7 +5151,7 @@
             <w:noProof/>
             <w:webHidden/>
           </w:rPr>
-          <w:instrText xml:space="preserve"> PAGEREF _Toc242450902 \h </w:instrText>
+          <w:instrText xml:space="preserve"> PAGEREF _Toc242457560 \h </w:instrText>
         </w:r>
         <w:r>
           <w:rPr>
@@ -5197,7 +5197,7 @@
           <w14:ligatures w14:val="standardContextual"/>
         </w:rPr>
       </w:pPr>
-      <w:hyperlink w:anchor="_Toc242450903" w:history="1">
+      <w:hyperlink w:anchor="_Toc242457561" w:history="1">
         <w:r>
           <w:rPr>
             <w:rStyle w:val="aff8"/>
@@ -5224,7 +5224,7 @@
             <w:noProof/>
             <w:webHidden/>
           </w:rPr>
-          <w:instrText xml:space="preserve"> PAGEREF _Toc242450903 \h </w:instrText>
+          <w:instrText xml:space="preserve"> PAGEREF _Toc242457561 \h </w:instrText>
         </w:r>
         <w:r>
           <w:rPr>
@@ -5270,7 +5270,7 @@
           <w14:ligatures w14:val="standardContextual"/>
         </w:rPr>
       </w:pPr>
-      <w:hyperlink w:anchor="_Toc242450904" w:history="1">
+      <w:hyperlink w:anchor="_Toc242457562" w:history="1">
         <w:r>
           <w:rPr>
             <w:rStyle w:val="aff8"/>
@@ -5297,7 +5297,7 @@
             <w:noProof/>
             <w:webHidden/>
           </w:rPr>
-          <w:instrText xml:space="preserve"> PAGEREF _Toc242450904 \h </w:instrText>
+          <w:instrText xml:space="preserve"> PAGEREF _Toc242457562 \h </w:instrText>
         </w:r>
         <w:r>
           <w:rPr>
@@ -5343,7 +5343,7 @@
           <w14:ligatures w14:val="standardContextual"/>
         </w:rPr>
       </w:pPr>
-      <w:hyperlink w:anchor="_Toc242450905" w:history="1">
+      <w:hyperlink w:anchor="_Toc242457563" w:history="1">
         <w:r>
           <w:rPr>
             <w:rStyle w:val="aff8"/>
@@ -5370,7 +5370,7 @@
             <w:noProof/>
             <w:webHidden/>
           </w:rPr>
-          <w:instrText xml:space="preserve"> PAGEREF _Toc242450905 \h </w:instrText>
+          <w:instrText xml:space="preserve"> PAGEREF _Toc242457563 \h </w:instrText>
         </w:r>
         <w:r>
           <w:rPr>
@@ -5416,7 +5416,7 @@
           <w14:ligatures w14:val="standardContextual"/>
         </w:rPr>
       </w:pPr>
-      <w:hyperlink w:anchor="_Toc242450906" w:history="1">
+      <w:hyperlink w:anchor="_Toc242457564" w:history="1">
         <w:r>
           <w:rPr>
             <w:rStyle w:val="aff8"/>
@@ -5443,7 +5443,7 @@
             <w:noProof/>
             <w:webHidden/>
           </w:rPr>
-          <w:instrText xml:space="preserve"> PAGEREF _Toc242450906 \h </w:instrText>
+          <w:instrText xml:space="preserve"> PAGEREF _Toc242457564 \h </w:instrText>
         </w:r>
         <w:r>
           <w:rPr>
@@ -5489,7 +5489,7 @@
           <w14:ligatures w14:val="standardContextual"/>
         </w:rPr>
       </w:pPr>
-      <w:hyperlink w:anchor="_Toc242450907" w:history="1">
+      <w:hyperlink w:anchor="_Toc242457565" w:history="1">
         <w:r>
           <w:rPr>
             <w:rStyle w:val="aff8"/>
@@ -5516,7 +5516,7 @@
             <w:noProof/>
             <w:webHidden/>
           </w:rPr>
-          <w:instrText xml:space="preserve"> PAGEREF _Toc242450907 \h </w:instrText>
+          <w:instrText xml:space="preserve"> PAGEREF _Toc242457565 \h </w:instrText>
         </w:r>
         <w:r>
           <w:rPr>
@@ -5562,7 +5562,7 @@
           <w14:ligatures w14:val="standardContextual"/>
         </w:rPr>
       </w:pPr>
-      <w:hyperlink w:anchor="_Toc242450908" w:history="1">
+      <w:hyperlink w:anchor="_Toc242457566" w:history="1">
         <w:r>
           <w:rPr>
             <w:rStyle w:val="aff8"/>
@@ -5589,7 +5589,7 @@
             <w:noProof/>
             <w:webHidden/>
           </w:rPr>
-          <w:instrText xml:space="preserve"> PAGEREF _Toc242450908 \h </w:instrText>
+          <w:instrText xml:space="preserve"> PAGEREF _Toc242457566 \h </w:instrText>
         </w:r>
         <w:r>
           <w:rPr>
@@ -5609,7 +5609,7 @@
             <w:noProof/>
             <w:webHidden/>
           </w:rPr>
-          <w:t>37</w:t>
+          <w:t>38</w:t>
         </w:r>
         <w:r>
           <w:rPr>
@@ -5635,7 +5635,7 @@
         <w:ind w:firstLine="0"/>
         <w:jc w:val="center"/>
       </w:pPr>
-      <w:bookmarkStart w:id="0" w:name="_Toc242450836"/>
+      <w:bookmarkStart w:id="0" w:name="_Toc242457494"/>
       <w:r>
         <w:lastRenderedPageBreak/>
         <w:t>ПЕРЕЧЕНЬ ТЕРМИНОВ И СОКРАЩЕНИЙ</w:t>
@@ -6897,7 +6897,7 @@
         <w:pStyle w:val="1"/>
         <w:pageBreakBefore/>
       </w:pPr>
-      <w:bookmarkStart w:id="1" w:name="_Toc242450837"/>
+      <w:bookmarkStart w:id="1" w:name="_Toc242457495"/>
       <w:r>
         <w:lastRenderedPageBreak/>
         <w:t>1 Состав информационного обеспечения</w:t>
@@ -6949,7 +6949,7 @@
         <w:pStyle w:val="1"/>
         <w:pageBreakBefore/>
       </w:pPr>
-      <w:bookmarkStart w:id="2" w:name="_Toc242450838"/>
+      <w:bookmarkStart w:id="2" w:name="_Toc242457496"/>
       <w:r>
         <w:lastRenderedPageBreak/>
         <w:t>2 Организация информационного обеспечения</w:t>
@@ -7051,7 +7051,7 @@
         <w:pStyle w:val="1"/>
         <w:pageBreakBefore/>
       </w:pPr>
-      <w:bookmarkStart w:id="3" w:name="_Toc242450839"/>
+      <w:bookmarkStart w:id="3" w:name="_Toc242457497"/>
       <w:r>
         <w:lastRenderedPageBreak/>
         <w:t>3 Организация сбора и передачи информации</w:t>
@@ -7588,7 +7588,7 @@
         <w:pStyle w:val="1"/>
         <w:pageBreakBefore/>
       </w:pPr>
-      <w:bookmarkStart w:id="4" w:name="_Toc242450840"/>
+      <w:bookmarkStart w:id="4" w:name="_Toc242457498"/>
       <w:r>
         <w:lastRenderedPageBreak/>
         <w:t>4 Построение системы классификации и кодирования</w:t>
@@ -7665,7 +7665,7 @@
         <w:pStyle w:val="1"/>
         <w:pageBreakBefore/>
       </w:pPr>
-      <w:bookmarkStart w:id="5" w:name="_Toc242450841"/>
+      <w:bookmarkStart w:id="5" w:name="_Toc242457499"/>
       <w:r>
         <w:lastRenderedPageBreak/>
         <w:t>5 Организация внутримашинной информационной базы</w:t>
@@ -7676,7 +7676,7 @@
       <w:pPr>
         <w:pStyle w:val="21"/>
       </w:pPr>
-      <w:bookmarkStart w:id="6" w:name="_Toc242450842"/>
+      <w:bookmarkStart w:id="6" w:name="_Toc242457500"/>
       <w:r>
         <w:t>5.1 Общие сведения</w:t>
       </w:r>
@@ -10613,7 +10613,7 @@
       <w:pPr>
         <w:pStyle w:val="21"/>
       </w:pPr>
-      <w:bookmarkStart w:id="7" w:name="_Toc242450843"/>
+      <w:bookmarkStart w:id="7" w:name="_Toc242457501"/>
       <w:r>
         <w:t>5.2 Основные связи данных</w:t>
       </w:r>
@@ -10902,7 +10902,7 @@
       <w:pPr>
         <w:pStyle w:val="21"/>
       </w:pPr>
-      <w:bookmarkStart w:id="8" w:name="_Toc242450844"/>
+      <w:bookmarkStart w:id="8" w:name="_Toc242457502"/>
       <w:r>
         <w:t>5.3 Мягкое удаление и архивирование</w:t>
       </w:r>
@@ -10957,7 +10957,7 @@
       <w:pPr>
         <w:pStyle w:val="21"/>
       </w:pPr>
-      <w:bookmarkStart w:id="9" w:name="_Toc242450845"/>
+      <w:bookmarkStart w:id="9" w:name="_Toc242457503"/>
       <w:r>
         <w:t>5.4 Журналы изменений</w:t>
       </w:r>
@@ -11062,7 +11062,7 @@
       <w:pPr>
         <w:pStyle w:val="21"/>
       </w:pPr>
-      <w:bookmarkStart w:id="10" w:name="_Toc242450846"/>
+      <w:bookmarkStart w:id="10" w:name="_Toc242457504"/>
       <w:r>
         <w:t>5.5 Объём данных</w:t>
       </w:r>
@@ -11078,7 +11078,7 @@
         <w:pStyle w:val="1"/>
         <w:pageBreakBefore/>
       </w:pPr>
-      <w:bookmarkStart w:id="11" w:name="_Toc242450847"/>
+      <w:bookmarkStart w:id="11" w:name="_Toc242457505"/>
       <w:r>
         <w:lastRenderedPageBreak/>
         <w:t>6 Организация внемашинной информационной базы</w:t>
@@ -11089,7 +11089,7 @@
       <w:pPr>
         <w:pStyle w:val="21"/>
       </w:pPr>
-      <w:bookmarkStart w:id="12" w:name="_Toc242450848"/>
+      <w:bookmarkStart w:id="12" w:name="_Toc242457506"/>
       <w:r>
         <w:t>6.1 Файловое хранилище</w:t>
       </w:r>
@@ -11601,7 +11601,7 @@
       <w:pPr>
         <w:pStyle w:val="21"/>
       </w:pPr>
-      <w:bookmarkStart w:id="13" w:name="_Toc242450849"/>
+      <w:bookmarkStart w:id="13" w:name="_Toc242457507"/>
       <w:r>
         <w:t>6.2 Резервные копии</w:t>
       </w:r>
@@ -11636,7 +11636,7 @@
       <w:pPr>
         <w:pStyle w:val="21"/>
       </w:pPr>
-      <w:bookmarkStart w:id="14" w:name="_Toc242450850"/>
+      <w:bookmarkStart w:id="14" w:name="_Toc242457508"/>
       <w:r>
         <w:t>6.3 Документы на бумажных носителях</w:t>
       </w:r>
@@ -11654,7 +11654,7 @@
         <w:ind w:firstLine="0"/>
         <w:jc w:val="center"/>
       </w:pPr>
-      <w:bookmarkStart w:id="15" w:name="_Toc242450851"/>
+      <w:bookmarkStart w:id="15" w:name="_Toc242457509"/>
       <w:r>
         <w:lastRenderedPageBreak/>
         <w:t>Приложение А</w:t>
@@ -11678,7 +11678,7 @@
       <w:pPr>
         <w:pStyle w:val="21"/>
       </w:pPr>
-      <w:bookmarkStart w:id="16" w:name="_Toc242450852"/>
+      <w:bookmarkStart w:id="16" w:name="_Toc242457510"/>
       <w:r>
         <w:t>А.1 Общие сведения</w:t>
       </w:r>
@@ -11703,7 +11703,7 @@
       <w:pPr>
         <w:pStyle w:val="21"/>
       </w:pPr>
-      <w:bookmarkStart w:id="17" w:name="_Toc242450853"/>
+      <w:bookmarkStart w:id="17" w:name="_Toc242457511"/>
       <w:r>
         <w:t>А.2 Каталог недвижимости (приложение realty)</w:t>
       </w:r>
@@ -11713,7 +11713,7 @@
       <w:pPr>
         <w:pStyle w:val="31"/>
       </w:pPr>
-      <w:bookmarkStart w:id="18" w:name="_Toc242450854"/>
+      <w:bookmarkStart w:id="18" w:name="_Toc242457512"/>
       <w:r>
         <w:t>А.2.1 Таблица realty_building — Дом</w:t>
       </w:r>
@@ -12934,7 +12934,7 @@
       <w:pPr>
         <w:pStyle w:val="31"/>
       </w:pPr>
-      <w:bookmarkStart w:id="19" w:name="_Toc242450855"/>
+      <w:bookmarkStart w:id="19" w:name="_Toc242457513"/>
       <w:r>
         <w:lastRenderedPageBreak/>
         <w:t>А.2.2 Таблица realty_buildingimage — Фотография дома</w:t>
@@ -13288,7 +13288,7 @@
       <w:pPr>
         <w:pStyle w:val="31"/>
       </w:pPr>
-      <w:bookmarkStart w:id="20" w:name="_Toc242450856"/>
+      <w:bookmarkStart w:id="20" w:name="_Toc242457514"/>
       <w:r>
         <w:t>А.2.3 Таблица realty_buildinglog — Лог дома</w:t>
       </w:r>
@@ -13703,7 +13703,7 @@
       <w:pPr>
         <w:pStyle w:val="31"/>
       </w:pPr>
-      <w:bookmarkStart w:id="21" w:name="_Toc242450857"/>
+      <w:bookmarkStart w:id="21" w:name="_Toc242457515"/>
       <w:r>
         <w:t>А.2.4 Таблица realty_buildingtype — Тип дома</w:t>
       </w:r>
@@ -13999,7 +13999,7 @@
       <w:pPr>
         <w:pStyle w:val="31"/>
       </w:pPr>
-      <w:bookmarkStart w:id="22" w:name="_Toc242450858"/>
+      <w:bookmarkStart w:id="22" w:name="_Toc242457516"/>
       <w:r>
         <w:t>А.2.5 Таблица realty_discount — Скидка</w:t>
       </w:r>
@@ -15035,7 +15035,7 @@
       <w:pPr>
         <w:pStyle w:val="31"/>
       </w:pPr>
-      <w:bookmarkStart w:id="23" w:name="_Toc242450859"/>
+      <w:bookmarkStart w:id="23" w:name="_Toc242457517"/>
       <w:r>
         <w:t>А.2.6 Таблица realty_discountlog — Лог скидки</w:t>
       </w:r>
@@ -15450,7 +15450,7 @@
       <w:pPr>
         <w:pStyle w:val="31"/>
       </w:pPr>
-      <w:bookmarkStart w:id="24" w:name="_Toc242450860"/>
+      <w:bookmarkStart w:id="24" w:name="_Toc242457518"/>
       <w:r>
         <w:t>А.2.7 Таблица realty_layout — Планировка</w:t>
       </w:r>
@@ -15994,7 +15994,7 @@
       <w:pPr>
         <w:pStyle w:val="31"/>
       </w:pPr>
-      <w:bookmarkStart w:id="25" w:name="_Toc242450861"/>
+      <w:bookmarkStart w:id="25" w:name="_Toc242457519"/>
       <w:r>
         <w:t>А.2.8 Таблица realty_project — Проект</w:t>
       </w:r>
@@ -17216,7 +17216,7 @@
       <w:pPr>
         <w:pStyle w:val="31"/>
       </w:pPr>
-      <w:bookmarkStart w:id="26" w:name="_Toc242450862"/>
+      <w:bookmarkStart w:id="26" w:name="_Toc242457520"/>
       <w:r>
         <w:t>А.2.9 Таблица realty_projectimage — Фотография проекта</w:t>
       </w:r>
@@ -17569,7 +17569,7 @@
       <w:pPr>
         <w:pStyle w:val="31"/>
       </w:pPr>
-      <w:bookmarkStart w:id="27" w:name="_Toc242450863"/>
+      <w:bookmarkStart w:id="27" w:name="_Toc242457521"/>
       <w:r>
         <w:t>А.2.10 Таблица realty_property — Объект недвижимости</w:t>
       </w:r>
@@ -18733,7 +18733,7 @@
       <w:pPr>
         <w:pStyle w:val="21"/>
       </w:pPr>
-      <w:bookmarkStart w:id="28" w:name="_Toc242450864"/>
+      <w:bookmarkStart w:id="28" w:name="_Toc242457522"/>
       <w:r>
         <w:t>А.3 Работа с клиентами (приложение crm)</w:t>
       </w:r>
@@ -18743,7 +18743,7 @@
       <w:pPr>
         <w:pStyle w:val="31"/>
       </w:pPr>
-      <w:bookmarkStart w:id="29" w:name="_Toc242450865"/>
+      <w:bookmarkStart w:id="29" w:name="_Toc242457523"/>
       <w:r>
         <w:t>А.3.1 Таблица crm_application — Заявка</w:t>
       </w:r>
@@ -20093,7 +20093,7 @@
       <w:pPr>
         <w:pStyle w:val="31"/>
       </w:pPr>
-      <w:bookmarkStart w:id="30" w:name="_Toc242450866"/>
+      <w:bookmarkStart w:id="30" w:name="_Toc242457524"/>
       <w:r>
         <w:t>А.3.2 Таблица crm_applicationlog — Лог заявки</w:t>
       </w:r>
@@ -20509,7 +20509,7 @@
       <w:pPr>
         <w:pStyle w:val="31"/>
       </w:pPr>
-      <w:bookmarkStart w:id="31" w:name="_Toc242450867"/>
+      <w:bookmarkStart w:id="31" w:name="_Toc242457525"/>
       <w:r>
         <w:t>А.3.3 Таблица crm_applicationstatus — Статус заявки</w:t>
       </w:r>
@@ -21177,7 +21177,7 @@
       <w:pPr>
         <w:pStyle w:val="31"/>
       </w:pPr>
-      <w:bookmarkStart w:id="32" w:name="_Toc242450868"/>
+      <w:bookmarkStart w:id="32" w:name="_Toc242457526"/>
       <w:r>
         <w:t>А.3.4 Таблица crm_client — Клиент</w:t>
       </w:r>
@@ -22594,7 +22594,7 @@
       <w:pPr>
         <w:pStyle w:val="31"/>
       </w:pPr>
-      <w:bookmarkStart w:id="33" w:name="_Toc242450869"/>
+      <w:bookmarkStart w:id="33" w:name="_Toc242457527"/>
       <w:r>
         <w:lastRenderedPageBreak/>
         <w:t>А.3.5 Таблица crm_clientfile — Файл клиента</w:t>
@@ -23072,7 +23072,7 @@
       <w:pPr>
         <w:pStyle w:val="31"/>
       </w:pPr>
-      <w:bookmarkStart w:id="34" w:name="_Toc242450870"/>
+      <w:bookmarkStart w:id="34" w:name="_Toc242457528"/>
       <w:r>
         <w:t>А.3.6 Таблица crm_clientlog — Лог клиента</w:t>
       </w:r>
@@ -23487,7 +23487,7 @@
       <w:pPr>
         <w:pStyle w:val="31"/>
       </w:pPr>
-      <w:bookmarkStart w:id="35" w:name="_Toc242450871"/>
+      <w:bookmarkStart w:id="35" w:name="_Toc242457529"/>
       <w:r>
         <w:t>А.3.7 Таблица crm_clientphonenumber — Номер телефона клиента</w:t>
       </w:r>
@@ -23850,7 +23850,7 @@
       <w:pPr>
         <w:pStyle w:val="31"/>
       </w:pPr>
-      <w:bookmarkStart w:id="36" w:name="_Toc242450872"/>
+      <w:bookmarkStart w:id="36" w:name="_Toc242457530"/>
       <w:r>
         <w:t>А.3.8 Таблица crm_meeting — Встреча</w:t>
       </w:r>
@@ -25077,7 +25077,7 @@
       <w:pPr>
         <w:pStyle w:val="31"/>
       </w:pPr>
-      <w:bookmarkStart w:id="37" w:name="_Toc242450873"/>
+      <w:bookmarkStart w:id="37" w:name="_Toc242457531"/>
       <w:r>
         <w:t>А.3.9 Таблица crm_meetinglog — Лог встречи</w:t>
       </w:r>
@@ -25492,7 +25492,7 @@
       <w:pPr>
         <w:pStyle w:val="31"/>
       </w:pPr>
-      <w:bookmarkStart w:id="38" w:name="_Toc242450874"/>
+      <w:bookmarkStart w:id="38" w:name="_Toc242457532"/>
       <w:r>
         <w:t>А.3.10 Таблица crm_precisesource — Точный источник</w:t>
       </w:r>
@@ -25912,7 +25912,7 @@
       <w:pPr>
         <w:pStyle w:val="31"/>
       </w:pPr>
-      <w:bookmarkStart w:id="39" w:name="_Toc242450875"/>
+      <w:bookmarkStart w:id="39" w:name="_Toc242457533"/>
       <w:r>
         <w:t>А.3.11 Таблица crm_rejectionreason — Причина отказа</w:t>
       </w:r>
@@ -26333,7 +26333,7 @@
       <w:pPr>
         <w:pStyle w:val="21"/>
       </w:pPr>
-      <w:bookmarkStart w:id="40" w:name="_Toc242450876"/>
+      <w:bookmarkStart w:id="40" w:name="_Toc242457534"/>
       <w:r>
         <w:t>А.4 Сделки (приложение deals)</w:t>
       </w:r>
@@ -26343,7 +26343,7 @@
       <w:pPr>
         <w:pStyle w:val="31"/>
       </w:pPr>
-      <w:bookmarkStart w:id="41" w:name="_Toc242450877"/>
+      <w:bookmarkStart w:id="41" w:name="_Toc242457535"/>
       <w:r>
         <w:t>А.4.1 Таблица deals_deal — Сделка</w:t>
       </w:r>
@@ -28443,7 +28443,7 @@
       <w:pPr>
         <w:pStyle w:val="31"/>
       </w:pPr>
-      <w:bookmarkStart w:id="42" w:name="_Toc242450878"/>
+      <w:bookmarkStart w:id="42" w:name="_Toc242457536"/>
       <w:r>
         <w:t>А.4.2 Таблица deals_deallog — Лог сделки</w:t>
       </w:r>
@@ -28858,7 +28858,7 @@
       <w:pPr>
         <w:pStyle w:val="31"/>
       </w:pPr>
-      <w:bookmarkStart w:id="43" w:name="_Toc242450879"/>
+      <w:bookmarkStart w:id="43" w:name="_Toc242457537"/>
       <w:r>
         <w:t>А.4.3 Таблица deals_paymenttype — Тип оплаты</w:t>
       </w:r>
@@ -29154,7 +29154,7 @@
       <w:pPr>
         <w:pStyle w:val="31"/>
       </w:pPr>
-      <w:bookmarkStart w:id="44" w:name="_Toc242450880"/>
+      <w:bookmarkStart w:id="44" w:name="_Toc242457538"/>
       <w:r>
         <w:t>А.4.4 Таблица deals_purchasepurpose — Цель приобретения</w:t>
       </w:r>
@@ -29450,7 +29450,7 @@
       <w:pPr>
         <w:pStyle w:val="21"/>
       </w:pPr>
-      <w:bookmarkStart w:id="45" w:name="_Toc242450881"/>
+      <w:bookmarkStart w:id="45" w:name="_Toc242457539"/>
       <w:r>
         <w:t>А.5 Финансы (приложение finances)</w:t>
       </w:r>
@@ -29460,7 +29460,7 @@
       <w:pPr>
         <w:pStyle w:val="31"/>
       </w:pPr>
-      <w:bookmarkStart w:id="46" w:name="_Toc242450882"/>
+      <w:bookmarkStart w:id="46" w:name="_Toc242457540"/>
       <w:r>
         <w:t>А.5.1 Таблица finances_beneficiaryaccount — Счёт получателя</w:t>
       </w:r>
@@ -29876,7 +29876,7 @@
       <w:pPr>
         <w:pStyle w:val="31"/>
       </w:pPr>
-      <w:bookmarkStart w:id="47" w:name="_Toc242450883"/>
+      <w:bookmarkStart w:id="47" w:name="_Toc242457541"/>
       <w:r>
         <w:t>А.5.2 Таблица finances_exchangerate — Курс валюты</w:t>
       </w:r>
@@ -30487,7 +30487,7 @@
       <w:pPr>
         <w:pStyle w:val="31"/>
       </w:pPr>
-      <w:bookmarkStart w:id="48" w:name="_Toc242450884"/>
+      <w:bookmarkStart w:id="48" w:name="_Toc242457542"/>
       <w:r>
         <w:t>А.5.3 Таблица finances_payment — Платёж</w:t>
       </w:r>
@@ -31776,7 +31776,7 @@
       <w:pPr>
         <w:pStyle w:val="31"/>
       </w:pPr>
-      <w:bookmarkStart w:id="49" w:name="_Toc242450885"/>
+      <w:bookmarkStart w:id="49" w:name="_Toc242457543"/>
       <w:r>
         <w:t>А.5.4 Таблица finances_paymentlog — Лог платежа</w:t>
       </w:r>
@@ -32191,7 +32191,7 @@
       <w:pPr>
         <w:pStyle w:val="31"/>
       </w:pPr>
-      <w:bookmarkStart w:id="50" w:name="_Toc242450886"/>
+      <w:bookmarkStart w:id="50" w:name="_Toc242457544"/>
       <w:r>
         <w:t>А.5.5 Таблица finances_paymenttype — Тип платежа</w:t>
       </w:r>
@@ -32673,7 +32673,7 @@
       <w:pPr>
         <w:pStyle w:val="21"/>
       </w:pPr>
-      <w:bookmarkStart w:id="51" w:name="_Toc242450887"/>
+      <w:bookmarkStart w:id="51" w:name="_Toc242457545"/>
       <w:r>
         <w:t>А.6 Задачи (приложение tasks)</w:t>
       </w:r>
@@ -32683,7 +32683,7 @@
       <w:pPr>
         <w:pStyle w:val="31"/>
       </w:pPr>
-      <w:bookmarkStart w:id="52" w:name="_Toc242450888"/>
+      <w:bookmarkStart w:id="52" w:name="_Toc242457546"/>
       <w:r>
         <w:t>А.6.1 Таблица tasks_task — Задача</w:t>
       </w:r>
@@ -34034,7 +34034,7 @@
       <w:pPr>
         <w:pStyle w:val="31"/>
       </w:pPr>
-      <w:bookmarkStart w:id="53" w:name="_Toc242450889"/>
+      <w:bookmarkStart w:id="53" w:name="_Toc242457547"/>
       <w:r>
         <w:t>А.6.2 Таблица tasks_taskcomment — Комментарий к задаче</w:t>
       </w:r>
@@ -34573,7 +34573,7 @@
       <w:pPr>
         <w:pStyle w:val="31"/>
       </w:pPr>
-      <w:bookmarkStart w:id="54" w:name="_Toc242450890"/>
+      <w:bookmarkStart w:id="54" w:name="_Toc242457548"/>
       <w:r>
         <w:t>А.6.3 Таблица tasks_tasklog — Лог задачи</w:t>
       </w:r>
@@ -35118,7 +35118,7 @@
       <w:pPr>
         <w:pStyle w:val="21"/>
       </w:pPr>
-      <w:bookmarkStart w:id="55" w:name="_Toc242450891"/>
+      <w:bookmarkStart w:id="55" w:name="_Toc242457549"/>
       <w:r>
         <w:t>А.7 Документы (приложение documents)</w:t>
       </w:r>
@@ -35128,7 +35128,7 @@
       <w:pPr>
         <w:pStyle w:val="31"/>
       </w:pPr>
-      <w:bookmarkStart w:id="56" w:name="_Toc242450892"/>
+      <w:bookmarkStart w:id="56" w:name="_Toc242457550"/>
       <w:r>
         <w:t>А.7.1 Таблица documents_template — Шаблон документа</w:t>
       </w:r>
@@ -35853,7 +35853,7 @@
       <w:pPr>
         <w:pStyle w:val="21"/>
       </w:pPr>
-      <w:bookmarkStart w:id="57" w:name="_Toc242450893"/>
+      <w:bookmarkStart w:id="57" w:name="_Toc242457551"/>
       <w:r>
         <w:t>А.8 Планы и отчёты (приложение reports)</w:t>
       </w:r>
@@ -35863,7 +35863,7 @@
       <w:pPr>
         <w:pStyle w:val="31"/>
       </w:pPr>
-      <w:bookmarkStart w:id="58" w:name="_Toc242450894"/>
+      <w:bookmarkStart w:id="58" w:name="_Toc242457552"/>
       <w:r>
         <w:t>А.8.1 Таблица reports_employeeplan — План продаж (по сотрудникам)</w:t>
       </w:r>
@@ -36407,7 +36407,7 @@
       <w:pPr>
         <w:pStyle w:val="31"/>
       </w:pPr>
-      <w:bookmarkStart w:id="59" w:name="_Toc242450895"/>
+      <w:bookmarkStart w:id="59" w:name="_Toc242457553"/>
       <w:r>
         <w:t>А.8.2 Таблица reports_plan — План продаж (по проектам)</w:t>
       </w:r>
@@ -36952,7 +36952,7 @@
       <w:pPr>
         <w:pStyle w:val="21"/>
       </w:pPr>
-      <w:bookmarkStart w:id="60" w:name="_Toc242450896"/>
+      <w:bookmarkStart w:id="60" w:name="_Toc242457554"/>
       <w:r>
         <w:t>А.9 Организационная структура и права доступа (приложение permissions)</w:t>
       </w:r>
@@ -36962,7 +36962,7 @@
       <w:pPr>
         <w:pStyle w:val="31"/>
       </w:pPr>
-      <w:bookmarkStart w:id="61" w:name="_Toc242450897"/>
+      <w:bookmarkStart w:id="61" w:name="_Toc242457555"/>
       <w:r>
         <w:t>А.9.1 Таблица permissions_company — Компания</w:t>
       </w:r>
@@ -37625,7 +37625,7 @@
       <w:pPr>
         <w:pStyle w:val="31"/>
       </w:pPr>
-      <w:bookmarkStart w:id="62" w:name="_Toc242450898"/>
+      <w:bookmarkStart w:id="62" w:name="_Toc242457556"/>
       <w:r>
         <w:t>А.9.2 Таблица permissions_department — Отдел</w:t>
       </w:r>
@@ -38293,7 +38293,7 @@
       <w:pPr>
         <w:pStyle w:val="31"/>
       </w:pPr>
-      <w:bookmarkStart w:id="63" w:name="_Toc242450899"/>
+      <w:bookmarkStart w:id="63" w:name="_Toc242457557"/>
       <w:r>
         <w:t>А.9.3 Таблица permissions_partnerapikey — API ключ партнёра</w:t>
       </w:r>
@@ -39267,7 +39267,7 @@
       <w:pPr>
         <w:pStyle w:val="31"/>
       </w:pPr>
-      <w:bookmarkStart w:id="64" w:name="_Toc242450900"/>
+      <w:bookmarkStart w:id="64" w:name="_Toc242457558"/>
       <w:r>
         <w:t>А.9.4 Таблица permissions_permission — Разрешение</w:t>
       </w:r>
@@ -39997,7 +39997,7 @@
       <w:pPr>
         <w:pStyle w:val="31"/>
       </w:pPr>
-      <w:bookmarkStart w:id="65" w:name="_Toc242450901"/>
+      <w:bookmarkStart w:id="65" w:name="_Toc242457559"/>
       <w:r>
         <w:t>А.9.5 Таблица permissions_permissionlog — Лог разрешений</w:t>
       </w:r>
@@ -40604,7 +40604,7 @@
       <w:pPr>
         <w:pStyle w:val="31"/>
       </w:pPr>
-      <w:bookmarkStart w:id="66" w:name="_Toc242450902"/>
+      <w:bookmarkStart w:id="66" w:name="_Toc242457560"/>
       <w:r>
         <w:t>А.9.6 Таблица permissions_role — Роль</w:t>
       </w:r>
@@ -41515,7 +41515,7 @@
       <w:pPr>
         <w:pStyle w:val="31"/>
       </w:pPr>
-      <w:bookmarkStart w:id="67" w:name="_Toc242450903"/>
+      <w:bookmarkStart w:id="67" w:name="_Toc242457561"/>
       <w:r>
         <w:t>А.9.7 Таблица permissions_userprofile — Профиль пользователя</w:t>
       </w:r>
@@ -42429,7 +42429,7 @@
         <w:ind w:firstLine="0"/>
         <w:jc w:val="center"/>
       </w:pPr>
-      <w:bookmarkStart w:id="68" w:name="_Toc242450904"/>
+      <w:bookmarkStart w:id="68" w:name="_Toc242457562"/>
       <w:r>
         <w:lastRenderedPageBreak/>
         <w:t>Приложение Б</w:t>
@@ -42453,7 +42453,7 @@
       <w:pPr>
         <w:pStyle w:val="21"/>
       </w:pPr>
-      <w:bookmarkStart w:id="69" w:name="_Toc242450905"/>
+      <w:bookmarkStart w:id="69" w:name="_Toc242457563"/>
       <w:r>
         <w:t>Б.1 Классификаторы, заданные в программе</w:t>
       </w:r>
@@ -45185,7 +45185,7 @@
       <w:pPr>
         <w:pStyle w:val="21"/>
       </w:pPr>
-      <w:bookmarkStart w:id="70" w:name="_Toc242450906"/>
+      <w:bookmarkStart w:id="70" w:name="_Toc242457564"/>
       <w:r>
         <w:t>Б.2 Состав разрешений</w:t>
       </w:r>
@@ -46947,7 +46947,7 @@
         <w:ind w:firstLine="0"/>
         <w:jc w:val="center"/>
       </w:pPr>
-      <w:bookmarkStart w:id="71" w:name="_Toc242450907"/>
+      <w:bookmarkStart w:id="71" w:name="_Toc242457565"/>
       <w:r>
         <w:lastRenderedPageBreak/>
         <w:t>Приложение В</w:t>
@@ -47123,6 +47123,42 @@
                 <w:rFonts w:ascii="Courier New" w:eastAsia="Courier New" w:hAnsi="Courier New" w:cs="Courier New"/>
                 <w:sz w:val="18"/>
               </w:rPr>
+              <w:t>{{client.all_phones}}</w:t>
+            </w:r>
+          </w:p>
+        </w:tc>
+        <w:tc>
+          <w:tcPr>
+            <w:tcW w:w="5613" w:type="dxa"/>
+          </w:tcPr>
+          <w:p>
+            <w:pPr>
+              <w:pStyle w:val="GostTable"/>
+            </w:pPr>
+            <w:r>
+              <w:t>Все телефоны клиента через « / », основной первым</w:t>
+            </w:r>
+          </w:p>
+        </w:tc>
+      </w:tr>
+      <w:tr>
+        <w:trPr>
+          <w:cantSplit/>
+          <w:jc w:val="center"/>
+        </w:trPr>
+        <w:tc>
+          <w:tcPr>
+            <w:tcW w:w="3742" w:type="dxa"/>
+          </w:tcPr>
+          <w:p>
+            <w:pPr>
+              <w:pStyle w:val="GostTable"/>
+            </w:pPr>
+            <w:r>
+              <w:rPr>
+                <w:rFonts w:ascii="Courier New" w:eastAsia="Courier New" w:hAnsi="Courier New" w:cs="Courier New"/>
+                <w:sz w:val="18"/>
+              </w:rPr>
               <w:t>{{client.email}}</w:t>
             </w:r>
           </w:p>
@@ -47267,6 +47303,78 @@
                 <w:rFonts w:ascii="Courier New" w:eastAsia="Courier New" w:hAnsi="Courier New" w:cs="Courier New"/>
                 <w:sz w:val="18"/>
               </w:rPr>
+              <w:t>{{client.passport_issued_date}}</w:t>
+            </w:r>
+          </w:p>
+        </w:tc>
+        <w:tc>
+          <w:tcPr>
+            <w:tcW w:w="5613" w:type="dxa"/>
+          </w:tcPr>
+          <w:p>
+            <w:pPr>
+              <w:pStyle w:val="GostTable"/>
+            </w:pPr>
+            <w:r>
+              <w:t>Дата выдачи паспорта</w:t>
+            </w:r>
+          </w:p>
+        </w:tc>
+      </w:tr>
+      <w:tr>
+        <w:trPr>
+          <w:cantSplit/>
+          <w:jc w:val="center"/>
+        </w:trPr>
+        <w:tc>
+          <w:tcPr>
+            <w:tcW w:w="3742" w:type="dxa"/>
+          </w:tcPr>
+          <w:p>
+            <w:pPr>
+              <w:pStyle w:val="GostTable"/>
+            </w:pPr>
+            <w:r>
+              <w:rPr>
+                <w:rFonts w:ascii="Courier New" w:eastAsia="Courier New" w:hAnsi="Courier New" w:cs="Courier New"/>
+                <w:sz w:val="18"/>
+              </w:rPr>
+              <w:t>{{client.date_of_birth}}</w:t>
+            </w:r>
+          </w:p>
+        </w:tc>
+        <w:tc>
+          <w:tcPr>
+            <w:tcW w:w="5613" w:type="dxa"/>
+          </w:tcPr>
+          <w:p>
+            <w:pPr>
+              <w:pStyle w:val="GostTable"/>
+            </w:pPr>
+            <w:r>
+              <w:t>Дата рождения клиента</w:t>
+            </w:r>
+          </w:p>
+        </w:tc>
+      </w:tr>
+      <w:tr>
+        <w:trPr>
+          <w:cantSplit/>
+          <w:jc w:val="center"/>
+        </w:trPr>
+        <w:tc>
+          <w:tcPr>
+            <w:tcW w:w="3742" w:type="dxa"/>
+          </w:tcPr>
+          <w:p>
+            <w:pPr>
+              <w:pStyle w:val="GostTable"/>
+            </w:pPr>
+            <w:r>
+              <w:rPr>
+                <w:rFonts w:ascii="Courier New" w:eastAsia="Courier New" w:hAnsi="Courier New" w:cs="Courier New"/>
+                <w:sz w:val="18"/>
+              </w:rPr>
               <w:t>{{client.pinfl}}</w:t>
             </w:r>
           </w:p>
@@ -47555,6 +47663,269 @@
                 <w:rFonts w:ascii="Courier New" w:eastAsia="Courier New" w:hAnsi="Courier New" w:cs="Courier New"/>
                 <w:sz w:val="18"/>
               </w:rPr>
+              <w:t>{{deal.initial_price}}</w:t>
+            </w:r>
+          </w:p>
+        </w:tc>
+        <w:tc>
+          <w:tcPr>
+            <w:tcW w:w="5613" w:type="dxa"/>
+          </w:tcPr>
+          <w:p>
+            <w:pPr>
+              <w:pStyle w:val="GostTable"/>
+            </w:pPr>
+            <w:r>
+              <w:t>Цена объекта на момент брони в валюте сделки</w:t>
+            </w:r>
+          </w:p>
+        </w:tc>
+      </w:tr>
+      <w:tr>
+        <w:trPr>
+          <w:cantSplit/>
+          <w:jc w:val="center"/>
+        </w:trPr>
+        <w:tc>
+          <w:tcPr>
+            <w:tcW w:w="3742" w:type="dxa"/>
+          </w:tcPr>
+          <w:p>
+            <w:pPr>
+              <w:pStyle w:val="GostTable"/>
+            </w:pPr>
+            <w:r>
+              <w:rPr>
+                <w:rFonts w:ascii="Courier New" w:eastAsia="Courier New" w:hAnsi="Courier New" w:cs="Courier New"/>
+                <w:sz w:val="18"/>
+              </w:rPr>
+              <w:t>{{deal.currency}}</w:t>
+            </w:r>
+          </w:p>
+        </w:tc>
+        <w:tc>
+          <w:tcPr>
+            <w:tcW w:w="5613" w:type="dxa"/>
+          </w:tcPr>
+          <w:p>
+            <w:pPr>
+              <w:pStyle w:val="GostTable"/>
+            </w:pPr>
+            <w:r>
+              <w:t>Валюта сделки</w:t>
+            </w:r>
+          </w:p>
+        </w:tc>
+      </w:tr>
+      <w:tr>
+        <w:trPr>
+          <w:cantSplit/>
+          <w:jc w:val="center"/>
+        </w:trPr>
+        <w:tc>
+          <w:tcPr>
+            <w:tcW w:w="3742" w:type="dxa"/>
+          </w:tcPr>
+          <w:p>
+            <w:pPr>
+              <w:pStyle w:val="GostTable"/>
+            </w:pPr>
+            <w:r>
+              <w:rPr>
+                <w:rFonts w:ascii="Courier New" w:eastAsia="Courier New" w:hAnsi="Courier New" w:cs="Courier New"/>
+                <w:sz w:val="18"/>
+              </w:rPr>
+              <w:t>{{deal.payment_plan.name}}</w:t>
+            </w:r>
+          </w:p>
+        </w:tc>
+        <w:tc>
+          <w:tcPr>
+            <w:tcW w:w="5613" w:type="dxa"/>
+          </w:tcPr>
+          <w:p>
+            <w:pPr>
+              <w:pStyle w:val="GostTable"/>
+            </w:pPr>
+            <w:r>
+              <w:t>План оплаты сделки</w:t>
+            </w:r>
+          </w:p>
+        </w:tc>
+      </w:tr>
+      <w:tr>
+        <w:trPr>
+          <w:cantSplit/>
+          <w:jc w:val="center"/>
+        </w:trPr>
+        <w:tc>
+          <w:tcPr>
+            <w:tcW w:w="3742" w:type="dxa"/>
+          </w:tcPr>
+          <w:p>
+            <w:pPr>
+              <w:pStyle w:val="GostTable"/>
+            </w:pPr>
+            <w:r>
+              <w:rPr>
+                <w:rFonts w:ascii="Courier New" w:eastAsia="Courier New" w:hAnsi="Courier New" w:cs="Courier New"/>
+                <w:sz w:val="18"/>
+              </w:rPr>
+              <w:t>{{today}}</w:t>
+            </w:r>
+          </w:p>
+        </w:tc>
+        <w:tc>
+          <w:tcPr>
+            <w:tcW w:w="5613" w:type="dxa"/>
+          </w:tcPr>
+          <w:p>
+            <w:pPr>
+              <w:pStyle w:val="GostTable"/>
+            </w:pPr>
+            <w:r>
+              <w:t>Дата формирования документа</w:t>
+            </w:r>
+          </w:p>
+        </w:tc>
+      </w:tr>
+      <w:tr>
+        <w:trPr>
+          <w:cantSplit/>
+          <w:jc w:val="center"/>
+        </w:trPr>
+        <w:tc>
+          <w:tcPr>
+            <w:tcW w:w="3742" w:type="dxa"/>
+          </w:tcPr>
+          <w:p>
+            <w:pPr>
+              <w:pStyle w:val="GostTable"/>
+            </w:pPr>
+            <w:r>
+              <w:rPr>
+                <w:rFonts w:ascii="Courier New" w:eastAsia="Courier New" w:hAnsi="Courier New" w:cs="Courier New"/>
+                <w:sz w:val="18"/>
+              </w:rPr>
+              <w:t>{{first_payment.amount}}</w:t>
+            </w:r>
+          </w:p>
+        </w:tc>
+        <w:tc>
+          <w:tcPr>
+            <w:tcW w:w="5613" w:type="dxa"/>
+          </w:tcPr>
+          <w:p>
+            <w:pPr>
+              <w:pStyle w:val="GostTable"/>
+            </w:pPr>
+            <w:r>
+              <w:t>Сумма первого платежа графика (например, закалата в договоре брони)</w:t>
+            </w:r>
+          </w:p>
+        </w:tc>
+      </w:tr>
+      <w:tr>
+        <w:trPr>
+          <w:cantSplit/>
+          <w:jc w:val="center"/>
+        </w:trPr>
+        <w:tc>
+          <w:tcPr>
+            <w:tcW w:w="3742" w:type="dxa"/>
+          </w:tcPr>
+          <w:p>
+            <w:pPr>
+              <w:pStyle w:val="GostTable"/>
+            </w:pPr>
+            <w:r>
+              <w:rPr>
+                <w:rFonts w:ascii="Courier New" w:eastAsia="Courier New" w:hAnsi="Courier New" w:cs="Courier New"/>
+                <w:sz w:val="18"/>
+              </w:rPr>
+              <w:t>{%tr for p in payments %}</w:t>
+            </w:r>
+            <w:r>
+              <w:t xml:space="preserve"> … </w:t>
+            </w:r>
+            <w:r>
+              <w:rPr>
+                <w:rFonts w:ascii="Courier New" w:eastAsia="Courier New" w:hAnsi="Courier New" w:cs="Courier New"/>
+                <w:sz w:val="18"/>
+              </w:rPr>
+              <w:t>{%tr endfor %}</w:t>
+            </w:r>
+          </w:p>
+        </w:tc>
+        <w:tc>
+          <w:tcPr>
+            <w:tcW w:w="5613" w:type="dxa"/>
+          </w:tcPr>
+          <w:p>
+            <w:pPr>
+              <w:pStyle w:val="GostTable"/>
+            </w:pPr>
+            <w:r>
+              <w:t xml:space="preserve">Строка таблицы, повторяемая для каждого платежа графика по порядку сроков; в строке — </w:t>
+            </w:r>
+            <w:r>
+              <w:rPr>
+                <w:rFonts w:ascii="Courier New" w:eastAsia="Courier New" w:hAnsi="Courier New" w:cs="Courier New"/>
+                <w:sz w:val="18"/>
+              </w:rPr>
+              <w:t>{{p.due_date}}</w:t>
+            </w:r>
+            <w:r>
+              <w:t xml:space="preserve">, </w:t>
+            </w:r>
+            <w:r>
+              <w:rPr>
+                <w:rFonts w:ascii="Courier New" w:eastAsia="Courier New" w:hAnsi="Courier New" w:cs="Courier New"/>
+                <w:sz w:val="18"/>
+              </w:rPr>
+              <w:t>{{p.amount}}</w:t>
+            </w:r>
+            <w:r>
+              <w:t xml:space="preserve">, </w:t>
+            </w:r>
+            <w:r>
+              <w:rPr>
+                <w:rFonts w:ascii="Courier New" w:eastAsia="Courier New" w:hAnsi="Courier New" w:cs="Courier New"/>
+                <w:sz w:val="18"/>
+              </w:rPr>
+              <w:t>{{p.payment_type.name}}</w:t>
+            </w:r>
+            <w:r>
+              <w:t xml:space="preserve">, </w:t>
+            </w:r>
+            <w:r>
+              <w:rPr>
+                <w:rFonts w:ascii="Courier New" w:eastAsia="Courier New" w:hAnsi="Courier New" w:cs="Courier New"/>
+                <w:sz w:val="18"/>
+              </w:rPr>
+              <w:t>{{loop.index}}</w:t>
+            </w:r>
+          </w:p>
+        </w:tc>
+      </w:tr>
+      <w:tr>
+        <w:trPr>
+          <w:cantSplit/>
+          <w:jc w:val="center"/>
+        </w:trPr>
+        <w:tc>
+          <w:tcPr>
+            <w:tcW w:w="3742" w:type="dxa"/>
+          </w:tcPr>
+          <w:p>
+            <w:pPr>
+              <w:pStyle w:val="GostTable"/>
+            </w:pPr>
+            <w:r>
+              <w:rPr>
+                <w:rFonts w:ascii="Courier New" w:eastAsia="Courier New" w:hAnsi="Courier New" w:cs="Courier New"/>
+                <w:sz w:val="18"/>
+              </w:rPr>
               <w:t>{{property.unit_number}}</w:t>
             </w:r>
           </w:p>
@@ -48001,6 +48372,421 @@
             </w:pPr>
             <w:r>
               <w:t>Фамилия менеджера сделки</w:t>
+            </w:r>
+          </w:p>
+        </w:tc>
+      </w:tr>
+    </w:tbl>
+    <w:p>
+      <w:pPr>
+        <w:spacing w:line="240" w:lineRule="auto"/>
+      </w:pPr>
+    </w:p>
+    <w:p>
+      <w:r>
+        <w:t xml:space="preserve">Значение форматируется фильтром, который пишется в метке после вертикальной черты (таблица В.2). Валюта суммы прописью по умолчанию — валюта сделки; иную валюту указывают переменной, например </w:t>
+      </w:r>
+      <w:r>
+        <w:rPr>
+          <w:rFonts w:ascii="Courier New" w:eastAsia="Courier New" w:hAnsi="Courier New" w:cs="Courier New"/>
+          <w:sz w:val="22"/>
+        </w:rPr>
+        <w:lastRenderedPageBreak/>
+        <w:t>{{property.price|amount_words(project.price_currency)}}</w:t>
+      </w:r>
+      <w:r>
+        <w:t>. Ошибка в метке не прерывает работу системы: пользователь получает сообщение с названием шаблона и описанием ошибки.</w:t>
+      </w:r>
+    </w:p>
+    <w:p>
+      <w:pPr>
+        <w:pStyle w:val="GostCaption"/>
+      </w:pPr>
+      <w:r>
+        <w:t>Таблица В.2 – Фильтры меток</w:t>
+      </w:r>
+    </w:p>
+    <w:tbl>
+      <w:tblPr>
+        <w:tblStyle w:val="aff0"/>
+        <w:tblW w:w="0" w:type="auto"/>
+        <w:jc w:val="center"/>
+        <w:tblLayout w:type="fixed"/>
+        <w:tblCellMar>
+          <w:left w:w="85" w:type="dxa"/>
+          <w:right w:w="85" w:type="dxa"/>
+        </w:tblCellMar>
+        <w:tblLook w:val="04A0" w:firstRow="1" w:lastRow="0" w:firstColumn="1" w:lastColumn="0" w:noHBand="0" w:noVBand="1"/>
+      </w:tblPr>
+      <w:tblGrid>
+        <w:gridCol w:w="3742"/>
+        <w:gridCol w:w="5613"/>
+      </w:tblGrid>
+      <w:tr>
+        <w:trPr>
+          <w:cantSplit/>
+          <w:tblHeader/>
+          <w:jc w:val="center"/>
+        </w:trPr>
+        <w:tc>
+          <w:tcPr>
+            <w:tcW w:w="3742" w:type="dxa"/>
+            <w:vAlign w:val="center"/>
+          </w:tcPr>
+          <w:p>
+            <w:pPr>
+              <w:pStyle w:val="GostTableHead"/>
+            </w:pPr>
+            <w:r>
+              <w:t>Фильтр</w:t>
+            </w:r>
+          </w:p>
+        </w:tc>
+        <w:tc>
+          <w:tcPr>
+            <w:tcW w:w="5613" w:type="dxa"/>
+            <w:vAlign w:val="center"/>
+          </w:tcPr>
+          <w:p>
+            <w:pPr>
+              <w:pStyle w:val="GostTableHead"/>
+            </w:pPr>
+            <w:r>
+              <w:t>Результат</w:t>
+            </w:r>
+          </w:p>
+        </w:tc>
+      </w:tr>
+      <w:tr>
+        <w:trPr>
+          <w:cantSplit/>
+          <w:jc w:val="center"/>
+        </w:trPr>
+        <w:tc>
+          <w:tcPr>
+            <w:tcW w:w="3742" w:type="dxa"/>
+          </w:tcPr>
+          <w:p>
+            <w:pPr>
+              <w:pStyle w:val="GostTable"/>
+            </w:pPr>
+            <w:r>
+              <w:rPr>
+                <w:rFonts w:ascii="Courier New" w:eastAsia="Courier New" w:hAnsi="Courier New" w:cs="Courier New"/>
+                <w:sz w:val="18"/>
+              </w:rPr>
+              <w:t>money</w:t>
+            </w:r>
+          </w:p>
+        </w:tc>
+        <w:tc>
+          <w:tcPr>
+            <w:tcW w:w="5613" w:type="dxa"/>
+          </w:tcPr>
+          <w:p>
+            <w:pPr>
+              <w:pStyle w:val="GostTable"/>
+            </w:pPr>
+            <w:r>
+              <w:t>Сумма с разрядами через неразрывный пробел и копейками через запятую: 247 231 950; 140 583 150,54</w:t>
+            </w:r>
+          </w:p>
+        </w:tc>
+      </w:tr>
+      <w:tr>
+        <w:trPr>
+          <w:cantSplit/>
+          <w:jc w:val="center"/>
+        </w:trPr>
+        <w:tc>
+          <w:tcPr>
+            <w:tcW w:w="3742" w:type="dxa"/>
+          </w:tcPr>
+          <w:p>
+            <w:pPr>
+              <w:pStyle w:val="GostTable"/>
+            </w:pPr>
+            <w:r>
+              <w:rPr>
+                <w:rFonts w:ascii="Courier New" w:eastAsia="Courier New" w:hAnsi="Courier New" w:cs="Courier New"/>
+                <w:sz w:val="18"/>
+              </w:rPr>
+              <w:t>number</w:t>
+            </w:r>
+          </w:p>
+        </w:tc>
+        <w:tc>
+          <w:tcPr>
+            <w:tcW w:w="5613" w:type="dxa"/>
+          </w:tcPr>
+          <w:p>
+            <w:pPr>
+              <w:pStyle w:val="GostTable"/>
+            </w:pPr>
+            <w:r>
+              <w:t>Число без лишних нулей (площадь): 48; 120,5</w:t>
+            </w:r>
+          </w:p>
+        </w:tc>
+      </w:tr>
+      <w:tr>
+        <w:trPr>
+          <w:cantSplit/>
+          <w:jc w:val="center"/>
+        </w:trPr>
+        <w:tc>
+          <w:tcPr>
+            <w:tcW w:w="3742" w:type="dxa"/>
+          </w:tcPr>
+          <w:p>
+            <w:pPr>
+              <w:pStyle w:val="GostTable"/>
+            </w:pPr>
+            <w:r>
+              <w:rPr>
+                <w:rFonts w:ascii="Courier New" w:eastAsia="Courier New" w:hAnsi="Courier New" w:cs="Courier New"/>
+                <w:sz w:val="18"/>
+              </w:rPr>
+              <w:t>amount_words</w:t>
+            </w:r>
+          </w:p>
+        </w:tc>
+        <w:tc>
+          <w:tcPr>
+            <w:tcW w:w="5613" w:type="dxa"/>
+          </w:tcPr>
+          <w:p>
+            <w:pPr>
+              <w:pStyle w:val="GostTable"/>
+            </w:pPr>
+            <w:r>
+              <w:t>Сумма прописью на русском языке с наименованием валюты и копеек в нужном падеже: «двести сорок семь миллионов … сумов 54 тийина»</w:t>
+            </w:r>
+          </w:p>
+        </w:tc>
+      </w:tr>
+      <w:tr>
+        <w:trPr>
+          <w:cantSplit/>
+          <w:jc w:val="center"/>
+        </w:trPr>
+        <w:tc>
+          <w:tcPr>
+            <w:tcW w:w="3742" w:type="dxa"/>
+          </w:tcPr>
+          <w:p>
+            <w:pPr>
+              <w:pStyle w:val="GostTable"/>
+            </w:pPr>
+            <w:r>
+              <w:rPr>
+                <w:rFonts w:ascii="Courier New" w:eastAsia="Courier New" w:hAnsi="Courier New" w:cs="Courier New"/>
+                <w:sz w:val="18"/>
+              </w:rPr>
+              <w:t>words</w:t>
+            </w:r>
+          </w:p>
+        </w:tc>
+        <w:tc>
+          <w:tcPr>
+            <w:tcW w:w="5613" w:type="dxa"/>
+          </w:tcPr>
+          <w:p>
+            <w:pPr>
+              <w:pStyle w:val="GostTable"/>
+            </w:pPr>
+            <w:r>
+              <w:t>Целая часть суммы прописью на русском языке без валюты</w:t>
+            </w:r>
+          </w:p>
+        </w:tc>
+      </w:tr>
+      <w:tr>
+        <w:trPr>
+          <w:cantSplit/>
+          <w:jc w:val="center"/>
+        </w:trPr>
+        <w:tc>
+          <w:tcPr>
+            <w:tcW w:w="3742" w:type="dxa"/>
+          </w:tcPr>
+          <w:p>
+            <w:pPr>
+              <w:pStyle w:val="GostTable"/>
+            </w:pPr>
+            <w:r>
+              <w:rPr>
+                <w:rFonts w:ascii="Courier New" w:eastAsia="Courier New" w:hAnsi="Courier New" w:cs="Courier New"/>
+                <w:sz w:val="18"/>
+              </w:rPr>
+              <w:t>amount_words_uz</w:t>
+            </w:r>
+          </w:p>
+        </w:tc>
+        <w:tc>
+          <w:tcPr>
+            <w:tcW w:w="5613" w:type="dxa"/>
+          </w:tcPr>
+          <w:p>
+            <w:pPr>
+              <w:pStyle w:val="GostTable"/>
+            </w:pPr>
+            <w:r>
+              <w:t>Сумма прописью на узбекском языке (латиница) с наименованием валюты: «ikki yuz qirq yetti million … so‘m»</w:t>
+            </w:r>
+          </w:p>
+        </w:tc>
+      </w:tr>
+      <w:tr>
+        <w:trPr>
+          <w:cantSplit/>
+          <w:jc w:val="center"/>
+        </w:trPr>
+        <w:tc>
+          <w:tcPr>
+            <w:tcW w:w="3742" w:type="dxa"/>
+          </w:tcPr>
+          <w:p>
+            <w:pPr>
+              <w:pStyle w:val="GostTable"/>
+            </w:pPr>
+            <w:r>
+              <w:rPr>
+                <w:rFonts w:ascii="Courier New" w:eastAsia="Courier New" w:hAnsi="Courier New" w:cs="Courier New"/>
+                <w:sz w:val="18"/>
+              </w:rPr>
+              <w:t>words_uz</w:t>
+            </w:r>
+          </w:p>
+        </w:tc>
+        <w:tc>
+          <w:tcPr>
+            <w:tcW w:w="5613" w:type="dxa"/>
+          </w:tcPr>
+          <w:p>
+            <w:pPr>
+              <w:pStyle w:val="GostTable"/>
+            </w:pPr>
+            <w:r>
+              <w:t>Целая часть суммы прописью на узбекском языке без валюты</w:t>
+            </w:r>
+          </w:p>
+        </w:tc>
+      </w:tr>
+      <w:tr>
+        <w:trPr>
+          <w:cantSplit/>
+          <w:jc w:val="center"/>
+        </w:trPr>
+        <w:tc>
+          <w:tcPr>
+            <w:tcW w:w="3742" w:type="dxa"/>
+          </w:tcPr>
+          <w:p>
+            <w:pPr>
+              <w:pStyle w:val="GostTable"/>
+            </w:pPr>
+            <w:r>
+              <w:rPr>
+                <w:rFonts w:ascii="Courier New" w:eastAsia="Courier New" w:hAnsi="Courier New" w:cs="Courier New"/>
+                <w:sz w:val="18"/>
+              </w:rPr>
+              <w:t>amount_words_uz_cyr</w:t>
+            </w:r>
+            <w:r>
+              <w:t xml:space="preserve">, </w:t>
+            </w:r>
+            <w:r>
+              <w:rPr>
+                <w:rFonts w:ascii="Courier New" w:eastAsia="Courier New" w:hAnsi="Courier New" w:cs="Courier New"/>
+                <w:sz w:val="18"/>
+              </w:rPr>
+              <w:t>words_uz_cyr</w:t>
+            </w:r>
+          </w:p>
+        </w:tc>
+        <w:tc>
+          <w:tcPr>
+            <w:tcW w:w="5613" w:type="dxa"/>
+          </w:tcPr>
+          <w:p>
+            <w:pPr>
+              <w:pStyle w:val="GostTable"/>
+            </w:pPr>
+            <w:r>
+              <w:t>То же на узбекском языке кириллицей: «юз миллион сўм»; сотни — без «бир»</w:t>
+            </w:r>
+          </w:p>
+        </w:tc>
+      </w:tr>
+      <w:tr>
+        <w:trPr>
+          <w:cantSplit/>
+          <w:jc w:val="center"/>
+        </w:trPr>
+        <w:tc>
+          <w:tcPr>
+            <w:tcW w:w="3742" w:type="dxa"/>
+          </w:tcPr>
+          <w:p>
+            <w:pPr>
+              <w:pStyle w:val="GostTable"/>
+            </w:pPr>
+            <w:r>
+              <w:rPr>
+                <w:rFonts w:ascii="Courier New" w:eastAsia="Courier New" w:hAnsi="Courier New" w:cs="Courier New"/>
+                <w:sz w:val="18"/>
+              </w:rPr>
+              <w:t>date</w:t>
+            </w:r>
+          </w:p>
+        </w:tc>
+        <w:tc>
+          <w:tcPr>
+            <w:tcW w:w="5613" w:type="dxa"/>
+          </w:tcPr>
+          <w:p>
+            <w:pPr>
+              <w:pStyle w:val="GostTable"/>
+            </w:pPr>
+            <w:r>
+              <w:t>Дата в формате ДД.ММ.ГГГГ</w:t>
+            </w:r>
+          </w:p>
+        </w:tc>
+      </w:tr>
+      <w:tr>
+        <w:trPr>
+          <w:cantSplit/>
+          <w:jc w:val="center"/>
+        </w:trPr>
+        <w:tc>
+          <w:tcPr>
+            <w:tcW w:w="3742" w:type="dxa"/>
+          </w:tcPr>
+          <w:p>
+            <w:pPr>
+              <w:pStyle w:val="GostTable"/>
+            </w:pPr>
+            <w:r>
+              <w:rPr>
+                <w:rFonts w:ascii="Courier New" w:eastAsia="Courier New" w:hAnsi="Courier New" w:cs="Courier New"/>
+                <w:sz w:val="18"/>
+              </w:rPr>
+              <w:t>date_text</w:t>
+            </w:r>
+          </w:p>
+        </w:tc>
+        <w:tc>
+          <w:tcPr>
+            <w:tcW w:w="5613" w:type="dxa"/>
+          </w:tcPr>
+          <w:p>
+            <w:pPr>
+              <w:pStyle w:val="GostTable"/>
+            </w:pPr>
+            <w:r>
+              <w:t>Дата словами: «9 октября 2026 г.»</w:t>
             </w:r>
           </w:p>
         </w:tc>
@@ -48018,7 +48804,7 @@
         <w:ind w:firstLine="0"/>
         <w:jc w:val="center"/>
       </w:pPr>
-      <w:bookmarkStart w:id="72" w:name="_Toc242450908"/>
+      <w:bookmarkStart w:id="72" w:name="_Toc242457566"/>
       <w:r>
         <w:lastRenderedPageBreak/>
         <w:t>ЛИСТ РЕГИСТРАЦИИ ИЗМЕНЕНИЙ</w:t>
@@ -50080,31 +50866,31 @@
       </w:rPr>
     </w:lvl>
   </w:abstractNum>
-  <w:num w:numId="1" w16cid:durableId="81995149">
+  <w:num w:numId="1" w16cid:durableId="1839805487">
     <w:abstractNumId w:val="8"/>
   </w:num>
-  <w:num w:numId="2" w16cid:durableId="1592814331">
+  <w:num w:numId="2" w16cid:durableId="1769884857">
     <w:abstractNumId w:val="6"/>
   </w:num>
-  <w:num w:numId="3" w16cid:durableId="181935909">
+  <w:num w:numId="3" w16cid:durableId="2035231906">
     <w:abstractNumId w:val="5"/>
   </w:num>
-  <w:num w:numId="4" w16cid:durableId="1937441253">
+  <w:num w:numId="4" w16cid:durableId="332150342">
     <w:abstractNumId w:val="4"/>
   </w:num>
-  <w:num w:numId="5" w16cid:durableId="720136064">
+  <w:num w:numId="5" w16cid:durableId="280382800">
     <w:abstractNumId w:val="7"/>
   </w:num>
-  <w:num w:numId="6" w16cid:durableId="1328552725">
+  <w:num w:numId="6" w16cid:durableId="616449920">
     <w:abstractNumId w:val="3"/>
   </w:num>
-  <w:num w:numId="7" w16cid:durableId="165748115">
+  <w:num w:numId="7" w16cid:durableId="1313870798">
     <w:abstractNumId w:val="2"/>
   </w:num>
-  <w:num w:numId="8" w16cid:durableId="463623251">
+  <w:num w:numId="8" w16cid:durableId="904148315">
     <w:abstractNumId w:val="1"/>
   </w:num>
-  <w:num w:numId="9" w16cid:durableId="1101989861">
+  <w:num w:numId="9" w16cid:durableId="1711878656">
     <w:abstractNumId w:val="0"/>
   </w:num>
 </w:numbering>
@@ -61637,7 +62423,7 @@
     <w:autoRedefine/>
     <w:uiPriority w:val="39"/>
     <w:unhideWhenUsed/>
-    <w:rsid w:val="003C0944"/>
+    <w:rsid w:val="00A9336F"/>
     <w:pPr>
       <w:spacing w:after="100"/>
     </w:pPr>
@@ -61649,7 +62435,7 @@
     <w:autoRedefine/>
     <w:uiPriority w:val="39"/>
     <w:unhideWhenUsed/>
-    <w:rsid w:val="003C0944"/>
+    <w:rsid w:val="00A9336F"/>
     <w:pPr>
       <w:spacing w:after="100"/>
       <w:ind w:left="240"/>
@@ -61662,7 +62448,7 @@
     <w:autoRedefine/>
     <w:uiPriority w:val="39"/>
     <w:unhideWhenUsed/>
-    <w:rsid w:val="003C0944"/>
+    <w:rsid w:val="00A9336F"/>
     <w:pPr>
       <w:spacing w:after="100"/>
       <w:ind w:left="480"/>
@@ -61673,7 +62459,7 @@
     <w:basedOn w:val="a2"/>
     <w:uiPriority w:val="99"/>
     <w:unhideWhenUsed/>
-    <w:rsid w:val="003C0944"/>
+    <w:rsid w:val="00A9336F"/>
     <w:rPr>
       <w:color w:val="0000FF" w:themeColor="hyperlink"/>
       <w:u w:val="single"/>

--- a/docs/gost/out/04_П5_Описание_информационного_обеспечения.docx
+++ b/docs/gost/out/04_П5_Описание_информационного_обеспечения.docx
@@ -306,7 +306,7 @@
       <w:r>
         <w:fldChar w:fldCharType="separate"/>
       </w:r>
-      <w:hyperlink w:anchor="_Toc242457494" w:history="1">
+      <w:hyperlink w:anchor="_Toc242459363" w:history="1">
         <w:r>
           <w:rPr>
             <w:rStyle w:val="aff8"/>
@@ -333,7 +333,7 @@
             <w:noProof/>
             <w:webHidden/>
           </w:rPr>
-          <w:instrText xml:space="preserve"> PAGEREF _Toc242457494 \h </w:instrText>
+          <w:instrText xml:space="preserve"> PAGEREF _Toc242459363 \h </w:instrText>
         </w:r>
         <w:r>
           <w:rPr>
@@ -379,7 +379,7 @@
           <w14:ligatures w14:val="standardContextual"/>
         </w:rPr>
       </w:pPr>
-      <w:hyperlink w:anchor="_Toc242457495" w:history="1">
+      <w:hyperlink w:anchor="_Toc242459364" w:history="1">
         <w:r>
           <w:rPr>
             <w:rStyle w:val="aff8"/>
@@ -406,7 +406,7 @@
             <w:noProof/>
             <w:webHidden/>
           </w:rPr>
-          <w:instrText xml:space="preserve"> PAGEREF _Toc242457495 \h </w:instrText>
+          <w:instrText xml:space="preserve"> PAGEREF _Toc242459364 \h </w:instrText>
         </w:r>
         <w:r>
           <w:rPr>
@@ -452,7 +452,7 @@
           <w14:ligatures w14:val="standardContextual"/>
         </w:rPr>
       </w:pPr>
-      <w:hyperlink w:anchor="_Toc242457496" w:history="1">
+      <w:hyperlink w:anchor="_Toc242459365" w:history="1">
         <w:r>
           <w:rPr>
             <w:rStyle w:val="aff8"/>
@@ -479,7 +479,7 @@
             <w:noProof/>
             <w:webHidden/>
           </w:rPr>
-          <w:instrText xml:space="preserve"> PAGEREF _Toc242457496 \h </w:instrText>
+          <w:instrText xml:space="preserve"> PAGEREF _Toc242459365 \h </w:instrText>
         </w:r>
         <w:r>
           <w:rPr>
@@ -525,7 +525,7 @@
           <w14:ligatures w14:val="standardContextual"/>
         </w:rPr>
       </w:pPr>
-      <w:hyperlink w:anchor="_Toc242457497" w:history="1">
+      <w:hyperlink w:anchor="_Toc242459366" w:history="1">
         <w:r>
           <w:rPr>
             <w:rStyle w:val="aff8"/>
@@ -552,7 +552,7 @@
             <w:noProof/>
             <w:webHidden/>
           </w:rPr>
-          <w:instrText xml:space="preserve"> PAGEREF _Toc242457497 \h </w:instrText>
+          <w:instrText xml:space="preserve"> PAGEREF _Toc242459366 \h </w:instrText>
         </w:r>
         <w:r>
           <w:rPr>
@@ -598,7 +598,7 @@
           <w14:ligatures w14:val="standardContextual"/>
         </w:rPr>
       </w:pPr>
-      <w:hyperlink w:anchor="_Toc242457498" w:history="1">
+      <w:hyperlink w:anchor="_Toc242459367" w:history="1">
         <w:r>
           <w:rPr>
             <w:rStyle w:val="aff8"/>
@@ -625,7 +625,7 @@
             <w:noProof/>
             <w:webHidden/>
           </w:rPr>
-          <w:instrText xml:space="preserve"> PAGEREF _Toc242457498 \h </w:instrText>
+          <w:instrText xml:space="preserve"> PAGEREF _Toc242459367 \h </w:instrText>
         </w:r>
         <w:r>
           <w:rPr>
@@ -671,7 +671,7 @@
           <w14:ligatures w14:val="standardContextual"/>
         </w:rPr>
       </w:pPr>
-      <w:hyperlink w:anchor="_Toc242457499" w:history="1">
+      <w:hyperlink w:anchor="_Toc242459368" w:history="1">
         <w:r>
           <w:rPr>
             <w:rStyle w:val="aff8"/>
@@ -698,7 +698,7 @@
             <w:noProof/>
             <w:webHidden/>
           </w:rPr>
-          <w:instrText xml:space="preserve"> PAGEREF _Toc242457499 \h </w:instrText>
+          <w:instrText xml:space="preserve"> PAGEREF _Toc242459368 \h </w:instrText>
         </w:r>
         <w:r>
           <w:rPr>
@@ -744,7 +744,7 @@
           <w14:ligatures w14:val="standardContextual"/>
         </w:rPr>
       </w:pPr>
-      <w:hyperlink w:anchor="_Toc242457500" w:history="1">
+      <w:hyperlink w:anchor="_Toc242459369" w:history="1">
         <w:r>
           <w:rPr>
             <w:rStyle w:val="aff8"/>
@@ -771,7 +771,7 @@
             <w:noProof/>
             <w:webHidden/>
           </w:rPr>
-          <w:instrText xml:space="preserve"> PAGEREF _Toc242457500 \h </w:instrText>
+          <w:instrText xml:space="preserve"> PAGEREF _Toc242459369 \h </w:instrText>
         </w:r>
         <w:r>
           <w:rPr>
@@ -817,7 +817,7 @@
           <w14:ligatures w14:val="standardContextual"/>
         </w:rPr>
       </w:pPr>
-      <w:hyperlink w:anchor="_Toc242457501" w:history="1">
+      <w:hyperlink w:anchor="_Toc242459370" w:history="1">
         <w:r>
           <w:rPr>
             <w:rStyle w:val="aff8"/>
@@ -844,7 +844,7 @@
             <w:noProof/>
             <w:webHidden/>
           </w:rPr>
-          <w:instrText xml:space="preserve"> PAGEREF _Toc242457501 \h </w:instrText>
+          <w:instrText xml:space="preserve"> PAGEREF _Toc242459370 \h </w:instrText>
         </w:r>
         <w:r>
           <w:rPr>
@@ -890,7 +890,7 @@
           <w14:ligatures w14:val="standardContextual"/>
         </w:rPr>
       </w:pPr>
-      <w:hyperlink w:anchor="_Toc242457502" w:history="1">
+      <w:hyperlink w:anchor="_Toc242459371" w:history="1">
         <w:r>
           <w:rPr>
             <w:rStyle w:val="aff8"/>
@@ -917,7 +917,7 @@
             <w:noProof/>
             <w:webHidden/>
           </w:rPr>
-          <w:instrText xml:space="preserve"> PAGEREF _Toc242457502 \h </w:instrText>
+          <w:instrText xml:space="preserve"> PAGEREF _Toc242459371 \h </w:instrText>
         </w:r>
         <w:r>
           <w:rPr>
@@ -963,7 +963,7 @@
           <w14:ligatures w14:val="standardContextual"/>
         </w:rPr>
       </w:pPr>
-      <w:hyperlink w:anchor="_Toc242457503" w:history="1">
+      <w:hyperlink w:anchor="_Toc242459372" w:history="1">
         <w:r>
           <w:rPr>
             <w:rStyle w:val="aff8"/>
@@ -990,7 +990,7 @@
             <w:noProof/>
             <w:webHidden/>
           </w:rPr>
-          <w:instrText xml:space="preserve"> PAGEREF _Toc242457503 \h </w:instrText>
+          <w:instrText xml:space="preserve"> PAGEREF _Toc242459372 \h </w:instrText>
         </w:r>
         <w:r>
           <w:rPr>
@@ -1036,7 +1036,7 @@
           <w14:ligatures w14:val="standardContextual"/>
         </w:rPr>
       </w:pPr>
-      <w:hyperlink w:anchor="_Toc242457504" w:history="1">
+      <w:hyperlink w:anchor="_Toc242459373" w:history="1">
         <w:r>
           <w:rPr>
             <w:rStyle w:val="aff8"/>
@@ -1063,7 +1063,7 @@
             <w:noProof/>
             <w:webHidden/>
           </w:rPr>
-          <w:instrText xml:space="preserve"> PAGEREF _Toc242457504 \h </w:instrText>
+          <w:instrText xml:space="preserve"> PAGEREF _Toc242459373 \h </w:instrText>
         </w:r>
         <w:r>
           <w:rPr>
@@ -1109,7 +1109,7 @@
           <w14:ligatures w14:val="standardContextual"/>
         </w:rPr>
       </w:pPr>
-      <w:hyperlink w:anchor="_Toc242457505" w:history="1">
+      <w:hyperlink w:anchor="_Toc242459374" w:history="1">
         <w:r>
           <w:rPr>
             <w:rStyle w:val="aff8"/>
@@ -1136,7 +1136,7 @@
             <w:noProof/>
             <w:webHidden/>
           </w:rPr>
-          <w:instrText xml:space="preserve"> PAGEREF _Toc242457505 \h </w:instrText>
+          <w:instrText xml:space="preserve"> PAGEREF _Toc242459374 \h </w:instrText>
         </w:r>
         <w:r>
           <w:rPr>
@@ -1182,7 +1182,7 @@
           <w14:ligatures w14:val="standardContextual"/>
         </w:rPr>
       </w:pPr>
-      <w:hyperlink w:anchor="_Toc242457506" w:history="1">
+      <w:hyperlink w:anchor="_Toc242459375" w:history="1">
         <w:r>
           <w:rPr>
             <w:rStyle w:val="aff8"/>
@@ -1209,7 +1209,7 @@
             <w:noProof/>
             <w:webHidden/>
           </w:rPr>
-          <w:instrText xml:space="preserve"> PAGEREF _Toc242457506 \h </w:instrText>
+          <w:instrText xml:space="preserve"> PAGEREF _Toc242459375 \h </w:instrText>
         </w:r>
         <w:r>
           <w:rPr>
@@ -1255,7 +1255,7 @@
           <w14:ligatures w14:val="standardContextual"/>
         </w:rPr>
       </w:pPr>
-      <w:hyperlink w:anchor="_Toc242457507" w:history="1">
+      <w:hyperlink w:anchor="_Toc242459376" w:history="1">
         <w:r>
           <w:rPr>
             <w:rStyle w:val="aff8"/>
@@ -1282,7 +1282,7 @@
             <w:noProof/>
             <w:webHidden/>
           </w:rPr>
-          <w:instrText xml:space="preserve"> PAGEREF _Toc242457507 \h </w:instrText>
+          <w:instrText xml:space="preserve"> PAGEREF _Toc242459376 \h </w:instrText>
         </w:r>
         <w:r>
           <w:rPr>
@@ -1328,7 +1328,7 @@
           <w14:ligatures w14:val="standardContextual"/>
         </w:rPr>
       </w:pPr>
-      <w:hyperlink w:anchor="_Toc242457508" w:history="1">
+      <w:hyperlink w:anchor="_Toc242459377" w:history="1">
         <w:r>
           <w:rPr>
             <w:rStyle w:val="aff8"/>
@@ -1355,7 +1355,7 @@
             <w:noProof/>
             <w:webHidden/>
           </w:rPr>
-          <w:instrText xml:space="preserve"> PAGEREF _Toc242457508 \h </w:instrText>
+          <w:instrText xml:space="preserve"> PAGEREF _Toc242459377 \h </w:instrText>
         </w:r>
         <w:r>
           <w:rPr>
@@ -1401,7 +1401,7 @@
           <w14:ligatures w14:val="standardContextual"/>
         </w:rPr>
       </w:pPr>
-      <w:hyperlink w:anchor="_Toc242457509" w:history="1">
+      <w:hyperlink w:anchor="_Toc242459378" w:history="1">
         <w:r>
           <w:rPr>
             <w:rStyle w:val="aff8"/>
@@ -1428,7 +1428,7 @@
             <w:noProof/>
             <w:webHidden/>
           </w:rPr>
-          <w:instrText xml:space="preserve"> PAGEREF _Toc242457509 \h </w:instrText>
+          <w:instrText xml:space="preserve"> PAGEREF _Toc242459378 \h </w:instrText>
         </w:r>
         <w:r>
           <w:rPr>
@@ -1474,7 +1474,7 @@
           <w14:ligatures w14:val="standardContextual"/>
         </w:rPr>
       </w:pPr>
-      <w:hyperlink w:anchor="_Toc242457510" w:history="1">
+      <w:hyperlink w:anchor="_Toc242459379" w:history="1">
         <w:r>
           <w:rPr>
             <w:rStyle w:val="aff8"/>
@@ -1501,7 +1501,7 @@
             <w:noProof/>
             <w:webHidden/>
           </w:rPr>
-          <w:instrText xml:space="preserve"> PAGEREF _Toc242457510 \h </w:instrText>
+          <w:instrText xml:space="preserve"> PAGEREF _Toc242459379 \h </w:instrText>
         </w:r>
         <w:r>
           <w:rPr>
@@ -1547,7 +1547,7 @@
           <w14:ligatures w14:val="standardContextual"/>
         </w:rPr>
       </w:pPr>
-      <w:hyperlink w:anchor="_Toc242457511" w:history="1">
+      <w:hyperlink w:anchor="_Toc242459380" w:history="1">
         <w:r>
           <w:rPr>
             <w:rStyle w:val="aff8"/>
@@ -1574,7 +1574,7 @@
             <w:noProof/>
             <w:webHidden/>
           </w:rPr>
-          <w:instrText xml:space="preserve"> PAGEREF _Toc242457511 \h </w:instrText>
+          <w:instrText xml:space="preserve"> PAGEREF _Toc242459380 \h </w:instrText>
         </w:r>
         <w:r>
           <w:rPr>
@@ -1620,7 +1620,7 @@
           <w14:ligatures w14:val="standardContextual"/>
         </w:rPr>
       </w:pPr>
-      <w:hyperlink w:anchor="_Toc242457512" w:history="1">
+      <w:hyperlink w:anchor="_Toc242459381" w:history="1">
         <w:r>
           <w:rPr>
             <w:rStyle w:val="aff8"/>
@@ -1647,7 +1647,7 @@
             <w:noProof/>
             <w:webHidden/>
           </w:rPr>
-          <w:instrText xml:space="preserve"> PAGEREF _Toc242457512 \h </w:instrText>
+          <w:instrText xml:space="preserve"> PAGEREF _Toc242459381 \h </w:instrText>
         </w:r>
         <w:r>
           <w:rPr>
@@ -1693,7 +1693,7 @@
           <w14:ligatures w14:val="standardContextual"/>
         </w:rPr>
       </w:pPr>
-      <w:hyperlink w:anchor="_Toc242457513" w:history="1">
+      <w:hyperlink w:anchor="_Toc242459382" w:history="1">
         <w:r>
           <w:rPr>
             <w:rStyle w:val="aff8"/>
@@ -1720,7 +1720,7 @@
             <w:noProof/>
             <w:webHidden/>
           </w:rPr>
-          <w:instrText xml:space="preserve"> PAGEREF _Toc242457513 \h </w:instrText>
+          <w:instrText xml:space="preserve"> PAGEREF _Toc242459382 \h </w:instrText>
         </w:r>
         <w:r>
           <w:rPr>
@@ -1766,7 +1766,7 @@
           <w14:ligatures w14:val="standardContextual"/>
         </w:rPr>
       </w:pPr>
-      <w:hyperlink w:anchor="_Toc242457514" w:history="1">
+      <w:hyperlink w:anchor="_Toc242459383" w:history="1">
         <w:r>
           <w:rPr>
             <w:rStyle w:val="aff8"/>
@@ -1793,7 +1793,7 @@
             <w:noProof/>
             <w:webHidden/>
           </w:rPr>
-          <w:instrText xml:space="preserve"> PAGEREF _Toc242457514 \h </w:instrText>
+          <w:instrText xml:space="preserve"> PAGEREF _Toc242459383 \h </w:instrText>
         </w:r>
         <w:r>
           <w:rPr>
@@ -1839,7 +1839,7 @@
           <w14:ligatures w14:val="standardContextual"/>
         </w:rPr>
       </w:pPr>
-      <w:hyperlink w:anchor="_Toc242457515" w:history="1">
+      <w:hyperlink w:anchor="_Toc242459384" w:history="1">
         <w:r>
           <w:rPr>
             <w:rStyle w:val="aff8"/>
@@ -1866,7 +1866,7 @@
             <w:noProof/>
             <w:webHidden/>
           </w:rPr>
-          <w:instrText xml:space="preserve"> PAGEREF _Toc242457515 \h </w:instrText>
+          <w:instrText xml:space="preserve"> PAGEREF _Toc242459384 \h </w:instrText>
         </w:r>
         <w:r>
           <w:rPr>
@@ -1912,7 +1912,7 @@
           <w14:ligatures w14:val="standardContextual"/>
         </w:rPr>
       </w:pPr>
-      <w:hyperlink w:anchor="_Toc242457516" w:history="1">
+      <w:hyperlink w:anchor="_Toc242459385" w:history="1">
         <w:r>
           <w:rPr>
             <w:rStyle w:val="aff8"/>
@@ -1939,7 +1939,7 @@
             <w:noProof/>
             <w:webHidden/>
           </w:rPr>
-          <w:instrText xml:space="preserve"> PAGEREF _Toc242457516 \h </w:instrText>
+          <w:instrText xml:space="preserve"> PAGEREF _Toc242459385 \h </w:instrText>
         </w:r>
         <w:r>
           <w:rPr>
@@ -1985,7 +1985,7 @@
           <w14:ligatures w14:val="standardContextual"/>
         </w:rPr>
       </w:pPr>
-      <w:hyperlink w:anchor="_Toc242457517" w:history="1">
+      <w:hyperlink w:anchor="_Toc242459386" w:history="1">
         <w:r>
           <w:rPr>
             <w:rStyle w:val="aff8"/>
@@ -2012,7 +2012,7 @@
             <w:noProof/>
             <w:webHidden/>
           </w:rPr>
-          <w:instrText xml:space="preserve"> PAGEREF _Toc242457517 \h </w:instrText>
+          <w:instrText xml:space="preserve"> PAGEREF _Toc242459386 \h </w:instrText>
         </w:r>
         <w:r>
           <w:rPr>
@@ -2058,7 +2058,7 @@
           <w14:ligatures w14:val="standardContextual"/>
         </w:rPr>
       </w:pPr>
-      <w:hyperlink w:anchor="_Toc242457518" w:history="1">
+      <w:hyperlink w:anchor="_Toc242459387" w:history="1">
         <w:r>
           <w:rPr>
             <w:rStyle w:val="aff8"/>
@@ -2085,7 +2085,7 @@
             <w:noProof/>
             <w:webHidden/>
           </w:rPr>
-          <w:instrText xml:space="preserve"> PAGEREF _Toc242457518 \h </w:instrText>
+          <w:instrText xml:space="preserve"> PAGEREF _Toc242459387 \h </w:instrText>
         </w:r>
         <w:r>
           <w:rPr>
@@ -2131,7 +2131,7 @@
           <w14:ligatures w14:val="standardContextual"/>
         </w:rPr>
       </w:pPr>
-      <w:hyperlink w:anchor="_Toc242457519" w:history="1">
+      <w:hyperlink w:anchor="_Toc242459388" w:history="1">
         <w:r>
           <w:rPr>
             <w:rStyle w:val="aff8"/>
@@ -2158,7 +2158,7 @@
             <w:noProof/>
             <w:webHidden/>
           </w:rPr>
-          <w:instrText xml:space="preserve"> PAGEREF _Toc242457519 \h </w:instrText>
+          <w:instrText xml:space="preserve"> PAGEREF _Toc242459388 \h </w:instrText>
         </w:r>
         <w:r>
           <w:rPr>
@@ -2204,7 +2204,7 @@
           <w14:ligatures w14:val="standardContextual"/>
         </w:rPr>
       </w:pPr>
-      <w:hyperlink w:anchor="_Toc242457520" w:history="1">
+      <w:hyperlink w:anchor="_Toc242459389" w:history="1">
         <w:r>
           <w:rPr>
             <w:rStyle w:val="aff8"/>
@@ -2231,7 +2231,7 @@
             <w:noProof/>
             <w:webHidden/>
           </w:rPr>
-          <w:instrText xml:space="preserve"> PAGEREF _Toc242457520 \h </w:instrText>
+          <w:instrText xml:space="preserve"> PAGEREF _Toc242459389 \h </w:instrText>
         </w:r>
         <w:r>
           <w:rPr>
@@ -2277,7 +2277,7 @@
           <w14:ligatures w14:val="standardContextual"/>
         </w:rPr>
       </w:pPr>
-      <w:hyperlink w:anchor="_Toc242457521" w:history="1">
+      <w:hyperlink w:anchor="_Toc242459390" w:history="1">
         <w:r>
           <w:rPr>
             <w:rStyle w:val="aff8"/>
@@ -2304,7 +2304,7 @@
             <w:noProof/>
             <w:webHidden/>
           </w:rPr>
-          <w:instrText xml:space="preserve"> PAGEREF _Toc242457521 \h </w:instrText>
+          <w:instrText xml:space="preserve"> PAGEREF _Toc242459390 \h </w:instrText>
         </w:r>
         <w:r>
           <w:rPr>
@@ -2350,7 +2350,7 @@
           <w14:ligatures w14:val="standardContextual"/>
         </w:rPr>
       </w:pPr>
-      <w:hyperlink w:anchor="_Toc242457522" w:history="1">
+      <w:hyperlink w:anchor="_Toc242459391" w:history="1">
         <w:r>
           <w:rPr>
             <w:rStyle w:val="aff8"/>
@@ -2377,7 +2377,7 @@
             <w:noProof/>
             <w:webHidden/>
           </w:rPr>
-          <w:instrText xml:space="preserve"> PAGEREF _Toc242457522 \h </w:instrText>
+          <w:instrText xml:space="preserve"> PAGEREF _Toc242459391 \h </w:instrText>
         </w:r>
         <w:r>
           <w:rPr>
@@ -2423,7 +2423,7 @@
           <w14:ligatures w14:val="standardContextual"/>
         </w:rPr>
       </w:pPr>
-      <w:hyperlink w:anchor="_Toc242457523" w:history="1">
+      <w:hyperlink w:anchor="_Toc242459392" w:history="1">
         <w:r>
           <w:rPr>
             <w:rStyle w:val="aff8"/>
@@ -2450,7 +2450,7 @@
             <w:noProof/>
             <w:webHidden/>
           </w:rPr>
-          <w:instrText xml:space="preserve"> PAGEREF _Toc242457523 \h </w:instrText>
+          <w:instrText xml:space="preserve"> PAGEREF _Toc242459392 \h </w:instrText>
         </w:r>
         <w:r>
           <w:rPr>
@@ -2496,7 +2496,7 @@
           <w14:ligatures w14:val="standardContextual"/>
         </w:rPr>
       </w:pPr>
-      <w:hyperlink w:anchor="_Toc242457524" w:history="1">
+      <w:hyperlink w:anchor="_Toc242459393" w:history="1">
         <w:r>
           <w:rPr>
             <w:rStyle w:val="aff8"/>
@@ -2523,7 +2523,7 @@
             <w:noProof/>
             <w:webHidden/>
           </w:rPr>
-          <w:instrText xml:space="preserve"> PAGEREF _Toc242457524 \h </w:instrText>
+          <w:instrText xml:space="preserve"> PAGEREF _Toc242459393 \h </w:instrText>
         </w:r>
         <w:r>
           <w:rPr>
@@ -2569,7 +2569,7 @@
           <w14:ligatures w14:val="standardContextual"/>
         </w:rPr>
       </w:pPr>
-      <w:hyperlink w:anchor="_Toc242457525" w:history="1">
+      <w:hyperlink w:anchor="_Toc242459394" w:history="1">
         <w:r>
           <w:rPr>
             <w:rStyle w:val="aff8"/>
@@ -2596,7 +2596,7 @@
             <w:noProof/>
             <w:webHidden/>
           </w:rPr>
-          <w:instrText xml:space="preserve"> PAGEREF _Toc242457525 \h </w:instrText>
+          <w:instrText xml:space="preserve"> PAGEREF _Toc242459394 \h </w:instrText>
         </w:r>
         <w:r>
           <w:rPr>
@@ -2642,7 +2642,7 @@
           <w14:ligatures w14:val="standardContextual"/>
         </w:rPr>
       </w:pPr>
-      <w:hyperlink w:anchor="_Toc242457526" w:history="1">
+      <w:hyperlink w:anchor="_Toc242459395" w:history="1">
         <w:r>
           <w:rPr>
             <w:rStyle w:val="aff8"/>
@@ -2669,7 +2669,7 @@
             <w:noProof/>
             <w:webHidden/>
           </w:rPr>
-          <w:instrText xml:space="preserve"> PAGEREF _Toc242457526 \h </w:instrText>
+          <w:instrText xml:space="preserve"> PAGEREF _Toc242459395 \h </w:instrText>
         </w:r>
         <w:r>
           <w:rPr>
@@ -2715,7 +2715,7 @@
           <w14:ligatures w14:val="standardContextual"/>
         </w:rPr>
       </w:pPr>
-      <w:hyperlink w:anchor="_Toc242457527" w:history="1">
+      <w:hyperlink w:anchor="_Toc242459396" w:history="1">
         <w:r>
           <w:rPr>
             <w:rStyle w:val="aff8"/>
@@ -2742,7 +2742,7 @@
             <w:noProof/>
             <w:webHidden/>
           </w:rPr>
-          <w:instrText xml:space="preserve"> PAGEREF _Toc242457527 \h </w:instrText>
+          <w:instrText xml:space="preserve"> PAGEREF _Toc242459396 \h </w:instrText>
         </w:r>
         <w:r>
           <w:rPr>
@@ -2788,7 +2788,7 @@
           <w14:ligatures w14:val="standardContextual"/>
         </w:rPr>
       </w:pPr>
-      <w:hyperlink w:anchor="_Toc242457528" w:history="1">
+      <w:hyperlink w:anchor="_Toc242459397" w:history="1">
         <w:r>
           <w:rPr>
             <w:rStyle w:val="aff8"/>
@@ -2815,7 +2815,7 @@
             <w:noProof/>
             <w:webHidden/>
           </w:rPr>
-          <w:instrText xml:space="preserve"> PAGEREF _Toc242457528 \h </w:instrText>
+          <w:instrText xml:space="preserve"> PAGEREF _Toc242459397 \h </w:instrText>
         </w:r>
         <w:r>
           <w:rPr>
@@ -2861,7 +2861,7 @@
           <w14:ligatures w14:val="standardContextual"/>
         </w:rPr>
       </w:pPr>
-      <w:hyperlink w:anchor="_Toc242457529" w:history="1">
+      <w:hyperlink w:anchor="_Toc242459398" w:history="1">
         <w:r>
           <w:rPr>
             <w:rStyle w:val="aff8"/>
@@ -2888,7 +2888,7 @@
             <w:noProof/>
             <w:webHidden/>
           </w:rPr>
-          <w:instrText xml:space="preserve"> PAGEREF _Toc242457529 \h </w:instrText>
+          <w:instrText xml:space="preserve"> PAGEREF _Toc242459398 \h </w:instrText>
         </w:r>
         <w:r>
           <w:rPr>
@@ -2934,7 +2934,7 @@
           <w14:ligatures w14:val="standardContextual"/>
         </w:rPr>
       </w:pPr>
-      <w:hyperlink w:anchor="_Toc242457530" w:history="1">
+      <w:hyperlink w:anchor="_Toc242459399" w:history="1">
         <w:r>
           <w:rPr>
             <w:rStyle w:val="aff8"/>
@@ -2961,7 +2961,7 @@
             <w:noProof/>
             <w:webHidden/>
           </w:rPr>
-          <w:instrText xml:space="preserve"> PAGEREF _Toc242457530 \h </w:instrText>
+          <w:instrText xml:space="preserve"> PAGEREF _Toc242459399 \h </w:instrText>
         </w:r>
         <w:r>
           <w:rPr>
@@ -3007,7 +3007,7 @@
           <w14:ligatures w14:val="standardContextual"/>
         </w:rPr>
       </w:pPr>
-      <w:hyperlink w:anchor="_Toc242457531" w:history="1">
+      <w:hyperlink w:anchor="_Toc242459400" w:history="1">
         <w:r>
           <w:rPr>
             <w:rStyle w:val="aff8"/>
@@ -3034,7 +3034,7 @@
             <w:noProof/>
             <w:webHidden/>
           </w:rPr>
-          <w:instrText xml:space="preserve"> PAGEREF _Toc242457531 \h </w:instrText>
+          <w:instrText xml:space="preserve"> PAGEREF _Toc242459400 \h </w:instrText>
         </w:r>
         <w:r>
           <w:rPr>
@@ -3080,7 +3080,7 @@
           <w14:ligatures w14:val="standardContextual"/>
         </w:rPr>
       </w:pPr>
-      <w:hyperlink w:anchor="_Toc242457532" w:history="1">
+      <w:hyperlink w:anchor="_Toc242459401" w:history="1">
         <w:r>
           <w:rPr>
             <w:rStyle w:val="aff8"/>
@@ -3107,7 +3107,7 @@
             <w:noProof/>
             <w:webHidden/>
           </w:rPr>
-          <w:instrText xml:space="preserve"> PAGEREF _Toc242457532 \h </w:instrText>
+          <w:instrText xml:space="preserve"> PAGEREF _Toc242459401 \h </w:instrText>
         </w:r>
         <w:r>
           <w:rPr>
@@ -3153,7 +3153,7 @@
           <w14:ligatures w14:val="standardContextual"/>
         </w:rPr>
       </w:pPr>
-      <w:hyperlink w:anchor="_Toc242457533" w:history="1">
+      <w:hyperlink w:anchor="_Toc242459402" w:history="1">
         <w:r>
           <w:rPr>
             <w:rStyle w:val="aff8"/>
@@ -3180,7 +3180,7 @@
             <w:noProof/>
             <w:webHidden/>
           </w:rPr>
-          <w:instrText xml:space="preserve"> PAGEREF _Toc242457533 \h </w:instrText>
+          <w:instrText xml:space="preserve"> PAGEREF _Toc242459402 \h </w:instrText>
         </w:r>
         <w:r>
           <w:rPr>
@@ -3226,7 +3226,7 @@
           <w14:ligatures w14:val="standardContextual"/>
         </w:rPr>
       </w:pPr>
-      <w:hyperlink w:anchor="_Toc242457534" w:history="1">
+      <w:hyperlink w:anchor="_Toc242459403" w:history="1">
         <w:r>
           <w:rPr>
             <w:rStyle w:val="aff8"/>
@@ -3253,7 +3253,7 @@
             <w:noProof/>
             <w:webHidden/>
           </w:rPr>
-          <w:instrText xml:space="preserve"> PAGEREF _Toc242457534 \h </w:instrText>
+          <w:instrText xml:space="preserve"> PAGEREF _Toc242459403 \h </w:instrText>
         </w:r>
         <w:r>
           <w:rPr>
@@ -3299,7 +3299,7 @@
           <w14:ligatures w14:val="standardContextual"/>
         </w:rPr>
       </w:pPr>
-      <w:hyperlink w:anchor="_Toc242457535" w:history="1">
+      <w:hyperlink w:anchor="_Toc242459404" w:history="1">
         <w:r>
           <w:rPr>
             <w:rStyle w:val="aff8"/>
@@ -3326,7 +3326,7 @@
             <w:noProof/>
             <w:webHidden/>
           </w:rPr>
-          <w:instrText xml:space="preserve"> PAGEREF _Toc242457535 \h </w:instrText>
+          <w:instrText xml:space="preserve"> PAGEREF _Toc242459404 \h </w:instrText>
         </w:r>
         <w:r>
           <w:rPr>
@@ -3372,7 +3372,7 @@
           <w14:ligatures w14:val="standardContextual"/>
         </w:rPr>
       </w:pPr>
-      <w:hyperlink w:anchor="_Toc242457536" w:history="1">
+      <w:hyperlink w:anchor="_Toc242459405" w:history="1">
         <w:r>
           <w:rPr>
             <w:rStyle w:val="aff8"/>
@@ -3399,7 +3399,7 @@
             <w:noProof/>
             <w:webHidden/>
           </w:rPr>
-          <w:instrText xml:space="preserve"> PAGEREF _Toc242457536 \h </w:instrText>
+          <w:instrText xml:space="preserve"> PAGEREF _Toc242459405 \h </w:instrText>
         </w:r>
         <w:r>
           <w:rPr>
@@ -3445,7 +3445,7 @@
           <w14:ligatures w14:val="standardContextual"/>
         </w:rPr>
       </w:pPr>
-      <w:hyperlink w:anchor="_Toc242457537" w:history="1">
+      <w:hyperlink w:anchor="_Toc242459406" w:history="1">
         <w:r>
           <w:rPr>
             <w:rStyle w:val="aff8"/>
@@ -3472,7 +3472,7 @@
             <w:noProof/>
             <w:webHidden/>
           </w:rPr>
-          <w:instrText xml:space="preserve"> PAGEREF _Toc242457537 \h </w:instrText>
+          <w:instrText xml:space="preserve"> PAGEREF _Toc242459406 \h </w:instrText>
         </w:r>
         <w:r>
           <w:rPr>
@@ -3518,7 +3518,7 @@
           <w14:ligatures w14:val="standardContextual"/>
         </w:rPr>
       </w:pPr>
-      <w:hyperlink w:anchor="_Toc242457538" w:history="1">
+      <w:hyperlink w:anchor="_Toc242459407" w:history="1">
         <w:r>
           <w:rPr>
             <w:rStyle w:val="aff8"/>
@@ -3545,7 +3545,7 @@
             <w:noProof/>
             <w:webHidden/>
           </w:rPr>
-          <w:instrText xml:space="preserve"> PAGEREF _Toc242457538 \h </w:instrText>
+          <w:instrText xml:space="preserve"> PAGEREF _Toc242459407 \h </w:instrText>
         </w:r>
         <w:r>
           <w:rPr>
@@ -3591,7 +3591,7 @@
           <w14:ligatures w14:val="standardContextual"/>
         </w:rPr>
       </w:pPr>
-      <w:hyperlink w:anchor="_Toc242457539" w:history="1">
+      <w:hyperlink w:anchor="_Toc242459408" w:history="1">
         <w:r>
           <w:rPr>
             <w:rStyle w:val="aff8"/>
@@ -3618,7 +3618,7 @@
             <w:noProof/>
             <w:webHidden/>
           </w:rPr>
-          <w:instrText xml:space="preserve"> PAGEREF _Toc242457539 \h </w:instrText>
+          <w:instrText xml:space="preserve"> PAGEREF _Toc242459408 \h </w:instrText>
         </w:r>
         <w:r>
           <w:rPr>
@@ -3664,7 +3664,7 @@
           <w14:ligatures w14:val="standardContextual"/>
         </w:rPr>
       </w:pPr>
-      <w:hyperlink w:anchor="_Toc242457540" w:history="1">
+      <w:hyperlink w:anchor="_Toc242459409" w:history="1">
         <w:r>
           <w:rPr>
             <w:rStyle w:val="aff8"/>
@@ -3691,7 +3691,7 @@
             <w:noProof/>
             <w:webHidden/>
           </w:rPr>
-          <w:instrText xml:space="preserve"> PAGEREF _Toc242457540 \h </w:instrText>
+          <w:instrText xml:space="preserve"> PAGEREF _Toc242459409 \h </w:instrText>
         </w:r>
         <w:r>
           <w:rPr>
@@ -3737,7 +3737,7 @@
           <w14:ligatures w14:val="standardContextual"/>
         </w:rPr>
       </w:pPr>
-      <w:hyperlink w:anchor="_Toc242457541" w:history="1">
+      <w:hyperlink w:anchor="_Toc242459410" w:history="1">
         <w:r>
           <w:rPr>
             <w:rStyle w:val="aff8"/>
@@ -3764,7 +3764,7 @@
             <w:noProof/>
             <w:webHidden/>
           </w:rPr>
-          <w:instrText xml:space="preserve"> PAGEREF _Toc242457541 \h </w:instrText>
+          <w:instrText xml:space="preserve"> PAGEREF _Toc242459410 \h </w:instrText>
         </w:r>
         <w:r>
           <w:rPr>
@@ -3810,7 +3810,7 @@
           <w14:ligatures w14:val="standardContextual"/>
         </w:rPr>
       </w:pPr>
-      <w:hyperlink w:anchor="_Toc242457542" w:history="1">
+      <w:hyperlink w:anchor="_Toc242459411" w:history="1">
         <w:r>
           <w:rPr>
             <w:rStyle w:val="aff8"/>
@@ -3837,7 +3837,7 @@
             <w:noProof/>
             <w:webHidden/>
           </w:rPr>
-          <w:instrText xml:space="preserve"> PAGEREF _Toc242457542 \h </w:instrText>
+          <w:instrText xml:space="preserve"> PAGEREF _Toc242459411 \h </w:instrText>
         </w:r>
         <w:r>
           <w:rPr>
@@ -3883,7 +3883,7 @@
           <w14:ligatures w14:val="standardContextual"/>
         </w:rPr>
       </w:pPr>
-      <w:hyperlink w:anchor="_Toc242457543" w:history="1">
+      <w:hyperlink w:anchor="_Toc242459412" w:history="1">
         <w:r>
           <w:rPr>
             <w:rStyle w:val="aff8"/>
@@ -3910,7 +3910,7 @@
             <w:noProof/>
             <w:webHidden/>
           </w:rPr>
-          <w:instrText xml:space="preserve"> PAGEREF _Toc242457543 \h </w:instrText>
+          <w:instrText xml:space="preserve"> PAGEREF _Toc242459412 \h </w:instrText>
         </w:r>
         <w:r>
           <w:rPr>
@@ -3956,7 +3956,7 @@
           <w14:ligatures w14:val="standardContextual"/>
         </w:rPr>
       </w:pPr>
-      <w:hyperlink w:anchor="_Toc242457544" w:history="1">
+      <w:hyperlink w:anchor="_Toc242459413" w:history="1">
         <w:r>
           <w:rPr>
             <w:rStyle w:val="aff8"/>
@@ -3983,7 +3983,7 @@
             <w:noProof/>
             <w:webHidden/>
           </w:rPr>
-          <w:instrText xml:space="preserve"> PAGEREF _Toc242457544 \h </w:instrText>
+          <w:instrText xml:space="preserve"> PAGEREF _Toc242459413 \h </w:instrText>
         </w:r>
         <w:r>
           <w:rPr>
@@ -4029,7 +4029,7 @@
           <w14:ligatures w14:val="standardContextual"/>
         </w:rPr>
       </w:pPr>
-      <w:hyperlink w:anchor="_Toc242457545" w:history="1">
+      <w:hyperlink w:anchor="_Toc242459414" w:history="1">
         <w:r>
           <w:rPr>
             <w:rStyle w:val="aff8"/>
@@ -4056,7 +4056,7 @@
             <w:noProof/>
             <w:webHidden/>
           </w:rPr>
-          <w:instrText xml:space="preserve"> PAGEREF _Toc242457545 \h </w:instrText>
+          <w:instrText xml:space="preserve"> PAGEREF _Toc242459414 \h </w:instrText>
         </w:r>
         <w:r>
           <w:rPr>
@@ -4102,7 +4102,7 @@
           <w14:ligatures w14:val="standardContextual"/>
         </w:rPr>
       </w:pPr>
-      <w:hyperlink w:anchor="_Toc242457546" w:history="1">
+      <w:hyperlink w:anchor="_Toc242459415" w:history="1">
         <w:r>
           <w:rPr>
             <w:rStyle w:val="aff8"/>
@@ -4129,7 +4129,7 @@
             <w:noProof/>
             <w:webHidden/>
           </w:rPr>
-          <w:instrText xml:space="preserve"> PAGEREF _Toc242457546 \h </w:instrText>
+          <w:instrText xml:space="preserve"> PAGEREF _Toc242459415 \h </w:instrText>
         </w:r>
         <w:r>
           <w:rPr>
@@ -4175,7 +4175,7 @@
           <w14:ligatures w14:val="standardContextual"/>
         </w:rPr>
       </w:pPr>
-      <w:hyperlink w:anchor="_Toc242457547" w:history="1">
+      <w:hyperlink w:anchor="_Toc242459416" w:history="1">
         <w:r>
           <w:rPr>
             <w:rStyle w:val="aff8"/>
@@ -4202,7 +4202,7 @@
             <w:noProof/>
             <w:webHidden/>
           </w:rPr>
-          <w:instrText xml:space="preserve"> PAGEREF _Toc242457547 \h </w:instrText>
+          <w:instrText xml:space="preserve"> PAGEREF _Toc242459416 \h </w:instrText>
         </w:r>
         <w:r>
           <w:rPr>
@@ -4248,7 +4248,7 @@
           <w14:ligatures w14:val="standardContextual"/>
         </w:rPr>
       </w:pPr>
-      <w:hyperlink w:anchor="_Toc242457548" w:history="1">
+      <w:hyperlink w:anchor="_Toc242459417" w:history="1">
         <w:r>
           <w:rPr>
             <w:rStyle w:val="aff8"/>
@@ -4275,7 +4275,7 @@
             <w:noProof/>
             <w:webHidden/>
           </w:rPr>
-          <w:instrText xml:space="preserve"> PAGEREF _Toc242457548 \h </w:instrText>
+          <w:instrText xml:space="preserve"> PAGEREF _Toc242459417 \h </w:instrText>
         </w:r>
         <w:r>
           <w:rPr>
@@ -4321,7 +4321,7 @@
           <w14:ligatures w14:val="standardContextual"/>
         </w:rPr>
       </w:pPr>
-      <w:hyperlink w:anchor="_Toc242457549" w:history="1">
+      <w:hyperlink w:anchor="_Toc242459418" w:history="1">
         <w:r>
           <w:rPr>
             <w:rStyle w:val="aff8"/>
@@ -4348,7 +4348,7 @@
             <w:noProof/>
             <w:webHidden/>
           </w:rPr>
-          <w:instrText xml:space="preserve"> PAGEREF _Toc242457549 \h </w:instrText>
+          <w:instrText xml:space="preserve"> PAGEREF _Toc242459418 \h </w:instrText>
         </w:r>
         <w:r>
           <w:rPr>
@@ -4394,7 +4394,7 @@
           <w14:ligatures w14:val="standardContextual"/>
         </w:rPr>
       </w:pPr>
-      <w:hyperlink w:anchor="_Toc242457550" w:history="1">
+      <w:hyperlink w:anchor="_Toc242459419" w:history="1">
         <w:r>
           <w:rPr>
             <w:rStyle w:val="aff8"/>
@@ -4421,7 +4421,7 @@
             <w:noProof/>
             <w:webHidden/>
           </w:rPr>
-          <w:instrText xml:space="preserve"> PAGEREF _Toc242457550 \h </w:instrText>
+          <w:instrText xml:space="preserve"> PAGEREF _Toc242459419 \h </w:instrText>
         </w:r>
         <w:r>
           <w:rPr>
@@ -4467,7 +4467,7 @@
           <w14:ligatures w14:val="standardContextual"/>
         </w:rPr>
       </w:pPr>
-      <w:hyperlink w:anchor="_Toc242457551" w:history="1">
+      <w:hyperlink w:anchor="_Toc242459420" w:history="1">
         <w:r>
           <w:rPr>
             <w:rStyle w:val="aff8"/>
@@ -4494,7 +4494,7 @@
             <w:noProof/>
             <w:webHidden/>
           </w:rPr>
-          <w:instrText xml:space="preserve"> PAGEREF _Toc242457551 \h </w:instrText>
+          <w:instrText xml:space="preserve"> PAGEREF _Toc242459420 \h </w:instrText>
         </w:r>
         <w:r>
           <w:rPr>
@@ -4540,7 +4540,7 @@
           <w14:ligatures w14:val="standardContextual"/>
         </w:rPr>
       </w:pPr>
-      <w:hyperlink w:anchor="_Toc242457552" w:history="1">
+      <w:hyperlink w:anchor="_Toc242459421" w:history="1">
         <w:r>
           <w:rPr>
             <w:rStyle w:val="aff8"/>
@@ -4567,7 +4567,7 @@
             <w:noProof/>
             <w:webHidden/>
           </w:rPr>
-          <w:instrText xml:space="preserve"> PAGEREF _Toc242457552 \h </w:instrText>
+          <w:instrText xml:space="preserve"> PAGEREF _Toc242459421 \h </w:instrText>
         </w:r>
         <w:r>
           <w:rPr>
@@ -4613,7 +4613,7 @@
           <w14:ligatures w14:val="standardContextual"/>
         </w:rPr>
       </w:pPr>
-      <w:hyperlink w:anchor="_Toc242457553" w:history="1">
+      <w:hyperlink w:anchor="_Toc242459422" w:history="1">
         <w:r>
           <w:rPr>
             <w:rStyle w:val="aff8"/>
@@ -4640,7 +4640,7 @@
             <w:noProof/>
             <w:webHidden/>
           </w:rPr>
-          <w:instrText xml:space="preserve"> PAGEREF _Toc242457553 \h </w:instrText>
+          <w:instrText xml:space="preserve"> PAGEREF _Toc242459422 \h </w:instrText>
         </w:r>
         <w:r>
           <w:rPr>
@@ -4686,7 +4686,7 @@
           <w14:ligatures w14:val="standardContextual"/>
         </w:rPr>
       </w:pPr>
-      <w:hyperlink w:anchor="_Toc242457554" w:history="1">
+      <w:hyperlink w:anchor="_Toc242459423" w:history="1">
         <w:r>
           <w:rPr>
             <w:rStyle w:val="aff8"/>
@@ -4713,7 +4713,7 @@
             <w:noProof/>
             <w:webHidden/>
           </w:rPr>
-          <w:instrText xml:space="preserve"> PAGEREF _Toc242457554 \h </w:instrText>
+          <w:instrText xml:space="preserve"> PAGEREF _Toc242459423 \h </w:instrText>
         </w:r>
         <w:r>
           <w:rPr>
@@ -4759,7 +4759,7 @@
           <w14:ligatures w14:val="standardContextual"/>
         </w:rPr>
       </w:pPr>
-      <w:hyperlink w:anchor="_Toc242457555" w:history="1">
+      <w:hyperlink w:anchor="_Toc242459424" w:history="1">
         <w:r>
           <w:rPr>
             <w:rStyle w:val="aff8"/>
@@ -4786,7 +4786,7 @@
             <w:noProof/>
             <w:webHidden/>
           </w:rPr>
-          <w:instrText xml:space="preserve"> PAGEREF _Toc242457555 \h </w:instrText>
+          <w:instrText xml:space="preserve"> PAGEREF _Toc242459424 \h </w:instrText>
         </w:r>
         <w:r>
           <w:rPr>
@@ -4832,7 +4832,7 @@
           <w14:ligatures w14:val="standardContextual"/>
         </w:rPr>
       </w:pPr>
-      <w:hyperlink w:anchor="_Toc242457556" w:history="1">
+      <w:hyperlink w:anchor="_Toc242459425" w:history="1">
         <w:r>
           <w:rPr>
             <w:rStyle w:val="aff8"/>
@@ -4859,7 +4859,7 @@
             <w:noProof/>
             <w:webHidden/>
           </w:rPr>
-          <w:instrText xml:space="preserve"> PAGEREF _Toc242457556 \h </w:instrText>
+          <w:instrText xml:space="preserve"> PAGEREF _Toc242459425 \h </w:instrText>
         </w:r>
         <w:r>
           <w:rPr>
@@ -4905,7 +4905,7 @@
           <w14:ligatures w14:val="standardContextual"/>
         </w:rPr>
       </w:pPr>
-      <w:hyperlink w:anchor="_Toc242457557" w:history="1">
+      <w:hyperlink w:anchor="_Toc242459426" w:history="1">
         <w:r>
           <w:rPr>
             <w:rStyle w:val="aff8"/>
@@ -4932,7 +4932,7 @@
             <w:noProof/>
             <w:webHidden/>
           </w:rPr>
-          <w:instrText xml:space="preserve"> PAGEREF _Toc242457557 \h </w:instrText>
+          <w:instrText xml:space="preserve"> PAGEREF _Toc242459426 \h </w:instrText>
         </w:r>
         <w:r>
           <w:rPr>
@@ -4978,7 +4978,7 @@
           <w14:ligatures w14:val="standardContextual"/>
         </w:rPr>
       </w:pPr>
-      <w:hyperlink w:anchor="_Toc242457558" w:history="1">
+      <w:hyperlink w:anchor="_Toc242459427" w:history="1">
         <w:r>
           <w:rPr>
             <w:rStyle w:val="aff8"/>
@@ -5005,7 +5005,7 @@
             <w:noProof/>
             <w:webHidden/>
           </w:rPr>
-          <w:instrText xml:space="preserve"> PAGEREF _Toc242457558 \h </w:instrText>
+          <w:instrText xml:space="preserve"> PAGEREF _Toc242459427 \h </w:instrText>
         </w:r>
         <w:r>
           <w:rPr>
@@ -5051,7 +5051,7 @@
           <w14:ligatures w14:val="standardContextual"/>
         </w:rPr>
       </w:pPr>
-      <w:hyperlink w:anchor="_Toc242457559" w:history="1">
+      <w:hyperlink w:anchor="_Toc242459428" w:history="1">
         <w:r>
           <w:rPr>
             <w:rStyle w:val="aff8"/>
@@ -5078,7 +5078,7 @@
             <w:noProof/>
             <w:webHidden/>
           </w:rPr>
-          <w:instrText xml:space="preserve"> PAGEREF _Toc242457559 \h </w:instrText>
+          <w:instrText xml:space="preserve"> PAGEREF _Toc242459428 \h </w:instrText>
         </w:r>
         <w:r>
           <w:rPr>
@@ -5124,7 +5124,7 @@
           <w14:ligatures w14:val="standardContextual"/>
         </w:rPr>
       </w:pPr>
-      <w:hyperlink w:anchor="_Toc242457560" w:history="1">
+      <w:hyperlink w:anchor="_Toc242459429" w:history="1">
         <w:r>
           <w:rPr>
             <w:rStyle w:val="aff8"/>
@@ -5151,7 +5151,7 @@
             <w:noProof/>
             <w:webHidden/>
           </w:rPr>
-          <w:instrText xml:space="preserve"> PAGEREF _Toc242457560 \h </w:instrText>
+          <w:instrText xml:space="preserve"> PAGEREF _Toc242459429 \h </w:instrText>
         </w:r>
         <w:r>
           <w:rPr>
@@ -5197,7 +5197,7 @@
           <w14:ligatures w14:val="standardContextual"/>
         </w:rPr>
       </w:pPr>
-      <w:hyperlink w:anchor="_Toc242457561" w:history="1">
+      <w:hyperlink w:anchor="_Toc242459430" w:history="1">
         <w:r>
           <w:rPr>
             <w:rStyle w:val="aff8"/>
@@ -5224,7 +5224,7 @@
             <w:noProof/>
             <w:webHidden/>
           </w:rPr>
-          <w:instrText xml:space="preserve"> PAGEREF _Toc242457561 \h </w:instrText>
+          <w:instrText xml:space="preserve"> PAGEREF _Toc242459430 \h </w:instrText>
         </w:r>
         <w:r>
           <w:rPr>
@@ -5270,7 +5270,7 @@
           <w14:ligatures w14:val="standardContextual"/>
         </w:rPr>
       </w:pPr>
-      <w:hyperlink w:anchor="_Toc242457562" w:history="1">
+      <w:hyperlink w:anchor="_Toc242459431" w:history="1">
         <w:r>
           <w:rPr>
             <w:rStyle w:val="aff8"/>
@@ -5297,7 +5297,7 @@
             <w:noProof/>
             <w:webHidden/>
           </w:rPr>
-          <w:instrText xml:space="preserve"> PAGEREF _Toc242457562 \h </w:instrText>
+          <w:instrText xml:space="preserve"> PAGEREF _Toc242459431 \h </w:instrText>
         </w:r>
         <w:r>
           <w:rPr>
@@ -5343,7 +5343,7 @@
           <w14:ligatures w14:val="standardContextual"/>
         </w:rPr>
       </w:pPr>
-      <w:hyperlink w:anchor="_Toc242457563" w:history="1">
+      <w:hyperlink w:anchor="_Toc242459432" w:history="1">
         <w:r>
           <w:rPr>
             <w:rStyle w:val="aff8"/>
@@ -5370,7 +5370,7 @@
             <w:noProof/>
             <w:webHidden/>
           </w:rPr>
-          <w:instrText xml:space="preserve"> PAGEREF _Toc242457563 \h </w:instrText>
+          <w:instrText xml:space="preserve"> PAGEREF _Toc242459432 \h </w:instrText>
         </w:r>
         <w:r>
           <w:rPr>
@@ -5416,7 +5416,7 @@
           <w14:ligatures w14:val="standardContextual"/>
         </w:rPr>
       </w:pPr>
-      <w:hyperlink w:anchor="_Toc242457564" w:history="1">
+      <w:hyperlink w:anchor="_Toc242459433" w:history="1">
         <w:r>
           <w:rPr>
             <w:rStyle w:val="aff8"/>
@@ -5443,7 +5443,7 @@
             <w:noProof/>
             <w:webHidden/>
           </w:rPr>
-          <w:instrText xml:space="preserve"> PAGEREF _Toc242457564 \h </w:instrText>
+          <w:instrText xml:space="preserve"> PAGEREF _Toc242459433 \h </w:instrText>
         </w:r>
         <w:r>
           <w:rPr>
@@ -5489,7 +5489,7 @@
           <w14:ligatures w14:val="standardContextual"/>
         </w:rPr>
       </w:pPr>
-      <w:hyperlink w:anchor="_Toc242457565" w:history="1">
+      <w:hyperlink w:anchor="_Toc242459434" w:history="1">
         <w:r>
           <w:rPr>
             <w:rStyle w:val="aff8"/>
@@ -5516,7 +5516,7 @@
             <w:noProof/>
             <w:webHidden/>
           </w:rPr>
-          <w:instrText xml:space="preserve"> PAGEREF _Toc242457565 \h </w:instrText>
+          <w:instrText xml:space="preserve"> PAGEREF _Toc242459434 \h </w:instrText>
         </w:r>
         <w:r>
           <w:rPr>
@@ -5562,7 +5562,7 @@
           <w14:ligatures w14:val="standardContextual"/>
         </w:rPr>
       </w:pPr>
-      <w:hyperlink w:anchor="_Toc242457566" w:history="1">
+      <w:hyperlink w:anchor="_Toc242459435" w:history="1">
         <w:r>
           <w:rPr>
             <w:rStyle w:val="aff8"/>
@@ -5589,7 +5589,7 @@
             <w:noProof/>
             <w:webHidden/>
           </w:rPr>
-          <w:instrText xml:space="preserve"> PAGEREF _Toc242457566 \h </w:instrText>
+          <w:instrText xml:space="preserve"> PAGEREF _Toc242459435 \h </w:instrText>
         </w:r>
         <w:r>
           <w:rPr>
@@ -5635,7 +5635,7 @@
         <w:ind w:firstLine="0"/>
         <w:jc w:val="center"/>
       </w:pPr>
-      <w:bookmarkStart w:id="0" w:name="_Toc242457494"/>
+      <w:bookmarkStart w:id="0" w:name="_Toc242459363"/>
       <w:r>
         <w:lastRenderedPageBreak/>
         <w:t>ПЕРЕЧЕНЬ ТЕРМИНОВ И СОКРАЩЕНИЙ</w:t>
@@ -6897,7 +6897,7 @@
         <w:pStyle w:val="1"/>
         <w:pageBreakBefore/>
       </w:pPr>
-      <w:bookmarkStart w:id="1" w:name="_Toc242457495"/>
+      <w:bookmarkStart w:id="1" w:name="_Toc242459364"/>
       <w:r>
         <w:lastRenderedPageBreak/>
         <w:t>1 Состав информационного обеспечения</w:t>
@@ -6949,7 +6949,7 @@
         <w:pStyle w:val="1"/>
         <w:pageBreakBefore/>
       </w:pPr>
-      <w:bookmarkStart w:id="2" w:name="_Toc242457496"/>
+      <w:bookmarkStart w:id="2" w:name="_Toc242459365"/>
       <w:r>
         <w:lastRenderedPageBreak/>
         <w:t>2 Организация информационного обеспечения</w:t>
@@ -7051,7 +7051,7 @@
         <w:pStyle w:val="1"/>
         <w:pageBreakBefore/>
       </w:pPr>
-      <w:bookmarkStart w:id="3" w:name="_Toc242457497"/>
+      <w:bookmarkStart w:id="3" w:name="_Toc242459366"/>
       <w:r>
         <w:lastRenderedPageBreak/>
         <w:t>3 Организация сбора и передачи информации</w:t>
@@ -7588,7 +7588,7 @@
         <w:pStyle w:val="1"/>
         <w:pageBreakBefore/>
       </w:pPr>
-      <w:bookmarkStart w:id="4" w:name="_Toc242457498"/>
+      <w:bookmarkStart w:id="4" w:name="_Toc242459367"/>
       <w:r>
         <w:lastRenderedPageBreak/>
         <w:t>4 Построение системы классификации и кодирования</w:t>
@@ -7665,7 +7665,7 @@
         <w:pStyle w:val="1"/>
         <w:pageBreakBefore/>
       </w:pPr>
-      <w:bookmarkStart w:id="5" w:name="_Toc242457499"/>
+      <w:bookmarkStart w:id="5" w:name="_Toc242459368"/>
       <w:r>
         <w:lastRenderedPageBreak/>
         <w:t>5 Организация внутримашинной информационной базы</w:t>
@@ -7676,7 +7676,7 @@
       <w:pPr>
         <w:pStyle w:val="21"/>
       </w:pPr>
-      <w:bookmarkStart w:id="6" w:name="_Toc242457500"/>
+      <w:bookmarkStart w:id="6" w:name="_Toc242459369"/>
       <w:r>
         <w:t>5.1 Общие сведения</w:t>
       </w:r>
@@ -10613,7 +10613,7 @@
       <w:pPr>
         <w:pStyle w:val="21"/>
       </w:pPr>
-      <w:bookmarkStart w:id="7" w:name="_Toc242457501"/>
+      <w:bookmarkStart w:id="7" w:name="_Toc242459370"/>
       <w:r>
         <w:t>5.2 Основные связи данных</w:t>
       </w:r>
@@ -10902,7 +10902,7 @@
       <w:pPr>
         <w:pStyle w:val="21"/>
       </w:pPr>
-      <w:bookmarkStart w:id="8" w:name="_Toc242457502"/>
+      <w:bookmarkStart w:id="8" w:name="_Toc242459371"/>
       <w:r>
         <w:t>5.3 Мягкое удаление и архивирование</w:t>
       </w:r>
@@ -10957,7 +10957,7 @@
       <w:pPr>
         <w:pStyle w:val="21"/>
       </w:pPr>
-      <w:bookmarkStart w:id="9" w:name="_Toc242457503"/>
+      <w:bookmarkStart w:id="9" w:name="_Toc242459372"/>
       <w:r>
         <w:t>5.4 Журналы изменений</w:t>
       </w:r>
@@ -11062,7 +11062,7 @@
       <w:pPr>
         <w:pStyle w:val="21"/>
       </w:pPr>
-      <w:bookmarkStart w:id="10" w:name="_Toc242457504"/>
+      <w:bookmarkStart w:id="10" w:name="_Toc242459373"/>
       <w:r>
         <w:t>5.5 Объём данных</w:t>
       </w:r>
@@ -11078,7 +11078,7 @@
         <w:pStyle w:val="1"/>
         <w:pageBreakBefore/>
       </w:pPr>
-      <w:bookmarkStart w:id="11" w:name="_Toc242457505"/>
+      <w:bookmarkStart w:id="11" w:name="_Toc242459374"/>
       <w:r>
         <w:lastRenderedPageBreak/>
         <w:t>6 Организация внемашинной информационной базы</w:t>
@@ -11089,7 +11089,7 @@
       <w:pPr>
         <w:pStyle w:val="21"/>
       </w:pPr>
-      <w:bookmarkStart w:id="12" w:name="_Toc242457506"/>
+      <w:bookmarkStart w:id="12" w:name="_Toc242459375"/>
       <w:r>
         <w:t>6.1 Файловое хранилище</w:t>
       </w:r>
@@ -11601,7 +11601,7 @@
       <w:pPr>
         <w:pStyle w:val="21"/>
       </w:pPr>
-      <w:bookmarkStart w:id="13" w:name="_Toc242457507"/>
+      <w:bookmarkStart w:id="13" w:name="_Toc242459376"/>
       <w:r>
         <w:t>6.2 Резервные копии</w:t>
       </w:r>
@@ -11636,7 +11636,7 @@
       <w:pPr>
         <w:pStyle w:val="21"/>
       </w:pPr>
-      <w:bookmarkStart w:id="14" w:name="_Toc242457508"/>
+      <w:bookmarkStart w:id="14" w:name="_Toc242459377"/>
       <w:r>
         <w:t>6.3 Документы на бумажных носителях</w:t>
       </w:r>
@@ -11654,7 +11654,7 @@
         <w:ind w:firstLine="0"/>
         <w:jc w:val="center"/>
       </w:pPr>
-      <w:bookmarkStart w:id="15" w:name="_Toc242457509"/>
+      <w:bookmarkStart w:id="15" w:name="_Toc242459378"/>
       <w:r>
         <w:lastRenderedPageBreak/>
         <w:t>Приложение А</w:t>
@@ -11678,7 +11678,7 @@
       <w:pPr>
         <w:pStyle w:val="21"/>
       </w:pPr>
-      <w:bookmarkStart w:id="16" w:name="_Toc242457510"/>
+      <w:bookmarkStart w:id="16" w:name="_Toc242459379"/>
       <w:r>
         <w:t>А.1 Общие сведения</w:t>
       </w:r>
@@ -11703,7 +11703,7 @@
       <w:pPr>
         <w:pStyle w:val="21"/>
       </w:pPr>
-      <w:bookmarkStart w:id="17" w:name="_Toc242457511"/>
+      <w:bookmarkStart w:id="17" w:name="_Toc242459380"/>
       <w:r>
         <w:t>А.2 Каталог недвижимости (приложение realty)</w:t>
       </w:r>
@@ -11713,7 +11713,7 @@
       <w:pPr>
         <w:pStyle w:val="31"/>
       </w:pPr>
-      <w:bookmarkStart w:id="18" w:name="_Toc242457512"/>
+      <w:bookmarkStart w:id="18" w:name="_Toc242459381"/>
       <w:r>
         <w:t>А.2.1 Таблица realty_building — Дом</w:t>
       </w:r>
@@ -12934,7 +12934,7 @@
       <w:pPr>
         <w:pStyle w:val="31"/>
       </w:pPr>
-      <w:bookmarkStart w:id="19" w:name="_Toc242457513"/>
+      <w:bookmarkStart w:id="19" w:name="_Toc242459382"/>
       <w:r>
         <w:lastRenderedPageBreak/>
         <w:t>А.2.2 Таблица realty_buildingimage — Фотография дома</w:t>
@@ -13288,7 +13288,7 @@
       <w:pPr>
         <w:pStyle w:val="31"/>
       </w:pPr>
-      <w:bookmarkStart w:id="20" w:name="_Toc242457514"/>
+      <w:bookmarkStart w:id="20" w:name="_Toc242459383"/>
       <w:r>
         <w:t>А.2.3 Таблица realty_buildinglog — Лог дома</w:t>
       </w:r>
@@ -13703,7 +13703,7 @@
       <w:pPr>
         <w:pStyle w:val="31"/>
       </w:pPr>
-      <w:bookmarkStart w:id="21" w:name="_Toc242457515"/>
+      <w:bookmarkStart w:id="21" w:name="_Toc242459384"/>
       <w:r>
         <w:t>А.2.4 Таблица realty_buildingtype — Тип дома</w:t>
       </w:r>
@@ -13999,7 +13999,7 @@
       <w:pPr>
         <w:pStyle w:val="31"/>
       </w:pPr>
-      <w:bookmarkStart w:id="22" w:name="_Toc242457516"/>
+      <w:bookmarkStart w:id="22" w:name="_Toc242459385"/>
       <w:r>
         <w:t>А.2.5 Таблица realty_discount — Скидка</w:t>
       </w:r>
@@ -15035,7 +15035,7 @@
       <w:pPr>
         <w:pStyle w:val="31"/>
       </w:pPr>
-      <w:bookmarkStart w:id="23" w:name="_Toc242457517"/>
+      <w:bookmarkStart w:id="23" w:name="_Toc242459386"/>
       <w:r>
         <w:t>А.2.6 Таблица realty_discountlog — Лог скидки</w:t>
       </w:r>
@@ -15450,7 +15450,7 @@
       <w:pPr>
         <w:pStyle w:val="31"/>
       </w:pPr>
-      <w:bookmarkStart w:id="24" w:name="_Toc242457518"/>
+      <w:bookmarkStart w:id="24" w:name="_Toc242459387"/>
       <w:r>
         <w:t>А.2.7 Таблица realty_layout — Планировка</w:t>
       </w:r>
@@ -15994,7 +15994,7 @@
       <w:pPr>
         <w:pStyle w:val="31"/>
       </w:pPr>
-      <w:bookmarkStart w:id="25" w:name="_Toc242457519"/>
+      <w:bookmarkStart w:id="25" w:name="_Toc242459388"/>
       <w:r>
         <w:t>А.2.8 Таблица realty_project — Проект</w:t>
       </w:r>
@@ -17216,7 +17216,7 @@
       <w:pPr>
         <w:pStyle w:val="31"/>
       </w:pPr>
-      <w:bookmarkStart w:id="26" w:name="_Toc242457520"/>
+      <w:bookmarkStart w:id="26" w:name="_Toc242459389"/>
       <w:r>
         <w:t>А.2.9 Таблица realty_projectimage — Фотография проекта</w:t>
       </w:r>
@@ -17569,7 +17569,7 @@
       <w:pPr>
         <w:pStyle w:val="31"/>
       </w:pPr>
-      <w:bookmarkStart w:id="27" w:name="_Toc242457521"/>
+      <w:bookmarkStart w:id="27" w:name="_Toc242459390"/>
       <w:r>
         <w:t>А.2.10 Таблица realty_property — Объект недвижимости</w:t>
       </w:r>
@@ -18733,7 +18733,7 @@
       <w:pPr>
         <w:pStyle w:val="21"/>
       </w:pPr>
-      <w:bookmarkStart w:id="28" w:name="_Toc242457522"/>
+      <w:bookmarkStart w:id="28" w:name="_Toc242459391"/>
       <w:r>
         <w:t>А.3 Работа с клиентами (приложение crm)</w:t>
       </w:r>
@@ -18743,7 +18743,7 @@
       <w:pPr>
         <w:pStyle w:val="31"/>
       </w:pPr>
-      <w:bookmarkStart w:id="29" w:name="_Toc242457523"/>
+      <w:bookmarkStart w:id="29" w:name="_Toc242459392"/>
       <w:r>
         <w:t>А.3.1 Таблица crm_application — Заявка</w:t>
       </w:r>
@@ -20093,7 +20093,7 @@
       <w:pPr>
         <w:pStyle w:val="31"/>
       </w:pPr>
-      <w:bookmarkStart w:id="30" w:name="_Toc242457524"/>
+      <w:bookmarkStart w:id="30" w:name="_Toc242459393"/>
       <w:r>
         <w:t>А.3.2 Таблица crm_applicationlog — Лог заявки</w:t>
       </w:r>
@@ -20509,7 +20509,7 @@
       <w:pPr>
         <w:pStyle w:val="31"/>
       </w:pPr>
-      <w:bookmarkStart w:id="31" w:name="_Toc242457525"/>
+      <w:bookmarkStart w:id="31" w:name="_Toc242459394"/>
       <w:r>
         <w:t>А.3.3 Таблица crm_applicationstatus — Статус заявки</w:t>
       </w:r>
@@ -21177,7 +21177,7 @@
       <w:pPr>
         <w:pStyle w:val="31"/>
       </w:pPr>
-      <w:bookmarkStart w:id="32" w:name="_Toc242457526"/>
+      <w:bookmarkStart w:id="32" w:name="_Toc242459395"/>
       <w:r>
         <w:t>А.3.4 Таблица crm_client — Клиент</w:t>
       </w:r>
@@ -22594,7 +22594,7 @@
       <w:pPr>
         <w:pStyle w:val="31"/>
       </w:pPr>
-      <w:bookmarkStart w:id="33" w:name="_Toc242457527"/>
+      <w:bookmarkStart w:id="33" w:name="_Toc242459396"/>
       <w:r>
         <w:lastRenderedPageBreak/>
         <w:t>А.3.5 Таблица crm_clientfile — Файл клиента</w:t>
@@ -23072,7 +23072,7 @@
       <w:pPr>
         <w:pStyle w:val="31"/>
       </w:pPr>
-      <w:bookmarkStart w:id="34" w:name="_Toc242457528"/>
+      <w:bookmarkStart w:id="34" w:name="_Toc242459397"/>
       <w:r>
         <w:t>А.3.6 Таблица crm_clientlog — Лог клиента</w:t>
       </w:r>
@@ -23487,7 +23487,7 @@
       <w:pPr>
         <w:pStyle w:val="31"/>
       </w:pPr>
-      <w:bookmarkStart w:id="35" w:name="_Toc242457529"/>
+      <w:bookmarkStart w:id="35" w:name="_Toc242459398"/>
       <w:r>
         <w:t>А.3.7 Таблица crm_clientphonenumber — Номер телефона клиента</w:t>
       </w:r>
@@ -23850,7 +23850,7 @@
       <w:pPr>
         <w:pStyle w:val="31"/>
       </w:pPr>
-      <w:bookmarkStart w:id="36" w:name="_Toc242457530"/>
+      <w:bookmarkStart w:id="36" w:name="_Toc242459399"/>
       <w:r>
         <w:t>А.3.8 Таблица crm_meeting — Встреча</w:t>
       </w:r>
@@ -25077,7 +25077,7 @@
       <w:pPr>
         <w:pStyle w:val="31"/>
       </w:pPr>
-      <w:bookmarkStart w:id="37" w:name="_Toc242457531"/>
+      <w:bookmarkStart w:id="37" w:name="_Toc242459400"/>
       <w:r>
         <w:t>А.3.9 Таблица crm_meetinglog — Лог встречи</w:t>
       </w:r>
@@ -25492,7 +25492,7 @@
       <w:pPr>
         <w:pStyle w:val="31"/>
       </w:pPr>
-      <w:bookmarkStart w:id="38" w:name="_Toc242457532"/>
+      <w:bookmarkStart w:id="38" w:name="_Toc242459401"/>
       <w:r>
         <w:t>А.3.10 Таблица crm_precisesource — Точный источник</w:t>
       </w:r>
@@ -25912,7 +25912,7 @@
       <w:pPr>
         <w:pStyle w:val="31"/>
       </w:pPr>
-      <w:bookmarkStart w:id="39" w:name="_Toc242457533"/>
+      <w:bookmarkStart w:id="39" w:name="_Toc242459402"/>
       <w:r>
         <w:t>А.3.11 Таблица crm_rejectionreason — Причина отказа</w:t>
       </w:r>
@@ -26333,7 +26333,7 @@
       <w:pPr>
         <w:pStyle w:val="21"/>
       </w:pPr>
-      <w:bookmarkStart w:id="40" w:name="_Toc242457534"/>
+      <w:bookmarkStart w:id="40" w:name="_Toc242459403"/>
       <w:r>
         <w:t>А.4 Сделки (приложение deals)</w:t>
       </w:r>
@@ -26343,7 +26343,7 @@
       <w:pPr>
         <w:pStyle w:val="31"/>
       </w:pPr>
-      <w:bookmarkStart w:id="41" w:name="_Toc242457535"/>
+      <w:bookmarkStart w:id="41" w:name="_Toc242459404"/>
       <w:r>
         <w:t>А.4.1 Таблица deals_deal — Сделка</w:t>
       </w:r>
@@ -28443,7 +28443,7 @@
       <w:pPr>
         <w:pStyle w:val="31"/>
       </w:pPr>
-      <w:bookmarkStart w:id="42" w:name="_Toc242457536"/>
+      <w:bookmarkStart w:id="42" w:name="_Toc242459405"/>
       <w:r>
         <w:t>А.4.2 Таблица deals_deallog — Лог сделки</w:t>
       </w:r>
@@ -28858,7 +28858,7 @@
       <w:pPr>
         <w:pStyle w:val="31"/>
       </w:pPr>
-      <w:bookmarkStart w:id="43" w:name="_Toc242457537"/>
+      <w:bookmarkStart w:id="43" w:name="_Toc242459406"/>
       <w:r>
         <w:t>А.4.3 Таблица deals_paymenttype — Тип оплаты</w:t>
       </w:r>
@@ -29154,7 +29154,7 @@
       <w:pPr>
         <w:pStyle w:val="31"/>
       </w:pPr>
-      <w:bookmarkStart w:id="44" w:name="_Toc242457538"/>
+      <w:bookmarkStart w:id="44" w:name="_Toc242459407"/>
       <w:r>
         <w:t>А.4.4 Таблица deals_purchasepurpose — Цель приобретения</w:t>
       </w:r>
@@ -29450,7 +29450,7 @@
       <w:pPr>
         <w:pStyle w:val="21"/>
       </w:pPr>
-      <w:bookmarkStart w:id="45" w:name="_Toc242457539"/>
+      <w:bookmarkStart w:id="45" w:name="_Toc242459408"/>
       <w:r>
         <w:t>А.5 Финансы (приложение finances)</w:t>
       </w:r>
@@ -29460,7 +29460,7 @@
       <w:pPr>
         <w:pStyle w:val="31"/>
       </w:pPr>
-      <w:bookmarkStart w:id="46" w:name="_Toc242457540"/>
+      <w:bookmarkStart w:id="46" w:name="_Toc242459409"/>
       <w:r>
         <w:t>А.5.1 Таблица finances_beneficiaryaccount — Счёт получателя</w:t>
       </w:r>
@@ -29876,7 +29876,7 @@
       <w:pPr>
         <w:pStyle w:val="31"/>
       </w:pPr>
-      <w:bookmarkStart w:id="47" w:name="_Toc242457541"/>
+      <w:bookmarkStart w:id="47" w:name="_Toc242459410"/>
       <w:r>
         <w:t>А.5.2 Таблица finances_exchangerate — Курс валюты</w:t>
       </w:r>
@@ -30487,7 +30487,7 @@
       <w:pPr>
         <w:pStyle w:val="31"/>
       </w:pPr>
-      <w:bookmarkStart w:id="48" w:name="_Toc242457542"/>
+      <w:bookmarkStart w:id="48" w:name="_Toc242459411"/>
       <w:r>
         <w:t>А.5.3 Таблица finances_payment — Платёж</w:t>
       </w:r>
@@ -31776,7 +31776,7 @@
       <w:pPr>
         <w:pStyle w:val="31"/>
       </w:pPr>
-      <w:bookmarkStart w:id="49" w:name="_Toc242457543"/>
+      <w:bookmarkStart w:id="49" w:name="_Toc242459412"/>
       <w:r>
         <w:t>А.5.4 Таблица finances_paymentlog — Лог платежа</w:t>
       </w:r>
@@ -32191,7 +32191,7 @@
       <w:pPr>
         <w:pStyle w:val="31"/>
       </w:pPr>
-      <w:bookmarkStart w:id="50" w:name="_Toc242457544"/>
+      <w:bookmarkStart w:id="50" w:name="_Toc242459413"/>
       <w:r>
         <w:t>А.5.5 Таблица finances_paymenttype — Тип платежа</w:t>
       </w:r>
@@ -32673,7 +32673,7 @@
       <w:pPr>
         <w:pStyle w:val="21"/>
       </w:pPr>
-      <w:bookmarkStart w:id="51" w:name="_Toc242457545"/>
+      <w:bookmarkStart w:id="51" w:name="_Toc242459414"/>
       <w:r>
         <w:t>А.6 Задачи (приложение tasks)</w:t>
       </w:r>
@@ -32683,7 +32683,7 @@
       <w:pPr>
         <w:pStyle w:val="31"/>
       </w:pPr>
-      <w:bookmarkStart w:id="52" w:name="_Toc242457546"/>
+      <w:bookmarkStart w:id="52" w:name="_Toc242459415"/>
       <w:r>
         <w:t>А.6.1 Таблица tasks_task — Задача</w:t>
       </w:r>
@@ -34034,7 +34034,7 @@
       <w:pPr>
         <w:pStyle w:val="31"/>
       </w:pPr>
-      <w:bookmarkStart w:id="53" w:name="_Toc242457547"/>
+      <w:bookmarkStart w:id="53" w:name="_Toc242459416"/>
       <w:r>
         <w:t>А.6.2 Таблица tasks_taskcomment — Комментарий к задаче</w:t>
       </w:r>
@@ -34573,7 +34573,7 @@
       <w:pPr>
         <w:pStyle w:val="31"/>
       </w:pPr>
-      <w:bookmarkStart w:id="54" w:name="_Toc242457548"/>
+      <w:bookmarkStart w:id="54" w:name="_Toc242459417"/>
       <w:r>
         <w:t>А.6.3 Таблица tasks_tasklog — Лог задачи</w:t>
       </w:r>
@@ -35118,7 +35118,7 @@
       <w:pPr>
         <w:pStyle w:val="21"/>
       </w:pPr>
-      <w:bookmarkStart w:id="55" w:name="_Toc242457549"/>
+      <w:bookmarkStart w:id="55" w:name="_Toc242459418"/>
       <w:r>
         <w:t>А.7 Документы (приложение documents)</w:t>
       </w:r>
@@ -35128,7 +35128,7 @@
       <w:pPr>
         <w:pStyle w:val="31"/>
       </w:pPr>
-      <w:bookmarkStart w:id="56" w:name="_Toc242457550"/>
+      <w:bookmarkStart w:id="56" w:name="_Toc242459419"/>
       <w:r>
         <w:t>А.7.1 Таблица documents_template — Шаблон документа</w:t>
       </w:r>
@@ -35853,7 +35853,7 @@
       <w:pPr>
         <w:pStyle w:val="21"/>
       </w:pPr>
-      <w:bookmarkStart w:id="57" w:name="_Toc242457551"/>
+      <w:bookmarkStart w:id="57" w:name="_Toc242459420"/>
       <w:r>
         <w:t>А.8 Планы и отчёты (приложение reports)</w:t>
       </w:r>
@@ -35863,7 +35863,7 @@
       <w:pPr>
         <w:pStyle w:val="31"/>
       </w:pPr>
-      <w:bookmarkStart w:id="58" w:name="_Toc242457552"/>
+      <w:bookmarkStart w:id="58" w:name="_Toc242459421"/>
       <w:r>
         <w:t>А.8.1 Таблица reports_employeeplan — План продаж (по сотрудникам)</w:t>
       </w:r>
@@ -36407,7 +36407,7 @@
       <w:pPr>
         <w:pStyle w:val="31"/>
       </w:pPr>
-      <w:bookmarkStart w:id="59" w:name="_Toc242457553"/>
+      <w:bookmarkStart w:id="59" w:name="_Toc242459422"/>
       <w:r>
         <w:t>А.8.2 Таблица reports_plan — План продаж (по проектам)</w:t>
       </w:r>
@@ -36952,7 +36952,7 @@
       <w:pPr>
         <w:pStyle w:val="21"/>
       </w:pPr>
-      <w:bookmarkStart w:id="60" w:name="_Toc242457554"/>
+      <w:bookmarkStart w:id="60" w:name="_Toc242459423"/>
       <w:r>
         <w:t>А.9 Организационная структура и права доступа (приложение permissions)</w:t>
       </w:r>
@@ -36962,7 +36962,7 @@
       <w:pPr>
         <w:pStyle w:val="31"/>
       </w:pPr>
-      <w:bookmarkStart w:id="61" w:name="_Toc242457555"/>
+      <w:bookmarkStart w:id="61" w:name="_Toc242459424"/>
       <w:r>
         <w:t>А.9.1 Таблица permissions_company — Компания</w:t>
       </w:r>
@@ -37625,7 +37625,7 @@
       <w:pPr>
         <w:pStyle w:val="31"/>
       </w:pPr>
-      <w:bookmarkStart w:id="62" w:name="_Toc242457556"/>
+      <w:bookmarkStart w:id="62" w:name="_Toc242459425"/>
       <w:r>
         <w:t>А.9.2 Таблица permissions_department — Отдел</w:t>
       </w:r>
@@ -38293,7 +38293,7 @@
       <w:pPr>
         <w:pStyle w:val="31"/>
       </w:pPr>
-      <w:bookmarkStart w:id="63" w:name="_Toc242457557"/>
+      <w:bookmarkStart w:id="63" w:name="_Toc242459426"/>
       <w:r>
         <w:t>А.9.3 Таблица permissions_partnerapikey — API ключ партнёра</w:t>
       </w:r>
@@ -39267,7 +39267,7 @@
       <w:pPr>
         <w:pStyle w:val="31"/>
       </w:pPr>
-      <w:bookmarkStart w:id="64" w:name="_Toc242457558"/>
+      <w:bookmarkStart w:id="64" w:name="_Toc242459427"/>
       <w:r>
         <w:t>А.9.4 Таблица permissions_permission — Разрешение</w:t>
       </w:r>
@@ -39997,7 +39997,7 @@
       <w:pPr>
         <w:pStyle w:val="31"/>
       </w:pPr>
-      <w:bookmarkStart w:id="65" w:name="_Toc242457559"/>
+      <w:bookmarkStart w:id="65" w:name="_Toc242459428"/>
       <w:r>
         <w:t>А.9.5 Таблица permissions_permissionlog — Лог разрешений</w:t>
       </w:r>
@@ -40604,7 +40604,7 @@
       <w:pPr>
         <w:pStyle w:val="31"/>
       </w:pPr>
-      <w:bookmarkStart w:id="66" w:name="_Toc242457560"/>
+      <w:bookmarkStart w:id="66" w:name="_Toc242459429"/>
       <w:r>
         <w:t>А.9.6 Таблица permissions_role — Роль</w:t>
       </w:r>
@@ -41515,7 +41515,7 @@
       <w:pPr>
         <w:pStyle w:val="31"/>
       </w:pPr>
-      <w:bookmarkStart w:id="67" w:name="_Toc242457561"/>
+      <w:bookmarkStart w:id="67" w:name="_Toc242459430"/>
       <w:r>
         <w:t>А.9.7 Таблица permissions_userprofile — Профиль пользователя</w:t>
       </w:r>
@@ -42429,7 +42429,7 @@
         <w:ind w:firstLine="0"/>
         <w:jc w:val="center"/>
       </w:pPr>
-      <w:bookmarkStart w:id="68" w:name="_Toc242457562"/>
+      <w:bookmarkStart w:id="68" w:name="_Toc242459431"/>
       <w:r>
         <w:lastRenderedPageBreak/>
         <w:t>Приложение Б</w:t>
@@ -42453,7 +42453,7 @@
       <w:pPr>
         <w:pStyle w:val="21"/>
       </w:pPr>
-      <w:bookmarkStart w:id="69" w:name="_Toc242457563"/>
+      <w:bookmarkStart w:id="69" w:name="_Toc242459432"/>
       <w:r>
         <w:t>Б.1 Классификаторы, заданные в программе</w:t>
       </w:r>
@@ -45185,7 +45185,7 @@
       <w:pPr>
         <w:pStyle w:val="21"/>
       </w:pPr>
-      <w:bookmarkStart w:id="70" w:name="_Toc242457564"/>
+      <w:bookmarkStart w:id="70" w:name="_Toc242459433"/>
       <w:r>
         <w:t>Б.2 Состав разрешений</w:t>
       </w:r>
@@ -46947,7 +46947,7 @@
         <w:ind w:firstLine="0"/>
         <w:jc w:val="center"/>
       </w:pPr>
-      <w:bookmarkStart w:id="71" w:name="_Toc242457565"/>
+      <w:bookmarkStart w:id="71" w:name="_Toc242459434"/>
       <w:r>
         <w:lastRenderedPageBreak/>
         <w:t>Приложение В</w:t>
@@ -48804,7 +48804,7 @@
         <w:ind w:firstLine="0"/>
         <w:jc w:val="center"/>
       </w:pPr>
-      <w:bookmarkStart w:id="72" w:name="_Toc242457566"/>
+      <w:bookmarkStart w:id="72" w:name="_Toc242459435"/>
       <w:r>
         <w:lastRenderedPageBreak/>
         <w:t>ЛИСТ РЕГИСТРАЦИИ ИЗМЕНЕНИЙ</w:t>
@@ -50866,31 +50866,31 @@
       </w:rPr>
     </w:lvl>
   </w:abstractNum>
-  <w:num w:numId="1" w16cid:durableId="1839805487">
+  <w:num w:numId="1" w16cid:durableId="810054379">
     <w:abstractNumId w:val="8"/>
   </w:num>
-  <w:num w:numId="2" w16cid:durableId="1769884857">
+  <w:num w:numId="2" w16cid:durableId="799032612">
     <w:abstractNumId w:val="6"/>
   </w:num>
-  <w:num w:numId="3" w16cid:durableId="2035231906">
+  <w:num w:numId="3" w16cid:durableId="553544166">
     <w:abstractNumId w:val="5"/>
   </w:num>
-  <w:num w:numId="4" w16cid:durableId="332150342">
+  <w:num w:numId="4" w16cid:durableId="1015687190">
     <w:abstractNumId w:val="4"/>
   </w:num>
-  <w:num w:numId="5" w16cid:durableId="280382800">
+  <w:num w:numId="5" w16cid:durableId="2120176727">
     <w:abstractNumId w:val="7"/>
   </w:num>
-  <w:num w:numId="6" w16cid:durableId="616449920">
+  <w:num w:numId="6" w16cid:durableId="914972367">
     <w:abstractNumId w:val="3"/>
   </w:num>
-  <w:num w:numId="7" w16cid:durableId="1313870798">
+  <w:num w:numId="7" w16cid:durableId="928199259">
     <w:abstractNumId w:val="2"/>
   </w:num>
-  <w:num w:numId="8" w16cid:durableId="904148315">
+  <w:num w:numId="8" w16cid:durableId="2043942570">
     <w:abstractNumId w:val="1"/>
   </w:num>
-  <w:num w:numId="9" w16cid:durableId="1711878656">
+  <w:num w:numId="9" w16cid:durableId="48044677">
     <w:abstractNumId w:val="0"/>
   </w:num>
 </w:numbering>
@@ -62423,7 +62423,7 @@
     <w:autoRedefine/>
     <w:uiPriority w:val="39"/>
     <w:unhideWhenUsed/>
-    <w:rsid w:val="00A9336F"/>
+    <w:rsid w:val="006C1FE8"/>
     <w:pPr>
       <w:spacing w:after="100"/>
     </w:pPr>
@@ -62435,7 +62435,7 @@
     <w:autoRedefine/>
     <w:uiPriority w:val="39"/>
     <w:unhideWhenUsed/>
-    <w:rsid w:val="00A9336F"/>
+    <w:rsid w:val="006C1FE8"/>
     <w:pPr>
       <w:spacing w:after="100"/>
       <w:ind w:left="240"/>
@@ -62448,7 +62448,7 @@
     <w:autoRedefine/>
     <w:uiPriority w:val="39"/>
     <w:unhideWhenUsed/>
-    <w:rsid w:val="00A9336F"/>
+    <w:rsid w:val="006C1FE8"/>
     <w:pPr>
       <w:spacing w:after="100"/>
       <w:ind w:left="480"/>
@@ -62459,7 +62459,7 @@
     <w:basedOn w:val="a2"/>
     <w:uiPriority w:val="99"/>
     <w:unhideWhenUsed/>
-    <w:rsid w:val="00A9336F"/>
+    <w:rsid w:val="006C1FE8"/>
     <w:rPr>
       <w:color w:val="0000FF" w:themeColor="hyperlink"/>
       <w:u w:val="single"/>

--- a/docs/gost/out/04_П5_Описание_информационного_обеспечения.docx
+++ b/docs/gost/out/04_П5_Описание_информационного_обеспечения.docx
@@ -306,7 +306,7 @@
       <w:r>
         <w:fldChar w:fldCharType="separate"/>
       </w:r>
-      <w:hyperlink w:anchor="_Toc242459363" w:history="1">
+      <w:hyperlink w:anchor="_Toc242649957" w:history="1">
         <w:r>
           <w:rPr>
             <w:rStyle w:val="aff8"/>
@@ -333,7 +333,7 @@
             <w:noProof/>
             <w:webHidden/>
           </w:rPr>
-          <w:instrText xml:space="preserve"> PAGEREF _Toc242459363 \h </w:instrText>
+          <w:instrText xml:space="preserve"> PAGEREF _Toc242649957 \h </w:instrText>
         </w:r>
         <w:r>
           <w:rPr>
@@ -379,7 +379,7 @@
           <w14:ligatures w14:val="standardContextual"/>
         </w:rPr>
       </w:pPr>
-      <w:hyperlink w:anchor="_Toc242459364" w:history="1">
+      <w:hyperlink w:anchor="_Toc242649958" w:history="1">
         <w:r>
           <w:rPr>
             <w:rStyle w:val="aff8"/>
@@ -406,7 +406,7 @@
             <w:noProof/>
             <w:webHidden/>
           </w:rPr>
-          <w:instrText xml:space="preserve"> PAGEREF _Toc242459364 \h </w:instrText>
+          <w:instrText xml:space="preserve"> PAGEREF _Toc242649958 \h </w:instrText>
         </w:r>
         <w:r>
           <w:rPr>
@@ -452,7 +452,7 @@
           <w14:ligatures w14:val="standardContextual"/>
         </w:rPr>
       </w:pPr>
-      <w:hyperlink w:anchor="_Toc242459365" w:history="1">
+      <w:hyperlink w:anchor="_Toc242649959" w:history="1">
         <w:r>
           <w:rPr>
             <w:rStyle w:val="aff8"/>
@@ -479,7 +479,7 @@
             <w:noProof/>
             <w:webHidden/>
           </w:rPr>
-          <w:instrText xml:space="preserve"> PAGEREF _Toc242459365 \h </w:instrText>
+          <w:instrText xml:space="preserve"> PAGEREF _Toc242649959 \h </w:instrText>
         </w:r>
         <w:r>
           <w:rPr>
@@ -525,7 +525,7 @@
           <w14:ligatures w14:val="standardContextual"/>
         </w:rPr>
       </w:pPr>
-      <w:hyperlink w:anchor="_Toc242459366" w:history="1">
+      <w:hyperlink w:anchor="_Toc242649960" w:history="1">
         <w:r>
           <w:rPr>
             <w:rStyle w:val="aff8"/>
@@ -552,7 +552,7 @@
             <w:noProof/>
             <w:webHidden/>
           </w:rPr>
-          <w:instrText xml:space="preserve"> PAGEREF _Toc242459366 \h </w:instrText>
+          <w:instrText xml:space="preserve"> PAGEREF _Toc242649960 \h </w:instrText>
         </w:r>
         <w:r>
           <w:rPr>
@@ -598,7 +598,7 @@
           <w14:ligatures w14:val="standardContextual"/>
         </w:rPr>
       </w:pPr>
-      <w:hyperlink w:anchor="_Toc242459367" w:history="1">
+      <w:hyperlink w:anchor="_Toc242649961" w:history="1">
         <w:r>
           <w:rPr>
             <w:rStyle w:val="aff8"/>
@@ -625,7 +625,7 @@
             <w:noProof/>
             <w:webHidden/>
           </w:rPr>
-          <w:instrText xml:space="preserve"> PAGEREF _Toc242459367 \h </w:instrText>
+          <w:instrText xml:space="preserve"> PAGEREF _Toc242649961 \h </w:instrText>
         </w:r>
         <w:r>
           <w:rPr>
@@ -671,7 +671,7 @@
           <w14:ligatures w14:val="standardContextual"/>
         </w:rPr>
       </w:pPr>
-      <w:hyperlink w:anchor="_Toc242459368" w:history="1">
+      <w:hyperlink w:anchor="_Toc242649962" w:history="1">
         <w:r>
           <w:rPr>
             <w:rStyle w:val="aff8"/>
@@ -698,7 +698,7 @@
             <w:noProof/>
             <w:webHidden/>
           </w:rPr>
-          <w:instrText xml:space="preserve"> PAGEREF _Toc242459368 \h </w:instrText>
+          <w:instrText xml:space="preserve"> PAGEREF _Toc242649962 \h </w:instrText>
         </w:r>
         <w:r>
           <w:rPr>
@@ -744,7 +744,7 @@
           <w14:ligatures w14:val="standardContextual"/>
         </w:rPr>
       </w:pPr>
-      <w:hyperlink w:anchor="_Toc242459369" w:history="1">
+      <w:hyperlink w:anchor="_Toc242649963" w:history="1">
         <w:r>
           <w:rPr>
             <w:rStyle w:val="aff8"/>
@@ -771,7 +771,7 @@
             <w:noProof/>
             <w:webHidden/>
           </w:rPr>
-          <w:instrText xml:space="preserve"> PAGEREF _Toc242459369 \h </w:instrText>
+          <w:instrText xml:space="preserve"> PAGEREF _Toc242649963 \h </w:instrText>
         </w:r>
         <w:r>
           <w:rPr>
@@ -817,7 +817,7 @@
           <w14:ligatures w14:val="standardContextual"/>
         </w:rPr>
       </w:pPr>
-      <w:hyperlink w:anchor="_Toc242459370" w:history="1">
+      <w:hyperlink w:anchor="_Toc242649964" w:history="1">
         <w:r>
           <w:rPr>
             <w:rStyle w:val="aff8"/>
@@ -844,7 +844,7 @@
             <w:noProof/>
             <w:webHidden/>
           </w:rPr>
-          <w:instrText xml:space="preserve"> PAGEREF _Toc242459370 \h </w:instrText>
+          <w:instrText xml:space="preserve"> PAGEREF _Toc242649964 \h </w:instrText>
         </w:r>
         <w:r>
           <w:rPr>
@@ -890,7 +890,7 @@
           <w14:ligatures w14:val="standardContextual"/>
         </w:rPr>
       </w:pPr>
-      <w:hyperlink w:anchor="_Toc242459371" w:history="1">
+      <w:hyperlink w:anchor="_Toc242649965" w:history="1">
         <w:r>
           <w:rPr>
             <w:rStyle w:val="aff8"/>
@@ -917,7 +917,7 @@
             <w:noProof/>
             <w:webHidden/>
           </w:rPr>
-          <w:instrText xml:space="preserve"> PAGEREF _Toc242459371 \h </w:instrText>
+          <w:instrText xml:space="preserve"> PAGEREF _Toc242649965 \h </w:instrText>
         </w:r>
         <w:r>
           <w:rPr>
@@ -963,7 +963,7 @@
           <w14:ligatures w14:val="standardContextual"/>
         </w:rPr>
       </w:pPr>
-      <w:hyperlink w:anchor="_Toc242459372" w:history="1">
+      <w:hyperlink w:anchor="_Toc242649966" w:history="1">
         <w:r>
           <w:rPr>
             <w:rStyle w:val="aff8"/>
@@ -990,7 +990,7 @@
             <w:noProof/>
             <w:webHidden/>
           </w:rPr>
-          <w:instrText xml:space="preserve"> PAGEREF _Toc242459372 \h </w:instrText>
+          <w:instrText xml:space="preserve"> PAGEREF _Toc242649966 \h </w:instrText>
         </w:r>
         <w:r>
           <w:rPr>
@@ -1036,7 +1036,7 @@
           <w14:ligatures w14:val="standardContextual"/>
         </w:rPr>
       </w:pPr>
-      <w:hyperlink w:anchor="_Toc242459373" w:history="1">
+      <w:hyperlink w:anchor="_Toc242649967" w:history="1">
         <w:r>
           <w:rPr>
             <w:rStyle w:val="aff8"/>
@@ -1063,7 +1063,7 @@
             <w:noProof/>
             <w:webHidden/>
           </w:rPr>
-          <w:instrText xml:space="preserve"> PAGEREF _Toc242459373 \h </w:instrText>
+          <w:instrText xml:space="preserve"> PAGEREF _Toc242649967 \h </w:instrText>
         </w:r>
         <w:r>
           <w:rPr>
@@ -1109,7 +1109,7 @@
           <w14:ligatures w14:val="standardContextual"/>
         </w:rPr>
       </w:pPr>
-      <w:hyperlink w:anchor="_Toc242459374" w:history="1">
+      <w:hyperlink w:anchor="_Toc242649968" w:history="1">
         <w:r>
           <w:rPr>
             <w:rStyle w:val="aff8"/>
@@ -1136,7 +1136,7 @@
             <w:noProof/>
             <w:webHidden/>
           </w:rPr>
-          <w:instrText xml:space="preserve"> PAGEREF _Toc242459374 \h </w:instrText>
+          <w:instrText xml:space="preserve"> PAGEREF _Toc242649968 \h </w:instrText>
         </w:r>
         <w:r>
           <w:rPr>
@@ -1182,7 +1182,7 @@
           <w14:ligatures w14:val="standardContextual"/>
         </w:rPr>
       </w:pPr>
-      <w:hyperlink w:anchor="_Toc242459375" w:history="1">
+      <w:hyperlink w:anchor="_Toc242649969" w:history="1">
         <w:r>
           <w:rPr>
             <w:rStyle w:val="aff8"/>
@@ -1209,7 +1209,7 @@
             <w:noProof/>
             <w:webHidden/>
           </w:rPr>
-          <w:instrText xml:space="preserve"> PAGEREF _Toc242459375 \h </w:instrText>
+          <w:instrText xml:space="preserve"> PAGEREF _Toc242649969 \h </w:instrText>
         </w:r>
         <w:r>
           <w:rPr>
@@ -1255,7 +1255,7 @@
           <w14:ligatures w14:val="standardContextual"/>
         </w:rPr>
       </w:pPr>
-      <w:hyperlink w:anchor="_Toc242459376" w:history="1">
+      <w:hyperlink w:anchor="_Toc242649970" w:history="1">
         <w:r>
           <w:rPr>
             <w:rStyle w:val="aff8"/>
@@ -1282,7 +1282,7 @@
             <w:noProof/>
             <w:webHidden/>
           </w:rPr>
-          <w:instrText xml:space="preserve"> PAGEREF _Toc242459376 \h </w:instrText>
+          <w:instrText xml:space="preserve"> PAGEREF _Toc242649970 \h </w:instrText>
         </w:r>
         <w:r>
           <w:rPr>
@@ -1328,7 +1328,7 @@
           <w14:ligatures w14:val="standardContextual"/>
         </w:rPr>
       </w:pPr>
-      <w:hyperlink w:anchor="_Toc242459377" w:history="1">
+      <w:hyperlink w:anchor="_Toc242649971" w:history="1">
         <w:r>
           <w:rPr>
             <w:rStyle w:val="aff8"/>
@@ -1355,7 +1355,7 @@
             <w:noProof/>
             <w:webHidden/>
           </w:rPr>
-          <w:instrText xml:space="preserve"> PAGEREF _Toc242459377 \h </w:instrText>
+          <w:instrText xml:space="preserve"> PAGEREF _Toc242649971 \h </w:instrText>
         </w:r>
         <w:r>
           <w:rPr>
@@ -1401,7 +1401,7 @@
           <w14:ligatures w14:val="standardContextual"/>
         </w:rPr>
       </w:pPr>
-      <w:hyperlink w:anchor="_Toc242459378" w:history="1">
+      <w:hyperlink w:anchor="_Toc242649972" w:history="1">
         <w:r>
           <w:rPr>
             <w:rStyle w:val="aff8"/>
@@ -1428,7 +1428,7 @@
             <w:noProof/>
             <w:webHidden/>
           </w:rPr>
-          <w:instrText xml:space="preserve"> PAGEREF _Toc242459378 \h </w:instrText>
+          <w:instrText xml:space="preserve"> PAGEREF _Toc242649972 \h </w:instrText>
         </w:r>
         <w:r>
           <w:rPr>
@@ -1474,7 +1474,7 @@
           <w14:ligatures w14:val="standardContextual"/>
         </w:rPr>
       </w:pPr>
-      <w:hyperlink w:anchor="_Toc242459379" w:history="1">
+      <w:hyperlink w:anchor="_Toc242649973" w:history="1">
         <w:r>
           <w:rPr>
             <w:rStyle w:val="aff8"/>
@@ -1501,7 +1501,7 @@
             <w:noProof/>
             <w:webHidden/>
           </w:rPr>
-          <w:instrText xml:space="preserve"> PAGEREF _Toc242459379 \h </w:instrText>
+          <w:instrText xml:space="preserve"> PAGEREF _Toc242649973 \h </w:instrText>
         </w:r>
         <w:r>
           <w:rPr>
@@ -1547,7 +1547,7 @@
           <w14:ligatures w14:val="standardContextual"/>
         </w:rPr>
       </w:pPr>
-      <w:hyperlink w:anchor="_Toc242459380" w:history="1">
+      <w:hyperlink w:anchor="_Toc242649974" w:history="1">
         <w:r>
           <w:rPr>
             <w:rStyle w:val="aff8"/>
@@ -1574,7 +1574,7 @@
             <w:noProof/>
             <w:webHidden/>
           </w:rPr>
-          <w:instrText xml:space="preserve"> PAGEREF _Toc242459380 \h </w:instrText>
+          <w:instrText xml:space="preserve"> PAGEREF _Toc242649974 \h </w:instrText>
         </w:r>
         <w:r>
           <w:rPr>
@@ -1620,7 +1620,7 @@
           <w14:ligatures w14:val="standardContextual"/>
         </w:rPr>
       </w:pPr>
-      <w:hyperlink w:anchor="_Toc242459381" w:history="1">
+      <w:hyperlink w:anchor="_Toc242649975" w:history="1">
         <w:r>
           <w:rPr>
             <w:rStyle w:val="aff8"/>
@@ -1647,7 +1647,7 @@
             <w:noProof/>
             <w:webHidden/>
           </w:rPr>
-          <w:instrText xml:space="preserve"> PAGEREF _Toc242459381 \h </w:instrText>
+          <w:instrText xml:space="preserve"> PAGEREF _Toc242649975 \h </w:instrText>
         </w:r>
         <w:r>
           <w:rPr>
@@ -1693,7 +1693,7 @@
           <w14:ligatures w14:val="standardContextual"/>
         </w:rPr>
       </w:pPr>
-      <w:hyperlink w:anchor="_Toc242459382" w:history="1">
+      <w:hyperlink w:anchor="_Toc242649976" w:history="1">
         <w:r>
           <w:rPr>
             <w:rStyle w:val="aff8"/>
@@ -1720,7 +1720,7 @@
             <w:noProof/>
             <w:webHidden/>
           </w:rPr>
-          <w:instrText xml:space="preserve"> PAGEREF _Toc242459382 \h </w:instrText>
+          <w:instrText xml:space="preserve"> PAGEREF _Toc242649976 \h </w:instrText>
         </w:r>
         <w:r>
           <w:rPr>
@@ -1766,7 +1766,7 @@
           <w14:ligatures w14:val="standardContextual"/>
         </w:rPr>
       </w:pPr>
-      <w:hyperlink w:anchor="_Toc242459383" w:history="1">
+      <w:hyperlink w:anchor="_Toc242649977" w:history="1">
         <w:r>
           <w:rPr>
             <w:rStyle w:val="aff8"/>
@@ -1793,7 +1793,7 @@
             <w:noProof/>
             <w:webHidden/>
           </w:rPr>
-          <w:instrText xml:space="preserve"> PAGEREF _Toc242459383 \h </w:instrText>
+          <w:instrText xml:space="preserve"> PAGEREF _Toc242649977 \h </w:instrText>
         </w:r>
         <w:r>
           <w:rPr>
@@ -1839,7 +1839,7 @@
           <w14:ligatures w14:val="standardContextual"/>
         </w:rPr>
       </w:pPr>
-      <w:hyperlink w:anchor="_Toc242459384" w:history="1">
+      <w:hyperlink w:anchor="_Toc242649978" w:history="1">
         <w:r>
           <w:rPr>
             <w:rStyle w:val="aff8"/>
@@ -1866,7 +1866,7 @@
             <w:noProof/>
             <w:webHidden/>
           </w:rPr>
-          <w:instrText xml:space="preserve"> PAGEREF _Toc242459384 \h </w:instrText>
+          <w:instrText xml:space="preserve"> PAGEREF _Toc242649978 \h </w:instrText>
         </w:r>
         <w:r>
           <w:rPr>
@@ -1912,7 +1912,7 @@
           <w14:ligatures w14:val="standardContextual"/>
         </w:rPr>
       </w:pPr>
-      <w:hyperlink w:anchor="_Toc242459385" w:history="1">
+      <w:hyperlink w:anchor="_Toc242649979" w:history="1">
         <w:r>
           <w:rPr>
             <w:rStyle w:val="aff8"/>
@@ -1939,7 +1939,7 @@
             <w:noProof/>
             <w:webHidden/>
           </w:rPr>
-          <w:instrText xml:space="preserve"> PAGEREF _Toc242459385 \h </w:instrText>
+          <w:instrText xml:space="preserve"> PAGEREF _Toc242649979 \h </w:instrText>
         </w:r>
         <w:r>
           <w:rPr>
@@ -1985,7 +1985,7 @@
           <w14:ligatures w14:val="standardContextual"/>
         </w:rPr>
       </w:pPr>
-      <w:hyperlink w:anchor="_Toc242459386" w:history="1">
+      <w:hyperlink w:anchor="_Toc242649980" w:history="1">
         <w:r>
           <w:rPr>
             <w:rStyle w:val="aff8"/>
@@ -2012,7 +2012,7 @@
             <w:noProof/>
             <w:webHidden/>
           </w:rPr>
-          <w:instrText xml:space="preserve"> PAGEREF _Toc242459386 \h </w:instrText>
+          <w:instrText xml:space="preserve"> PAGEREF _Toc242649980 \h </w:instrText>
         </w:r>
         <w:r>
           <w:rPr>
@@ -2058,7 +2058,7 @@
           <w14:ligatures w14:val="standardContextual"/>
         </w:rPr>
       </w:pPr>
-      <w:hyperlink w:anchor="_Toc242459387" w:history="1">
+      <w:hyperlink w:anchor="_Toc242649981" w:history="1">
         <w:r>
           <w:rPr>
             <w:rStyle w:val="aff8"/>
@@ -2085,7 +2085,7 @@
             <w:noProof/>
             <w:webHidden/>
           </w:rPr>
-          <w:instrText xml:space="preserve"> PAGEREF _Toc242459387 \h </w:instrText>
+          <w:instrText xml:space="preserve"> PAGEREF _Toc242649981 \h </w:instrText>
         </w:r>
         <w:r>
           <w:rPr>
@@ -2131,7 +2131,7 @@
           <w14:ligatures w14:val="standardContextual"/>
         </w:rPr>
       </w:pPr>
-      <w:hyperlink w:anchor="_Toc242459388" w:history="1">
+      <w:hyperlink w:anchor="_Toc242649982" w:history="1">
         <w:r>
           <w:rPr>
             <w:rStyle w:val="aff8"/>
@@ -2158,7 +2158,7 @@
             <w:noProof/>
             <w:webHidden/>
           </w:rPr>
-          <w:instrText xml:space="preserve"> PAGEREF _Toc242459388 \h </w:instrText>
+          <w:instrText xml:space="preserve"> PAGEREF _Toc242649982 \h </w:instrText>
         </w:r>
         <w:r>
           <w:rPr>
@@ -2204,7 +2204,7 @@
           <w14:ligatures w14:val="standardContextual"/>
         </w:rPr>
       </w:pPr>
-      <w:hyperlink w:anchor="_Toc242459389" w:history="1">
+      <w:hyperlink w:anchor="_Toc242649983" w:history="1">
         <w:r>
           <w:rPr>
             <w:rStyle w:val="aff8"/>
@@ -2231,7 +2231,7 @@
             <w:noProof/>
             <w:webHidden/>
           </w:rPr>
-          <w:instrText xml:space="preserve"> PAGEREF _Toc242459389 \h </w:instrText>
+          <w:instrText xml:space="preserve"> PAGEREF _Toc242649983 \h </w:instrText>
         </w:r>
         <w:r>
           <w:rPr>
@@ -2277,7 +2277,7 @@
           <w14:ligatures w14:val="standardContextual"/>
         </w:rPr>
       </w:pPr>
-      <w:hyperlink w:anchor="_Toc242459390" w:history="1">
+      <w:hyperlink w:anchor="_Toc242649984" w:history="1">
         <w:r>
           <w:rPr>
             <w:rStyle w:val="aff8"/>
@@ -2304,7 +2304,7 @@
             <w:noProof/>
             <w:webHidden/>
           </w:rPr>
-          <w:instrText xml:space="preserve"> PAGEREF _Toc242459390 \h </w:instrText>
+          <w:instrText xml:space="preserve"> PAGEREF _Toc242649984 \h </w:instrText>
         </w:r>
         <w:r>
           <w:rPr>
@@ -2350,7 +2350,7 @@
           <w14:ligatures w14:val="standardContextual"/>
         </w:rPr>
       </w:pPr>
-      <w:hyperlink w:anchor="_Toc242459391" w:history="1">
+      <w:hyperlink w:anchor="_Toc242649985" w:history="1">
         <w:r>
           <w:rPr>
             <w:rStyle w:val="aff8"/>
@@ -2377,7 +2377,7 @@
             <w:noProof/>
             <w:webHidden/>
           </w:rPr>
-          <w:instrText xml:space="preserve"> PAGEREF _Toc242459391 \h </w:instrText>
+          <w:instrText xml:space="preserve"> PAGEREF _Toc242649985 \h </w:instrText>
         </w:r>
         <w:r>
           <w:rPr>
@@ -2423,7 +2423,7 @@
           <w14:ligatures w14:val="standardContextual"/>
         </w:rPr>
       </w:pPr>
-      <w:hyperlink w:anchor="_Toc242459392" w:history="1">
+      <w:hyperlink w:anchor="_Toc242649986" w:history="1">
         <w:r>
           <w:rPr>
             <w:rStyle w:val="aff8"/>
@@ -2450,7 +2450,7 @@
             <w:noProof/>
             <w:webHidden/>
           </w:rPr>
-          <w:instrText xml:space="preserve"> PAGEREF _Toc242459392 \h </w:instrText>
+          <w:instrText xml:space="preserve"> PAGEREF _Toc242649986 \h </w:instrText>
         </w:r>
         <w:r>
           <w:rPr>
@@ -2496,7 +2496,7 @@
           <w14:ligatures w14:val="standardContextual"/>
         </w:rPr>
       </w:pPr>
-      <w:hyperlink w:anchor="_Toc242459393" w:history="1">
+      <w:hyperlink w:anchor="_Toc242649987" w:history="1">
         <w:r>
           <w:rPr>
             <w:rStyle w:val="aff8"/>
@@ -2523,7 +2523,7 @@
             <w:noProof/>
             <w:webHidden/>
           </w:rPr>
-          <w:instrText xml:space="preserve"> PAGEREF _Toc242459393 \h </w:instrText>
+          <w:instrText xml:space="preserve"> PAGEREF _Toc242649987 \h </w:instrText>
         </w:r>
         <w:r>
           <w:rPr>
@@ -2569,7 +2569,7 @@
           <w14:ligatures w14:val="standardContextual"/>
         </w:rPr>
       </w:pPr>
-      <w:hyperlink w:anchor="_Toc242459394" w:history="1">
+      <w:hyperlink w:anchor="_Toc242649988" w:history="1">
         <w:r>
           <w:rPr>
             <w:rStyle w:val="aff8"/>
@@ -2596,7 +2596,7 @@
             <w:noProof/>
             <w:webHidden/>
           </w:rPr>
-          <w:instrText xml:space="preserve"> PAGEREF _Toc242459394 \h </w:instrText>
+          <w:instrText xml:space="preserve"> PAGEREF _Toc242649988 \h </w:instrText>
         </w:r>
         <w:r>
           <w:rPr>
@@ -2642,7 +2642,7 @@
           <w14:ligatures w14:val="standardContextual"/>
         </w:rPr>
       </w:pPr>
-      <w:hyperlink w:anchor="_Toc242459395" w:history="1">
+      <w:hyperlink w:anchor="_Toc242649989" w:history="1">
         <w:r>
           <w:rPr>
             <w:rStyle w:val="aff8"/>
@@ -2669,7 +2669,7 @@
             <w:noProof/>
             <w:webHidden/>
           </w:rPr>
-          <w:instrText xml:space="preserve"> PAGEREF _Toc242459395 \h </w:instrText>
+          <w:instrText xml:space="preserve"> PAGEREF _Toc242649989 \h </w:instrText>
         </w:r>
         <w:r>
           <w:rPr>
@@ -2715,7 +2715,7 @@
           <w14:ligatures w14:val="standardContextual"/>
         </w:rPr>
       </w:pPr>
-      <w:hyperlink w:anchor="_Toc242459396" w:history="1">
+      <w:hyperlink w:anchor="_Toc242649990" w:history="1">
         <w:r>
           <w:rPr>
             <w:rStyle w:val="aff8"/>
@@ -2742,7 +2742,7 @@
             <w:noProof/>
             <w:webHidden/>
           </w:rPr>
-          <w:instrText xml:space="preserve"> PAGEREF _Toc242459396 \h </w:instrText>
+          <w:instrText xml:space="preserve"> PAGEREF _Toc242649990 \h </w:instrText>
         </w:r>
         <w:r>
           <w:rPr>
@@ -2788,7 +2788,7 @@
           <w14:ligatures w14:val="standardContextual"/>
         </w:rPr>
       </w:pPr>
-      <w:hyperlink w:anchor="_Toc242459397" w:history="1">
+      <w:hyperlink w:anchor="_Toc242649991" w:history="1">
         <w:r>
           <w:rPr>
             <w:rStyle w:val="aff8"/>
@@ -2815,7 +2815,7 @@
             <w:noProof/>
             <w:webHidden/>
           </w:rPr>
-          <w:instrText xml:space="preserve"> PAGEREF _Toc242459397 \h </w:instrText>
+          <w:instrText xml:space="preserve"> PAGEREF _Toc242649991 \h </w:instrText>
         </w:r>
         <w:r>
           <w:rPr>
@@ -2861,7 +2861,7 @@
           <w14:ligatures w14:val="standardContextual"/>
         </w:rPr>
       </w:pPr>
-      <w:hyperlink w:anchor="_Toc242459398" w:history="1">
+      <w:hyperlink w:anchor="_Toc242649992" w:history="1">
         <w:r>
           <w:rPr>
             <w:rStyle w:val="aff8"/>
@@ -2888,7 +2888,7 @@
             <w:noProof/>
             <w:webHidden/>
           </w:rPr>
-          <w:instrText xml:space="preserve"> PAGEREF _Toc242459398 \h </w:instrText>
+          <w:instrText xml:space="preserve"> PAGEREF _Toc242649992 \h </w:instrText>
         </w:r>
         <w:r>
           <w:rPr>
@@ -2934,7 +2934,7 @@
           <w14:ligatures w14:val="standardContextual"/>
         </w:rPr>
       </w:pPr>
-      <w:hyperlink w:anchor="_Toc242459399" w:history="1">
+      <w:hyperlink w:anchor="_Toc242649993" w:history="1">
         <w:r>
           <w:rPr>
             <w:rStyle w:val="aff8"/>
@@ -2961,7 +2961,7 @@
             <w:noProof/>
             <w:webHidden/>
           </w:rPr>
-          <w:instrText xml:space="preserve"> PAGEREF _Toc242459399 \h </w:instrText>
+          <w:instrText xml:space="preserve"> PAGEREF _Toc242649993 \h </w:instrText>
         </w:r>
         <w:r>
           <w:rPr>
@@ -3007,7 +3007,7 @@
           <w14:ligatures w14:val="standardContextual"/>
         </w:rPr>
       </w:pPr>
-      <w:hyperlink w:anchor="_Toc242459400" w:history="1">
+      <w:hyperlink w:anchor="_Toc242649994" w:history="1">
         <w:r>
           <w:rPr>
             <w:rStyle w:val="aff8"/>
@@ -3034,7 +3034,7 @@
             <w:noProof/>
             <w:webHidden/>
           </w:rPr>
-          <w:instrText xml:space="preserve"> PAGEREF _Toc242459400 \h </w:instrText>
+          <w:instrText xml:space="preserve"> PAGEREF _Toc242649994 \h </w:instrText>
         </w:r>
         <w:r>
           <w:rPr>
@@ -3080,7 +3080,7 @@
           <w14:ligatures w14:val="standardContextual"/>
         </w:rPr>
       </w:pPr>
-      <w:hyperlink w:anchor="_Toc242459401" w:history="1">
+      <w:hyperlink w:anchor="_Toc242649995" w:history="1">
         <w:r>
           <w:rPr>
             <w:rStyle w:val="aff8"/>
@@ -3107,7 +3107,7 @@
             <w:noProof/>
             <w:webHidden/>
           </w:rPr>
-          <w:instrText xml:space="preserve"> PAGEREF _Toc242459401 \h </w:instrText>
+          <w:instrText xml:space="preserve"> PAGEREF _Toc242649995 \h </w:instrText>
         </w:r>
         <w:r>
           <w:rPr>
@@ -3153,7 +3153,7 @@
           <w14:ligatures w14:val="standardContextual"/>
         </w:rPr>
       </w:pPr>
-      <w:hyperlink w:anchor="_Toc242459402" w:history="1">
+      <w:hyperlink w:anchor="_Toc242649996" w:history="1">
         <w:r>
           <w:rPr>
             <w:rStyle w:val="aff8"/>
@@ -3180,7 +3180,7 @@
             <w:noProof/>
             <w:webHidden/>
           </w:rPr>
-          <w:instrText xml:space="preserve"> PAGEREF _Toc242459402 \h </w:instrText>
+          <w:instrText xml:space="preserve"> PAGEREF _Toc242649996 \h </w:instrText>
         </w:r>
         <w:r>
           <w:rPr>
@@ -3226,7 +3226,7 @@
           <w14:ligatures w14:val="standardContextual"/>
         </w:rPr>
       </w:pPr>
-      <w:hyperlink w:anchor="_Toc242459403" w:history="1">
+      <w:hyperlink w:anchor="_Toc242649997" w:history="1">
         <w:r>
           <w:rPr>
             <w:rStyle w:val="aff8"/>
@@ -3253,7 +3253,7 @@
             <w:noProof/>
             <w:webHidden/>
           </w:rPr>
-          <w:instrText xml:space="preserve"> PAGEREF _Toc242459403 \h </w:instrText>
+          <w:instrText xml:space="preserve"> PAGEREF _Toc242649997 \h </w:instrText>
         </w:r>
         <w:r>
           <w:rPr>
@@ -3299,7 +3299,7 @@
           <w14:ligatures w14:val="standardContextual"/>
         </w:rPr>
       </w:pPr>
-      <w:hyperlink w:anchor="_Toc242459404" w:history="1">
+      <w:hyperlink w:anchor="_Toc242649998" w:history="1">
         <w:r>
           <w:rPr>
             <w:rStyle w:val="aff8"/>
@@ -3326,7 +3326,7 @@
             <w:noProof/>
             <w:webHidden/>
           </w:rPr>
-          <w:instrText xml:space="preserve"> PAGEREF _Toc242459404 \h </w:instrText>
+          <w:instrText xml:space="preserve"> PAGEREF _Toc242649998 \h </w:instrText>
         </w:r>
         <w:r>
           <w:rPr>
@@ -3372,7 +3372,7 @@
           <w14:ligatures w14:val="standardContextual"/>
         </w:rPr>
       </w:pPr>
-      <w:hyperlink w:anchor="_Toc242459405" w:history="1">
+      <w:hyperlink w:anchor="_Toc242649999" w:history="1">
         <w:r>
           <w:rPr>
             <w:rStyle w:val="aff8"/>
@@ -3399,7 +3399,7 @@
             <w:noProof/>
             <w:webHidden/>
           </w:rPr>
-          <w:instrText xml:space="preserve"> PAGEREF _Toc242459405 \h </w:instrText>
+          <w:instrText xml:space="preserve"> PAGEREF _Toc242649999 \h </w:instrText>
         </w:r>
         <w:r>
           <w:rPr>
@@ -3445,7 +3445,7 @@
           <w14:ligatures w14:val="standardContextual"/>
         </w:rPr>
       </w:pPr>
-      <w:hyperlink w:anchor="_Toc242459406" w:history="1">
+      <w:hyperlink w:anchor="_Toc242650000" w:history="1">
         <w:r>
           <w:rPr>
             <w:rStyle w:val="aff8"/>
@@ -3472,7 +3472,7 @@
             <w:noProof/>
             <w:webHidden/>
           </w:rPr>
-          <w:instrText xml:space="preserve"> PAGEREF _Toc242459406 \h </w:instrText>
+          <w:instrText xml:space="preserve"> PAGEREF _Toc242650000 \h </w:instrText>
         </w:r>
         <w:r>
           <w:rPr>
@@ -3518,7 +3518,7 @@
           <w14:ligatures w14:val="standardContextual"/>
         </w:rPr>
       </w:pPr>
-      <w:hyperlink w:anchor="_Toc242459407" w:history="1">
+      <w:hyperlink w:anchor="_Toc242650001" w:history="1">
         <w:r>
           <w:rPr>
             <w:rStyle w:val="aff8"/>
@@ -3545,7 +3545,7 @@
             <w:noProof/>
             <w:webHidden/>
           </w:rPr>
-          <w:instrText xml:space="preserve"> PAGEREF _Toc242459407 \h </w:instrText>
+          <w:instrText xml:space="preserve"> PAGEREF _Toc242650001 \h </w:instrText>
         </w:r>
         <w:r>
           <w:rPr>
@@ -3591,7 +3591,7 @@
           <w14:ligatures w14:val="standardContextual"/>
         </w:rPr>
       </w:pPr>
-      <w:hyperlink w:anchor="_Toc242459408" w:history="1">
+      <w:hyperlink w:anchor="_Toc242650002" w:history="1">
         <w:r>
           <w:rPr>
             <w:rStyle w:val="aff8"/>
@@ -3618,7 +3618,7 @@
             <w:noProof/>
             <w:webHidden/>
           </w:rPr>
-          <w:instrText xml:space="preserve"> PAGEREF _Toc242459408 \h </w:instrText>
+          <w:instrText xml:space="preserve"> PAGEREF _Toc242650002 \h </w:instrText>
         </w:r>
         <w:r>
           <w:rPr>
@@ -3664,7 +3664,7 @@
           <w14:ligatures w14:val="standardContextual"/>
         </w:rPr>
       </w:pPr>
-      <w:hyperlink w:anchor="_Toc242459409" w:history="1">
+      <w:hyperlink w:anchor="_Toc242650003" w:history="1">
         <w:r>
           <w:rPr>
             <w:rStyle w:val="aff8"/>
@@ -3691,7 +3691,7 @@
             <w:noProof/>
             <w:webHidden/>
           </w:rPr>
-          <w:instrText xml:space="preserve"> PAGEREF _Toc242459409 \h </w:instrText>
+          <w:instrText xml:space="preserve"> PAGEREF _Toc242650003 \h </w:instrText>
         </w:r>
         <w:r>
           <w:rPr>
@@ -3737,7 +3737,7 @@
           <w14:ligatures w14:val="standardContextual"/>
         </w:rPr>
       </w:pPr>
-      <w:hyperlink w:anchor="_Toc242459410" w:history="1">
+      <w:hyperlink w:anchor="_Toc242650004" w:history="1">
         <w:r>
           <w:rPr>
             <w:rStyle w:val="aff8"/>
@@ -3764,7 +3764,7 @@
             <w:noProof/>
             <w:webHidden/>
           </w:rPr>
-          <w:instrText xml:space="preserve"> PAGEREF _Toc242459410 \h </w:instrText>
+          <w:instrText xml:space="preserve"> PAGEREF _Toc242650004 \h </w:instrText>
         </w:r>
         <w:r>
           <w:rPr>
@@ -3810,7 +3810,7 @@
           <w14:ligatures w14:val="standardContextual"/>
         </w:rPr>
       </w:pPr>
-      <w:hyperlink w:anchor="_Toc242459411" w:history="1">
+      <w:hyperlink w:anchor="_Toc242650005" w:history="1">
         <w:r>
           <w:rPr>
             <w:rStyle w:val="aff8"/>
@@ -3837,7 +3837,7 @@
             <w:noProof/>
             <w:webHidden/>
           </w:rPr>
-          <w:instrText xml:space="preserve"> PAGEREF _Toc242459411 \h </w:instrText>
+          <w:instrText xml:space="preserve"> PAGEREF _Toc242650005 \h </w:instrText>
         </w:r>
         <w:r>
           <w:rPr>
@@ -3883,7 +3883,7 @@
           <w14:ligatures w14:val="standardContextual"/>
         </w:rPr>
       </w:pPr>
-      <w:hyperlink w:anchor="_Toc242459412" w:history="1">
+      <w:hyperlink w:anchor="_Toc242650006" w:history="1">
         <w:r>
           <w:rPr>
             <w:rStyle w:val="aff8"/>
@@ -3910,7 +3910,7 @@
             <w:noProof/>
             <w:webHidden/>
           </w:rPr>
-          <w:instrText xml:space="preserve"> PAGEREF _Toc242459412 \h </w:instrText>
+          <w:instrText xml:space="preserve"> PAGEREF _Toc242650006 \h </w:instrText>
         </w:r>
         <w:r>
           <w:rPr>
@@ -3956,7 +3956,7 @@
           <w14:ligatures w14:val="standardContextual"/>
         </w:rPr>
       </w:pPr>
-      <w:hyperlink w:anchor="_Toc242459413" w:history="1">
+      <w:hyperlink w:anchor="_Toc242650007" w:history="1">
         <w:r>
           <w:rPr>
             <w:rStyle w:val="aff8"/>
@@ -3983,7 +3983,7 @@
             <w:noProof/>
             <w:webHidden/>
           </w:rPr>
-          <w:instrText xml:space="preserve"> PAGEREF _Toc242459413 \h </w:instrText>
+          <w:instrText xml:space="preserve"> PAGEREF _Toc242650007 \h </w:instrText>
         </w:r>
         <w:r>
           <w:rPr>
@@ -4029,7 +4029,7 @@
           <w14:ligatures w14:val="standardContextual"/>
         </w:rPr>
       </w:pPr>
-      <w:hyperlink w:anchor="_Toc242459414" w:history="1">
+      <w:hyperlink w:anchor="_Toc242650008" w:history="1">
         <w:r>
           <w:rPr>
             <w:rStyle w:val="aff8"/>
@@ -4056,7 +4056,7 @@
             <w:noProof/>
             <w:webHidden/>
           </w:rPr>
-          <w:instrText xml:space="preserve"> PAGEREF _Toc242459414 \h </w:instrText>
+          <w:instrText xml:space="preserve"> PAGEREF _Toc242650008 \h </w:instrText>
         </w:r>
         <w:r>
           <w:rPr>
@@ -4102,7 +4102,7 @@
           <w14:ligatures w14:val="standardContextual"/>
         </w:rPr>
       </w:pPr>
-      <w:hyperlink w:anchor="_Toc242459415" w:history="1">
+      <w:hyperlink w:anchor="_Toc242650009" w:history="1">
         <w:r>
           <w:rPr>
             <w:rStyle w:val="aff8"/>
@@ -4129,7 +4129,7 @@
             <w:noProof/>
             <w:webHidden/>
           </w:rPr>
-          <w:instrText xml:space="preserve"> PAGEREF _Toc242459415 \h </w:instrText>
+          <w:instrText xml:space="preserve"> PAGEREF _Toc242650009 \h </w:instrText>
         </w:r>
         <w:r>
           <w:rPr>
@@ -4175,7 +4175,7 @@
           <w14:ligatures w14:val="standardContextual"/>
         </w:rPr>
       </w:pPr>
-      <w:hyperlink w:anchor="_Toc242459416" w:history="1">
+      <w:hyperlink w:anchor="_Toc242650010" w:history="1">
         <w:r>
           <w:rPr>
             <w:rStyle w:val="aff8"/>
@@ -4202,7 +4202,7 @@
             <w:noProof/>
             <w:webHidden/>
           </w:rPr>
-          <w:instrText xml:space="preserve"> PAGEREF _Toc242459416 \h </w:instrText>
+          <w:instrText xml:space="preserve"> PAGEREF _Toc242650010 \h </w:instrText>
         </w:r>
         <w:r>
           <w:rPr>
@@ -4248,7 +4248,7 @@
           <w14:ligatures w14:val="standardContextual"/>
         </w:rPr>
       </w:pPr>
-      <w:hyperlink w:anchor="_Toc242459417" w:history="1">
+      <w:hyperlink w:anchor="_Toc242650011" w:history="1">
         <w:r>
           <w:rPr>
             <w:rStyle w:val="aff8"/>
@@ -4275,7 +4275,7 @@
             <w:noProof/>
             <w:webHidden/>
           </w:rPr>
-          <w:instrText xml:space="preserve"> PAGEREF _Toc242459417 \h </w:instrText>
+          <w:instrText xml:space="preserve"> PAGEREF _Toc242650011 \h </w:instrText>
         </w:r>
         <w:r>
           <w:rPr>
@@ -4321,7 +4321,7 @@
           <w14:ligatures w14:val="standardContextual"/>
         </w:rPr>
       </w:pPr>
-      <w:hyperlink w:anchor="_Toc242459418" w:history="1">
+      <w:hyperlink w:anchor="_Toc242650012" w:history="1">
         <w:r>
           <w:rPr>
             <w:rStyle w:val="aff8"/>
@@ -4348,7 +4348,7 @@
             <w:noProof/>
             <w:webHidden/>
           </w:rPr>
-          <w:instrText xml:space="preserve"> PAGEREF _Toc242459418 \h </w:instrText>
+          <w:instrText xml:space="preserve"> PAGEREF _Toc242650012 \h </w:instrText>
         </w:r>
         <w:r>
           <w:rPr>
@@ -4394,7 +4394,7 @@
           <w14:ligatures w14:val="standardContextual"/>
         </w:rPr>
       </w:pPr>
-      <w:hyperlink w:anchor="_Toc242459419" w:history="1">
+      <w:hyperlink w:anchor="_Toc242650013" w:history="1">
         <w:r>
           <w:rPr>
             <w:rStyle w:val="aff8"/>
@@ -4421,7 +4421,7 @@
             <w:noProof/>
             <w:webHidden/>
           </w:rPr>
-          <w:instrText xml:space="preserve"> PAGEREF _Toc242459419 \h </w:instrText>
+          <w:instrText xml:space="preserve"> PAGEREF _Toc242650013 \h </w:instrText>
         </w:r>
         <w:r>
           <w:rPr>
@@ -4467,7 +4467,7 @@
           <w14:ligatures w14:val="standardContextual"/>
         </w:rPr>
       </w:pPr>
-      <w:hyperlink w:anchor="_Toc242459420" w:history="1">
+      <w:hyperlink w:anchor="_Toc242650014" w:history="1">
         <w:r>
           <w:rPr>
             <w:rStyle w:val="aff8"/>
@@ -4494,7 +4494,7 @@
             <w:noProof/>
             <w:webHidden/>
           </w:rPr>
-          <w:instrText xml:space="preserve"> PAGEREF _Toc242459420 \h </w:instrText>
+          <w:instrText xml:space="preserve"> PAGEREF _Toc242650014 \h </w:instrText>
         </w:r>
         <w:r>
           <w:rPr>
@@ -4540,7 +4540,7 @@
           <w14:ligatures w14:val="standardContextual"/>
         </w:rPr>
       </w:pPr>
-      <w:hyperlink w:anchor="_Toc242459421" w:history="1">
+      <w:hyperlink w:anchor="_Toc242650015" w:history="1">
         <w:r>
           <w:rPr>
             <w:rStyle w:val="aff8"/>
@@ -4567,7 +4567,7 @@
             <w:noProof/>
             <w:webHidden/>
           </w:rPr>
-          <w:instrText xml:space="preserve"> PAGEREF _Toc242459421 \h </w:instrText>
+          <w:instrText xml:space="preserve"> PAGEREF _Toc242650015 \h </w:instrText>
         </w:r>
         <w:r>
           <w:rPr>
@@ -4613,7 +4613,7 @@
           <w14:ligatures w14:val="standardContextual"/>
         </w:rPr>
       </w:pPr>
-      <w:hyperlink w:anchor="_Toc242459422" w:history="1">
+      <w:hyperlink w:anchor="_Toc242650016" w:history="1">
         <w:r>
           <w:rPr>
             <w:rStyle w:val="aff8"/>
@@ -4640,7 +4640,7 @@
             <w:noProof/>
             <w:webHidden/>
           </w:rPr>
-          <w:instrText xml:space="preserve"> PAGEREF _Toc242459422 \h </w:instrText>
+          <w:instrText xml:space="preserve"> PAGEREF _Toc242650016 \h </w:instrText>
         </w:r>
         <w:r>
           <w:rPr>
@@ -4686,7 +4686,7 @@
           <w14:ligatures w14:val="standardContextual"/>
         </w:rPr>
       </w:pPr>
-      <w:hyperlink w:anchor="_Toc242459423" w:history="1">
+      <w:hyperlink w:anchor="_Toc242650017" w:history="1">
         <w:r>
           <w:rPr>
             <w:rStyle w:val="aff8"/>
@@ -4713,7 +4713,7 @@
             <w:noProof/>
             <w:webHidden/>
           </w:rPr>
-          <w:instrText xml:space="preserve"> PAGEREF _Toc242459423 \h </w:instrText>
+          <w:instrText xml:space="preserve"> PAGEREF _Toc242650017 \h </w:instrText>
         </w:r>
         <w:r>
           <w:rPr>
@@ -4759,7 +4759,7 @@
           <w14:ligatures w14:val="standardContextual"/>
         </w:rPr>
       </w:pPr>
-      <w:hyperlink w:anchor="_Toc242459424" w:history="1">
+      <w:hyperlink w:anchor="_Toc242650018" w:history="1">
         <w:r>
           <w:rPr>
             <w:rStyle w:val="aff8"/>
@@ -4786,7 +4786,7 @@
             <w:noProof/>
             <w:webHidden/>
           </w:rPr>
-          <w:instrText xml:space="preserve"> PAGEREF _Toc242459424 \h </w:instrText>
+          <w:instrText xml:space="preserve"> PAGEREF _Toc242650018 \h </w:instrText>
         </w:r>
         <w:r>
           <w:rPr>
@@ -4832,7 +4832,7 @@
           <w14:ligatures w14:val="standardContextual"/>
         </w:rPr>
       </w:pPr>
-      <w:hyperlink w:anchor="_Toc242459425" w:history="1">
+      <w:hyperlink w:anchor="_Toc242650019" w:history="1">
         <w:r>
           <w:rPr>
             <w:rStyle w:val="aff8"/>
@@ -4859,7 +4859,7 @@
             <w:noProof/>
             <w:webHidden/>
           </w:rPr>
-          <w:instrText xml:space="preserve"> PAGEREF _Toc242459425 \h </w:instrText>
+          <w:instrText xml:space="preserve"> PAGEREF _Toc242650019 \h </w:instrText>
         </w:r>
         <w:r>
           <w:rPr>
@@ -4905,7 +4905,7 @@
           <w14:ligatures w14:val="standardContextual"/>
         </w:rPr>
       </w:pPr>
-      <w:hyperlink w:anchor="_Toc242459426" w:history="1">
+      <w:hyperlink w:anchor="_Toc242650020" w:history="1">
         <w:r>
           <w:rPr>
             <w:rStyle w:val="aff8"/>
@@ -4932,7 +4932,7 @@
             <w:noProof/>
             <w:webHidden/>
           </w:rPr>
-          <w:instrText xml:space="preserve"> PAGEREF _Toc242459426 \h </w:instrText>
+          <w:instrText xml:space="preserve"> PAGEREF _Toc242650020 \h </w:instrText>
         </w:r>
         <w:r>
           <w:rPr>
@@ -4978,7 +4978,7 @@
           <w14:ligatures w14:val="standardContextual"/>
         </w:rPr>
       </w:pPr>
-      <w:hyperlink w:anchor="_Toc242459427" w:history="1">
+      <w:hyperlink w:anchor="_Toc242650021" w:history="1">
         <w:r>
           <w:rPr>
             <w:rStyle w:val="aff8"/>
@@ -5005,7 +5005,7 @@
             <w:noProof/>
             <w:webHidden/>
           </w:rPr>
-          <w:instrText xml:space="preserve"> PAGEREF _Toc242459427 \h </w:instrText>
+          <w:instrText xml:space="preserve"> PAGEREF _Toc242650021 \h </w:instrText>
         </w:r>
         <w:r>
           <w:rPr>
@@ -5051,7 +5051,7 @@
           <w14:ligatures w14:val="standardContextual"/>
         </w:rPr>
       </w:pPr>
-      <w:hyperlink w:anchor="_Toc242459428" w:history="1">
+      <w:hyperlink w:anchor="_Toc242650022" w:history="1">
         <w:r>
           <w:rPr>
             <w:rStyle w:val="aff8"/>
@@ -5078,7 +5078,7 @@
             <w:noProof/>
             <w:webHidden/>
           </w:rPr>
-          <w:instrText xml:space="preserve"> PAGEREF _Toc242459428 \h </w:instrText>
+          <w:instrText xml:space="preserve"> PAGEREF _Toc242650022 \h </w:instrText>
         </w:r>
         <w:r>
           <w:rPr>
@@ -5124,7 +5124,7 @@
           <w14:ligatures w14:val="standardContextual"/>
         </w:rPr>
       </w:pPr>
-      <w:hyperlink w:anchor="_Toc242459429" w:history="1">
+      <w:hyperlink w:anchor="_Toc242650023" w:history="1">
         <w:r>
           <w:rPr>
             <w:rStyle w:val="aff8"/>
@@ -5151,7 +5151,7 @@
             <w:noProof/>
             <w:webHidden/>
           </w:rPr>
-          <w:instrText xml:space="preserve"> PAGEREF _Toc242459429 \h </w:instrText>
+          <w:instrText xml:space="preserve"> PAGEREF _Toc242650023 \h </w:instrText>
         </w:r>
         <w:r>
           <w:rPr>
@@ -5197,7 +5197,7 @@
           <w14:ligatures w14:val="standardContextual"/>
         </w:rPr>
       </w:pPr>
-      <w:hyperlink w:anchor="_Toc242459430" w:history="1">
+      <w:hyperlink w:anchor="_Toc242650024" w:history="1">
         <w:r>
           <w:rPr>
             <w:rStyle w:val="aff8"/>
@@ -5224,7 +5224,7 @@
             <w:noProof/>
             <w:webHidden/>
           </w:rPr>
-          <w:instrText xml:space="preserve"> PAGEREF _Toc242459430 \h </w:instrText>
+          <w:instrText xml:space="preserve"> PAGEREF _Toc242650024 \h </w:instrText>
         </w:r>
         <w:r>
           <w:rPr>
@@ -5270,7 +5270,7 @@
           <w14:ligatures w14:val="standardContextual"/>
         </w:rPr>
       </w:pPr>
-      <w:hyperlink w:anchor="_Toc242459431" w:history="1">
+      <w:hyperlink w:anchor="_Toc242650025" w:history="1">
         <w:r>
           <w:rPr>
             <w:rStyle w:val="aff8"/>
@@ -5297,7 +5297,7 @@
             <w:noProof/>
             <w:webHidden/>
           </w:rPr>
-          <w:instrText xml:space="preserve"> PAGEREF _Toc242459431 \h </w:instrText>
+          <w:instrText xml:space="preserve"> PAGEREF _Toc242650025 \h </w:instrText>
         </w:r>
         <w:r>
           <w:rPr>
@@ -5343,7 +5343,7 @@
           <w14:ligatures w14:val="standardContextual"/>
         </w:rPr>
       </w:pPr>
-      <w:hyperlink w:anchor="_Toc242459432" w:history="1">
+      <w:hyperlink w:anchor="_Toc242650026" w:history="1">
         <w:r>
           <w:rPr>
             <w:rStyle w:val="aff8"/>
@@ -5370,7 +5370,7 @@
             <w:noProof/>
             <w:webHidden/>
           </w:rPr>
-          <w:instrText xml:space="preserve"> PAGEREF _Toc242459432 \h </w:instrText>
+          <w:instrText xml:space="preserve"> PAGEREF _Toc242650026 \h </w:instrText>
         </w:r>
         <w:r>
           <w:rPr>
@@ -5416,7 +5416,7 @@
           <w14:ligatures w14:val="standardContextual"/>
         </w:rPr>
       </w:pPr>
-      <w:hyperlink w:anchor="_Toc242459433" w:history="1">
+      <w:hyperlink w:anchor="_Toc242650027" w:history="1">
         <w:r>
           <w:rPr>
             <w:rStyle w:val="aff8"/>
@@ -5443,7 +5443,7 @@
             <w:noProof/>
             <w:webHidden/>
           </w:rPr>
-          <w:instrText xml:space="preserve"> PAGEREF _Toc242459433 \h </w:instrText>
+          <w:instrText xml:space="preserve"> PAGEREF _Toc242650027 \h </w:instrText>
         </w:r>
         <w:r>
           <w:rPr>
@@ -5489,7 +5489,7 @@
           <w14:ligatures w14:val="standardContextual"/>
         </w:rPr>
       </w:pPr>
-      <w:hyperlink w:anchor="_Toc242459434" w:history="1">
+      <w:hyperlink w:anchor="_Toc242650028" w:history="1">
         <w:r>
           <w:rPr>
             <w:rStyle w:val="aff8"/>
@@ -5516,7 +5516,7 @@
             <w:noProof/>
             <w:webHidden/>
           </w:rPr>
-          <w:instrText xml:space="preserve"> PAGEREF _Toc242459434 \h </w:instrText>
+          <w:instrText xml:space="preserve"> PAGEREF _Toc242650028 \h </w:instrText>
         </w:r>
         <w:r>
           <w:rPr>
@@ -5562,7 +5562,7 @@
           <w14:ligatures w14:val="standardContextual"/>
         </w:rPr>
       </w:pPr>
-      <w:hyperlink w:anchor="_Toc242459435" w:history="1">
+      <w:hyperlink w:anchor="_Toc242650029" w:history="1">
         <w:r>
           <w:rPr>
             <w:rStyle w:val="aff8"/>
@@ -5589,7 +5589,7 @@
             <w:noProof/>
             <w:webHidden/>
           </w:rPr>
-          <w:instrText xml:space="preserve"> PAGEREF _Toc242459435 \h </w:instrText>
+          <w:instrText xml:space="preserve"> PAGEREF _Toc242650029 \h </w:instrText>
         </w:r>
         <w:r>
           <w:rPr>
@@ -5635,7 +5635,7 @@
         <w:ind w:firstLine="0"/>
         <w:jc w:val="center"/>
       </w:pPr>
-      <w:bookmarkStart w:id="0" w:name="_Toc242459363"/>
+      <w:bookmarkStart w:id="0" w:name="_Toc242649957"/>
       <w:r>
         <w:lastRenderedPageBreak/>
         <w:t>ПЕРЕЧЕНЬ ТЕРМИНОВ И СОКРАЩЕНИЙ</w:t>
@@ -6897,7 +6897,7 @@
         <w:pStyle w:val="1"/>
         <w:pageBreakBefore/>
       </w:pPr>
-      <w:bookmarkStart w:id="1" w:name="_Toc242459364"/>
+      <w:bookmarkStart w:id="1" w:name="_Toc242649958"/>
       <w:r>
         <w:lastRenderedPageBreak/>
         <w:t>1 Состав информационного обеспечения</w:t>
@@ -6949,7 +6949,7 @@
         <w:pStyle w:val="1"/>
         <w:pageBreakBefore/>
       </w:pPr>
-      <w:bookmarkStart w:id="2" w:name="_Toc242459365"/>
+      <w:bookmarkStart w:id="2" w:name="_Toc242649959"/>
       <w:r>
         <w:lastRenderedPageBreak/>
         <w:t>2 Организация информационного обеспечения</w:t>
@@ -7051,7 +7051,7 @@
         <w:pStyle w:val="1"/>
         <w:pageBreakBefore/>
       </w:pPr>
-      <w:bookmarkStart w:id="3" w:name="_Toc242459366"/>
+      <w:bookmarkStart w:id="3" w:name="_Toc242649960"/>
       <w:r>
         <w:lastRenderedPageBreak/>
         <w:t>3 Организация сбора и передачи информации</w:t>
@@ -7588,7 +7588,7 @@
         <w:pStyle w:val="1"/>
         <w:pageBreakBefore/>
       </w:pPr>
-      <w:bookmarkStart w:id="4" w:name="_Toc242459367"/>
+      <w:bookmarkStart w:id="4" w:name="_Toc242649961"/>
       <w:r>
         <w:lastRenderedPageBreak/>
         <w:t>4 Построение системы классификации и кодирования</w:t>
@@ -7665,7 +7665,7 @@
         <w:pStyle w:val="1"/>
         <w:pageBreakBefore/>
       </w:pPr>
-      <w:bookmarkStart w:id="5" w:name="_Toc242459368"/>
+      <w:bookmarkStart w:id="5" w:name="_Toc242649962"/>
       <w:r>
         <w:lastRenderedPageBreak/>
         <w:t>5 Организация внутримашинной информационной базы</w:t>
@@ -7676,7 +7676,7 @@
       <w:pPr>
         <w:pStyle w:val="21"/>
       </w:pPr>
-      <w:bookmarkStart w:id="6" w:name="_Toc242459369"/>
+      <w:bookmarkStart w:id="6" w:name="_Toc242649963"/>
       <w:r>
         <w:t>5.1 Общие сведения</w:t>
       </w:r>
@@ -10226,7 +10226,7 @@
               <w:pStyle w:val="GostTable"/>
             </w:pPr>
             <w:r>
-              <w:t>9</w:t>
+              <w:t>10</w:t>
             </w:r>
           </w:p>
         </w:tc>
@@ -10613,7 +10613,7 @@
       <w:pPr>
         <w:pStyle w:val="21"/>
       </w:pPr>
-      <w:bookmarkStart w:id="7" w:name="_Toc242459370"/>
+      <w:bookmarkStart w:id="7" w:name="_Toc242649964"/>
       <w:r>
         <w:t>5.2 Основные связи данных</w:t>
       </w:r>
@@ -10791,11 +10791,12 @@
     </w:p>
     <w:p>
       <w:r>
-        <w:t>– компания хранит валюту сделок и перечень поддерживаемых валют, проект — валюту прайса; сделка хранит цену по прайсу, её валюту и курс пересчёта на день брони;</w:t>
+        <w:t>– компания хранит валюту сделок, перечень поддерживаемых валют и источник курсов (ЦБ или ручной курс компании), проект — валюту прайса; сделка хранит цену по прайсу, её валюту и курс пересчёта на день брони;</w:t>
       </w:r>
     </w:p>
     <w:p>
       <w:r>
+        <w:lastRenderedPageBreak/>
         <w:t>– курс валюты (</w:t>
       </w:r>
       <w:r>
@@ -10806,11 +10807,7 @@
         <w:t>finances_exchangerate</w:t>
       </w:r>
       <w:r>
-        <w:t xml:space="preserve">) — число сумов за единицу валюты на дату; запись без компании — курс ЦБ, общий для всех компаний, запись с компанией — </w:t>
-      </w:r>
-      <w:r>
-        <w:lastRenderedPageBreak/>
-        <w:t>ручной курс этой компании; на одну дату допускается один курс ЦБ и один ручной курс компании по каждой валюте;</w:t>
+        <w:t>) — число сумов за единицу валюты на дату; запись без компании — курс ЦБ, общий для всех компаний, запись с компанией — ручной курс этой компании; на одну дату допускается один курс ЦБ и один ручной курс компании по каждой валюте;</w:t>
       </w:r>
     </w:p>
     <w:p>
@@ -10902,7 +10899,7 @@
       <w:pPr>
         <w:pStyle w:val="21"/>
       </w:pPr>
-      <w:bookmarkStart w:id="8" w:name="_Toc242459371"/>
+      <w:bookmarkStart w:id="8" w:name="_Toc242649965"/>
       <w:r>
         <w:t>5.3 Мягкое удаление и архивирование</w:t>
       </w:r>
@@ -10957,7 +10954,7 @@
       <w:pPr>
         <w:pStyle w:val="21"/>
       </w:pPr>
-      <w:bookmarkStart w:id="9" w:name="_Toc242459372"/>
+      <w:bookmarkStart w:id="9" w:name="_Toc242649966"/>
       <w:r>
         <w:t>5.4 Журналы изменений</w:t>
       </w:r>
@@ -11062,7 +11059,7 @@
       <w:pPr>
         <w:pStyle w:val="21"/>
       </w:pPr>
-      <w:bookmarkStart w:id="10" w:name="_Toc242459373"/>
+      <w:bookmarkStart w:id="10" w:name="_Toc242649967"/>
       <w:r>
         <w:t>5.5 Объём данных</w:t>
       </w:r>
@@ -11078,7 +11075,7 @@
         <w:pStyle w:val="1"/>
         <w:pageBreakBefore/>
       </w:pPr>
-      <w:bookmarkStart w:id="11" w:name="_Toc242459374"/>
+      <w:bookmarkStart w:id="11" w:name="_Toc242649968"/>
       <w:r>
         <w:lastRenderedPageBreak/>
         <w:t>6 Организация внемашинной информационной базы</w:t>
@@ -11089,7 +11086,7 @@
       <w:pPr>
         <w:pStyle w:val="21"/>
       </w:pPr>
-      <w:bookmarkStart w:id="12" w:name="_Toc242459375"/>
+      <w:bookmarkStart w:id="12" w:name="_Toc242649969"/>
       <w:r>
         <w:t>6.1 Файловое хранилище</w:t>
       </w:r>
@@ -11601,7 +11598,7 @@
       <w:pPr>
         <w:pStyle w:val="21"/>
       </w:pPr>
-      <w:bookmarkStart w:id="13" w:name="_Toc242459376"/>
+      <w:bookmarkStart w:id="13" w:name="_Toc242649970"/>
       <w:r>
         <w:t>6.2 Резервные копии</w:t>
       </w:r>
@@ -11636,7 +11633,7 @@
       <w:pPr>
         <w:pStyle w:val="21"/>
       </w:pPr>
-      <w:bookmarkStart w:id="14" w:name="_Toc242459377"/>
+      <w:bookmarkStart w:id="14" w:name="_Toc242649971"/>
       <w:r>
         <w:t>6.3 Документы на бумажных носителях</w:t>
       </w:r>
@@ -11654,7 +11651,7 @@
         <w:ind w:firstLine="0"/>
         <w:jc w:val="center"/>
       </w:pPr>
-      <w:bookmarkStart w:id="15" w:name="_Toc242459378"/>
+      <w:bookmarkStart w:id="15" w:name="_Toc242649972"/>
       <w:r>
         <w:lastRenderedPageBreak/>
         <w:t>Приложение А</w:t>
@@ -11678,7 +11675,7 @@
       <w:pPr>
         <w:pStyle w:val="21"/>
       </w:pPr>
-      <w:bookmarkStart w:id="16" w:name="_Toc242459379"/>
+      <w:bookmarkStart w:id="16" w:name="_Toc242649973"/>
       <w:r>
         <w:t>А.1 Общие сведения</w:t>
       </w:r>
@@ -11703,7 +11700,7 @@
       <w:pPr>
         <w:pStyle w:val="21"/>
       </w:pPr>
-      <w:bookmarkStart w:id="17" w:name="_Toc242459380"/>
+      <w:bookmarkStart w:id="17" w:name="_Toc242649974"/>
       <w:r>
         <w:t>А.2 Каталог недвижимости (приложение realty)</w:t>
       </w:r>
@@ -11713,7 +11710,7 @@
       <w:pPr>
         <w:pStyle w:val="31"/>
       </w:pPr>
-      <w:bookmarkStart w:id="18" w:name="_Toc242459381"/>
+      <w:bookmarkStart w:id="18" w:name="_Toc242649975"/>
       <w:r>
         <w:t>А.2.1 Таблица realty_building — Дом</w:t>
       </w:r>
@@ -12934,7 +12931,7 @@
       <w:pPr>
         <w:pStyle w:val="31"/>
       </w:pPr>
-      <w:bookmarkStart w:id="19" w:name="_Toc242459382"/>
+      <w:bookmarkStart w:id="19" w:name="_Toc242649976"/>
       <w:r>
         <w:lastRenderedPageBreak/>
         <w:t>А.2.2 Таблица realty_buildingimage — Фотография дома</w:t>
@@ -13288,7 +13285,7 @@
       <w:pPr>
         <w:pStyle w:val="31"/>
       </w:pPr>
-      <w:bookmarkStart w:id="20" w:name="_Toc242459383"/>
+      <w:bookmarkStart w:id="20" w:name="_Toc242649977"/>
       <w:r>
         <w:t>А.2.3 Таблица realty_buildinglog — Лог дома</w:t>
       </w:r>
@@ -13703,7 +13700,7 @@
       <w:pPr>
         <w:pStyle w:val="31"/>
       </w:pPr>
-      <w:bookmarkStart w:id="21" w:name="_Toc242459384"/>
+      <w:bookmarkStart w:id="21" w:name="_Toc242649978"/>
       <w:r>
         <w:t>А.2.4 Таблица realty_buildingtype — Тип дома</w:t>
       </w:r>
@@ -13999,7 +13996,7 @@
       <w:pPr>
         <w:pStyle w:val="31"/>
       </w:pPr>
-      <w:bookmarkStart w:id="22" w:name="_Toc242459385"/>
+      <w:bookmarkStart w:id="22" w:name="_Toc242649979"/>
       <w:r>
         <w:t>А.2.5 Таблица realty_discount — Скидка</w:t>
       </w:r>
@@ -15035,7 +15032,7 @@
       <w:pPr>
         <w:pStyle w:val="31"/>
       </w:pPr>
-      <w:bookmarkStart w:id="23" w:name="_Toc242459386"/>
+      <w:bookmarkStart w:id="23" w:name="_Toc242649980"/>
       <w:r>
         <w:t>А.2.6 Таблица realty_discountlog — Лог скидки</w:t>
       </w:r>
@@ -15450,7 +15447,7 @@
       <w:pPr>
         <w:pStyle w:val="31"/>
       </w:pPr>
-      <w:bookmarkStart w:id="24" w:name="_Toc242459387"/>
+      <w:bookmarkStart w:id="24" w:name="_Toc242649981"/>
       <w:r>
         <w:t>А.2.7 Таблица realty_layout — Планировка</w:t>
       </w:r>
@@ -15994,7 +15991,7 @@
       <w:pPr>
         <w:pStyle w:val="31"/>
       </w:pPr>
-      <w:bookmarkStart w:id="25" w:name="_Toc242459388"/>
+      <w:bookmarkStart w:id="25" w:name="_Toc242649982"/>
       <w:r>
         <w:t>А.2.8 Таблица realty_project — Проект</w:t>
       </w:r>
@@ -17216,7 +17213,7 @@
       <w:pPr>
         <w:pStyle w:val="31"/>
       </w:pPr>
-      <w:bookmarkStart w:id="26" w:name="_Toc242459389"/>
+      <w:bookmarkStart w:id="26" w:name="_Toc242649983"/>
       <w:r>
         <w:t>А.2.9 Таблица realty_projectimage — Фотография проекта</w:t>
       </w:r>
@@ -17569,7 +17566,7 @@
       <w:pPr>
         <w:pStyle w:val="31"/>
       </w:pPr>
-      <w:bookmarkStart w:id="27" w:name="_Toc242459390"/>
+      <w:bookmarkStart w:id="27" w:name="_Toc242649984"/>
       <w:r>
         <w:t>А.2.10 Таблица realty_property — Объект недвижимости</w:t>
       </w:r>
@@ -18733,7 +18730,7 @@
       <w:pPr>
         <w:pStyle w:val="21"/>
       </w:pPr>
-      <w:bookmarkStart w:id="28" w:name="_Toc242459391"/>
+      <w:bookmarkStart w:id="28" w:name="_Toc242649985"/>
       <w:r>
         <w:t>А.3 Работа с клиентами (приложение crm)</w:t>
       </w:r>
@@ -18743,7 +18740,7 @@
       <w:pPr>
         <w:pStyle w:val="31"/>
       </w:pPr>
-      <w:bookmarkStart w:id="29" w:name="_Toc242459392"/>
+      <w:bookmarkStart w:id="29" w:name="_Toc242649986"/>
       <w:r>
         <w:t>А.3.1 Таблица crm_application — Заявка</w:t>
       </w:r>
@@ -20093,7 +20090,7 @@
       <w:pPr>
         <w:pStyle w:val="31"/>
       </w:pPr>
-      <w:bookmarkStart w:id="30" w:name="_Toc242459393"/>
+      <w:bookmarkStart w:id="30" w:name="_Toc242649987"/>
       <w:r>
         <w:t>А.3.2 Таблица crm_applicationlog — Лог заявки</w:t>
       </w:r>
@@ -20509,7 +20506,7 @@
       <w:pPr>
         <w:pStyle w:val="31"/>
       </w:pPr>
-      <w:bookmarkStart w:id="31" w:name="_Toc242459394"/>
+      <w:bookmarkStart w:id="31" w:name="_Toc242649988"/>
       <w:r>
         <w:t>А.3.3 Таблица crm_applicationstatus — Статус заявки</w:t>
       </w:r>
@@ -21177,7 +21174,7 @@
       <w:pPr>
         <w:pStyle w:val="31"/>
       </w:pPr>
-      <w:bookmarkStart w:id="32" w:name="_Toc242459395"/>
+      <w:bookmarkStart w:id="32" w:name="_Toc242649989"/>
       <w:r>
         <w:t>А.3.4 Таблица crm_client — Клиент</w:t>
       </w:r>
@@ -22594,7 +22591,7 @@
       <w:pPr>
         <w:pStyle w:val="31"/>
       </w:pPr>
-      <w:bookmarkStart w:id="33" w:name="_Toc242459396"/>
+      <w:bookmarkStart w:id="33" w:name="_Toc242649990"/>
       <w:r>
         <w:lastRenderedPageBreak/>
         <w:t>А.3.5 Таблица crm_clientfile — Файл клиента</w:t>
@@ -23072,7 +23069,7 @@
       <w:pPr>
         <w:pStyle w:val="31"/>
       </w:pPr>
-      <w:bookmarkStart w:id="34" w:name="_Toc242459397"/>
+      <w:bookmarkStart w:id="34" w:name="_Toc242649991"/>
       <w:r>
         <w:t>А.3.6 Таблица crm_clientlog — Лог клиента</w:t>
       </w:r>
@@ -23487,7 +23484,7 @@
       <w:pPr>
         <w:pStyle w:val="31"/>
       </w:pPr>
-      <w:bookmarkStart w:id="35" w:name="_Toc242459398"/>
+      <w:bookmarkStart w:id="35" w:name="_Toc242649992"/>
       <w:r>
         <w:t>А.3.7 Таблица crm_clientphonenumber — Номер телефона клиента</w:t>
       </w:r>
@@ -23850,7 +23847,7 @@
       <w:pPr>
         <w:pStyle w:val="31"/>
       </w:pPr>
-      <w:bookmarkStart w:id="36" w:name="_Toc242459399"/>
+      <w:bookmarkStart w:id="36" w:name="_Toc242649993"/>
       <w:r>
         <w:t>А.3.8 Таблица crm_meeting — Встреча</w:t>
       </w:r>
@@ -25077,7 +25074,7 @@
       <w:pPr>
         <w:pStyle w:val="31"/>
       </w:pPr>
-      <w:bookmarkStart w:id="37" w:name="_Toc242459400"/>
+      <w:bookmarkStart w:id="37" w:name="_Toc242649994"/>
       <w:r>
         <w:t>А.3.9 Таблица crm_meetinglog — Лог встречи</w:t>
       </w:r>
@@ -25492,7 +25489,7 @@
       <w:pPr>
         <w:pStyle w:val="31"/>
       </w:pPr>
-      <w:bookmarkStart w:id="38" w:name="_Toc242459401"/>
+      <w:bookmarkStart w:id="38" w:name="_Toc242649995"/>
       <w:r>
         <w:t>А.3.10 Таблица crm_precisesource — Точный источник</w:t>
       </w:r>
@@ -25912,7 +25909,7 @@
       <w:pPr>
         <w:pStyle w:val="31"/>
       </w:pPr>
-      <w:bookmarkStart w:id="39" w:name="_Toc242459402"/>
+      <w:bookmarkStart w:id="39" w:name="_Toc242649996"/>
       <w:r>
         <w:t>А.3.11 Таблица crm_rejectionreason — Причина отказа</w:t>
       </w:r>
@@ -26333,7 +26330,7 @@
       <w:pPr>
         <w:pStyle w:val="21"/>
       </w:pPr>
-      <w:bookmarkStart w:id="40" w:name="_Toc242459403"/>
+      <w:bookmarkStart w:id="40" w:name="_Toc242649997"/>
       <w:r>
         <w:t>А.4 Сделки (приложение deals)</w:t>
       </w:r>
@@ -26343,7 +26340,7 @@
       <w:pPr>
         <w:pStyle w:val="31"/>
       </w:pPr>
-      <w:bookmarkStart w:id="41" w:name="_Toc242459404"/>
+      <w:bookmarkStart w:id="41" w:name="_Toc242649998"/>
       <w:r>
         <w:t>А.4.1 Таблица deals_deal — Сделка</w:t>
       </w:r>
@@ -28443,7 +28440,7 @@
       <w:pPr>
         <w:pStyle w:val="31"/>
       </w:pPr>
-      <w:bookmarkStart w:id="42" w:name="_Toc242459405"/>
+      <w:bookmarkStart w:id="42" w:name="_Toc242649999"/>
       <w:r>
         <w:t>А.4.2 Таблица deals_deallog — Лог сделки</w:t>
       </w:r>
@@ -28858,7 +28855,7 @@
       <w:pPr>
         <w:pStyle w:val="31"/>
       </w:pPr>
-      <w:bookmarkStart w:id="43" w:name="_Toc242459406"/>
+      <w:bookmarkStart w:id="43" w:name="_Toc242650000"/>
       <w:r>
         <w:t>А.4.3 Таблица deals_paymenttype — Тип оплаты</w:t>
       </w:r>
@@ -29154,7 +29151,7 @@
       <w:pPr>
         <w:pStyle w:val="31"/>
       </w:pPr>
-      <w:bookmarkStart w:id="44" w:name="_Toc242459407"/>
+      <w:bookmarkStart w:id="44" w:name="_Toc242650001"/>
       <w:r>
         <w:t>А.4.4 Таблица deals_purchasepurpose — Цель приобретения</w:t>
       </w:r>
@@ -29450,7 +29447,7 @@
       <w:pPr>
         <w:pStyle w:val="21"/>
       </w:pPr>
-      <w:bookmarkStart w:id="45" w:name="_Toc242459408"/>
+      <w:bookmarkStart w:id="45" w:name="_Toc242650002"/>
       <w:r>
         <w:t>А.5 Финансы (приложение finances)</w:t>
       </w:r>
@@ -29460,7 +29457,7 @@
       <w:pPr>
         <w:pStyle w:val="31"/>
       </w:pPr>
-      <w:bookmarkStart w:id="46" w:name="_Toc242459409"/>
+      <w:bookmarkStart w:id="46" w:name="_Toc242650003"/>
       <w:r>
         <w:t>А.5.1 Таблица finances_beneficiaryaccount — Счёт получателя</w:t>
       </w:r>
@@ -29876,7 +29873,7 @@
       <w:pPr>
         <w:pStyle w:val="31"/>
       </w:pPr>
-      <w:bookmarkStart w:id="47" w:name="_Toc242459410"/>
+      <w:bookmarkStart w:id="47" w:name="_Toc242650004"/>
       <w:r>
         <w:t>А.5.2 Таблица finances_exchangerate — Курс валюты</w:t>
       </w:r>
@@ -30487,7 +30484,7 @@
       <w:pPr>
         <w:pStyle w:val="31"/>
       </w:pPr>
-      <w:bookmarkStart w:id="48" w:name="_Toc242459411"/>
+      <w:bookmarkStart w:id="48" w:name="_Toc242650005"/>
       <w:r>
         <w:t>А.5.3 Таблица finances_payment — Платёж</w:t>
       </w:r>
@@ -31776,7 +31773,7 @@
       <w:pPr>
         <w:pStyle w:val="31"/>
       </w:pPr>
-      <w:bookmarkStart w:id="49" w:name="_Toc242459412"/>
+      <w:bookmarkStart w:id="49" w:name="_Toc242650006"/>
       <w:r>
         <w:t>А.5.4 Таблица finances_paymentlog — Лог платежа</w:t>
       </w:r>
@@ -32191,7 +32188,7 @@
       <w:pPr>
         <w:pStyle w:val="31"/>
       </w:pPr>
-      <w:bookmarkStart w:id="50" w:name="_Toc242459413"/>
+      <w:bookmarkStart w:id="50" w:name="_Toc242650007"/>
       <w:r>
         <w:t>А.5.5 Таблица finances_paymenttype — Тип платежа</w:t>
       </w:r>
@@ -32673,7 +32670,7 @@
       <w:pPr>
         <w:pStyle w:val="21"/>
       </w:pPr>
-      <w:bookmarkStart w:id="51" w:name="_Toc242459414"/>
+      <w:bookmarkStart w:id="51" w:name="_Toc242650008"/>
       <w:r>
         <w:t>А.6 Задачи (приложение tasks)</w:t>
       </w:r>
@@ -32683,7 +32680,7 @@
       <w:pPr>
         <w:pStyle w:val="31"/>
       </w:pPr>
-      <w:bookmarkStart w:id="52" w:name="_Toc242459415"/>
+      <w:bookmarkStart w:id="52" w:name="_Toc242650009"/>
       <w:r>
         <w:t>А.6.1 Таблица tasks_task — Задача</w:t>
       </w:r>
@@ -34034,7 +34031,7 @@
       <w:pPr>
         <w:pStyle w:val="31"/>
       </w:pPr>
-      <w:bookmarkStart w:id="53" w:name="_Toc242459416"/>
+      <w:bookmarkStart w:id="53" w:name="_Toc242650010"/>
       <w:r>
         <w:t>А.6.2 Таблица tasks_taskcomment — Комментарий к задаче</w:t>
       </w:r>
@@ -34573,7 +34570,7 @@
       <w:pPr>
         <w:pStyle w:val="31"/>
       </w:pPr>
-      <w:bookmarkStart w:id="54" w:name="_Toc242459417"/>
+      <w:bookmarkStart w:id="54" w:name="_Toc242650011"/>
       <w:r>
         <w:t>А.6.3 Таблица tasks_tasklog — Лог задачи</w:t>
       </w:r>
@@ -35118,7 +35115,7 @@
       <w:pPr>
         <w:pStyle w:val="21"/>
       </w:pPr>
-      <w:bookmarkStart w:id="55" w:name="_Toc242459418"/>
+      <w:bookmarkStart w:id="55" w:name="_Toc242650012"/>
       <w:r>
         <w:t>А.7 Документы (приложение documents)</w:t>
       </w:r>
@@ -35128,7 +35125,7 @@
       <w:pPr>
         <w:pStyle w:val="31"/>
       </w:pPr>
-      <w:bookmarkStart w:id="56" w:name="_Toc242459419"/>
+      <w:bookmarkStart w:id="56" w:name="_Toc242650013"/>
       <w:r>
         <w:t>А.7.1 Таблица documents_template — Шаблон документа</w:t>
       </w:r>
@@ -35853,7 +35850,7 @@
       <w:pPr>
         <w:pStyle w:val="21"/>
       </w:pPr>
-      <w:bookmarkStart w:id="57" w:name="_Toc242459420"/>
+      <w:bookmarkStart w:id="57" w:name="_Toc242650014"/>
       <w:r>
         <w:t>А.8 Планы и отчёты (приложение reports)</w:t>
       </w:r>
@@ -35863,7 +35860,7 @@
       <w:pPr>
         <w:pStyle w:val="31"/>
       </w:pPr>
-      <w:bookmarkStart w:id="58" w:name="_Toc242459421"/>
+      <w:bookmarkStart w:id="58" w:name="_Toc242650015"/>
       <w:r>
         <w:t>А.8.1 Таблица reports_employeeplan — План продаж (по сотрудникам)</w:t>
       </w:r>
@@ -36407,7 +36404,7 @@
       <w:pPr>
         <w:pStyle w:val="31"/>
       </w:pPr>
-      <w:bookmarkStart w:id="59" w:name="_Toc242459422"/>
+      <w:bookmarkStart w:id="59" w:name="_Toc242650016"/>
       <w:r>
         <w:t>А.8.2 Таблица reports_plan — План продаж (по проектам)</w:t>
       </w:r>
@@ -36952,7 +36949,7 @@
       <w:pPr>
         <w:pStyle w:val="21"/>
       </w:pPr>
-      <w:bookmarkStart w:id="60" w:name="_Toc242459423"/>
+      <w:bookmarkStart w:id="60" w:name="_Toc242650017"/>
       <w:r>
         <w:t>А.9 Организационная структура и права доступа (приложение permissions)</w:t>
       </w:r>
@@ -36962,7 +36959,7 @@
       <w:pPr>
         <w:pStyle w:val="31"/>
       </w:pPr>
-      <w:bookmarkStart w:id="61" w:name="_Toc242459424"/>
+      <w:bookmarkStart w:id="61" w:name="_Toc242650018"/>
       <w:r>
         <w:t>А.9.1 Таблица permissions_company — Компания</w:t>
       </w:r>
@@ -37509,6 +37506,68 @@
                 <w:rFonts w:ascii="Courier New" w:eastAsia="Courier New" w:hAnsi="Courier New" w:cs="Courier New"/>
                 <w:sz w:val="18"/>
               </w:rPr>
+              <w:t>rate_source</w:t>
+            </w:r>
+          </w:p>
+        </w:tc>
+        <w:tc>
+          <w:tcPr>
+            <w:tcW w:w="2399" w:type="dxa"/>
+          </w:tcPr>
+          <w:p>
+            <w:pPr>
+              <w:pStyle w:val="GostTable"/>
+            </w:pPr>
+            <w:r>
+              <w:t>varchar(10)</w:t>
+            </w:r>
+          </w:p>
+        </w:tc>
+        <w:tc>
+          <w:tcPr>
+            <w:tcW w:w="879" w:type="dxa"/>
+          </w:tcPr>
+          <w:p>
+            <w:pPr>
+              <w:pStyle w:val="GostTable"/>
+            </w:pPr>
+            <w:r>
+              <w:t>да</w:t>
+            </w:r>
+          </w:p>
+        </w:tc>
+        <w:tc>
+          <w:tcPr>
+            <w:tcW w:w="3998" w:type="dxa"/>
+          </w:tcPr>
+          <w:p>
+            <w:pPr>
+              <w:pStyle w:val="GostTable"/>
+            </w:pPr>
+            <w:r>
+              <w:t>Источник курса. значения: CBU, MANUAL</w:t>
+            </w:r>
+          </w:p>
+        </w:tc>
+      </w:tr>
+      <w:tr>
+        <w:trPr>
+          <w:cantSplit/>
+          <w:jc w:val="center"/>
+        </w:trPr>
+        <w:tc>
+          <w:tcPr>
+            <w:tcW w:w="2079" w:type="dxa"/>
+          </w:tcPr>
+          <w:p>
+            <w:pPr>
+              <w:pStyle w:val="GostTable"/>
+            </w:pPr>
+            <w:r>
+              <w:rPr>
+                <w:rFonts w:ascii="Courier New" w:eastAsia="Courier New" w:hAnsi="Courier New" w:cs="Courier New"/>
+                <w:sz w:val="18"/>
+              </w:rPr>
               <w:t>created_at</w:t>
             </w:r>
           </w:p>
@@ -37625,7 +37684,7 @@
       <w:pPr>
         <w:pStyle w:val="31"/>
       </w:pPr>
-      <w:bookmarkStart w:id="62" w:name="_Toc242459425"/>
+      <w:bookmarkStart w:id="62" w:name="_Toc242650019"/>
       <w:r>
         <w:t>А.9.2 Таблица permissions_department — Отдел</w:t>
       </w:r>
@@ -38293,7 +38352,7 @@
       <w:pPr>
         <w:pStyle w:val="31"/>
       </w:pPr>
-      <w:bookmarkStart w:id="63" w:name="_Toc242459426"/>
+      <w:bookmarkStart w:id="63" w:name="_Toc242650020"/>
       <w:r>
         <w:t>А.9.3 Таблица permissions_partnerapikey — API ключ партнёра</w:t>
       </w:r>
@@ -38592,6 +38651,7 @@
                 <w:rFonts w:ascii="Courier New" w:eastAsia="Courier New" w:hAnsi="Courier New" w:cs="Courier New"/>
                 <w:sz w:val="18"/>
               </w:rPr>
+              <w:lastRenderedPageBreak/>
               <w:t>key_encrypted</w:t>
             </w:r>
           </w:p>
@@ -38654,7 +38714,6 @@
                 <w:rFonts w:ascii="Courier New" w:eastAsia="Courier New" w:hAnsi="Courier New" w:cs="Courier New"/>
                 <w:sz w:val="18"/>
               </w:rPr>
-              <w:lastRenderedPageBreak/>
               <w:t>description</w:t>
             </w:r>
           </w:p>
@@ -39267,7 +39326,7 @@
       <w:pPr>
         <w:pStyle w:val="31"/>
       </w:pPr>
-      <w:bookmarkStart w:id="64" w:name="_Toc242459427"/>
+      <w:bookmarkStart w:id="64" w:name="_Toc242650021"/>
       <w:r>
         <w:t>А.9.4 Таблица permissions_permission — Разрешение</w:t>
       </w:r>
@@ -39997,7 +40056,7 @@
       <w:pPr>
         <w:pStyle w:val="31"/>
       </w:pPr>
-      <w:bookmarkStart w:id="65" w:name="_Toc242459428"/>
+      <w:bookmarkStart w:id="65" w:name="_Toc242650022"/>
       <w:r>
         <w:t>А.9.5 Таблица permissions_permissionlog — Лог разрешений</w:t>
       </w:r>
@@ -40420,6 +40479,7 @@
                 <w:rFonts w:ascii="Courier New" w:eastAsia="Courier New" w:hAnsi="Courier New" w:cs="Courier New"/>
                 <w:sz w:val="18"/>
               </w:rPr>
+              <w:lastRenderedPageBreak/>
               <w:t>details</w:t>
             </w:r>
           </w:p>
@@ -40482,7 +40542,6 @@
                 <w:rFonts w:ascii="Courier New" w:eastAsia="Courier New" w:hAnsi="Courier New" w:cs="Courier New"/>
                 <w:sz w:val="18"/>
               </w:rPr>
-              <w:lastRenderedPageBreak/>
               <w:t>ip_address</w:t>
             </w:r>
           </w:p>
@@ -40604,7 +40663,7 @@
       <w:pPr>
         <w:pStyle w:val="31"/>
       </w:pPr>
-      <w:bookmarkStart w:id="66" w:name="_Toc242459429"/>
+      <w:bookmarkStart w:id="66" w:name="_Toc242650023"/>
       <w:r>
         <w:t>А.9.6 Таблица permissions_role — Роль</w:t>
       </w:r>
@@ -41515,7 +41574,7 @@
       <w:pPr>
         <w:pStyle w:val="31"/>
       </w:pPr>
-      <w:bookmarkStart w:id="67" w:name="_Toc242459430"/>
+      <w:bookmarkStart w:id="67" w:name="_Toc242650024"/>
       <w:r>
         <w:t>А.9.7 Таблица permissions_userprofile — Профиль пользователя</w:t>
       </w:r>
@@ -42429,7 +42488,7 @@
         <w:ind w:firstLine="0"/>
         <w:jc w:val="center"/>
       </w:pPr>
-      <w:bookmarkStart w:id="68" w:name="_Toc242459431"/>
+      <w:bookmarkStart w:id="68" w:name="_Toc242650025"/>
       <w:r>
         <w:lastRenderedPageBreak/>
         <w:t>Приложение Б</w:t>
@@ -42453,7 +42512,7 @@
       <w:pPr>
         <w:pStyle w:val="21"/>
       </w:pPr>
-      <w:bookmarkStart w:id="69" w:name="_Toc242459432"/>
+      <w:bookmarkStart w:id="69" w:name="_Toc242650026"/>
       <w:r>
         <w:t>Б.1 Классификаторы, заданные в программе</w:t>
       </w:r>
@@ -44288,6 +44347,75 @@
                 <w:rFonts w:ascii="Courier New" w:eastAsia="Courier New" w:hAnsi="Courier New" w:cs="Courier New"/>
                 <w:sz w:val="18"/>
               </w:rPr>
+              <w:t>permissions_company.rate_source</w:t>
+            </w:r>
+          </w:p>
+        </w:tc>
+        <w:tc>
+          <w:tcPr>
+            <w:tcW w:w="2339" w:type="dxa"/>
+          </w:tcPr>
+          <w:p>
+            <w:pPr>
+              <w:pStyle w:val="GostTable"/>
+            </w:pPr>
+            <w:r>
+              <w:t>Источник курса</w:t>
+            </w:r>
+          </w:p>
+        </w:tc>
+        <w:tc>
+          <w:tcPr>
+            <w:tcW w:w="4054" w:type="dxa"/>
+          </w:tcPr>
+          <w:p>
+            <w:pPr>
+              <w:pStyle w:val="GostTable"/>
+            </w:pPr>
+            <w:r>
+              <w:rPr>
+                <w:rFonts w:ascii="Courier New" w:eastAsia="Courier New" w:hAnsi="Courier New" w:cs="Courier New"/>
+                <w:sz w:val="18"/>
+              </w:rPr>
+              <w:t>CBU</w:t>
+            </w:r>
+            <w:r>
+              <w:t xml:space="preserve"> — Курс ЦБ Узбекистана</w:t>
+            </w:r>
+            <w:r>
+              <w:br/>
+            </w:r>
+            <w:r>
+              <w:rPr>
+                <w:rFonts w:ascii="Courier New" w:eastAsia="Courier New" w:hAnsi="Courier New" w:cs="Courier New"/>
+                <w:sz w:val="18"/>
+              </w:rPr>
+              <w:t>MANUAL</w:t>
+            </w:r>
+            <w:r>
+              <w:t xml:space="preserve"> — Ручной курс компании</w:t>
+            </w:r>
+          </w:p>
+        </w:tc>
+      </w:tr>
+      <w:tr>
+        <w:trPr>
+          <w:cantSplit/>
+          <w:jc w:val="center"/>
+        </w:trPr>
+        <w:tc>
+          <w:tcPr>
+            <w:tcW w:w="2962" w:type="dxa"/>
+          </w:tcPr>
+          <w:p>
+            <w:pPr>
+              <w:pStyle w:val="GostTable"/>
+            </w:pPr>
+            <w:r>
+              <w:rPr>
+                <w:rFonts w:ascii="Courier New" w:eastAsia="Courier New" w:hAnsi="Courier New" w:cs="Courier New"/>
+                <w:sz w:val="18"/>
+              </w:rPr>
               <w:t>permissions_permission.action</w:t>
             </w:r>
           </w:p>
@@ -45185,7 +45313,7 @@
       <w:pPr>
         <w:pStyle w:val="21"/>
       </w:pPr>
-      <w:bookmarkStart w:id="70" w:name="_Toc242459433"/>
+      <w:bookmarkStart w:id="70" w:name="_Toc242650027"/>
       <w:r>
         <w:t>Б.2 Состав разрешений</w:t>
       </w:r>
@@ -46947,7 +47075,7 @@
         <w:ind w:firstLine="0"/>
         <w:jc w:val="center"/>
       </w:pPr>
-      <w:bookmarkStart w:id="71" w:name="_Toc242459434"/>
+      <w:bookmarkStart w:id="71" w:name="_Toc242650028"/>
       <w:r>
         <w:lastRenderedPageBreak/>
         <w:t>Приложение В</w:t>
@@ -46963,8 +47091,6 @@
       </w:r>
       <w:r>
         <w:br/>
-      </w:r>
-      <w:r>
         <w:t>Метки шаблонов договоров</w:t>
       </w:r>
       <w:bookmarkEnd w:id="71"/>
@@ -48804,7 +48930,7 @@
         <w:ind w:firstLine="0"/>
         <w:jc w:val="center"/>
       </w:pPr>
-      <w:bookmarkStart w:id="72" w:name="_Toc242459435"/>
+      <w:bookmarkStart w:id="72" w:name="_Toc242650029"/>
       <w:r>
         <w:lastRenderedPageBreak/>
         <w:t>ЛИСТ РЕГИСТРАЦИИ ИЗМЕНЕНИЙ</w:t>
@@ -50866,31 +50992,31 @@
       </w:rPr>
     </w:lvl>
   </w:abstractNum>
-  <w:num w:numId="1" w16cid:durableId="810054379">
+  <w:num w:numId="1" w16cid:durableId="2027903609">
     <w:abstractNumId w:val="8"/>
   </w:num>
-  <w:num w:numId="2" w16cid:durableId="799032612">
+  <w:num w:numId="2" w16cid:durableId="1063913585">
     <w:abstractNumId w:val="6"/>
   </w:num>
-  <w:num w:numId="3" w16cid:durableId="553544166">
+  <w:num w:numId="3" w16cid:durableId="835190882">
     <w:abstractNumId w:val="5"/>
   </w:num>
-  <w:num w:numId="4" w16cid:durableId="1015687190">
+  <w:num w:numId="4" w16cid:durableId="1677070797">
     <w:abstractNumId w:val="4"/>
   </w:num>
-  <w:num w:numId="5" w16cid:durableId="2120176727">
+  <w:num w:numId="5" w16cid:durableId="253588264">
     <w:abstractNumId w:val="7"/>
   </w:num>
-  <w:num w:numId="6" w16cid:durableId="914972367">
+  <w:num w:numId="6" w16cid:durableId="745617816">
     <w:abstractNumId w:val="3"/>
   </w:num>
-  <w:num w:numId="7" w16cid:durableId="928199259">
+  <w:num w:numId="7" w16cid:durableId="105584679">
     <w:abstractNumId w:val="2"/>
   </w:num>
-  <w:num w:numId="8" w16cid:durableId="2043942570">
+  <w:num w:numId="8" w16cid:durableId="1878201251">
     <w:abstractNumId w:val="1"/>
   </w:num>
-  <w:num w:numId="9" w16cid:durableId="48044677">
+  <w:num w:numId="9" w16cid:durableId="579171819">
     <w:abstractNumId w:val="0"/>
   </w:num>
 </w:numbering>
@@ -62423,7 +62549,7 @@
     <w:autoRedefine/>
     <w:uiPriority w:val="39"/>
     <w:unhideWhenUsed/>
-    <w:rsid w:val="006C1FE8"/>
+    <w:rsid w:val="00620A15"/>
     <w:pPr>
       <w:spacing w:after="100"/>
     </w:pPr>
@@ -62435,7 +62561,7 @@
     <w:autoRedefine/>
     <w:uiPriority w:val="39"/>
     <w:unhideWhenUsed/>
-    <w:rsid w:val="006C1FE8"/>
+    <w:rsid w:val="00620A15"/>
     <w:pPr>
       <w:spacing w:after="100"/>
       <w:ind w:left="240"/>
@@ -62448,7 +62574,7 @@
     <w:autoRedefine/>
     <w:uiPriority w:val="39"/>
     <w:unhideWhenUsed/>
-    <w:rsid w:val="006C1FE8"/>
+    <w:rsid w:val="00620A15"/>
     <w:pPr>
       <w:spacing w:after="100"/>
       <w:ind w:left="480"/>
@@ -62459,7 +62585,7 @@
     <w:basedOn w:val="a2"/>
     <w:uiPriority w:val="99"/>
     <w:unhideWhenUsed/>
-    <w:rsid w:val="006C1FE8"/>
+    <w:rsid w:val="00620A15"/>
     <w:rPr>
       <w:color w:val="0000FF" w:themeColor="hyperlink"/>
       <w:u w:val="single"/>
